--- a/public/releases/retrospektywa-0.2.docx
+++ b/public/releases/retrospektywa-0.2.docx
@@ -396,18 +396,18 @@
               <w:pStyle w:val="Compact"/>
             </w:pPr>
             <w:r>
-              <w:t xml:space="preserve">EQL i TestQL</w:t>
-            </w:r>
-          </w:p>
-        </w:tc>
-        <w:tc>
-          <w:tcPr/>
-          <w:p>
-            <w:pPr>
-              <w:pStyle w:val="Compact"/>
-            </w:pPr>
-            <w:r>
-              <w:t xml:space="preserve">Po czym poznamy prawidłowy rezultat?</w:t>
+              <w:t xml:space="preserve">WorkCell</w:t>
+            </w:r>
+          </w:p>
+        </w:tc>
+        <w:tc>
+          <w:tcPr/>
+          <w:p>
+            <w:pPr>
+              <w:pStyle w:val="Compact"/>
+            </w:pPr>
+            <w:r>
+              <w:t xml:space="preserve">Jak cel, actor, authority, protokół, walidator i eskalacja tworzą pętlę pracy?</w:t>
             </w:r>
           </w:p>
         </w:tc>
@@ -420,18 +420,18 @@
               <w:pStyle w:val="Compact"/>
             </w:pPr>
             <w:r>
-              <w:t xml:space="preserve">DOQL i DQL</w:t>
-            </w:r>
-          </w:p>
-        </w:tc>
-        <w:tc>
-          <w:tcPr/>
-          <w:p>
-            <w:pPr>
-              <w:pStyle w:val="Compact"/>
-            </w:pPr>
-            <w:r>
-              <w:t xml:space="preserve">Jaka jest sytuacja i które inwarianty zostały naruszone?</w:t>
+              <w:t xml:space="preserve">EQL i TestQL</w:t>
+            </w:r>
+          </w:p>
+        </w:tc>
+        <w:tc>
+          <w:tcPr/>
+          <w:p>
+            <w:pPr>
+              <w:pStyle w:val="Compact"/>
+            </w:pPr>
+            <w:r>
+              <w:t xml:space="preserve">Po czym poznamy prawidłowy rezultat?</w:t>
             </w:r>
           </w:p>
         </w:tc>
@@ -444,6 +444,30 @@
               <w:pStyle w:val="Compact"/>
             </w:pPr>
             <w:r>
+              <w:t xml:space="preserve">DOQL i DQL</w:t>
+            </w:r>
+          </w:p>
+        </w:tc>
+        <w:tc>
+          <w:tcPr/>
+          <w:p>
+            <w:pPr>
+              <w:pStyle w:val="Compact"/>
+            </w:pPr>
+            <w:r>
+              <w:t xml:space="preserve">Jaka jest sytuacja i które inwarianty zostały naruszone?</w:t>
+            </w:r>
+          </w:p>
+        </w:tc>
+      </w:tr>
+      <w:tr>
+        <w:tc>
+          <w:tcPr/>
+          <w:p>
+            <w:pPr>
+              <w:pStyle w:val="Compact"/>
+            </w:pPr>
+            <w:r>
               <w:t xml:space="preserve">SODL</w:t>
             </w:r>
           </w:p>
@@ -498,7 +522,13 @@
         <w:t xml:space="preserve"> </w:t>
       </w:r>
       <w:r>
-        <w:t xml:space="preserve">źródła oraz wspólnego generatora.</w:t>
+        <w:t xml:space="preserve">źródła oraz wspólnego generatora. Cybernetyczny WorkCell łączy ten proces z</w:t>
+      </w:r>
+      <w:r>
+        <w:t xml:space="preserve"> </w:t>
+      </w:r>
+      <w:r>
+        <w:t xml:space="preserve">teorią kolejek, ryzykiem, obciążeniem poznawczym i sprzężeniem zwrotnym.</w:t>
       </w:r>
     </w:p>
     <w:p>
@@ -13773,13 +13803,8040 @@
     </w:p>
     <w:bookmarkEnd w:id="118"/>
     <w:bookmarkEnd w:id="119"/>
-    <w:bookmarkStart w:id="121" w:name="mapa-badań-i-siła-dowodu"/>
+    <w:bookmarkStart w:id="134" w:name="Xe0cbb0f2e4f65d95d1e04b053fb8c6cef1a41af"/>
     <w:p>
       <w:pPr>
         <w:pStyle w:val="Heading1"/>
       </w:pPr>
       <w:r>
-        <w:t xml:space="preserve">15. Mapa badań i siła dowodu</w:t>
+        <w:t xml:space="preserve">15. Cybernetyczny WorkCell: actor, sprzężenie zwrotne i wartość</w:t>
+      </w:r>
+    </w:p>
+    <w:p>
+      <w:pPr>
+        <w:pStyle w:val="FirstParagraph"/>
+      </w:pPr>
+      <w:r>
+        <w:t xml:space="preserve">Cybernetyka jest dobrym fundamentem stanowiska pracy człowieka lub agenta,</w:t>
+      </w:r>
+      <w:r>
+        <w:t xml:space="preserve"> </w:t>
+      </w:r>
+      <w:r>
+        <w:t xml:space="preserve">ponieważ każe pytać nie tylko o wykonawcę, lecz również o stan pożądany,</w:t>
+      </w:r>
+      <w:r>
+        <w:t xml:space="preserve"> </w:t>
+      </w:r>
+      <w:r>
+        <w:t xml:space="preserve">obserwację wyniku, błąd regulacji i korektę. Sama nie wystarcza. Praktyczny</w:t>
+      </w:r>
+      <w:r>
+        <w:t xml:space="preserve"> </w:t>
+      </w:r>
+      <w:r>
+        <w:t xml:space="preserve">model musi połączyć sprzężenie zwrotne z teorią kolejek, rachunkiem ryzyka,</w:t>
+      </w:r>
+      <w:r>
+        <w:t xml:space="preserve"> </w:t>
+      </w:r>
+      <w:r>
+        <w:t xml:space="preserve">ergonomią poznawczą i eksperymentalnym porównywaniem sposobów pracy.</w:t>
+      </w:r>
+    </w:p>
+    <w:bookmarkStart w:id="123" w:name="formalny-model-stanowiska"/>
+    <w:p>
+      <w:pPr>
+        <w:pStyle w:val="Heading2"/>
+      </w:pPr>
+      <w:r>
+        <w:t xml:space="preserve">15.1 Formalny model stanowiska</w:t>
+      </w:r>
+    </w:p>
+    <w:p>
+      <w:pPr>
+        <w:pStyle w:val="FirstParagraph"/>
+      </w:pPr>
+      <w:r>
+        <w:t xml:space="preserve">Niech:</w:t>
+      </w:r>
+    </w:p>
+    <w:p>
+      <w:pPr>
+        <w:pStyle w:val="BodyText"/>
+      </w:pPr>
+      <m:oMathPara>
+        <m:oMathParaPr>
+          <m:jc m:val="center"/>
+        </m:oMathParaPr>
+        <m:oMath>
+          <m:r>
+            <m:rPr>
+              <m:sty m:val="p"/>
+            </m:rPr>
+            <m:t>WorkCell</m:t>
+          </m:r>
+          <m:r>
+            <m:rPr>
+              <m:sty m:val="p"/>
+            </m:rPr>
+            <m:t>(</m:t>
+          </m:r>
+          <m:r>
+            <m:t>T</m:t>
+          </m:r>
+          <m:r>
+            <m:rPr>
+              <m:sty m:val="p"/>
+            </m:rPr>
+            <m:t>)</m:t>
+          </m:r>
+          <m:r>
+            <m:rPr>
+              <m:sty m:val="p"/>
+            </m:rPr>
+            <m:t>=</m:t>
+          </m:r>
+          <m:r>
+            <m:rPr>
+              <m:sty m:val="p"/>
+            </m:rPr>
+            <m:t>⟨</m:t>
+          </m:r>
+          <m:r>
+            <m:t>G</m:t>
+          </m:r>
+          <m:r>
+            <m:rPr>
+              <m:sty m:val="p"/>
+            </m:rPr>
+            <m:t>,</m:t>
+          </m:r>
+          <m:r>
+            <m:t>S</m:t>
+          </m:r>
+          <m:r>
+            <m:rPr>
+              <m:sty m:val="p"/>
+            </m:rPr>
+            <m:t>,</m:t>
+          </m:r>
+          <m:r>
+            <m:t>A</m:t>
+          </m:r>
+          <m:r>
+            <m:rPr>
+              <m:sty m:val="p"/>
+            </m:rPr>
+            <m:t>,</m:t>
+          </m:r>
+          <m:r>
+            <m:t>R</m:t>
+          </m:r>
+          <m:r>
+            <m:rPr>
+              <m:sty m:val="p"/>
+            </m:rPr>
+            <m:t>,</m:t>
+          </m:r>
+          <m:r>
+            <m:t>E</m:t>
+          </m:r>
+          <m:r>
+            <m:rPr>
+              <m:sty m:val="p"/>
+            </m:rPr>
+            <m:t>,</m:t>
+          </m:r>
+          <m:r>
+            <m:t>P</m:t>
+          </m:r>
+          <m:r>
+            <m:rPr>
+              <m:sty m:val="p"/>
+            </m:rPr>
+            <m:t>,</m:t>
+          </m:r>
+          <m:r>
+            <m:t>V</m:t>
+          </m:r>
+          <m:r>
+            <m:rPr>
+              <m:sty m:val="p"/>
+            </m:rPr>
+            <m:t>,</m:t>
+          </m:r>
+          <m:r>
+            <m:t>M</m:t>
+          </m:r>
+          <m:r>
+            <m:rPr>
+              <m:sty m:val="p"/>
+            </m:rPr>
+            <m:t>,</m:t>
+          </m:r>
+          <m:r>
+            <m:t>B</m:t>
+          </m:r>
+          <m:r>
+            <m:rPr>
+              <m:sty m:val="p"/>
+            </m:rPr>
+            <m:t>,</m:t>
+          </m:r>
+          <m:r>
+            <m:t>X</m:t>
+          </m:r>
+          <m:r>
+            <m:rPr>
+              <m:sty m:val="p"/>
+            </m:rPr>
+            <m:t>⟩</m:t>
+          </m:r>
+        </m:oMath>
+      </m:oMathPara>
+    </w:p>
+    <w:tbl>
+      <w:tblPr>
+        <w:tblStyle w:val="Table"/>
+        <w:tblW w:type="auto" w:w="0"/>
+        <w:tblLook w:firstRow="1" w:lastRow="0" w:firstColumn="0" w:lastColumn="0" w:noHBand="0" w:noVBand="0" w:val="0020"/>
+      </w:tblPr>
+      <w:tblGrid>
+        <w:gridCol w:w="3960"/>
+        <w:gridCol w:w="3960"/>
+      </w:tblGrid>
+      <w:tr>
+        <w:trPr>
+          <w:tblHeader w:val="on"/>
+        </w:trPr>
+        <w:tc>
+          <w:tcPr/>
+          <w:p>
+            <w:pPr>
+              <w:pStyle w:val="Compact"/>
+            </w:pPr>
+            <w:r>
+              <w:t xml:space="preserve">Symbol</w:t>
+            </w:r>
+          </w:p>
+        </w:tc>
+        <w:tc>
+          <w:tcPr/>
+          <w:p>
+            <w:pPr>
+              <w:pStyle w:val="Compact"/>
+            </w:pPr>
+            <w:r>
+              <w:t xml:space="preserve">Znaczenie</w:t>
+            </w:r>
+          </w:p>
+        </w:tc>
+      </w:tr>
+      <w:tr>
+        <w:tc>
+          <w:tcPr/>
+          <w:p>
+            <w:pPr>
+              <w:pStyle w:val="Compact"/>
+            </w:pPr>
+            <m:oMath>
+              <m:r>
+                <m:t>T</m:t>
+              </m:r>
+            </m:oMath>
+          </w:p>
+        </w:tc>
+        <w:tc>
+          <w:tcPr/>
+          <w:p>
+            <w:pPr>
+              <w:pStyle w:val="Compact"/>
+            </w:pPr>
+            <w:r>
+              <w:t xml:space="preserve">horyzont: 30 minut, dzień, sprint albo projekt</w:t>
+            </w:r>
+          </w:p>
+        </w:tc>
+      </w:tr>
+      <w:tr>
+        <w:tc>
+          <w:tcPr/>
+          <w:p>
+            <w:pPr>
+              <w:pStyle w:val="Compact"/>
+            </w:pPr>
+            <m:oMath>
+              <m:r>
+                <m:t>G</m:t>
+              </m:r>
+            </m:oMath>
+          </w:p>
+        </w:tc>
+        <w:tc>
+          <w:tcPr/>
+          <w:p>
+            <w:pPr>
+              <w:pStyle w:val="Compact"/>
+            </w:pPr>
+            <w:r>
+              <w:t xml:space="preserve">cel i oczekiwany stan końcowy</w:t>
+            </w:r>
+          </w:p>
+        </w:tc>
+      </w:tr>
+      <w:tr>
+        <w:tc>
+          <w:tcPr/>
+          <w:p>
+            <w:pPr>
+              <w:pStyle w:val="Compact"/>
+            </w:pPr>
+            <m:oMath>
+              <m:r>
+                <m:t>S</m:t>
+              </m:r>
+            </m:oMath>
+          </w:p>
+        </w:tc>
+        <w:tc>
+          <w:tcPr/>
+          <w:p>
+            <w:pPr>
+              <w:pStyle w:val="Compact"/>
+            </w:pPr>
+            <w:r>
+              <w:t xml:space="preserve">stan początkowy i aktualny stan zadania</w:t>
+            </w:r>
+          </w:p>
+        </w:tc>
+      </w:tr>
+      <w:tr>
+        <w:tc>
+          <w:tcPr/>
+          <w:p>
+            <w:pPr>
+              <w:pStyle w:val="Compact"/>
+            </w:pPr>
+            <m:oMath>
+              <m:r>
+                <m:t>A</m:t>
+              </m:r>
+            </m:oMath>
+          </w:p>
+        </w:tc>
+        <w:tc>
+          <w:tcPr/>
+          <w:p>
+            <w:pPr>
+              <w:pStyle w:val="Compact"/>
+            </w:pPr>
+            <w:r>
+              <w:t xml:space="preserve">actor: człowiek, agent albo zespół</w:t>
+            </w:r>
+          </w:p>
+        </w:tc>
+      </w:tr>
+      <w:tr>
+        <w:tc>
+          <w:tcPr/>
+          <w:p>
+            <w:pPr>
+              <w:pStyle w:val="Compact"/>
+            </w:pPr>
+            <m:oMath>
+              <m:r>
+                <m:t>R</m:t>
+              </m:r>
+            </m:oMath>
+          </w:p>
+        </w:tc>
+        <w:tc>
+          <w:tcPr/>
+          <w:p>
+            <w:pPr>
+              <w:pStyle w:val="Compact"/>
+            </w:pPr>
+            <w:r>
+              <w:t xml:space="preserve">authority: działania dozwolone actorowi</w:t>
+            </w:r>
+          </w:p>
+        </w:tc>
+      </w:tr>
+      <w:tr>
+        <w:tc>
+          <w:tcPr/>
+          <w:p>
+            <w:pPr>
+              <w:pStyle w:val="Compact"/>
+            </w:pPr>
+            <m:oMath>
+              <m:r>
+                <m:t>E</m:t>
+              </m:r>
+            </m:oMath>
+          </w:p>
+        </w:tc>
+        <w:tc>
+          <w:tcPr/>
+          <w:p>
+            <w:pPr>
+              <w:pStyle w:val="Compact"/>
+            </w:pPr>
+            <w:r>
+              <w:t xml:space="preserve">environment: narzędzia, dane, maszyny i repozytoria</w:t>
+            </w:r>
+          </w:p>
+        </w:tc>
+      </w:tr>
+      <w:tr>
+        <w:tc>
+          <w:tcPr/>
+          <w:p>
+            <w:pPr>
+              <w:pStyle w:val="Compact"/>
+            </w:pPr>
+            <m:oMath>
+              <m:r>
+                <m:t>P</m:t>
+              </m:r>
+            </m:oMath>
+          </w:p>
+        </w:tc>
+        <w:tc>
+          <w:tcPr/>
+          <w:p>
+            <w:pPr>
+              <w:pStyle w:val="Compact"/>
+            </w:pPr>
+            <w:r>
+              <w:t xml:space="preserve">protocol: sekwencja pracy, checkpointy i reguły</w:t>
+            </w:r>
+          </w:p>
+        </w:tc>
+      </w:tr>
+      <w:tr>
+        <w:tc>
+          <w:tcPr/>
+          <w:p>
+            <w:pPr>
+              <w:pStyle w:val="Compact"/>
+            </w:pPr>
+            <m:oMath>
+              <m:r>
+                <m:t>V</m:t>
+              </m:r>
+            </m:oMath>
+          </w:p>
+        </w:tc>
+        <w:tc>
+          <w:tcPr/>
+          <w:p>
+            <w:pPr>
+              <w:pStyle w:val="Compact"/>
+            </w:pPr>
+            <w:r>
+              <w:t xml:space="preserve">validator: człowiek, test, polityka albo drugi agent</w:t>
+            </w:r>
+          </w:p>
+        </w:tc>
+      </w:tr>
+      <w:tr>
+        <w:tc>
+          <w:tcPr/>
+          <w:p>
+            <w:pPr>
+              <w:pStyle w:val="Compact"/>
+            </w:pPr>
+            <m:oMath>
+              <m:r>
+                <m:t>M</m:t>
+              </m:r>
+            </m:oMath>
+          </w:p>
+        </w:tc>
+        <w:tc>
+          <w:tcPr/>
+          <w:p>
+            <w:pPr>
+              <w:pStyle w:val="Compact"/>
+            </w:pPr>
+            <w:r>
+              <w:t xml:space="preserve">measurements: dowody i metryki</w:t>
+            </w:r>
+          </w:p>
+        </w:tc>
+      </w:tr>
+      <w:tr>
+        <w:tc>
+          <w:tcPr/>
+          <w:p>
+            <w:pPr>
+              <w:pStyle w:val="Compact"/>
+            </w:pPr>
+            <m:oMath>
+              <m:r>
+                <m:t>B</m:t>
+              </m:r>
+            </m:oMath>
+          </w:p>
+        </w:tc>
+        <w:tc>
+          <w:tcPr/>
+          <w:p>
+            <w:pPr>
+              <w:pStyle w:val="Compact"/>
+            </w:pPr>
+            <w:r>
+              <w:t xml:space="preserve">budżety czasu, kosztu, ryzyka i obciążenia</w:t>
+            </w:r>
+          </w:p>
+        </w:tc>
+      </w:tr>
+      <w:tr>
+        <w:tc>
+          <w:tcPr/>
+          <w:p>
+            <w:pPr>
+              <w:pStyle w:val="Compact"/>
+            </w:pPr>
+            <m:oMath>
+              <m:r>
+                <m:t>X</m:t>
+              </m:r>
+            </m:oMath>
+          </w:p>
+        </w:tc>
+        <w:tc>
+          <w:tcPr/>
+          <w:p>
+            <w:pPr>
+              <w:pStyle w:val="Compact"/>
+            </w:pPr>
+            <w:r>
+              <w:t xml:space="preserve">escalation: warunki zatrzymania i przekazania decyzji</w:t>
+            </w:r>
+          </w:p>
+        </w:tc>
+      </w:tr>
+    </w:tbl>
+    <w:p>
+      <w:pPr>
+        <w:pStyle w:val="BodyText"/>
+      </w:pPr>
+      <w:r>
+        <w:t xml:space="preserve">Forma prawna wpływa na granice</w:t>
+      </w:r>
+      <w:r>
+        <w:t xml:space="preserve"> </w:t>
+      </w:r>
+      <m:oMath>
+        <m:r>
+          <m:t>R</m:t>
+        </m:r>
+      </m:oMath>
+      <w:r>
+        <w:t xml:space="preserve">, co opisano w poprzednim rozdziale.</w:t>
+      </w:r>
+      <w:r>
+        <w:t xml:space="preserve"> </w:t>
+      </w:r>
+      <w:r>
+        <w:rPr>
+          <w:rStyle w:val="VerbatimChar"/>
+        </w:rPr>
+        <w:t xml:space="preserve">WorkCell</w:t>
+      </w:r>
+      <w:r>
+        <w:t xml:space="preserve"> </w:t>
+      </w:r>
+      <w:r>
+        <w:t xml:space="preserve">opisuje techniczny sposób wykonywania i walidowania pracy. Nie</w:t>
+      </w:r>
+      <w:r>
+        <w:t xml:space="preserve"> </w:t>
+      </w:r>
+      <w:r>
+        <w:t xml:space="preserve">przyznaje praw sam z siebie: deklaracja musi zostać przecięta z aktywnym</w:t>
+      </w:r>
+      <w:r>
+        <w:t xml:space="preserve"> </w:t>
+      </w:r>
+      <w:r>
+        <w:t xml:space="preserve">kontraktem authority.</w:t>
+      </w:r>
+    </w:p>
+    <w:p>
+      <w:pPr>
+        <w:pStyle w:val="CaptionedFigure"/>
+      </w:pPr>
+      <w:r>
+        <w:drawing>
+          <wp:inline>
+            <wp:extent cx="5334000" cy="2489200"/>
+            <wp:effectExtent b="0" l="0" r="0" t="0"/>
+            <wp:docPr descr="Cybernetyczna pętla WorkCell: orchestrator zleca działanie, validator mierzy wynik, a błąd wraca jako korekta albo eskalacja." title="" id="121" name="Picture"/>
+            <a:graphic>
+              <a:graphicData uri="http://schemas.openxmlformats.org/drawingml/2006/picture">
+                <pic:pic>
+                  <pic:nvPicPr>
+                    <pic:cNvPr descr="chapters/../figures/workcell-feedback-loop.png" id="122" name="Picture"/>
+                    <pic:cNvPicPr>
+                      <a:picLocks noChangeArrowheads="1" noChangeAspect="1"/>
+                    </pic:cNvPicPr>
+                  </pic:nvPicPr>
+                  <pic:blipFill>
+                    <a:blip r:embed="rId120"/>
+                    <a:stretch>
+                      <a:fillRect/>
+                    </a:stretch>
+                  </pic:blipFill>
+                  <pic:spPr bwMode="auto">
+                    <a:xfrm>
+                      <a:off x="0" y="0"/>
+                      <a:ext cx="5334000" cy="2489200"/>
+                    </a:xfrm>
+                    <a:prstGeom prst="rect">
+                      <a:avLst/>
+                    </a:prstGeom>
+                    <a:noFill/>
+                    <a:ln w="9525">
+                      <a:noFill/>
+                      <a:headEnd/>
+                      <a:tailEnd/>
+                    </a:ln>
+                  </pic:spPr>
+                </pic:pic>
+              </a:graphicData>
+            </a:graphic>
+          </wp:inline>
+        </w:drawing>
+      </w:r>
+    </w:p>
+    <w:p>
+      <w:pPr>
+        <w:pStyle w:val="ImageCaption"/>
+      </w:pPr>
+      <w:r>
+        <w:t xml:space="preserve">Cybernetyczna pętla WorkCell: orchestrator zleca działanie, validator mierzy</w:t>
+      </w:r>
+      <w:r>
+        <w:t xml:space="preserve"> </w:t>
+      </w:r>
+      <w:r>
+        <w:t xml:space="preserve">wynik, a błąd wraca jako korekta albo eskalacja.</w:t>
+      </w:r>
+    </w:p>
+    <w:bookmarkEnd w:id="123"/>
+    <w:bookmarkStart w:id="124" w:name="pętla-regulacji"/>
+    <w:p>
+      <w:pPr>
+        <w:pStyle w:val="Heading2"/>
+      </w:pPr>
+      <w:r>
+        <w:t xml:space="preserve">15.2 Pętla regulacji</w:t>
+      </w:r>
+    </w:p>
+    <w:p>
+      <w:pPr>
+        <w:pStyle w:val="FirstParagraph"/>
+      </w:pPr>
+      <w:r>
+        <w:t xml:space="preserve">Dla wielkości skalarnej:</w:t>
+      </w:r>
+    </w:p>
+    <w:p>
+      <w:pPr>
+        <w:pStyle w:val="BodyText"/>
+      </w:pPr>
+      <m:oMathPara>
+        <m:oMathParaPr>
+          <m:jc m:val="center"/>
+        </m:oMathParaPr>
+        <m:oMath>
+          <m:r>
+            <m:t>e</m:t>
+          </m:r>
+          <m:r>
+            <m:rPr>
+              <m:sty m:val="p"/>
+            </m:rPr>
+            <m:t>(</m:t>
+          </m:r>
+          <m:r>
+            <m:t>t</m:t>
+          </m:r>
+          <m:r>
+            <m:rPr>
+              <m:sty m:val="p"/>
+            </m:rPr>
+            <m:t>)</m:t>
+          </m:r>
+          <m:r>
+            <m:rPr>
+              <m:sty m:val="p"/>
+            </m:rPr>
+            <m:t>=</m:t>
+          </m:r>
+          <m:r>
+            <m:t>r</m:t>
+          </m:r>
+          <m:r>
+            <m:rPr>
+              <m:sty m:val="p"/>
+            </m:rPr>
+            <m:t>(</m:t>
+          </m:r>
+          <m:r>
+            <m:t>t</m:t>
+          </m:r>
+          <m:r>
+            <m:rPr>
+              <m:sty m:val="p"/>
+            </m:rPr>
+            <m:t>)</m:t>
+          </m:r>
+          <m:r>
+            <m:rPr>
+              <m:sty m:val="p"/>
+            </m:rPr>
+            <m:t>−</m:t>
+          </m:r>
+          <m:r>
+            <m:t>y</m:t>
+          </m:r>
+          <m:r>
+            <m:rPr>
+              <m:sty m:val="p"/>
+            </m:rPr>
+            <m:t>(</m:t>
+          </m:r>
+          <m:r>
+            <m:t>t</m:t>
+          </m:r>
+          <m:r>
+            <m:rPr>
+              <m:sty m:val="p"/>
+            </m:rPr>
+            <m:t>)</m:t>
+          </m:r>
+          <m:r>
+            <m:rPr>
+              <m:sty m:val="p"/>
+            </m:rPr>
+            <m:t>,</m:t>
+          </m:r>
+        </m:oMath>
+      </m:oMathPara>
+    </w:p>
+    <w:p>
+      <w:pPr>
+        <w:pStyle w:val="FirstParagraph"/>
+      </w:pPr>
+      <w:r>
+        <w:t xml:space="preserve">gdzie</w:t>
+      </w:r>
+      <w:r>
+        <w:t xml:space="preserve"> </w:t>
+      </w:r>
+      <m:oMath>
+        <m:r>
+          <m:t>r</m:t>
+        </m:r>
+        <m:r>
+          <m:rPr>
+            <m:sty m:val="p"/>
+          </m:rPr>
+          <m:t>(</m:t>
+        </m:r>
+        <m:r>
+          <m:t>t</m:t>
+        </m:r>
+        <m:r>
+          <m:rPr>
+            <m:sty m:val="p"/>
+          </m:rPr>
+          <m:t>)</m:t>
+        </m:r>
+      </m:oMath>
+      <w:r>
+        <w:t xml:space="preserve"> </w:t>
+      </w:r>
+      <w:r>
+        <w:t xml:space="preserve">jest stanem wymaganym,</w:t>
+      </w:r>
+      <w:r>
+        <w:t xml:space="preserve"> </w:t>
+      </w:r>
+      <m:oMath>
+        <m:r>
+          <m:t>y</m:t>
+        </m:r>
+        <m:r>
+          <m:rPr>
+            <m:sty m:val="p"/>
+          </m:rPr>
+          <m:t>(</m:t>
+        </m:r>
+        <m:r>
+          <m:t>t</m:t>
+        </m:r>
+        <m:r>
+          <m:rPr>
+            <m:sty m:val="p"/>
+          </m:rPr>
+          <m:t>)</m:t>
+        </m:r>
+      </m:oMath>
+      <w:r>
+        <w:t xml:space="preserve"> </w:t>
+      </w:r>
+      <w:r>
+        <w:t xml:space="preserve">stanem zmierzonym, a</w:t>
+      </w:r>
+      <w:r>
+        <w:t xml:space="preserve"> </w:t>
+      </w:r>
+      <m:oMath>
+        <m:r>
+          <m:t>e</m:t>
+        </m:r>
+        <m:r>
+          <m:rPr>
+            <m:sty m:val="p"/>
+          </m:rPr>
+          <m:t>(</m:t>
+        </m:r>
+        <m:r>
+          <m:t>t</m:t>
+        </m:r>
+        <m:r>
+          <m:rPr>
+            <m:sty m:val="p"/>
+          </m:rPr>
+          <m:t>)</m:t>
+        </m:r>
+      </m:oMath>
+      <w:r>
+        <w:t xml:space="preserve"> </w:t>
+      </w:r>
+      <w:r>
+        <w:t xml:space="preserve">odchyleniem. Regulator wybiera działanie:</w:t>
+      </w:r>
+    </w:p>
+    <w:p>
+      <w:pPr>
+        <w:pStyle w:val="BodyText"/>
+      </w:pPr>
+      <m:oMathPara>
+        <m:oMathParaPr>
+          <m:jc m:val="center"/>
+        </m:oMathParaPr>
+        <m:oMath>
+          <m:r>
+            <m:t>u</m:t>
+          </m:r>
+          <m:r>
+            <m:rPr>
+              <m:sty m:val="p"/>
+            </m:rPr>
+            <m:t>(</m:t>
+          </m:r>
+          <m:r>
+            <m:t>t</m:t>
+          </m:r>
+          <m:r>
+            <m:rPr>
+              <m:sty m:val="p"/>
+            </m:rPr>
+            <m:t>)</m:t>
+          </m:r>
+          <m:r>
+            <m:rPr>
+              <m:sty m:val="p"/>
+            </m:rPr>
+            <m:t>=</m:t>
+          </m:r>
+          <m:r>
+            <m:t>π</m:t>
+          </m:r>
+          <m:d>
+            <m:dPr>
+              <m:begChr m:val="("/>
+              <m:sepChr m:val=""/>
+              <m:endChr m:val=")"/>
+              <m:grow/>
+            </m:dPr>
+            <m:e>
+              <m:r>
+                <m:t>e</m:t>
+              </m:r>
+              <m:r>
+                <m:rPr>
+                  <m:sty m:val="p"/>
+                </m:rPr>
+                <m:t>(</m:t>
+              </m:r>
+              <m:r>
+                <m:t>t</m:t>
+              </m:r>
+              <m:r>
+                <m:rPr>
+                  <m:sty m:val="p"/>
+                </m:rPr>
+                <m:t>)</m:t>
+              </m:r>
+              <m:r>
+                <m:rPr>
+                  <m:sty m:val="p"/>
+                </m:rPr>
+                <m:t>,</m:t>
+              </m:r>
+              <m:r>
+                <m:t>S</m:t>
+              </m:r>
+              <m:r>
+                <m:rPr>
+                  <m:sty m:val="p"/>
+                </m:rPr>
+                <m:t>(</m:t>
+              </m:r>
+              <m:r>
+                <m:t>t</m:t>
+              </m:r>
+              <m:r>
+                <m:rPr>
+                  <m:sty m:val="p"/>
+                </m:rPr>
+                <m:t>)</m:t>
+              </m:r>
+              <m:r>
+                <m:rPr>
+                  <m:sty m:val="p"/>
+                </m:rPr>
+                <m:t>,</m:t>
+              </m:r>
+              <m:r>
+                <m:t>R</m:t>
+              </m:r>
+              <m:r>
+                <m:rPr>
+                  <m:sty m:val="p"/>
+                </m:rPr>
+                <m:t>,</m:t>
+              </m:r>
+              <m:r>
+                <m:rPr>
+                  <m:nor/>
+                  <m:sty m:val="p"/>
+                </m:rPr>
+                <m:t>constraints</m:t>
+              </m:r>
+            </m:e>
+          </m:d>
+          <m:r>
+            <m:rPr>
+              <m:sty m:val="p"/>
+            </m:rPr>
+            <m:t>.</m:t>
+          </m:r>
+        </m:oMath>
+      </m:oMathPara>
+    </w:p>
+    <w:p>
+      <w:pPr>
+        <w:pStyle w:val="FirstParagraph"/>
+      </w:pPr>
+      <w:r>
+        <w:t xml:space="preserve">Dla pracy nienumerycznej błąd można zapisać jako wektor wyników testów lub</w:t>
+      </w:r>
+      <w:r>
+        <w:t xml:space="preserve"> </w:t>
+      </w:r>
+      <w:r>
+        <w:t xml:space="preserve">znormalizowanych odchyleń:</w:t>
+      </w:r>
+    </w:p>
+    <w:p>
+      <w:pPr>
+        <w:pStyle w:val="BodyText"/>
+      </w:pPr>
+      <m:oMathPara>
+        <m:oMathParaPr>
+          <m:jc m:val="center"/>
+        </m:oMathParaPr>
+        <m:oMath>
+          <m:r>
+            <m:rPr>
+              <m:sty m:val="b"/>
+            </m:rPr>
+            <m:t>e</m:t>
+          </m:r>
+          <m:r>
+            <m:rPr>
+              <m:sty m:val="p"/>
+            </m:rPr>
+            <m:t>=</m:t>
+          </m:r>
+          <m:r>
+            <m:rPr>
+              <m:sty m:val="p"/>
+            </m:rPr>
+            <m:t>[</m:t>
+          </m:r>
+          <m:sSub>
+            <m:e>
+              <m:r>
+                <m:t>e</m:t>
+              </m:r>
+            </m:e>
+            <m:sub>
+              <m:r>
+                <m:rPr>
+                  <m:nor/>
+                  <m:sty m:val="p"/>
+                </m:rPr>
+                <m:t>zakres</m:t>
+              </m:r>
+            </m:sub>
+          </m:sSub>
+          <m:r>
+            <m:rPr>
+              <m:sty m:val="p"/>
+            </m:rPr>
+            <m:t>,</m:t>
+          </m:r>
+          <m:sSub>
+            <m:e>
+              <m:r>
+                <m:t>e</m:t>
+              </m:r>
+            </m:e>
+            <m:sub>
+              <m:r>
+                <m:rPr>
+                  <m:nor/>
+                  <m:sty m:val="p"/>
+                </m:rPr>
+                <m:t>jakość</m:t>
+              </m:r>
+            </m:sub>
+          </m:sSub>
+          <m:r>
+            <m:rPr>
+              <m:sty m:val="p"/>
+            </m:rPr>
+            <m:t>,</m:t>
+          </m:r>
+          <m:sSub>
+            <m:e>
+              <m:r>
+                <m:t>e</m:t>
+              </m:r>
+            </m:e>
+            <m:sub>
+              <m:r>
+                <m:rPr>
+                  <m:nor/>
+                  <m:sty m:val="p"/>
+                </m:rPr>
+                <m:t>termin</m:t>
+              </m:r>
+            </m:sub>
+          </m:sSub>
+          <m:r>
+            <m:rPr>
+              <m:sty m:val="p"/>
+            </m:rPr>
+            <m:t>,</m:t>
+          </m:r>
+          <m:sSub>
+            <m:e>
+              <m:r>
+                <m:t>e</m:t>
+              </m:r>
+            </m:e>
+            <m:sub>
+              <m:r>
+                <m:rPr>
+                  <m:nor/>
+                  <m:sty m:val="p"/>
+                </m:rPr>
+                <m:t>ryzyko</m:t>
+              </m:r>
+            </m:sub>
+          </m:sSub>
+          <m:r>
+            <m:rPr>
+              <m:sty m:val="p"/>
+            </m:rPr>
+            <m:t>,</m:t>
+          </m:r>
+          <m:sSub>
+            <m:e>
+              <m:r>
+                <m:t>e</m:t>
+              </m:r>
+            </m:e>
+            <m:sub>
+              <m:r>
+                <m:rPr>
+                  <m:nor/>
+                  <m:sty m:val="p"/>
+                </m:rPr>
+                <m:t>dowody</m:t>
+              </m:r>
+            </m:sub>
+          </m:sSub>
+          <m:r>
+            <m:rPr>
+              <m:sty m:val="p"/>
+            </m:rPr>
+            <m:t>]</m:t>
+          </m:r>
+          <m:r>
+            <m:rPr>
+              <m:sty m:val="p"/>
+            </m:rPr>
+            <m:t>.</m:t>
+          </m:r>
+        </m:oMath>
+      </m:oMathPara>
+    </w:p>
+    <w:p>
+      <w:pPr>
+        <w:pStyle w:val="FirstParagraph"/>
+      </w:pPr>
+      <w:r>
+        <w:t xml:space="preserve">Stan</w:t>
+      </w:r>
+      <w:r>
+        <w:t xml:space="preserve"> </w:t>
+      </w:r>
+      <w:r>
+        <w:rPr>
+          <w:rStyle w:val="VerbatimChar"/>
+        </w:rPr>
+        <w:t xml:space="preserve">done</w:t>
+      </w:r>
+      <w:r>
+        <w:t xml:space="preserve"> </w:t>
+      </w:r>
+      <w:r>
+        <w:t xml:space="preserve">wymaga jednocześnie tolerowalnego błędu, zachowania ograniczeń i</w:t>
+      </w:r>
+      <w:r>
+        <w:t xml:space="preserve"> </w:t>
+      </w:r>
+      <w:r>
+        <w:t xml:space="preserve">kompletnego dowodu:</w:t>
+      </w:r>
+    </w:p>
+    <w:p>
+      <w:pPr>
+        <w:pStyle w:val="BodyText"/>
+      </w:pPr>
+      <m:oMathPara>
+        <m:oMathParaPr>
+          <m:jc m:val="center"/>
+        </m:oMathParaPr>
+        <m:oMath>
+          <m:r>
+            <m:rPr>
+              <m:sty m:val="p"/>
+            </m:rPr>
+            <m:t>Done</m:t>
+          </m:r>
+          <m:r>
+            <m:rPr>
+              <m:sty m:val="p"/>
+            </m:rPr>
+            <m:t>=</m:t>
+          </m:r>
+          <m:d>
+            <m:dPr>
+              <m:begChr m:val="("/>
+              <m:sepChr m:val=""/>
+              <m:endChr m:val=")"/>
+              <m:grow/>
+            </m:dPr>
+            <m:e>
+              <m:sSub>
+                <m:e>
+                  <m:d>
+                    <m:dPr>
+                      <m:begChr m:val="‖"/>
+                      <m:sepChr m:val=""/>
+                      <m:endChr m:val="‖"/>
+                      <m:grow/>
+                    </m:dPr>
+                    <m:e>
+                      <m:r>
+                        <m:rPr>
+                          <m:sty m:val="b"/>
+                        </m:rPr>
+                        <m:t>e</m:t>
+                      </m:r>
+                    </m:e>
+                  </m:d>
+                </m:e>
+                <m:sub>
+                  <m:r>
+                    <m:t>w</m:t>
+                  </m:r>
+                </m:sub>
+              </m:sSub>
+              <m:r>
+                <m:rPr>
+                  <m:sty m:val="p"/>
+                </m:rPr>
+                <m:t>≤</m:t>
+              </m:r>
+              <m:r>
+                <m:t>ε</m:t>
+              </m:r>
+            </m:e>
+          </m:d>
+          <m:r>
+            <m:rPr>
+              <m:sty m:val="p"/>
+            </m:rPr>
+            <m:t>∧</m:t>
+          </m:r>
+          <m:r>
+            <m:rPr>
+              <m:sty m:val="p"/>
+            </m:rPr>
+            <m:t>ConstraintsOK</m:t>
+          </m:r>
+          <m:r>
+            <m:rPr>
+              <m:sty m:val="p"/>
+            </m:rPr>
+            <m:t>∧</m:t>
+          </m:r>
+          <m:r>
+            <m:rPr>
+              <m:sty m:val="p"/>
+            </m:rPr>
+            <m:t>EvidenceComplete</m:t>
+          </m:r>
+          <m:r>
+            <m:rPr>
+              <m:sty m:val="p"/>
+            </m:rPr>
+            <m:t>.</m:t>
+          </m:r>
+        </m:oMath>
+      </m:oMathPara>
+    </w:p>
+    <w:p>
+      <w:pPr>
+        <w:pStyle w:val="FirstParagraph"/>
+      </w:pPr>
+      <w:r>
+        <w:t xml:space="preserve">Norma i wagi muszą być ustalone przed wykonaniem zadania. Bez tego próg</w:t>
+      </w:r>
+      <w:r>
+        <w:t xml:space="preserve"> </w:t>
+      </w:r>
+      <m:oMath>
+        <m:r>
+          <m:t>ε</m:t>
+        </m:r>
+      </m:oMath>
+      <w:r>
+        <w:t xml:space="preserve"> </w:t>
+      </w:r>
+      <w:r>
+        <w:t xml:space="preserve">daje pozór formalności, ale pozwala zmieniać kryteria po</w:t>
+      </w:r>
+      <w:r>
+        <w:t xml:space="preserve"> </w:t>
+      </w:r>
+      <w:r>
+        <w:t xml:space="preserve">zobaczeniu wyniku. Sam komunikat actora „skończone” nie jest obserwacją</w:t>
+      </w:r>
+      <w:r>
+        <w:t xml:space="preserve"> </w:t>
+      </w:r>
+      <w:r>
+        <w:t xml:space="preserve">środowiska i nie powinien zmieniać stanu ticketu bez wymaganego dowodu.</w:t>
+      </w:r>
+    </w:p>
+    <w:bookmarkEnd w:id="124"/>
+    <w:bookmarkStart w:id="125" w:name="skuteczność-koszt-i-ryzyko"/>
+    <w:p>
+      <w:pPr>
+        <w:pStyle w:val="Heading2"/>
+      </w:pPr>
+      <w:r>
+        <w:t xml:space="preserve">15.3 Skuteczność, koszt i ryzyko</w:t>
+      </w:r>
+    </w:p>
+    <w:p>
+      <w:pPr>
+        <w:pStyle w:val="FirstParagraph"/>
+      </w:pPr>
+      <w:r>
+        <w:t xml:space="preserve">Wartość zaakceptowana w horyzoncie</w:t>
+      </w:r>
+      <w:r>
+        <w:t xml:space="preserve"> </w:t>
+      </w:r>
+      <m:oMath>
+        <m:r>
+          <m:t>T</m:t>
+        </m:r>
+      </m:oMath>
+      <w:r>
+        <w:t xml:space="preserve">:</w:t>
+      </w:r>
+    </w:p>
+    <w:p>
+      <w:pPr>
+        <w:pStyle w:val="BodyText"/>
+      </w:pPr>
+      <m:oMathPara>
+        <m:oMathParaPr>
+          <m:jc m:val="center"/>
+        </m:oMathParaPr>
+        <m:oMath>
+          <m:r>
+            <m:t>A</m:t>
+          </m:r>
+          <m:r>
+            <m:t>V</m:t>
+          </m:r>
+          <m:r>
+            <m:rPr>
+              <m:sty m:val="p"/>
+            </m:rPr>
+            <m:t>(</m:t>
+          </m:r>
+          <m:r>
+            <m:t>T</m:t>
+          </m:r>
+          <m:r>
+            <m:rPr>
+              <m:sty m:val="p"/>
+            </m:rPr>
+            <m:t>)</m:t>
+          </m:r>
+          <m:r>
+            <m:rPr>
+              <m:sty m:val="p"/>
+            </m:rPr>
+            <m:t>=</m:t>
+          </m:r>
+          <m:nary>
+            <m:naryPr>
+              <m:chr m:val="∑"/>
+              <m:limLoc m:val="undOvr"/>
+              <m:subHide m:val="off"/>
+              <m:supHide m:val="off"/>
+            </m:naryPr>
+            <m:sub>
+              <m:r>
+                <m:t>i</m:t>
+              </m:r>
+              <m:r>
+                <m:rPr>
+                  <m:sty m:val="p"/>
+                </m:rPr>
+                <m:t>=</m:t>
+              </m:r>
+              <m:r>
+                <m:t>1</m:t>
+              </m:r>
+            </m:sub>
+            <m:sup>
+              <m:r>
+                <m:t>n</m:t>
+              </m:r>
+            </m:sup>
+            <m:e>
+              <m:sSub>
+                <m:e>
+                  <m:r>
+                    <m:rPr>
+                      <m:sty m:val="p"/>
+                    </m:rPr>
+                    <m:t>accepted</m:t>
+                  </m:r>
+                </m:e>
+                <m:sub>
+                  <m:r>
+                    <m:t>i</m:t>
+                  </m:r>
+                </m:sub>
+              </m:sSub>
+            </m:e>
+          </m:nary>
+          <m:r>
+            <m:rPr>
+              <m:sty m:val="p"/>
+            </m:rPr>
+            <m:t>⋅</m:t>
+          </m:r>
+          <m:r>
+            <m:t>v</m:t>
+          </m:r>
+          <m:r>
+            <m:t>a</m:t>
+          </m:r>
+          <m:r>
+            <m:t>l</m:t>
+          </m:r>
+          <m:r>
+            <m:t>u</m:t>
+          </m:r>
+          <m:sSub>
+            <m:e>
+              <m:r>
+                <m:t>e</m:t>
+              </m:r>
+            </m:e>
+            <m:sub>
+              <m:r>
+                <m:t>i</m:t>
+              </m:r>
+            </m:sub>
+          </m:sSub>
+          <m:r>
+            <m:rPr>
+              <m:sty m:val="p"/>
+            </m:rPr>
+            <m:t>⋅</m:t>
+          </m:r>
+          <m:r>
+            <m:t>q</m:t>
+          </m:r>
+          <m:r>
+            <m:t>u</m:t>
+          </m:r>
+          <m:r>
+            <m:t>a</m:t>
+          </m:r>
+          <m:r>
+            <m:t>l</m:t>
+          </m:r>
+          <m:r>
+            <m:t>i</m:t>
+          </m:r>
+          <m:r>
+            <m:t>t</m:t>
+          </m:r>
+          <m:sSub>
+            <m:e>
+              <m:r>
+                <m:t>y</m:t>
+              </m:r>
+            </m:e>
+            <m:sub>
+              <m:r>
+                <m:t>i</m:t>
+              </m:r>
+            </m:sub>
+          </m:sSub>
+          <m:r>
+            <m:rPr>
+              <m:sty m:val="p"/>
+            </m:rPr>
+            <m:t>,</m:t>
+          </m:r>
+        </m:oMath>
+      </m:oMathPara>
+    </w:p>
+    <w:p>
+      <w:pPr>
+        <w:pStyle w:val="FirstParagraph"/>
+      </w:pPr>
+      <w:r>
+        <w:t xml:space="preserve">gdzie</w:t>
+      </w:r>
+      <w:r>
+        <w:t xml:space="preserve"> </w:t>
+      </w:r>
+      <m:oMath>
+        <m:sSub>
+          <m:e>
+            <m:r>
+              <m:rPr>
+                <m:sty m:val="p"/>
+              </m:rPr>
+              <m:t>accepted</m:t>
+            </m:r>
+          </m:e>
+          <m:sub>
+            <m:r>
+              <m:t>i</m:t>
+            </m:r>
+          </m:sub>
+        </m:sSub>
+        <m:r>
+          <m:rPr>
+            <m:sty m:val="p"/>
+          </m:rPr>
+          <m:t>∈</m:t>
+        </m:r>
+        <m:r>
+          <m:rPr>
+            <m:sty m:val="p"/>
+          </m:rPr>
+          <m:t>{</m:t>
+        </m:r>
+        <m:r>
+          <m:t>0</m:t>
+        </m:r>
+        <m:r>
+          <m:rPr>
+            <m:sty m:val="p"/>
+          </m:rPr>
+          <m:t>,</m:t>
+        </m:r>
+        <m:r>
+          <m:t>1</m:t>
+        </m:r>
+        <m:r>
+          <m:rPr>
+            <m:sty m:val="p"/>
+          </m:rPr>
+          <m:t>}</m:t>
+        </m:r>
+      </m:oMath>
+      <w:r>
+        <w:t xml:space="preserve">, a</w:t>
+      </w:r>
+      <w:r>
+        <w:t xml:space="preserve"> </w:t>
+      </w:r>
+      <m:oMath>
+        <m:r>
+          <m:t>q</m:t>
+        </m:r>
+        <m:r>
+          <m:t>u</m:t>
+        </m:r>
+        <m:r>
+          <m:t>a</m:t>
+        </m:r>
+        <m:r>
+          <m:t>l</m:t>
+        </m:r>
+        <m:r>
+          <m:t>i</m:t>
+        </m:r>
+        <m:r>
+          <m:t>t</m:t>
+        </m:r>
+        <m:sSub>
+          <m:e>
+            <m:r>
+              <m:t>y</m:t>
+            </m:r>
+          </m:e>
+          <m:sub>
+            <m:r>
+              <m:t>i</m:t>
+            </m:r>
+          </m:sub>
+        </m:sSub>
+      </m:oMath>
+      <w:r>
+        <w:t xml:space="preserve"> </w:t>
+      </w:r>
+      <w:r>
+        <w:t xml:space="preserve">jest</w:t>
+      </w:r>
+      <w:r>
+        <w:t xml:space="preserve"> </w:t>
+      </w:r>
+      <w:r>
+        <w:t xml:space="preserve">znormalizowanym mnożnikiem jakości, na przykład z przedziału</w:t>
+      </w:r>
+      <w:r>
+        <w:t xml:space="preserve"> </w:t>
+      </w:r>
+      <m:oMath>
+        <m:r>
+          <m:rPr>
+            <m:sty m:val="p"/>
+          </m:rPr>
+          <m:t>[</m:t>
+        </m:r>
+        <m:r>
+          <m:t>0</m:t>
+        </m:r>
+        <m:r>
+          <m:rPr>
+            <m:sty m:val="p"/>
+          </m:rPr>
+          <m:t>,</m:t>
+        </m:r>
+        <m:r>
+          <m:t>1</m:t>
+        </m:r>
+        <m:r>
+          <m:rPr>
+            <m:sty m:val="p"/>
+          </m:rPr>
+          <m:t>]</m:t>
+        </m:r>
+      </m:oMath>
+      <w:r>
+        <w:t xml:space="preserve">.</w:t>
+      </w:r>
+    </w:p>
+    <w:p>
+      <w:pPr>
+        <w:pStyle w:val="BodyText"/>
+      </w:pPr>
+      <w:r>
+        <w:t xml:space="preserve">Całkowity koszt:</w:t>
+      </w:r>
+    </w:p>
+    <w:p>
+      <w:pPr>
+        <w:pStyle w:val="BodyText"/>
+      </w:pPr>
+      <m:oMathPara>
+        <m:oMathParaPr>
+          <m:jc m:val="center"/>
+        </m:oMathParaPr>
+        <m:oMath>
+          <m:r>
+            <m:t>T</m:t>
+          </m:r>
+          <m:r>
+            <m:t>C</m:t>
+          </m:r>
+          <m:r>
+            <m:rPr>
+              <m:sty m:val="p"/>
+            </m:rPr>
+            <m:t>=</m:t>
+          </m:r>
+          <m:sSub>
+            <m:e>
+              <m:r>
+                <m:t>C</m:t>
+              </m:r>
+            </m:e>
+            <m:sub>
+              <m:r>
+                <m:rPr>
+                  <m:nor/>
+                  <m:sty m:val="p"/>
+                </m:rPr>
+                <m:t>execution</m:t>
+              </m:r>
+            </m:sub>
+          </m:sSub>
+          <m:r>
+            <m:rPr>
+              <m:sty m:val="p"/>
+            </m:rPr>
+            <m:t>+</m:t>
+          </m:r>
+          <m:sSub>
+            <m:e>
+              <m:r>
+                <m:t>C</m:t>
+              </m:r>
+            </m:e>
+            <m:sub>
+              <m:r>
+                <m:rPr>
+                  <m:nor/>
+                  <m:sty m:val="p"/>
+                </m:rPr>
+                <m:t>validation</m:t>
+              </m:r>
+            </m:sub>
+          </m:sSub>
+          <m:r>
+            <m:rPr>
+              <m:sty m:val="p"/>
+            </m:rPr>
+            <m:t>+</m:t>
+          </m:r>
+          <m:sSub>
+            <m:e>
+              <m:r>
+                <m:t>C</m:t>
+              </m:r>
+            </m:e>
+            <m:sub>
+              <m:r>
+                <m:rPr>
+                  <m:nor/>
+                  <m:sty m:val="p"/>
+                </m:rPr>
+                <m:t>coordination</m:t>
+              </m:r>
+            </m:sub>
+          </m:sSub>
+          <m:r>
+            <m:rPr>
+              <m:sty m:val="p"/>
+            </m:rPr>
+            <m:t>+</m:t>
+          </m:r>
+          <m:sSub>
+            <m:e>
+              <m:r>
+                <m:t>C</m:t>
+              </m:r>
+            </m:e>
+            <m:sub>
+              <m:r>
+                <m:rPr>
+                  <m:nor/>
+                  <m:sty m:val="p"/>
+                </m:rPr>
+                <m:t>waiting</m:t>
+              </m:r>
+            </m:sub>
+          </m:sSub>
+          <m:r>
+            <m:rPr>
+              <m:sty m:val="p"/>
+            </m:rPr>
+            <m:t>+</m:t>
+          </m:r>
+          <m:sSub>
+            <m:e>
+              <m:r>
+                <m:t>C</m:t>
+              </m:r>
+            </m:e>
+            <m:sub>
+              <m:r>
+                <m:rPr>
+                  <m:nor/>
+                  <m:sty m:val="p"/>
+                </m:rPr>
+                <m:t>rework</m:t>
+              </m:r>
+            </m:sub>
+          </m:sSub>
+          <m:r>
+            <m:rPr>
+              <m:sty m:val="p"/>
+            </m:rPr>
+            <m:t>+</m:t>
+          </m:r>
+          <m:sSub>
+            <m:e>
+              <m:r>
+                <m:t>C</m:t>
+              </m:r>
+            </m:e>
+            <m:sub>
+              <m:r>
+                <m:rPr>
+                  <m:nor/>
+                  <m:sty m:val="p"/>
+                </m:rPr>
+                <m:t>tools</m:t>
+              </m:r>
+            </m:sub>
+          </m:sSub>
+          <m:r>
+            <m:rPr>
+              <m:sty m:val="p"/>
+            </m:rPr>
+            <m:t>.</m:t>
+          </m:r>
+        </m:oMath>
+      </m:oMathPara>
+    </w:p>
+    <w:p>
+      <w:pPr>
+        <w:pStyle w:val="FirstParagraph"/>
+      </w:pPr>
+      <w:r>
+        <w:t xml:space="preserve">Oczekiwana strata:</w:t>
+      </w:r>
+    </w:p>
+    <w:p>
+      <w:pPr>
+        <w:pStyle w:val="BodyText"/>
+      </w:pPr>
+      <m:oMathPara>
+        <m:oMathParaPr>
+          <m:jc m:val="center"/>
+        </m:oMathParaPr>
+        <m:oMath>
+          <m:r>
+            <m:t>E</m:t>
+          </m:r>
+          <m:r>
+            <m:t>L</m:t>
+          </m:r>
+          <m:r>
+            <m:rPr>
+              <m:sty m:val="p"/>
+            </m:rPr>
+            <m:t>=</m:t>
+          </m:r>
+          <m:nary>
+            <m:naryPr>
+              <m:chr m:val="∑"/>
+              <m:limLoc m:val="undOvr"/>
+              <m:subHide m:val="off"/>
+              <m:supHide m:val="on"/>
+            </m:naryPr>
+            <m:sub>
+              <m:r>
+                <m:t>k</m:t>
+              </m:r>
+            </m:sub>
+            <m:sup>
+              <m:r>
+                <m:t>​</m:t>
+              </m:r>
+            </m:sup>
+            <m:e>
+              <m:r>
+                <m:t>P</m:t>
+              </m:r>
+            </m:e>
+          </m:nary>
+          <m:r>
+            <m:rPr>
+              <m:sty m:val="p"/>
+            </m:rPr>
+            <m:t>(</m:t>
+          </m:r>
+          <m:sSub>
+            <m:e>
+              <m:r>
+                <m:rPr>
+                  <m:sty m:val="p"/>
+                </m:rPr>
+                <m:t>failure</m:t>
+              </m:r>
+            </m:e>
+            <m:sub>
+              <m:r>
+                <m:t>k</m:t>
+              </m:r>
+            </m:sub>
+          </m:sSub>
+          <m:r>
+            <m:rPr>
+              <m:sty m:val="p"/>
+            </m:rPr>
+            <m:t>)</m:t>
+          </m:r>
+          <m:r>
+            <m:rPr>
+              <m:sty m:val="p"/>
+            </m:rPr>
+            <m:t>⋅</m:t>
+          </m:r>
+          <m:r>
+            <m:t>I</m:t>
+          </m:r>
+          <m:r>
+            <m:t>m</m:t>
+          </m:r>
+          <m:r>
+            <m:t>p</m:t>
+          </m:r>
+          <m:r>
+            <m:t>a</m:t>
+          </m:r>
+          <m:r>
+            <m:t>c</m:t>
+          </m:r>
+          <m:sSub>
+            <m:e>
+              <m:r>
+                <m:t>t</m:t>
+              </m:r>
+            </m:e>
+            <m:sub>
+              <m:r>
+                <m:t>k</m:t>
+              </m:r>
+            </m:sub>
+          </m:sSub>
+          <m:r>
+            <m:rPr>
+              <m:sty m:val="p"/>
+            </m:rPr>
+            <m:t>.</m:t>
+          </m:r>
+        </m:oMath>
+      </m:oMathPara>
+    </w:p>
+    <w:p>
+      <w:pPr>
+        <w:pStyle w:val="FirstParagraph"/>
+      </w:pPr>
+      <w:r>
+        <w:t xml:space="preserve">Wartość netto i efektywność ekonomiczna:</w:t>
+      </w:r>
+    </w:p>
+    <w:p>
+      <w:pPr>
+        <w:pStyle w:val="BodyText"/>
+      </w:pPr>
+      <m:oMathPara>
+        <m:oMathParaPr>
+          <m:jc m:val="center"/>
+        </m:oMathParaPr>
+        <m:oMath>
+          <m:r>
+            <m:t>N</m:t>
+          </m:r>
+          <m:r>
+            <m:t>V</m:t>
+          </m:r>
+          <m:r>
+            <m:rPr>
+              <m:sty m:val="p"/>
+            </m:rPr>
+            <m:t>(</m:t>
+          </m:r>
+          <m:r>
+            <m:t>T</m:t>
+          </m:r>
+          <m:r>
+            <m:rPr>
+              <m:sty m:val="p"/>
+            </m:rPr>
+            <m:t>)</m:t>
+          </m:r>
+          <m:r>
+            <m:rPr>
+              <m:sty m:val="p"/>
+            </m:rPr>
+            <m:t>=</m:t>
+          </m:r>
+          <m:r>
+            <m:t>A</m:t>
+          </m:r>
+          <m:r>
+            <m:t>V</m:t>
+          </m:r>
+          <m:r>
+            <m:rPr>
+              <m:sty m:val="p"/>
+            </m:rPr>
+            <m:t>(</m:t>
+          </m:r>
+          <m:r>
+            <m:t>T</m:t>
+          </m:r>
+          <m:r>
+            <m:rPr>
+              <m:sty m:val="p"/>
+            </m:rPr>
+            <m:t>)</m:t>
+          </m:r>
+          <m:r>
+            <m:rPr>
+              <m:sty m:val="p"/>
+            </m:rPr>
+            <m:t>−</m:t>
+          </m:r>
+          <m:r>
+            <m:t>T</m:t>
+          </m:r>
+          <m:r>
+            <m:t>C</m:t>
+          </m:r>
+          <m:r>
+            <m:rPr>
+              <m:sty m:val="p"/>
+            </m:rPr>
+            <m:t>(</m:t>
+          </m:r>
+          <m:r>
+            <m:t>T</m:t>
+          </m:r>
+          <m:r>
+            <m:rPr>
+              <m:sty m:val="p"/>
+            </m:rPr>
+            <m:t>)</m:t>
+          </m:r>
+          <m:r>
+            <m:rPr>
+              <m:sty m:val="p"/>
+            </m:rPr>
+            <m:t>−</m:t>
+          </m:r>
+          <m:r>
+            <m:t>E</m:t>
+          </m:r>
+          <m:r>
+            <m:t>L</m:t>
+          </m:r>
+          <m:r>
+            <m:rPr>
+              <m:sty m:val="p"/>
+            </m:rPr>
+            <m:t>(</m:t>
+          </m:r>
+          <m:r>
+            <m:t>T</m:t>
+          </m:r>
+          <m:r>
+            <m:rPr>
+              <m:sty m:val="p"/>
+            </m:rPr>
+            <m:t>)</m:t>
+          </m:r>
+          <m:r>
+            <m:rPr>
+              <m:sty m:val="p"/>
+            </m:rPr>
+            <m:t>,</m:t>
+          </m:r>
+        </m:oMath>
+      </m:oMathPara>
+    </w:p>
+    <w:p>
+      <w:pPr>
+        <w:pStyle w:val="FirstParagraph"/>
+      </w:pPr>
+      <m:oMathPara>
+        <m:oMathParaPr>
+          <m:jc m:val="center"/>
+        </m:oMathParaPr>
+        <m:oMath>
+          <m:r>
+            <m:t>η</m:t>
+          </m:r>
+          <m:r>
+            <m:rPr>
+              <m:sty m:val="p"/>
+            </m:rPr>
+            <m:t>(</m:t>
+          </m:r>
+          <m:r>
+            <m:t>T</m:t>
+          </m:r>
+          <m:r>
+            <m:rPr>
+              <m:sty m:val="p"/>
+            </m:rPr>
+            <m:t>)</m:t>
+          </m:r>
+          <m:r>
+            <m:rPr>
+              <m:sty m:val="p"/>
+            </m:rPr>
+            <m:t>=</m:t>
+          </m:r>
+          <m:f>
+            <m:fPr>
+              <m:type m:val="bar"/>
+            </m:fPr>
+            <m:num>
+              <m:r>
+                <m:t>A</m:t>
+              </m:r>
+              <m:r>
+                <m:t>V</m:t>
+              </m:r>
+              <m:r>
+                <m:rPr>
+                  <m:sty m:val="p"/>
+                </m:rPr>
+                <m:t>(</m:t>
+              </m:r>
+              <m:r>
+                <m:t>T</m:t>
+              </m:r>
+              <m:r>
+                <m:rPr>
+                  <m:sty m:val="p"/>
+                </m:rPr>
+                <m:t>)</m:t>
+              </m:r>
+            </m:num>
+            <m:den>
+              <m:r>
+                <m:t>T</m:t>
+              </m:r>
+              <m:r>
+                <m:t>C</m:t>
+              </m:r>
+              <m:r>
+                <m:rPr>
+                  <m:sty m:val="p"/>
+                </m:rPr>
+                <m:t>(</m:t>
+              </m:r>
+              <m:r>
+                <m:t>T</m:t>
+              </m:r>
+              <m:r>
+                <m:rPr>
+                  <m:sty m:val="p"/>
+                </m:rPr>
+                <m:t>)</m:t>
+              </m:r>
+              <m:r>
+                <m:rPr>
+                  <m:sty m:val="p"/>
+                </m:rPr>
+                <m:t>+</m:t>
+              </m:r>
+              <m:r>
+                <m:t>E</m:t>
+              </m:r>
+              <m:r>
+                <m:t>L</m:t>
+              </m:r>
+              <m:r>
+                <m:rPr>
+                  <m:sty m:val="p"/>
+                </m:rPr>
+                <m:t>(</m:t>
+              </m:r>
+              <m:r>
+                <m:t>T</m:t>
+              </m:r>
+              <m:r>
+                <m:rPr>
+                  <m:sty m:val="p"/>
+                </m:rPr>
+                <m:t>)</m:t>
+              </m:r>
+            </m:den>
+          </m:f>
+          <m:r>
+            <m:rPr>
+              <m:sty m:val="p"/>
+            </m:rPr>
+            <m:t>.</m:t>
+          </m:r>
+        </m:oMath>
+      </m:oMathPara>
+    </w:p>
+    <w:p>
+      <w:pPr>
+        <w:pStyle w:val="FirstParagraph"/>
+      </w:pPr>
+      <w:r>
+        <w:t xml:space="preserve">Skuteczność względem planu:</w:t>
+      </w:r>
+    </w:p>
+    <w:p>
+      <w:pPr>
+        <w:pStyle w:val="BodyText"/>
+      </w:pPr>
+      <m:oMathPara>
+        <m:oMathParaPr>
+          <m:jc m:val="center"/>
+        </m:oMathParaPr>
+        <m:oMath>
+          <m:r>
+            <m:rPr>
+              <m:sty m:val="p"/>
+            </m:rPr>
+            <m:t>Effectiveness</m:t>
+          </m:r>
+          <m:r>
+            <m:rPr>
+              <m:sty m:val="p"/>
+            </m:rPr>
+            <m:t>(</m:t>
+          </m:r>
+          <m:r>
+            <m:t>T</m:t>
+          </m:r>
+          <m:r>
+            <m:rPr>
+              <m:sty m:val="p"/>
+            </m:rPr>
+            <m:t>)</m:t>
+          </m:r>
+          <m:r>
+            <m:rPr>
+              <m:sty m:val="p"/>
+            </m:rPr>
+            <m:t>=</m:t>
+          </m:r>
+          <m:f>
+            <m:fPr>
+              <m:type m:val="bar"/>
+            </m:fPr>
+            <m:num>
+              <m:r>
+                <m:t>A</m:t>
+              </m:r>
+              <m:r>
+                <m:t>V</m:t>
+              </m:r>
+              <m:r>
+                <m:rPr>
+                  <m:sty m:val="p"/>
+                </m:rPr>
+                <m:t>(</m:t>
+              </m:r>
+              <m:r>
+                <m:t>T</m:t>
+              </m:r>
+              <m:r>
+                <m:rPr>
+                  <m:sty m:val="p"/>
+                </m:rPr>
+                <m:t>)</m:t>
+              </m:r>
+            </m:num>
+            <m:den>
+              <m:r>
+                <m:rPr>
+                  <m:sty m:val="p"/>
+                </m:rPr>
+                <m:t>PlannedValue</m:t>
+              </m:r>
+              <m:r>
+                <m:rPr>
+                  <m:sty m:val="p"/>
+                </m:rPr>
+                <m:t>(</m:t>
+              </m:r>
+              <m:r>
+                <m:t>T</m:t>
+              </m:r>
+              <m:r>
+                <m:rPr>
+                  <m:sty m:val="p"/>
+                </m:rPr>
+                <m:t>)</m:t>
+              </m:r>
+            </m:den>
+          </m:f>
+          <m:r>
+            <m:rPr>
+              <m:sty m:val="p"/>
+            </m:rPr>
+            <m:t>.</m:t>
+          </m:r>
+        </m:oMath>
+      </m:oMathPara>
+    </w:p>
+    <w:p>
+      <w:pPr>
+        <w:pStyle w:val="FirstParagraph"/>
+      </w:pPr>
+      <w:r>
+        <w:t xml:space="preserve">Te działania mają sens tylko wtedy, gdy wartość, koszt i strata są wyrażone w</w:t>
+      </w:r>
+      <w:r>
+        <w:t xml:space="preserve"> </w:t>
+      </w:r>
+      <w:r>
+        <w:t xml:space="preserve">tej samej jednostce: pieniądzu albo jawnie uzgodnionych punktach wartości.</w:t>
+      </w:r>
+      <w:r>
+        <w:t xml:space="preserve"> </w:t>
+      </w:r>
+      <w:r>
+        <w:t xml:space="preserve">Prawdopodobieństwa awarii nie powinny być dodawane bez sprawdzenia zależności;</w:t>
+      </w:r>
+      <w:r>
+        <w:t xml:space="preserve"> </w:t>
+      </w:r>
+      <w:r>
+        <w:t xml:space="preserve">prosta suma</w:t>
+      </w:r>
+      <w:r>
+        <w:t xml:space="preserve"> </w:t>
+      </w:r>
+      <m:oMath>
+        <m:r>
+          <m:t>E</m:t>
+        </m:r>
+        <m:r>
+          <m:t>L</m:t>
+        </m:r>
+      </m:oMath>
+      <w:r>
+        <w:t xml:space="preserve"> </w:t>
+      </w:r>
+      <w:r>
+        <w:t xml:space="preserve">jest przybliżeniem dla rozłącznych scenariuszy albo modelu,</w:t>
+      </w:r>
+      <w:r>
+        <w:t xml:space="preserve"> </w:t>
+      </w:r>
+      <w:r>
+        <w:t xml:space="preserve">który kontroluje ich współwystępowanie.</w:t>
+      </w:r>
+    </w:p>
+    <w:tbl>
+      <w:tblPr>
+        <w:tblStyle w:val="Table"/>
+        <w:tblW w:type="pct" w:w="5000"/>
+        <w:tblLayout w:type="fixed"/>
+        <w:tblLook w:firstRow="1" w:lastRow="0" w:firstColumn="0" w:lastColumn="0" w:noHBand="0" w:noVBand="0" w:val="0020"/>
+      </w:tblPr>
+      <w:tblGrid>
+        <w:gridCol w:w="2640"/>
+        <w:gridCol w:w="2640"/>
+        <w:gridCol w:w="2640"/>
+      </w:tblGrid>
+      <w:tr>
+        <w:trPr>
+          <w:tblHeader w:val="on"/>
+        </w:trPr>
+        <w:tc>
+          <w:tcPr/>
+          <w:p>
+            <w:pPr>
+              <w:pStyle w:val="Compact"/>
+            </w:pPr>
+            <w:r>
+              <w:t xml:space="preserve">Metryka</w:t>
+            </w:r>
+          </w:p>
+        </w:tc>
+        <w:tc>
+          <w:tcPr/>
+          <w:p>
+            <w:pPr>
+              <w:pStyle w:val="Compact"/>
+            </w:pPr>
+            <w:r>
+              <w:t xml:space="preserve">Wzór</w:t>
+            </w:r>
+          </w:p>
+        </w:tc>
+        <w:tc>
+          <w:tcPr/>
+          <w:p>
+            <w:pPr>
+              <w:pStyle w:val="Compact"/>
+            </w:pPr>
+            <w:r>
+              <w:t xml:space="preserve">Co pokazuje</w:t>
+            </w:r>
+          </w:p>
+        </w:tc>
+      </w:tr>
+      <w:tr>
+        <w:tc>
+          <w:tcPr/>
+          <w:p>
+            <w:pPr>
+              <w:pStyle w:val="Compact"/>
+            </w:pPr>
+            <w:r>
+              <w:t xml:space="preserve">przepustowość</w:t>
+            </w:r>
+          </w:p>
+        </w:tc>
+        <w:tc>
+          <w:tcPr/>
+          <w:p>
+            <w:pPr>
+              <w:pStyle w:val="Compact"/>
+            </w:pPr>
+            <m:oMath>
+              <m:r>
+                <m:t>T</m:t>
+              </m:r>
+              <m:r>
+                <m:t>H</m:t>
+              </m:r>
+              <m:r>
+                <m:rPr>
+                  <m:sty m:val="p"/>
+                </m:rPr>
+                <m:t>=</m:t>
+              </m:r>
+              <m:sSub>
+                <m:e>
+                  <m:r>
+                    <m:t>N</m:t>
+                  </m:r>
+                </m:e>
+                <m:sub>
+                  <m:r>
+                    <m:rPr>
+                      <m:nor/>
+                      <m:sty m:val="p"/>
+                    </m:rPr>
+                    <m:t>accepted</m:t>
+                  </m:r>
+                </m:sub>
+              </m:sSub>
+              <m:r>
+                <m:rPr>
+                  <m:sty m:val="p"/>
+                </m:rPr>
+                <m:t>/</m:t>
+              </m:r>
+              <m:r>
+                <m:t>T</m:t>
+              </m:r>
+            </m:oMath>
+          </w:p>
+        </w:tc>
+        <w:tc>
+          <w:tcPr/>
+          <w:p>
+            <w:pPr>
+              <w:pStyle w:val="Compact"/>
+            </w:pPr>
+            <w:r>
+              <w:t xml:space="preserve">zaakceptowane wyniki na jednostkę czasu</w:t>
+            </w:r>
+          </w:p>
+        </w:tc>
+      </w:tr>
+      <w:tr>
+        <w:tc>
+          <w:tcPr/>
+          <w:p>
+            <w:pPr>
+              <w:pStyle w:val="Compact"/>
+            </w:pPr>
+            <w:r>
+              <w:t xml:space="preserve">First Pass Yield</w:t>
+            </w:r>
+          </w:p>
+        </w:tc>
+        <w:tc>
+          <w:tcPr/>
+          <w:p>
+            <w:pPr>
+              <w:pStyle w:val="Compact"/>
+            </w:pPr>
+            <m:oMath>
+              <m:r>
+                <m:t>F</m:t>
+              </m:r>
+              <m:r>
+                <m:t>P</m:t>
+              </m:r>
+              <m:r>
+                <m:t>Y</m:t>
+              </m:r>
+              <m:r>
+                <m:rPr>
+                  <m:sty m:val="p"/>
+                </m:rPr>
+                <m:t>=</m:t>
+              </m:r>
+              <m:sSub>
+                <m:e>
+                  <m:r>
+                    <m:t>N</m:t>
+                  </m:r>
+                </m:e>
+                <m:sub>
+                  <m:r>
+                    <m:rPr>
+                      <m:nor/>
+                      <m:sty m:val="p"/>
+                    </m:rPr>
+                    <m:t>first acceptance</m:t>
+                  </m:r>
+                </m:sub>
+              </m:sSub>
+              <m:r>
+                <m:rPr>
+                  <m:sty m:val="p"/>
+                </m:rPr>
+                <m:t>/</m:t>
+              </m:r>
+              <m:sSub>
+                <m:e>
+                  <m:r>
+                    <m:t>N</m:t>
+                  </m:r>
+                </m:e>
+                <m:sub>
+                  <m:r>
+                    <m:rPr>
+                      <m:nor/>
+                      <m:sty m:val="p"/>
+                    </m:rPr>
+                    <m:t>completed</m:t>
+                  </m:r>
+                </m:sub>
+              </m:sSub>
+            </m:oMath>
+          </w:p>
+        </w:tc>
+        <w:tc>
+          <w:tcPr/>
+          <w:p>
+            <w:pPr>
+              <w:pStyle w:val="Compact"/>
+            </w:pPr>
+            <w:r>
+              <w:t xml:space="preserve">udział prac przyjętych bez poprawki</w:t>
+            </w:r>
+          </w:p>
+        </w:tc>
+      </w:tr>
+      <w:tr>
+        <w:tc>
+          <w:tcPr/>
+          <w:p>
+            <w:pPr>
+              <w:pStyle w:val="Compact"/>
+            </w:pPr>
+            <w:r>
+              <w:t xml:space="preserve">rework ratio</w:t>
+            </w:r>
+          </w:p>
+        </w:tc>
+        <w:tc>
+          <w:tcPr/>
+          <w:p>
+            <w:pPr>
+              <w:pStyle w:val="Compact"/>
+            </w:pPr>
+            <m:oMath>
+              <m:sSub>
+                <m:e>
+                  <m:r>
+                    <m:t>C</m:t>
+                  </m:r>
+                </m:e>
+                <m:sub>
+                  <m:r>
+                    <m:rPr>
+                      <m:nor/>
+                      <m:sty m:val="p"/>
+                    </m:rPr>
+                    <m:t>rework</m:t>
+                  </m:r>
+                </m:sub>
+              </m:sSub>
+              <m:r>
+                <m:rPr>
+                  <m:sty m:val="p"/>
+                </m:rPr>
+                <m:t>/</m:t>
+              </m:r>
+              <m:r>
+                <m:t>T</m:t>
+              </m:r>
+              <m:r>
+                <m:t>C</m:t>
+              </m:r>
+            </m:oMath>
+          </w:p>
+        </w:tc>
+        <w:tc>
+          <w:tcPr/>
+          <w:p>
+            <w:pPr>
+              <w:pStyle w:val="Compact"/>
+            </w:pPr>
+            <w:r>
+              <w:t xml:space="preserve">udział zasobów zużytych na poprawki</w:t>
+            </w:r>
+          </w:p>
+        </w:tc>
+      </w:tr>
+      <w:tr>
+        <w:tc>
+          <w:tcPr/>
+          <w:p>
+            <w:pPr>
+              <w:pStyle w:val="Compact"/>
+            </w:pPr>
+            <w:r>
+              <w:t xml:space="preserve">lead time</w:t>
+            </w:r>
+          </w:p>
+        </w:tc>
+        <w:tc>
+          <w:tcPr/>
+          <w:p>
+            <w:pPr>
+              <w:pStyle w:val="Compact"/>
+            </w:pPr>
+            <m:oMath>
+              <m:sSub>
+                <m:e>
+                  <m:r>
+                    <m:t>t</m:t>
+                  </m:r>
+                </m:e>
+                <m:sub>
+                  <m:r>
+                    <m:rPr>
+                      <m:nor/>
+                      <m:sty m:val="p"/>
+                    </m:rPr>
+                    <m:t>accepted</m:t>
+                  </m:r>
+                </m:sub>
+              </m:sSub>
+              <m:r>
+                <m:rPr>
+                  <m:sty m:val="p"/>
+                </m:rPr>
+                <m:t>−</m:t>
+              </m:r>
+              <m:sSub>
+                <m:e>
+                  <m:r>
+                    <m:t>t</m:t>
+                  </m:r>
+                </m:e>
+                <m:sub>
+                  <m:r>
+                    <m:rPr>
+                      <m:nor/>
+                      <m:sty m:val="p"/>
+                    </m:rPr>
+                    <m:t>created</m:t>
+                  </m:r>
+                </m:sub>
+              </m:sSub>
+            </m:oMath>
+          </w:p>
+        </w:tc>
+        <w:tc>
+          <w:tcPr/>
+          <w:p>
+            <w:pPr>
+              <w:pStyle w:val="Compact"/>
+            </w:pPr>
+            <w:r>
+              <w:t xml:space="preserve">czas oczekiwania klienta</w:t>
+            </w:r>
+          </w:p>
+        </w:tc>
+      </w:tr>
+      <w:tr>
+        <w:tc>
+          <w:tcPr/>
+          <w:p>
+            <w:pPr>
+              <w:pStyle w:val="Compact"/>
+            </w:pPr>
+            <w:r>
+              <w:t xml:space="preserve">validation load</w:t>
+            </w:r>
+          </w:p>
+        </w:tc>
+        <w:tc>
+          <w:tcPr/>
+          <w:p>
+            <w:pPr>
+              <w:pStyle w:val="Compact"/>
+            </w:pPr>
+            <m:oMath>
+              <m:sSub>
+                <m:e>
+                  <m:r>
+                    <m:t>C</m:t>
+                  </m:r>
+                </m:e>
+                <m:sub>
+                  <m:r>
+                    <m:rPr>
+                      <m:nor/>
+                      <m:sty m:val="p"/>
+                    </m:rPr>
+                    <m:t>validation</m:t>
+                  </m:r>
+                </m:sub>
+              </m:sSub>
+              <m:r>
+                <m:rPr>
+                  <m:sty m:val="p"/>
+                </m:rPr>
+                <m:t>/</m:t>
+              </m:r>
+              <m:r>
+                <m:t>T</m:t>
+              </m:r>
+              <m:r>
+                <m:t>C</m:t>
+              </m:r>
+            </m:oMath>
+          </w:p>
+        </w:tc>
+        <w:tc>
+          <w:tcPr/>
+          <w:p>
+            <w:pPr>
+              <w:pStyle w:val="Compact"/>
+            </w:pPr>
+            <w:r>
+              <w:t xml:space="preserve">względny koszt kontroli</w:t>
+            </w:r>
+          </w:p>
+        </w:tc>
+      </w:tr>
+      <w:tr>
+        <w:tc>
+          <w:tcPr/>
+          <w:p>
+            <w:pPr>
+              <w:pStyle w:val="Compact"/>
+            </w:pPr>
+            <w:r>
+              <w:t xml:space="preserve">escalation rate</w:t>
+            </w:r>
+          </w:p>
+        </w:tc>
+        <w:tc>
+          <w:tcPr/>
+          <w:p>
+            <w:pPr>
+              <w:pStyle w:val="Compact"/>
+            </w:pPr>
+            <m:oMath>
+              <m:sSub>
+                <m:e>
+                  <m:r>
+                    <m:t>N</m:t>
+                  </m:r>
+                </m:e>
+                <m:sub>
+                  <m:r>
+                    <m:rPr>
+                      <m:nor/>
+                      <m:sty m:val="p"/>
+                    </m:rPr>
+                    <m:t>escalations</m:t>
+                  </m:r>
+                </m:sub>
+              </m:sSub>
+              <m:r>
+                <m:rPr>
+                  <m:sty m:val="p"/>
+                </m:rPr>
+                <m:t>/</m:t>
+              </m:r>
+              <m:sSub>
+                <m:e>
+                  <m:r>
+                    <m:t>N</m:t>
+                  </m:r>
+                </m:e>
+                <m:sub>
+                  <m:r>
+                    <m:rPr>
+                      <m:nor/>
+                      <m:sty m:val="p"/>
+                    </m:rPr>
+                    <m:t>tickets</m:t>
+                  </m:r>
+                </m:sub>
+              </m:sSub>
+            </m:oMath>
+          </w:p>
+        </w:tc>
+        <w:tc>
+          <w:tcPr/>
+          <w:p>
+            <w:pPr>
+              <w:pStyle w:val="Compact"/>
+            </w:pPr>
+            <w:r>
+              <w:t xml:space="preserve">częstość wyjścia poza samodzielność</w:t>
+            </w:r>
+          </w:p>
+        </w:tc>
+      </w:tr>
+      <w:tr>
+        <w:tc>
+          <w:tcPr/>
+          <w:p>
+            <w:pPr>
+              <w:pStyle w:val="Compact"/>
+            </w:pPr>
+            <w:r>
+              <w:t xml:space="preserve">defect escape</w:t>
+            </w:r>
+          </w:p>
+        </w:tc>
+        <w:tc>
+          <w:tcPr/>
+          <w:p>
+            <w:pPr>
+              <w:pStyle w:val="Compact"/>
+            </w:pPr>
+            <m:oMath>
+              <m:sSub>
+                <m:e>
+                  <m:r>
+                    <m:t>N</m:t>
+                  </m:r>
+                </m:e>
+                <m:sub>
+                  <m:r>
+                    <m:rPr>
+                      <m:nor/>
+                      <m:sty m:val="p"/>
+                    </m:rPr>
+                    <m:t>defects after acceptance</m:t>
+                  </m:r>
+                </m:sub>
+              </m:sSub>
+              <m:r>
+                <m:rPr>
+                  <m:sty m:val="p"/>
+                </m:rPr>
+                <m:t>/</m:t>
+              </m:r>
+              <m:sSub>
+                <m:e>
+                  <m:r>
+                    <m:t>N</m:t>
+                  </m:r>
+                </m:e>
+                <m:sub>
+                  <m:r>
+                    <m:rPr>
+                      <m:nor/>
+                      <m:sty m:val="p"/>
+                    </m:rPr>
+                    <m:t>accepted</m:t>
+                  </m:r>
+                </m:sub>
+              </m:sSub>
+            </m:oMath>
+          </w:p>
+        </w:tc>
+        <w:tc>
+          <w:tcPr/>
+          <w:p>
+            <w:pPr>
+              <w:pStyle w:val="Compact"/>
+            </w:pPr>
+            <w:r>
+              <w:t xml:space="preserve">błędy przepuszczone przez walidację</w:t>
+            </w:r>
+          </w:p>
+        </w:tc>
+      </w:tr>
+    </w:tbl>
+    <w:p>
+      <w:pPr>
+        <w:pStyle w:val="BodyText"/>
+      </w:pPr>
+      <w:r>
+        <w:t xml:space="preserve">Kliknięcia, godziny online, tokeny, commity i liczba wiadomości są danymi</w:t>
+      </w:r>
+      <w:r>
+        <w:t xml:space="preserve"> </w:t>
+      </w:r>
+      <w:r>
+        <w:t xml:space="preserve">diagnostycznymi. Bez związku z akceptacją, jakością i wartością nie są miarą</w:t>
+      </w:r>
+      <w:r>
+        <w:t xml:space="preserve"> </w:t>
+      </w:r>
+      <w:r>
+        <w:t xml:space="preserve">wyniku.</w:t>
+      </w:r>
+    </w:p>
+    <w:bookmarkEnd w:id="125"/>
+    <w:bookmarkStart w:id="126" w:name="kolejka-i-przeciążenie"/>
+    <w:p>
+      <w:pPr>
+        <w:pStyle w:val="Heading2"/>
+      </w:pPr>
+      <w:r>
+        <w:t xml:space="preserve">15.4 Kolejka i przeciążenie</w:t>
+      </w:r>
+    </w:p>
+    <w:p>
+      <w:pPr>
+        <w:pStyle w:val="FirstParagraph"/>
+      </w:pPr>
+      <w:r>
+        <w:t xml:space="preserve">Dla pojedynczego stanowiska o średnim tempie napływu</w:t>
+      </w:r>
+      <w:r>
+        <w:t xml:space="preserve"> </w:t>
+      </w:r>
+      <m:oMath>
+        <m:r>
+          <m:t>λ</m:t>
+        </m:r>
+      </m:oMath>
+      <w:r>
+        <w:t xml:space="preserve"> </w:t>
+      </w:r>
+      <w:r>
+        <w:t xml:space="preserve">i średniej</w:t>
+      </w:r>
+      <w:r>
+        <w:t xml:space="preserve"> </w:t>
+      </w:r>
+      <w:r>
+        <w:t xml:space="preserve">zdolności obsługi</w:t>
+      </w:r>
+      <w:r>
+        <w:t xml:space="preserve"> </w:t>
+      </w:r>
+      <m:oMath>
+        <m:r>
+          <m:t>μ</m:t>
+        </m:r>
+      </m:oMath>
+      <w:r>
+        <w:t xml:space="preserve">:</w:t>
+      </w:r>
+    </w:p>
+    <w:p>
+      <w:pPr>
+        <w:pStyle w:val="BodyText"/>
+      </w:pPr>
+      <m:oMathPara>
+        <m:oMathParaPr>
+          <m:jc m:val="center"/>
+        </m:oMathParaPr>
+        <m:oMath>
+          <m:r>
+            <m:t>ρ</m:t>
+          </m:r>
+          <m:r>
+            <m:rPr>
+              <m:sty m:val="p"/>
+            </m:rPr>
+            <m:t>=</m:t>
+          </m:r>
+          <m:f>
+            <m:fPr>
+              <m:type m:val="bar"/>
+            </m:fPr>
+            <m:num>
+              <m:r>
+                <m:t>λ</m:t>
+              </m:r>
+            </m:num>
+            <m:den>
+              <m:r>
+                <m:t>μ</m:t>
+              </m:r>
+            </m:den>
+          </m:f>
+          <m:r>
+            <m:rPr>
+              <m:sty m:val="p"/>
+            </m:rPr>
+            <m:t>.</m:t>
+          </m:r>
+        </m:oMath>
+      </m:oMathPara>
+    </w:p>
+    <w:p>
+      <w:pPr>
+        <w:pStyle w:val="FirstParagraph"/>
+      </w:pPr>
+      <w:r>
+        <w:t xml:space="preserve">To użyteczne przybliżenie, gdy zadania i okres pomiaru są porównywalne. W</w:t>
+      </w:r>
+      <w:r>
+        <w:t xml:space="preserve"> </w:t>
+      </w:r>
+      <w:r>
+        <w:t xml:space="preserve">ogólniejszym modelu wykorzystanie zależy od rozkładu czasu obsługi, priorytetów,</w:t>
+      </w:r>
+      <w:r>
+        <w:t xml:space="preserve"> </w:t>
+      </w:r>
+      <w:r>
+        <w:t xml:space="preserve">równoległości i blokad. Gdy</w:t>
+      </w:r>
+      <w:r>
+        <w:t xml:space="preserve"> </w:t>
+      </w:r>
+      <m:oMath>
+        <m:r>
+          <m:t>ρ</m:t>
+        </m:r>
+      </m:oMath>
+      <w:r>
+        <w:t xml:space="preserve"> </w:t>
+      </w:r>
+      <w:r>
+        <w:t xml:space="preserve">zbliża się do jedności, małe zakłócenia mogą</w:t>
+      </w:r>
+      <w:r>
+        <w:t xml:space="preserve"> </w:t>
+      </w:r>
+      <w:r>
+        <w:t xml:space="preserve">gwałtownie wydłużać kolejkę; stuprocentowa zajętość nie jest więc synonimem</w:t>
+      </w:r>
+      <w:r>
+        <w:t xml:space="preserve"> </w:t>
+      </w:r>
+      <w:r>
+        <w:t xml:space="preserve">optymalnej efektywności.</w:t>
+      </w:r>
+    </w:p>
+    <w:p>
+      <w:pPr>
+        <w:pStyle w:val="BodyText"/>
+      </w:pPr>
+      <w:r>
+        <w:t xml:space="preserve">Prawo Little’a:</w:t>
+      </w:r>
+    </w:p>
+    <w:p>
+      <w:pPr>
+        <w:pStyle w:val="BodyText"/>
+      </w:pPr>
+      <m:oMathPara>
+        <m:oMathParaPr>
+          <m:jc m:val="center"/>
+        </m:oMathParaPr>
+        <m:oMath>
+          <m:r>
+            <m:t>L</m:t>
+          </m:r>
+          <m:r>
+            <m:rPr>
+              <m:sty m:val="p"/>
+            </m:rPr>
+            <m:t>=</m:t>
+          </m:r>
+          <m:r>
+            <m:t>λ</m:t>
+          </m:r>
+          <m:r>
+            <m:t>W</m:t>
+          </m:r>
+          <m:r>
+            <m:rPr>
+              <m:sty m:val="p"/>
+            </m:rPr>
+            <m:t>,</m:t>
+          </m:r>
+        </m:oMath>
+      </m:oMathPara>
+    </w:p>
+    <w:p>
+      <w:pPr>
+        <w:pStyle w:val="FirstParagraph"/>
+      </w:pPr>
+      <w:r>
+        <w:t xml:space="preserve">czyli w języku przepływu:</w:t>
+      </w:r>
+    </w:p>
+    <w:p>
+      <w:pPr>
+        <w:pStyle w:val="BodyText"/>
+      </w:pPr>
+      <m:oMathPara>
+        <m:oMathParaPr>
+          <m:jc m:val="center"/>
+        </m:oMathParaPr>
+        <m:oMath>
+          <m:r>
+            <m:t>W</m:t>
+          </m:r>
+          <m:r>
+            <m:t>I</m:t>
+          </m:r>
+          <m:r>
+            <m:t>P</m:t>
+          </m:r>
+          <m:r>
+            <m:rPr>
+              <m:sty m:val="p"/>
+            </m:rPr>
+            <m:t>=</m:t>
+          </m:r>
+          <m:r>
+            <m:rPr>
+              <m:sty m:val="p"/>
+            </m:rPr>
+            <m:t>Throughput</m:t>
+          </m:r>
+          <m:r>
+            <m:rPr>
+              <m:sty m:val="p"/>
+            </m:rPr>
+            <m:t>⋅</m:t>
+          </m:r>
+          <m:r>
+            <m:rPr>
+              <m:sty m:val="p"/>
+            </m:rPr>
+            <m:t>LeadTime</m:t>
+          </m:r>
+          <m:r>
+            <m:rPr>
+              <m:sty m:val="p"/>
+            </m:rPr>
+            <m:t>.</m:t>
+          </m:r>
+        </m:oMath>
+      </m:oMathPara>
+    </w:p>
+    <w:p>
+      <w:pPr>
+        <w:pStyle w:val="FirstParagraph"/>
+      </w:pPr>
+      <w:r>
+        <w:t xml:space="preserve">Wynik Little’a dotyczy stabilnych średnich i wymaga skończonych wielkości oraz</w:t>
+      </w:r>
+      <w:r>
+        <w:t xml:space="preserve"> </w:t>
+      </w:r>
+      <w:r>
+        <w:t xml:space="preserve">warunków stacjonarności opisanych w dowodzie źródłowym</w:t>
+      </w:r>
+      <w:r>
+        <w:t xml:space="preserve"> </w:t>
+      </w:r>
+      <w:r>
+        <w:t xml:space="preserve">(Little 1961)</w:t>
+      </w:r>
+      <w:r>
+        <w:t xml:space="preserve">. Nie</w:t>
+      </w:r>
+      <w:r>
+        <w:t xml:space="preserve"> </w:t>
+      </w:r>
+      <w:r>
+        <w:t xml:space="preserve">gwarantuje, że samo mechaniczne obniżenie WIP zwiększy przepustowość. Pokazuje,</w:t>
+      </w:r>
+      <w:r>
+        <w:t xml:space="preserve"> </w:t>
+      </w:r>
+      <w:r>
+        <w:t xml:space="preserve">że przy niezmienionej przepustowości niższy przeciętny WIP oznacza krótszy</w:t>
+      </w:r>
+      <w:r>
+        <w:t xml:space="preserve"> </w:t>
+      </w:r>
+      <w:r>
+        <w:t xml:space="preserve">przeciętny lead time.</w:t>
+      </w:r>
+    </w:p>
+    <w:bookmarkEnd w:id="126"/>
+    <w:bookmarkStart w:id="127" w:name="jak-często-walidować"/>
+    <w:p>
+      <w:pPr>
+        <w:pStyle w:val="Heading2"/>
+      </w:pPr>
+      <w:r>
+        <w:t xml:space="preserve">15.5 Jak często walidować</w:t>
+      </w:r>
+    </w:p>
+    <w:p>
+      <w:pPr>
+        <w:pStyle w:val="FirstParagraph"/>
+      </w:pPr>
+      <w:r>
+        <w:t xml:space="preserve">Ciągły ping-pong może skracać drogę błędu, ale zwiększa koszt kontroli. Dla</w:t>
+      </w:r>
+      <w:r>
+        <w:t xml:space="preserve"> </w:t>
+      </w:r>
+      <w:r>
+        <w:t xml:space="preserve">prostego modelu przyjmijmy:</w:t>
+      </w:r>
+    </w:p>
+    <w:p>
+      <w:pPr>
+        <w:pStyle w:val="Compact"/>
+        <w:numPr>
+          <w:ilvl w:val="0"/>
+          <w:numId w:val="1039"/>
+        </w:numPr>
+      </w:pPr>
+      <m:oMath>
+        <m:r>
+          <m:rPr>
+            <m:sty m:val="p"/>
+          </m:rPr>
+          <m:t>Δ</m:t>
+        </m:r>
+      </m:oMath>
+      <w:r>
+        <w:t xml:space="preserve"> </w:t>
+      </w:r>
+      <w:r>
+        <w:t xml:space="preserve">— stały odstęp między checkpointami,</w:t>
+      </w:r>
+    </w:p>
+    <w:p>
+      <w:pPr>
+        <w:pStyle w:val="Compact"/>
+        <w:numPr>
+          <w:ilvl w:val="0"/>
+          <w:numId w:val="1039"/>
+        </w:numPr>
+      </w:pPr>
+      <m:oMath>
+        <m:sSub>
+          <m:e>
+            <m:r>
+              <m:t>c</m:t>
+            </m:r>
+          </m:e>
+          <m:sub>
+            <m:r>
+              <m:t>v</m:t>
+            </m:r>
+          </m:sub>
+        </m:sSub>
+      </m:oMath>
+      <w:r>
+        <w:t xml:space="preserve"> </w:t>
+      </w:r>
+      <w:r>
+        <w:t xml:space="preserve">— koszt jednego checkpointu,</w:t>
+      </w:r>
+    </w:p>
+    <w:p>
+      <w:pPr>
+        <w:pStyle w:val="Compact"/>
+        <w:numPr>
+          <w:ilvl w:val="0"/>
+          <w:numId w:val="1039"/>
+        </w:numPr>
+      </w:pPr>
+      <m:oMath>
+        <m:sSub>
+          <m:e>
+            <m:r>
+              <m:t>λ</m:t>
+            </m:r>
+          </m:e>
+          <m:sub>
+            <m:r>
+              <m:t>e</m:t>
+            </m:r>
+          </m:sub>
+        </m:sSub>
+      </m:oMath>
+      <w:r>
+        <w:t xml:space="preserve"> </w:t>
+      </w:r>
+      <w:r>
+        <w:t xml:space="preserve">— średnie tempo powstawania istotnych błędów,</w:t>
+      </w:r>
+    </w:p>
+    <w:p>
+      <w:pPr>
+        <w:pStyle w:val="Compact"/>
+        <w:numPr>
+          <w:ilvl w:val="0"/>
+          <w:numId w:val="1039"/>
+        </w:numPr>
+      </w:pPr>
+      <m:oMath>
+        <m:sSub>
+          <m:e>
+            <m:r>
+              <m:t>c</m:t>
+            </m:r>
+          </m:e>
+          <m:sub>
+            <m:r>
+              <m:t>e</m:t>
+            </m:r>
+          </m:sub>
+        </m:sSub>
+      </m:oMath>
+      <w:r>
+        <w:t xml:space="preserve"> </w:t>
+      </w:r>
+      <w:r>
+        <w:t xml:space="preserve">— koszt niewykrytego błędu na jednostkę czasu,</w:t>
+      </w:r>
+    </w:p>
+    <w:p>
+      <w:pPr>
+        <w:pStyle w:val="Compact"/>
+        <w:numPr>
+          <w:ilvl w:val="0"/>
+          <w:numId w:val="1039"/>
+        </w:numPr>
+      </w:pPr>
+      <m:oMath>
+        <m:r>
+          <m:t>T</m:t>
+        </m:r>
+      </m:oMath>
+      <w:r>
+        <w:t xml:space="preserve"> </w:t>
+      </w:r>
+      <w:r>
+        <w:t xml:space="preserve">— horyzont analizy.</w:t>
+      </w:r>
+    </w:p>
+    <w:p>
+      <w:pPr>
+        <w:pStyle w:val="FirstParagraph"/>
+      </w:pPr>
+      <w:r>
+        <w:t xml:space="preserve">Jeżeli błędy pojawiają się niezależnie, a średnie opóźnienie wykrycia wynosi</w:t>
+      </w:r>
+      <w:r>
+        <w:t xml:space="preserve"> </w:t>
+      </w:r>
+      <m:oMath>
+        <m:r>
+          <m:rPr>
+            <m:sty m:val="p"/>
+          </m:rPr>
+          <m:t>Δ</m:t>
+        </m:r>
+        <m:r>
+          <m:rPr>
+            <m:sty m:val="p"/>
+          </m:rPr>
+          <m:t>/</m:t>
+        </m:r>
+        <m:r>
+          <m:t>2</m:t>
+        </m:r>
+      </m:oMath>
+      <w:r>
+        <w:t xml:space="preserve">, to:</w:t>
+      </w:r>
+    </w:p>
+    <w:p>
+      <w:pPr>
+        <w:pStyle w:val="BodyText"/>
+      </w:pPr>
+      <m:oMathPara>
+        <m:oMathParaPr>
+          <m:jc m:val="center"/>
+        </m:oMathParaPr>
+        <m:oMath>
+          <m:r>
+            <m:t>C</m:t>
+          </m:r>
+          <m:r>
+            <m:rPr>
+              <m:sty m:val="p"/>
+            </m:rPr>
+            <m:t>(</m:t>
+          </m:r>
+          <m:r>
+            <m:rPr>
+              <m:sty m:val="p"/>
+            </m:rPr>
+            <m:t>Δ</m:t>
+          </m:r>
+          <m:r>
+            <m:rPr>
+              <m:sty m:val="p"/>
+            </m:rPr>
+            <m:t>)</m:t>
+          </m:r>
+          <m:r>
+            <m:rPr>
+              <m:sty m:val="p"/>
+            </m:rPr>
+            <m:t>=</m:t>
+          </m:r>
+          <m:f>
+            <m:fPr>
+              <m:type m:val="bar"/>
+            </m:fPr>
+            <m:num>
+              <m:r>
+                <m:t>T</m:t>
+              </m:r>
+            </m:num>
+            <m:den>
+              <m:r>
+                <m:rPr>
+                  <m:sty m:val="p"/>
+                </m:rPr>
+                <m:t>Δ</m:t>
+              </m:r>
+            </m:den>
+          </m:f>
+          <m:sSub>
+            <m:e>
+              <m:r>
+                <m:t>c</m:t>
+              </m:r>
+            </m:e>
+            <m:sub>
+              <m:r>
+                <m:t>v</m:t>
+              </m:r>
+            </m:sub>
+          </m:sSub>
+          <m:r>
+            <m:rPr>
+              <m:sty m:val="p"/>
+            </m:rPr>
+            <m:t>+</m:t>
+          </m:r>
+          <m:r>
+            <m:t>T</m:t>
+          </m:r>
+          <m:sSub>
+            <m:e>
+              <m:r>
+                <m:t>λ</m:t>
+              </m:r>
+            </m:e>
+            <m:sub>
+              <m:r>
+                <m:t>e</m:t>
+              </m:r>
+            </m:sub>
+          </m:sSub>
+          <m:sSub>
+            <m:e>
+              <m:r>
+                <m:t>c</m:t>
+              </m:r>
+            </m:e>
+            <m:sub>
+              <m:r>
+                <m:t>e</m:t>
+              </m:r>
+            </m:sub>
+          </m:sSub>
+          <m:f>
+            <m:fPr>
+              <m:type m:val="bar"/>
+            </m:fPr>
+            <m:num>
+              <m:r>
+                <m:rPr>
+                  <m:sty m:val="p"/>
+                </m:rPr>
+                <m:t>Δ</m:t>
+              </m:r>
+            </m:num>
+            <m:den>
+              <m:r>
+                <m:t>2</m:t>
+              </m:r>
+            </m:den>
+          </m:f>
+          <m:r>
+            <m:rPr>
+              <m:sty m:val="p"/>
+            </m:rPr>
+            <m:t>.</m:t>
+          </m:r>
+        </m:oMath>
+      </m:oMathPara>
+    </w:p>
+    <w:p>
+      <w:pPr>
+        <w:pStyle w:val="FirstParagraph"/>
+      </w:pPr>
+      <w:r>
+        <w:t xml:space="preserve">Warunek pierwszego rzędu daje:</w:t>
+      </w:r>
+    </w:p>
+    <w:p>
+      <w:pPr>
+        <w:pStyle w:val="BodyText"/>
+      </w:pPr>
+      <m:oMathPara>
+        <m:oMathParaPr>
+          <m:jc m:val="center"/>
+        </m:oMathParaPr>
+        <m:oMath>
+          <m:sSup>
+            <m:e>
+              <m:r>
+                <m:rPr>
+                  <m:sty m:val="p"/>
+                </m:rPr>
+                <m:t>Δ</m:t>
+              </m:r>
+            </m:e>
+            <m:sup>
+              <m:r>
+                <m:rPr>
+                  <m:sty m:val="p"/>
+                </m:rPr>
+                <m:t>*</m:t>
+              </m:r>
+            </m:sup>
+          </m:sSup>
+          <m:r>
+            <m:rPr>
+              <m:sty m:val="p"/>
+            </m:rPr>
+            <m:t>=</m:t>
+          </m:r>
+          <m:rad>
+            <m:radPr>
+              <m:degHide m:val="on"/>
+            </m:radPr>
+            <m:deg/>
+            <m:e>
+              <m:f>
+                <m:fPr>
+                  <m:type m:val="bar"/>
+                </m:fPr>
+                <m:num>
+                  <m:r>
+                    <m:t>2</m:t>
+                  </m:r>
+                  <m:sSub>
+                    <m:e>
+                      <m:r>
+                        <m:t>c</m:t>
+                      </m:r>
+                    </m:e>
+                    <m:sub>
+                      <m:r>
+                        <m:t>v</m:t>
+                      </m:r>
+                    </m:sub>
+                  </m:sSub>
+                </m:num>
+                <m:den>
+                  <m:sSub>
+                    <m:e>
+                      <m:r>
+                        <m:t>λ</m:t>
+                      </m:r>
+                    </m:e>
+                    <m:sub>
+                      <m:r>
+                        <m:t>e</m:t>
+                      </m:r>
+                    </m:sub>
+                  </m:sSub>
+                  <m:sSub>
+                    <m:e>
+                      <m:r>
+                        <m:t>c</m:t>
+                      </m:r>
+                    </m:e>
+                    <m:sub>
+                      <m:r>
+                        <m:t>e</m:t>
+                      </m:r>
+                    </m:sub>
+                  </m:sSub>
+                </m:den>
+              </m:f>
+            </m:e>
+          </m:rad>
+          <m:r>
+            <m:rPr>
+              <m:sty m:val="p"/>
+            </m:rPr>
+            <m:t>.</m:t>
+          </m:r>
+        </m:oMath>
+      </m:oMathPara>
+    </w:p>
+    <w:p>
+      <w:pPr>
+        <w:pStyle w:val="FirstParagraph"/>
+      </w:pPr>
+      <w:r>
+        <w:t xml:space="preserve">To model redakcyjny, nie uniwersalne prawo. Zakłada stałe koszty, liniową</w:t>
+      </w:r>
+      <w:r>
+        <w:t xml:space="preserve"> </w:t>
+      </w:r>
+      <w:r>
+        <w:t xml:space="preserve">szkodę opóźnienia, równomierne checkpointy i brak interakcji błędów. Należy go</w:t>
+      </w:r>
+      <w:r>
+        <w:t xml:space="preserve"> </w:t>
+      </w:r>
+      <w:r>
+        <w:t xml:space="preserve">kalibrować na ticketach i zastąpić symulacją, gdy ryzyko ma ciężki ogon,</w:t>
+      </w:r>
+      <w:r>
+        <w:t xml:space="preserve"> </w:t>
+      </w:r>
+      <w:r>
+        <w:t xml:space="preserve">walidacja zmienia prawdopodobieństwo błędu albo działania są nieodwracalne.</w:t>
+      </w:r>
+      <w:r>
+        <w:t xml:space="preserve"> </w:t>
+      </w:r>
+      <w:r>
+        <w:t xml:space="preserve">Kierunek pozostaje czytelny: droższe lub częstsze błędy skracają checkpoint,</w:t>
+      </w:r>
+      <w:r>
+        <w:t xml:space="preserve"> </w:t>
+      </w:r>
+      <w:r>
+        <w:t xml:space="preserve">a droga kontrola go wydłuża.</w:t>
+      </w:r>
+    </w:p>
+    <w:bookmarkEnd w:id="127"/>
+    <w:bookmarkStart w:id="128" w:name="modele-pracy"/>
+    <w:p>
+      <w:pPr>
+        <w:pStyle w:val="Heading2"/>
+      </w:pPr>
+      <w:r>
+        <w:t xml:space="preserve">15.6 Modele pracy</w:t>
+      </w:r>
+    </w:p>
+    <w:tbl>
+      <w:tblPr>
+        <w:tblStyle w:val="Table"/>
+        <w:tblW w:type="pct" w:w="5000"/>
+        <w:tblLayout w:type="fixed"/>
+        <w:tblLook w:firstRow="1" w:lastRow="0" w:firstColumn="0" w:lastColumn="0" w:noHBand="0" w:noVBand="0" w:val="0020"/>
+      </w:tblPr>
+      <w:tblGrid>
+        <w:gridCol w:w="1584"/>
+        <w:gridCol w:w="1584"/>
+        <w:gridCol w:w="1584"/>
+        <w:gridCol w:w="1584"/>
+        <w:gridCol w:w="1584"/>
+      </w:tblGrid>
+      <w:tr>
+        <w:trPr>
+          <w:tblHeader w:val="on"/>
+        </w:trPr>
+        <w:tc>
+          <w:tcPr/>
+          <w:p>
+            <w:pPr>
+              <w:pStyle w:val="Compact"/>
+            </w:pPr>
+            <w:r>
+              <w:t xml:space="preserve">Model</w:t>
+            </w:r>
+          </w:p>
+        </w:tc>
+        <w:tc>
+          <w:tcPr/>
+          <w:p>
+            <w:pPr>
+              <w:pStyle w:val="Compact"/>
+            </w:pPr>
+            <w:r>
+              <w:t xml:space="preserve">Mechanizm</w:t>
+            </w:r>
+          </w:p>
+        </w:tc>
+        <w:tc>
+          <w:tcPr/>
+          <w:p>
+            <w:pPr>
+              <w:pStyle w:val="Compact"/>
+            </w:pPr>
+            <w:r>
+              <w:t xml:space="preserve">Dobre zastosowanie</w:t>
+            </w:r>
+          </w:p>
+        </w:tc>
+        <w:tc>
+          <w:tcPr/>
+          <w:p>
+            <w:pPr>
+              <w:pStyle w:val="Compact"/>
+            </w:pPr>
+            <w:r>
+              <w:t xml:space="preserve">Preferowany actor</w:t>
+            </w:r>
+          </w:p>
+        </w:tc>
+        <w:tc>
+          <w:tcPr/>
+          <w:p>
+            <w:pPr>
+              <w:pStyle w:val="Compact"/>
+            </w:pPr>
+            <w:r>
+              <w:t xml:space="preserve">Główna metryka</w:t>
+            </w:r>
+          </w:p>
+        </w:tc>
+      </w:tr>
+      <w:tr>
+        <w:tc>
+          <w:tcPr/>
+          <w:p>
+            <w:pPr>
+              <w:pStyle w:val="Compact"/>
+            </w:pPr>
+            <w:r>
+              <w:t xml:space="preserve">rezultatowy</w:t>
+            </w:r>
+          </w:p>
+        </w:tc>
+        <w:tc>
+          <w:tcPr/>
+          <w:p>
+            <w:pPr>
+              <w:pStyle w:val="Compact"/>
+            </w:pPr>
+            <w:r>
+              <w:t xml:space="preserve">specyfikacja i dostarczenie całości</w:t>
+            </w:r>
+          </w:p>
+        </w:tc>
+        <w:tc>
+          <w:tcPr/>
+          <w:p>
+            <w:pPr>
+              <w:pStyle w:val="Compact"/>
+            </w:pPr>
+            <w:r>
+              <w:t xml:space="preserve">dobrze zdefiniowane zadanie</w:t>
+            </w:r>
+          </w:p>
+        </w:tc>
+        <w:tc>
+          <w:tcPr/>
+          <w:p>
+            <w:pPr>
+              <w:pStyle w:val="Compact"/>
+            </w:pPr>
+            <w:r>
+              <w:t xml:space="preserve">ekspert lub dojrzały agent</w:t>
+            </w:r>
+          </w:p>
+        </w:tc>
+        <w:tc>
+          <w:tcPr/>
+          <w:p>
+            <w:pPr>
+              <w:pStyle w:val="Compact"/>
+            </w:pPr>
+            <w:r>
+              <w:t xml:space="preserve">FPY, wartość, termin</w:t>
+            </w:r>
+          </w:p>
+        </w:tc>
+      </w:tr>
+      <w:tr>
+        <w:tc>
+          <w:tcPr/>
+          <w:p>
+            <w:pPr>
+              <w:pStyle w:val="Compact"/>
+            </w:pPr>
+            <w:r>
+              <w:t xml:space="preserve">proceduralny</w:t>
+            </w:r>
+          </w:p>
+        </w:tc>
+        <w:tc>
+          <w:tcPr/>
+          <w:p>
+            <w:pPr>
+              <w:pStyle w:val="Compact"/>
+            </w:pPr>
+            <w:r>
+              <w:t xml:space="preserve">narzucone kroki i dowody</w:t>
+            </w:r>
+          </w:p>
+        </w:tc>
+        <w:tc>
+          <w:tcPr/>
+          <w:p>
+            <w:pPr>
+              <w:pStyle w:val="Compact"/>
+            </w:pPr>
+            <w:r>
+              <w:t xml:space="preserve">powtarzalność, compliance</w:t>
+            </w:r>
+          </w:p>
+        </w:tc>
+        <w:tc>
+          <w:tcPr/>
+          <w:p>
+            <w:pPr>
+              <w:pStyle w:val="Compact"/>
+            </w:pPr>
+            <w:r>
+              <w:t xml:space="preserve">nowa osoba, agent narzędziowy</w:t>
+            </w:r>
+          </w:p>
+        </w:tc>
+        <w:tc>
+          <w:tcPr/>
+          <w:p>
+            <w:pPr>
+              <w:pStyle w:val="Compact"/>
+            </w:pPr>
+            <w:r>
+              <w:t xml:space="preserve">zgodność, cycle time</w:t>
+            </w:r>
+          </w:p>
+        </w:tc>
+      </w:tr>
+      <w:tr>
+        <w:tc>
+          <w:tcPr/>
+          <w:p>
+            <w:pPr>
+              <w:pStyle w:val="Compact"/>
+            </w:pPr>
+            <w:r>
+              <w:t xml:space="preserve">ping-pong</w:t>
+            </w:r>
+          </w:p>
+        </w:tc>
+        <w:tc>
+          <w:tcPr/>
+          <w:p>
+            <w:pPr>
+              <w:pStyle w:val="Compact"/>
+            </w:pPr>
+            <w:r>
+              <w:t xml:space="preserve">małe działanie, dowód, walidacja</w:t>
+            </w:r>
+          </w:p>
+        </w:tc>
+        <w:tc>
+          <w:tcPr/>
+          <w:p>
+            <w:pPr>
+              <w:pStyle w:val="Compact"/>
+            </w:pPr>
+            <w:r>
+              <w:t xml:space="preserve">duża niepewność</w:t>
+            </w:r>
+          </w:p>
+        </w:tc>
+        <w:tc>
+          <w:tcPr/>
+          <w:p>
+            <w:pPr>
+              <w:pStyle w:val="Compact"/>
+            </w:pPr>
+            <w:r>
+              <w:t xml:space="preserve">człowiek–agent</w:t>
+            </w:r>
+          </w:p>
+        </w:tc>
+        <w:tc>
+          <w:tcPr/>
+          <w:p>
+            <w:pPr>
+              <w:pStyle w:val="Compact"/>
+            </w:pPr>
+            <w:r>
+              <w:t xml:space="preserve">koszt błędów i kontroli</w:t>
+            </w:r>
+          </w:p>
+        </w:tc>
+      </w:tr>
+      <w:tr>
+        <w:tc>
+          <w:tcPr/>
+          <w:p>
+            <w:pPr>
+              <w:pStyle w:val="Compact"/>
+            </w:pPr>
+            <w:r>
+              <w:t xml:space="preserve">nadzór przez wyjątki</w:t>
+            </w:r>
+          </w:p>
+        </w:tc>
+        <w:tc>
+          <w:tcPr/>
+          <w:p>
+            <w:pPr>
+              <w:pStyle w:val="Compact"/>
+            </w:pPr>
+            <w:r>
+              <w:t xml:space="preserve">autonomia w guardrailach</w:t>
+            </w:r>
+          </w:p>
+        </w:tc>
+        <w:tc>
+          <w:tcPr/>
+          <w:p>
+            <w:pPr>
+              <w:pStyle w:val="Compact"/>
+            </w:pPr>
+            <w:r>
+              <w:t xml:space="preserve">duży wolumen</w:t>
+            </w:r>
+          </w:p>
+        </w:tc>
+        <w:tc>
+          <w:tcPr/>
+          <w:p>
+            <w:pPr>
+              <w:pStyle w:val="Compact"/>
+            </w:pPr>
+            <w:r>
+              <w:t xml:space="preserve">ekspert lub dojrzały agent</w:t>
+            </w:r>
+          </w:p>
+        </w:tc>
+        <w:tc>
+          <w:tcPr/>
+          <w:p>
+            <w:pPr>
+              <w:pStyle w:val="Compact"/>
+            </w:pPr>
+            <w:r>
+              <w:t xml:space="preserve">escalation rate</w:t>
+            </w:r>
+          </w:p>
+        </w:tc>
+      </w:tr>
+      <w:tr>
+        <w:tc>
+          <w:tcPr/>
+          <w:p>
+            <w:pPr>
+              <w:pStyle w:val="Compact"/>
+            </w:pPr>
+            <w:r>
+              <w:t xml:space="preserve">podwójna kontrola</w:t>
+            </w:r>
+          </w:p>
+        </w:tc>
+        <w:tc>
+          <w:tcPr/>
+          <w:p>
+            <w:pPr>
+              <w:pStyle w:val="Compact"/>
+            </w:pPr>
+            <w:r>
+              <w:t xml:space="preserve">niezależny wykonawca i validator</w:t>
+            </w:r>
+          </w:p>
+        </w:tc>
+        <w:tc>
+          <w:tcPr/>
+          <w:p>
+            <w:pPr>
+              <w:pStyle w:val="Compact"/>
+            </w:pPr>
+            <w:r>
+              <w:t xml:space="preserve">wysokie ryzyko</w:t>
+            </w:r>
+          </w:p>
+        </w:tc>
+        <w:tc>
+          <w:tcPr/>
+          <w:p>
+            <w:pPr>
+              <w:pStyle w:val="Compact"/>
+            </w:pPr>
+            <w:r>
+              <w:t xml:space="preserve">dwa modele lub człowiek–agent</w:t>
+            </w:r>
+          </w:p>
+        </w:tc>
+        <w:tc>
+          <w:tcPr/>
+          <w:p>
+            <w:pPr>
+              <w:pStyle w:val="Compact"/>
+            </w:pPr>
+            <w:r>
+              <w:t xml:space="preserve">defect escape</w:t>
+            </w:r>
+          </w:p>
+        </w:tc>
+      </w:tr>
+      <w:tr>
+        <w:tc>
+          <w:tcPr/>
+          <w:p>
+            <w:pPr>
+              <w:pStyle w:val="Compact"/>
+            </w:pPr>
+            <w:r>
+              <w:t xml:space="preserve">eksploracyjny</w:t>
+            </w:r>
+          </w:p>
+        </w:tc>
+        <w:tc>
+          <w:tcPr/>
+          <w:p>
+            <w:pPr>
+              <w:pStyle w:val="Compact"/>
+            </w:pPr>
+            <w:r>
+              <w:t xml:space="preserve">hipoteza, eksperyment, aktualizacja</w:t>
+            </w:r>
+          </w:p>
+        </w:tc>
+        <w:tc>
+          <w:tcPr/>
+          <w:p>
+            <w:pPr>
+              <w:pStyle w:val="Compact"/>
+            </w:pPr>
+            <w:r>
+              <w:t xml:space="preserve">badanie i prototyp</w:t>
+            </w:r>
+          </w:p>
+        </w:tc>
+        <w:tc>
+          <w:tcPr/>
+          <w:p>
+            <w:pPr>
+              <w:pStyle w:val="Compact"/>
+            </w:pPr>
+            <w:r>
+              <w:t xml:space="preserve">ekspert wspierany agentem</w:t>
+            </w:r>
+          </w:p>
+        </w:tc>
+        <w:tc>
+          <w:tcPr/>
+          <w:p>
+            <w:pPr>
+              <w:pStyle w:val="Compact"/>
+            </w:pPr>
+            <w:r>
+              <w:t xml:space="preserve">wartość informacji</w:t>
+            </w:r>
+          </w:p>
+        </w:tc>
+      </w:tr>
+      <w:tr>
+        <w:tc>
+          <w:tcPr/>
+          <w:p>
+            <w:pPr>
+              <w:pStyle w:val="Compact"/>
+            </w:pPr>
+            <w:r>
+              <w:t xml:space="preserve">incydentowy</w:t>
+            </w:r>
+          </w:p>
+        </w:tc>
+        <w:tc>
+          <w:tcPr/>
+          <w:p>
+            <w:pPr>
+              <w:pStyle w:val="Compact"/>
+            </w:pPr>
+            <w:r>
+              <w:t xml:space="preserve">stabilizacja przed analizą</w:t>
+            </w:r>
+          </w:p>
+        </w:tc>
+        <w:tc>
+          <w:tcPr/>
+          <w:p>
+            <w:pPr>
+              <w:pStyle w:val="Compact"/>
+            </w:pPr>
+            <w:r>
+              <w:t xml:space="preserve">awaria i zagrożenie</w:t>
+            </w:r>
+          </w:p>
+        </w:tc>
+        <w:tc>
+          <w:tcPr/>
+          <w:p>
+            <w:pPr>
+              <w:pStyle w:val="Compact"/>
+            </w:pPr>
+            <w:r>
+              <w:t xml:space="preserve">actor z adekwatnym authority</w:t>
+            </w:r>
+          </w:p>
+        </w:tc>
+        <w:tc>
+          <w:tcPr/>
+          <w:p>
+            <w:pPr>
+              <w:pStyle w:val="Compact"/>
+            </w:pPr>
+            <w:r>
+              <w:t xml:space="preserve">czas opanowania</w:t>
+            </w:r>
+          </w:p>
+        </w:tc>
+      </w:tr>
+    </w:tbl>
+    <w:p>
+      <w:pPr>
+        <w:pStyle w:val="BodyText"/>
+      </w:pPr>
+      <w:r>
+        <w:t xml:space="preserve">Uniwersalna konfiguracja hybrydowa pozostawia człowiekowi cel i granice ryzyka,</w:t>
+      </w:r>
+      <w:r>
+        <w:t xml:space="preserve"> </w:t>
+      </w:r>
+      <w:r>
+        <w:t xml:space="preserve">agentowi plan oraz działania odwracalne, validatorowi kontrolę planu i dowodu,</w:t>
+      </w:r>
+      <w:r>
+        <w:t xml:space="preserve"> </w:t>
+      </w:r>
+      <w:r>
+        <w:t xml:space="preserve">a działania nieodwracalne, zmianę celu i wyjątki kieruje do jawnej bramki</w:t>
+      </w:r>
+      <w:r>
+        <w:t xml:space="preserve"> </w:t>
+      </w:r>
+      <w:r>
+        <w:t xml:space="preserve">akceptacji.</w:t>
+      </w:r>
+    </w:p>
+    <w:bookmarkEnd w:id="128"/>
+    <w:bookmarkStart w:id="129" w:name="dopasowanie-actora-zadania-i-protokołu"/>
+    <w:p>
+      <w:pPr>
+        <w:pStyle w:val="Heading2"/>
+      </w:pPr>
+      <w:r>
+        <w:t xml:space="preserve">15.7 Dopasowanie actora, zadania i protokołu</w:t>
+      </w:r>
+    </w:p>
+    <w:p>
+      <w:pPr>
+        <w:pStyle w:val="FirstParagraph"/>
+      </w:pPr>
+      <w:r>
+        <w:t xml:space="preserve">Niech wymagania zadania, zdolności actora i wsparcie modelu pracy będą</w:t>
+      </w:r>
+      <w:r>
+        <w:t xml:space="preserve"> </w:t>
+      </w:r>
+      <w:r>
+        <w:t xml:space="preserve">znormalizowanymi wektorami:</w:t>
+      </w:r>
+    </w:p>
+    <w:p>
+      <w:pPr>
+        <w:pStyle w:val="BodyText"/>
+      </w:pPr>
+      <m:oMathPara>
+        <m:oMathParaPr>
+          <m:jc m:val="center"/>
+        </m:oMathParaPr>
+        <m:oMath>
+          <m:sSub>
+            <m:e>
+              <m:r>
+                <m:rPr>
+                  <m:sty m:val="b"/>
+                </m:rPr>
+                <m:t>D</m:t>
+              </m:r>
+            </m:e>
+            <m:sub>
+              <m:r>
+                <m:t>t</m:t>
+              </m:r>
+            </m:sub>
+          </m:sSub>
+          <m:r>
+            <m:rPr>
+              <m:sty m:val="p"/>
+            </m:rPr>
+            <m:t>=</m:t>
+          </m:r>
+          <m:r>
+            <m:rPr>
+              <m:sty m:val="p"/>
+            </m:rPr>
+            <m:t>[</m:t>
+          </m:r>
+          <m:r>
+            <m:t>s</m:t>
+          </m:r>
+          <m:r>
+            <m:t>k</m:t>
+          </m:r>
+          <m:r>
+            <m:t>i</m:t>
+          </m:r>
+          <m:r>
+            <m:t>l</m:t>
+          </m:r>
+          <m:r>
+            <m:t>l</m:t>
+          </m:r>
+          <m:r>
+            <m:rPr>
+              <m:sty m:val="p"/>
+            </m:rPr>
+            <m:t>,</m:t>
+          </m:r>
+          <m:r>
+            <m:t>c</m:t>
+          </m:r>
+          <m:r>
+            <m:t>o</m:t>
+          </m:r>
+          <m:r>
+            <m:t>n</m:t>
+          </m:r>
+          <m:r>
+            <m:t>t</m:t>
+          </m:r>
+          <m:r>
+            <m:t>e</m:t>
+          </m:r>
+          <m:r>
+            <m:t>x</m:t>
+          </m:r>
+          <m:r>
+            <m:t>t</m:t>
+          </m:r>
+          <m:r>
+            <m:rPr>
+              <m:sty m:val="p"/>
+            </m:rPr>
+            <m:t>,</m:t>
+          </m:r>
+          <m:r>
+            <m:t>r</m:t>
+          </m:r>
+          <m:r>
+            <m:t>e</m:t>
+          </m:r>
+          <m:r>
+            <m:t>l</m:t>
+          </m:r>
+          <m:r>
+            <m:t>i</m:t>
+          </m:r>
+          <m:r>
+            <m:t>a</m:t>
+          </m:r>
+          <m:r>
+            <m:t>b</m:t>
+          </m:r>
+          <m:r>
+            <m:t>i</m:t>
+          </m:r>
+          <m:r>
+            <m:t>l</m:t>
+          </m:r>
+          <m:r>
+            <m:t>i</m:t>
+          </m:r>
+          <m:r>
+            <m:t>t</m:t>
+          </m:r>
+          <m:r>
+            <m:t>y</m:t>
+          </m:r>
+          <m:r>
+            <m:rPr>
+              <m:sty m:val="p"/>
+            </m:rPr>
+            <m:t>,</m:t>
+          </m:r>
+          <m:r>
+            <m:t>s</m:t>
+          </m:r>
+          <m:r>
+            <m:t>p</m:t>
+          </m:r>
+          <m:r>
+            <m:t>e</m:t>
+          </m:r>
+          <m:r>
+            <m:t>e</m:t>
+          </m:r>
+          <m:r>
+            <m:t>d</m:t>
+          </m:r>
+          <m:r>
+            <m:rPr>
+              <m:sty m:val="p"/>
+            </m:rPr>
+            <m:t>,</m:t>
+          </m:r>
+          <m:r>
+            <m:t>c</m:t>
+          </m:r>
+          <m:r>
+            <m:t>o</m:t>
+          </m:r>
+          <m:r>
+            <m:t>m</m:t>
+          </m:r>
+          <m:r>
+            <m:t>m</m:t>
+          </m:r>
+          <m:r>
+            <m:t>u</m:t>
+          </m:r>
+          <m:r>
+            <m:t>n</m:t>
+          </m:r>
+          <m:r>
+            <m:t>i</m:t>
+          </m:r>
+          <m:r>
+            <m:t>c</m:t>
+          </m:r>
+          <m:r>
+            <m:t>a</m:t>
+          </m:r>
+          <m:r>
+            <m:t>t</m:t>
+          </m:r>
+          <m:r>
+            <m:t>i</m:t>
+          </m:r>
+          <m:r>
+            <m:t>o</m:t>
+          </m:r>
+          <m:r>
+            <m:t>n</m:t>
+          </m:r>
+          <m:r>
+            <m:rPr>
+              <m:sty m:val="p"/>
+            </m:rPr>
+            <m:t>,</m:t>
+          </m:r>
+          <m:r>
+            <m:t>a</m:t>
+          </m:r>
+          <m:r>
+            <m:t>u</m:t>
+          </m:r>
+          <m:r>
+            <m:t>t</m:t>
+          </m:r>
+          <m:r>
+            <m:t>o</m:t>
+          </m:r>
+          <m:r>
+            <m:t>n</m:t>
+          </m:r>
+          <m:r>
+            <m:t>o</m:t>
+          </m:r>
+          <m:r>
+            <m:t>m</m:t>
+          </m:r>
+          <m:r>
+            <m:t>y</m:t>
+          </m:r>
+          <m:r>
+            <m:rPr>
+              <m:sty m:val="p"/>
+            </m:rPr>
+            <m:t>]</m:t>
+          </m:r>
+          <m:r>
+            <m:rPr>
+              <m:sty m:val="p"/>
+            </m:rPr>
+            <m:t>,</m:t>
+          </m:r>
+        </m:oMath>
+      </m:oMathPara>
+    </w:p>
+    <w:p>
+      <w:pPr>
+        <w:pStyle w:val="FirstParagraph"/>
+      </w:pPr>
+      <m:oMathPara>
+        <m:oMathParaPr>
+          <m:jc m:val="center"/>
+        </m:oMathParaPr>
+        <m:oMath>
+          <m:sSub>
+            <m:e>
+              <m:r>
+                <m:rPr>
+                  <m:sty m:val="b"/>
+                </m:rPr>
+                <m:t>S</m:t>
+              </m:r>
+            </m:e>
+            <m:sub>
+              <m:r>
+                <m:t>a</m:t>
+              </m:r>
+            </m:sub>
+          </m:sSub>
+          <m:r>
+            <m:rPr>
+              <m:sty m:val="p"/>
+            </m:rPr>
+            <m:t>=</m:t>
+          </m:r>
+          <m:r>
+            <m:rPr>
+              <m:sty m:val="p"/>
+            </m:rPr>
+            <m:t>[</m:t>
+          </m:r>
+          <m:r>
+            <m:t>s</m:t>
+          </m:r>
+          <m:r>
+            <m:t>k</m:t>
+          </m:r>
+          <m:r>
+            <m:t>i</m:t>
+          </m:r>
+          <m:r>
+            <m:t>l</m:t>
+          </m:r>
+          <m:r>
+            <m:t>l</m:t>
+          </m:r>
+          <m:r>
+            <m:rPr>
+              <m:sty m:val="p"/>
+            </m:rPr>
+            <m:t>,</m:t>
+          </m:r>
+          <m:r>
+            <m:t>c</m:t>
+          </m:r>
+          <m:r>
+            <m:t>o</m:t>
+          </m:r>
+          <m:r>
+            <m:t>n</m:t>
+          </m:r>
+          <m:r>
+            <m:t>t</m:t>
+          </m:r>
+          <m:r>
+            <m:t>e</m:t>
+          </m:r>
+          <m:r>
+            <m:t>x</m:t>
+          </m:r>
+          <m:r>
+            <m:t>t</m:t>
+          </m:r>
+          <m:r>
+            <m:rPr>
+              <m:sty m:val="p"/>
+            </m:rPr>
+            <m:t>,</m:t>
+          </m:r>
+          <m:r>
+            <m:t>r</m:t>
+          </m:r>
+          <m:r>
+            <m:t>e</m:t>
+          </m:r>
+          <m:r>
+            <m:t>l</m:t>
+          </m:r>
+          <m:r>
+            <m:t>i</m:t>
+          </m:r>
+          <m:r>
+            <m:t>a</m:t>
+          </m:r>
+          <m:r>
+            <m:t>b</m:t>
+          </m:r>
+          <m:r>
+            <m:t>i</m:t>
+          </m:r>
+          <m:r>
+            <m:t>l</m:t>
+          </m:r>
+          <m:r>
+            <m:t>i</m:t>
+          </m:r>
+          <m:r>
+            <m:t>t</m:t>
+          </m:r>
+          <m:r>
+            <m:t>y</m:t>
+          </m:r>
+          <m:r>
+            <m:rPr>
+              <m:sty m:val="p"/>
+            </m:rPr>
+            <m:t>,</m:t>
+          </m:r>
+          <m:r>
+            <m:t>s</m:t>
+          </m:r>
+          <m:r>
+            <m:t>p</m:t>
+          </m:r>
+          <m:r>
+            <m:t>e</m:t>
+          </m:r>
+          <m:r>
+            <m:t>e</m:t>
+          </m:r>
+          <m:r>
+            <m:t>d</m:t>
+          </m:r>
+          <m:r>
+            <m:rPr>
+              <m:sty m:val="p"/>
+            </m:rPr>
+            <m:t>,</m:t>
+          </m:r>
+          <m:r>
+            <m:t>c</m:t>
+          </m:r>
+          <m:r>
+            <m:t>o</m:t>
+          </m:r>
+          <m:r>
+            <m:t>m</m:t>
+          </m:r>
+          <m:r>
+            <m:t>m</m:t>
+          </m:r>
+          <m:r>
+            <m:t>u</m:t>
+          </m:r>
+          <m:r>
+            <m:t>n</m:t>
+          </m:r>
+          <m:r>
+            <m:t>i</m:t>
+          </m:r>
+          <m:r>
+            <m:t>c</m:t>
+          </m:r>
+          <m:r>
+            <m:t>a</m:t>
+          </m:r>
+          <m:r>
+            <m:t>t</m:t>
+          </m:r>
+          <m:r>
+            <m:t>i</m:t>
+          </m:r>
+          <m:r>
+            <m:t>o</m:t>
+          </m:r>
+          <m:r>
+            <m:t>n</m:t>
+          </m:r>
+          <m:r>
+            <m:rPr>
+              <m:sty m:val="p"/>
+            </m:rPr>
+            <m:t>,</m:t>
+          </m:r>
+          <m:r>
+            <m:t>a</m:t>
+          </m:r>
+          <m:r>
+            <m:t>u</m:t>
+          </m:r>
+          <m:r>
+            <m:t>t</m:t>
+          </m:r>
+          <m:r>
+            <m:t>o</m:t>
+          </m:r>
+          <m:r>
+            <m:t>n</m:t>
+          </m:r>
+          <m:r>
+            <m:t>o</m:t>
+          </m:r>
+          <m:r>
+            <m:t>m</m:t>
+          </m:r>
+          <m:r>
+            <m:t>y</m:t>
+          </m:r>
+          <m:r>
+            <m:rPr>
+              <m:sty m:val="p"/>
+            </m:rPr>
+            <m:t>]</m:t>
+          </m:r>
+          <m:r>
+            <m:rPr>
+              <m:sty m:val="p"/>
+            </m:rPr>
+            <m:t>,</m:t>
+          </m:r>
+        </m:oMath>
+      </m:oMathPara>
+    </w:p>
+    <w:p>
+      <w:pPr>
+        <w:pStyle w:val="FirstParagraph"/>
+      </w:pPr>
+      <m:oMathPara>
+        <m:oMathParaPr>
+          <m:jc m:val="center"/>
+        </m:oMathParaPr>
+        <m:oMath>
+          <m:sSub>
+            <m:e>
+              <m:r>
+                <m:rPr>
+                  <m:sty m:val="b"/>
+                </m:rPr>
+                <m:t>P</m:t>
+              </m:r>
+            </m:e>
+            <m:sub>
+              <m:r>
+                <m:t>m</m:t>
+              </m:r>
+            </m:sub>
+          </m:sSub>
+          <m:r>
+            <m:rPr>
+              <m:sty m:val="p"/>
+            </m:rPr>
+            <m:t>=</m:t>
+          </m:r>
+          <m:r>
+            <m:rPr>
+              <m:sty m:val="p"/>
+            </m:rPr>
+            <m:t>[</m:t>
+          </m:r>
+          <m:r>
+            <m:t>i</m:t>
+          </m:r>
+          <m:r>
+            <m:t>n</m:t>
+          </m:r>
+          <m:r>
+            <m:t>s</m:t>
+          </m:r>
+          <m:r>
+            <m:t>t</m:t>
+          </m:r>
+          <m:r>
+            <m:t>r</m:t>
+          </m:r>
+          <m:r>
+            <m:t>u</m:t>
+          </m:r>
+          <m:r>
+            <m:t>c</m:t>
+          </m:r>
+          <m:r>
+            <m:t>t</m:t>
+          </m:r>
+          <m:r>
+            <m:t>i</m:t>
+          </m:r>
+          <m:r>
+            <m:t>o</m:t>
+          </m:r>
+          <m:r>
+            <m:t>n</m:t>
+          </m:r>
+          <m:r>
+            <m:t>s</m:t>
+          </m:r>
+          <m:r>
+            <m:rPr>
+              <m:sty m:val="p"/>
+            </m:rPr>
+            <m:t>,</m:t>
+          </m:r>
+          <m:r>
+            <m:t>t</m:t>
+          </m:r>
+          <m:r>
+            <m:t>o</m:t>
+          </m:r>
+          <m:r>
+            <m:t>o</m:t>
+          </m:r>
+          <m:r>
+            <m:t>l</m:t>
+          </m:r>
+          <m:r>
+            <m:t>s</m:t>
+          </m:r>
+          <m:r>
+            <m:rPr>
+              <m:sty m:val="p"/>
+            </m:rPr>
+            <m:t>,</m:t>
+          </m:r>
+          <m:r>
+            <m:t>v</m:t>
+          </m:r>
+          <m:r>
+            <m:t>a</m:t>
+          </m:r>
+          <m:r>
+            <m:t>l</m:t>
+          </m:r>
+          <m:r>
+            <m:t>i</m:t>
+          </m:r>
+          <m:r>
+            <m:t>d</m:t>
+          </m:r>
+          <m:r>
+            <m:t>a</m:t>
+          </m:r>
+          <m:r>
+            <m:t>t</m:t>
+          </m:r>
+          <m:r>
+            <m:t>i</m:t>
+          </m:r>
+          <m:r>
+            <m:t>o</m:t>
+          </m:r>
+          <m:r>
+            <m:t>n</m:t>
+          </m:r>
+          <m:r>
+            <m:rPr>
+              <m:sty m:val="p"/>
+            </m:rPr>
+            <m:t>,</m:t>
+          </m:r>
+          <m:r>
+            <m:t>c</m:t>
+          </m:r>
+          <m:r>
+            <m:t>o</m:t>
+          </m:r>
+          <m:r>
+            <m:t>o</m:t>
+          </m:r>
+          <m:r>
+            <m:t>r</m:t>
+          </m:r>
+          <m:r>
+            <m:t>d</m:t>
+          </m:r>
+          <m:r>
+            <m:t>i</m:t>
+          </m:r>
+          <m:r>
+            <m:t>n</m:t>
+          </m:r>
+          <m:r>
+            <m:t>a</m:t>
+          </m:r>
+          <m:r>
+            <m:t>t</m:t>
+          </m:r>
+          <m:r>
+            <m:t>i</m:t>
+          </m:r>
+          <m:r>
+            <m:t>o</m:t>
+          </m:r>
+          <m:r>
+            <m:t>n</m:t>
+          </m:r>
+          <m:r>
+            <m:rPr>
+              <m:sty m:val="p"/>
+            </m:rPr>
+            <m:t>,</m:t>
+          </m:r>
+          <m:r>
+            <m:t>g</m:t>
+          </m:r>
+          <m:r>
+            <m:t>u</m:t>
+          </m:r>
+          <m:r>
+            <m:t>a</m:t>
+          </m:r>
+          <m:r>
+            <m:t>r</m:t>
+          </m:r>
+          <m:r>
+            <m:t>d</m:t>
+          </m:r>
+          <m:r>
+            <m:t>r</m:t>
+          </m:r>
+          <m:r>
+            <m:t>a</m:t>
+          </m:r>
+          <m:r>
+            <m:t>i</m:t>
+          </m:r>
+          <m:r>
+            <m:t>l</m:t>
+          </m:r>
+          <m:r>
+            <m:t>s</m:t>
+          </m:r>
+          <m:r>
+            <m:rPr>
+              <m:sty m:val="p"/>
+            </m:rPr>
+            <m:t>]</m:t>
+          </m:r>
+          <m:r>
+            <m:rPr>
+              <m:sty m:val="p"/>
+            </m:rPr>
+            <m:t>.</m:t>
+          </m:r>
+        </m:oMath>
+      </m:oMathPara>
+    </w:p>
+    <w:p>
+      <w:pPr>
+        <w:pStyle w:val="FirstParagraph"/>
+      </w:pPr>
+      <w:r>
+        <w:t xml:space="preserve">Dla wspólnego zestawu osi:</w:t>
+      </w:r>
+    </w:p>
+    <w:p>
+      <w:pPr>
+        <w:pStyle w:val="BodyText"/>
+      </w:pPr>
+      <m:oMathPara>
+        <m:oMathParaPr>
+          <m:jc m:val="center"/>
+        </m:oMathParaPr>
+        <m:oMath>
+          <m:r>
+            <m:t>G</m:t>
+          </m:r>
+          <m:r>
+            <m:t>a</m:t>
+          </m:r>
+          <m:sSub>
+            <m:e>
+              <m:r>
+                <m:t>p</m:t>
+              </m:r>
+            </m:e>
+            <m:sub>
+              <m:r>
+                <m:t>j</m:t>
+              </m:r>
+            </m:sub>
+          </m:sSub>
+          <m:r>
+            <m:rPr>
+              <m:sty m:val="p"/>
+            </m:rPr>
+            <m:t>=</m:t>
+          </m:r>
+          <m:r>
+            <m:rPr>
+              <m:sty m:val="p"/>
+            </m:rPr>
+            <m:t>max</m:t>
+          </m:r>
+          <m:d>
+            <m:dPr>
+              <m:begChr m:val="("/>
+              <m:sepChr m:val=""/>
+              <m:endChr m:val=")"/>
+              <m:grow/>
+            </m:dPr>
+            <m:e>
+              <m:r>
+                <m:t>0</m:t>
+              </m:r>
+              <m:r>
+                <m:rPr>
+                  <m:sty m:val="p"/>
+                </m:rPr>
+                <m:t>,</m:t>
+              </m:r>
+              <m:sSub>
+                <m:e>
+                  <m:r>
+                    <m:t>D</m:t>
+                  </m:r>
+                </m:e>
+                <m:sub>
+                  <m:r>
+                    <m:t>t</m:t>
+                  </m:r>
+                  <m:r>
+                    <m:t>j</m:t>
+                  </m:r>
+                </m:sub>
+              </m:sSub>
+              <m:r>
+                <m:rPr>
+                  <m:sty m:val="p"/>
+                </m:rPr>
+                <m:t>−</m:t>
+              </m:r>
+              <m:r>
+                <m:rPr>
+                  <m:sty m:val="p"/>
+                </m:rPr>
+                <m:t>min</m:t>
+              </m:r>
+              <m:r>
+                <m:rPr>
+                  <m:sty m:val="p"/>
+                </m:rPr>
+                <m:t>(</m:t>
+              </m:r>
+              <m:r>
+                <m:t>1</m:t>
+              </m:r>
+              <m:r>
+                <m:rPr>
+                  <m:sty m:val="p"/>
+                </m:rPr>
+                <m:t>,</m:t>
+              </m:r>
+              <m:sSub>
+                <m:e>
+                  <m:r>
+                    <m:t>S</m:t>
+                  </m:r>
+                </m:e>
+                <m:sub>
+                  <m:r>
+                    <m:t>a</m:t>
+                  </m:r>
+                  <m:r>
+                    <m:t>j</m:t>
+                  </m:r>
+                </m:sub>
+              </m:sSub>
+              <m:r>
+                <m:rPr>
+                  <m:sty m:val="p"/>
+                </m:rPr>
+                <m:t>+</m:t>
+              </m:r>
+              <m:sSub>
+                <m:e>
+                  <m:r>
+                    <m:t>P</m:t>
+                  </m:r>
+                </m:e>
+                <m:sub>
+                  <m:r>
+                    <m:t>m</m:t>
+                  </m:r>
+                  <m:r>
+                    <m:t>j</m:t>
+                  </m:r>
+                </m:sub>
+              </m:sSub>
+              <m:r>
+                <m:rPr>
+                  <m:sty m:val="p"/>
+                </m:rPr>
+                <m:t>)</m:t>
+              </m:r>
+            </m:e>
+          </m:d>
+          <m:r>
+            <m:rPr>
+              <m:sty m:val="p"/>
+            </m:rPr>
+            <m:t>.</m:t>
+          </m:r>
+        </m:oMath>
+      </m:oMathPara>
+    </w:p>
+    <w:p>
+      <w:pPr>
+        <w:pStyle w:val="FirstParagraph"/>
+      </w:pPr>
+      <w:r>
+        <w:t xml:space="preserve">Surowe dopasowanie:</w:t>
+      </w:r>
+    </w:p>
+    <w:p>
+      <w:pPr>
+        <w:pStyle w:val="BodyText"/>
+      </w:pPr>
+      <m:oMathPara>
+        <m:oMathParaPr>
+          <m:jc m:val="center"/>
+        </m:oMathParaPr>
+        <m:oMath>
+          <m:r>
+            <m:t>F</m:t>
+          </m:r>
+          <m:r>
+            <m:t>i</m:t>
+          </m:r>
+          <m:sSub>
+            <m:e>
+              <m:r>
+                <m:t>t</m:t>
+              </m:r>
+            </m:e>
+            <m:sub>
+              <m:r>
+                <m:t>0</m:t>
+              </m:r>
+            </m:sub>
+          </m:sSub>
+          <m:r>
+            <m:rPr>
+              <m:sty m:val="p"/>
+            </m:rPr>
+            <m:t>(</m:t>
+          </m:r>
+          <m:r>
+            <m:t>a</m:t>
+          </m:r>
+          <m:r>
+            <m:rPr>
+              <m:sty m:val="p"/>
+            </m:rPr>
+            <m:t>,</m:t>
+          </m:r>
+          <m:r>
+            <m:t>m</m:t>
+          </m:r>
+          <m:r>
+            <m:rPr>
+              <m:sty m:val="p"/>
+            </m:rPr>
+            <m:t>,</m:t>
+          </m:r>
+          <m:r>
+            <m:t>t</m:t>
+          </m:r>
+          <m:r>
+            <m:rPr>
+              <m:sty m:val="p"/>
+            </m:rPr>
+            <m:t>)</m:t>
+          </m:r>
+          <m:r>
+            <m:rPr>
+              <m:sty m:val="p"/>
+            </m:rPr>
+            <m:t>=</m:t>
+          </m:r>
+          <m:r>
+            <m:t>1</m:t>
+          </m:r>
+          <m:r>
+            <m:rPr>
+              <m:sty m:val="p"/>
+            </m:rPr>
+            <m:t>−</m:t>
+          </m:r>
+          <m:f>
+            <m:fPr>
+              <m:type m:val="bar"/>
+            </m:fPr>
+            <m:num>
+              <m:nary>
+                <m:naryPr>
+                  <m:chr m:val="∑"/>
+                  <m:limLoc m:val="undOvr"/>
+                  <m:subHide m:val="off"/>
+                  <m:supHide m:val="on"/>
+                </m:naryPr>
+                <m:sub>
+                  <m:r>
+                    <m:t>j</m:t>
+                  </m:r>
+                </m:sub>
+                <m:sup>
+                  <m:r>
+                    <m:t>​</m:t>
+                  </m:r>
+                </m:sup>
+                <m:e>
+                  <m:sSub>
+                    <m:e>
+                      <m:r>
+                        <m:t>w</m:t>
+                      </m:r>
+                    </m:e>
+                    <m:sub>
+                      <m:r>
+                        <m:t>j</m:t>
+                      </m:r>
+                    </m:sub>
+                  </m:sSub>
+                </m:e>
+              </m:nary>
+              <m:r>
+                <m:t>G</m:t>
+              </m:r>
+              <m:r>
+                <m:t>a</m:t>
+              </m:r>
+              <m:sSubSup>
+                <m:e>
+                  <m:r>
+                    <m:t>p</m:t>
+                  </m:r>
+                </m:e>
+                <m:sub>
+                  <m:r>
+                    <m:t>j</m:t>
+                  </m:r>
+                </m:sub>
+                <m:sup>
+                  <m:r>
+                    <m:t>2</m:t>
+                  </m:r>
+                </m:sup>
+              </m:sSubSup>
+            </m:num>
+            <m:den>
+              <m:nary>
+                <m:naryPr>
+                  <m:chr m:val="∑"/>
+                  <m:limLoc m:val="undOvr"/>
+                  <m:subHide m:val="off"/>
+                  <m:supHide m:val="on"/>
+                </m:naryPr>
+                <m:sub>
+                  <m:r>
+                    <m:t>j</m:t>
+                  </m:r>
+                </m:sub>
+                <m:sup>
+                  <m:r>
+                    <m:t>​</m:t>
+                  </m:r>
+                </m:sup>
+                <m:e>
+                  <m:sSub>
+                    <m:e>
+                      <m:r>
+                        <m:t>w</m:t>
+                      </m:r>
+                    </m:e>
+                    <m:sub>
+                      <m:r>
+                        <m:t>j</m:t>
+                      </m:r>
+                    </m:sub>
+                  </m:sSub>
+                </m:e>
+              </m:nary>
+            </m:den>
+          </m:f>
+          <m:r>
+            <m:rPr>
+              <m:sty m:val="p"/>
+            </m:rPr>
+            <m:t>−</m:t>
+          </m:r>
+          <m:r>
+            <m:t>κ</m:t>
+          </m:r>
+          <m:r>
+            <m:rPr>
+              <m:sty m:val="p"/>
+            </m:rPr>
+            <m:t>⋅</m:t>
+          </m:r>
+          <m:r>
+            <m:t>O</m:t>
+          </m:r>
+          <m:r>
+            <m:t>v</m:t>
+          </m:r>
+          <m:r>
+            <m:t>e</m:t>
+          </m:r>
+          <m:r>
+            <m:t>r</m:t>
+          </m:r>
+          <m:r>
+            <m:t>h</m:t>
+          </m:r>
+          <m:r>
+            <m:t>e</m:t>
+          </m:r>
+          <m:r>
+            <m:t>a</m:t>
+          </m:r>
+          <m:r>
+            <m:t>d</m:t>
+          </m:r>
+          <m:r>
+            <m:rPr>
+              <m:sty m:val="p"/>
+            </m:rPr>
+            <m:t>(</m:t>
+          </m:r>
+          <m:r>
+            <m:t>a</m:t>
+          </m:r>
+          <m:r>
+            <m:rPr>
+              <m:sty m:val="p"/>
+            </m:rPr>
+            <m:t>,</m:t>
+          </m:r>
+          <m:r>
+            <m:t>m</m:t>
+          </m:r>
+          <m:r>
+            <m:rPr>
+              <m:sty m:val="p"/>
+            </m:rPr>
+            <m:t>,</m:t>
+          </m:r>
+          <m:r>
+            <m:t>t</m:t>
+          </m:r>
+          <m:r>
+            <m:rPr>
+              <m:sty m:val="p"/>
+            </m:rPr>
+            <m:t>)</m:t>
+          </m:r>
+          <m:r>
+            <m:rPr>
+              <m:sty m:val="p"/>
+            </m:rPr>
+            <m:t>,</m:t>
+          </m:r>
+        </m:oMath>
+      </m:oMathPara>
+    </w:p>
+    <w:p>
+      <w:pPr>
+        <w:pStyle w:val="FirstParagraph"/>
+      </w:pPr>
+      <w:r>
+        <w:t xml:space="preserve">a raportowany wynik:</w:t>
+      </w:r>
+    </w:p>
+    <w:p>
+      <w:pPr>
+        <w:pStyle w:val="BodyText"/>
+      </w:pPr>
+      <m:oMathPara>
+        <m:oMathParaPr>
+          <m:jc m:val="center"/>
+        </m:oMathParaPr>
+        <m:oMath>
+          <m:r>
+            <m:t>F</m:t>
+          </m:r>
+          <m:r>
+            <m:t>i</m:t>
+          </m:r>
+          <m:r>
+            <m:t>t</m:t>
+          </m:r>
+          <m:r>
+            <m:rPr>
+              <m:sty m:val="p"/>
+            </m:rPr>
+            <m:t>(</m:t>
+          </m:r>
+          <m:r>
+            <m:t>a</m:t>
+          </m:r>
+          <m:r>
+            <m:rPr>
+              <m:sty m:val="p"/>
+            </m:rPr>
+            <m:t>,</m:t>
+          </m:r>
+          <m:r>
+            <m:t>m</m:t>
+          </m:r>
+          <m:r>
+            <m:rPr>
+              <m:sty m:val="p"/>
+            </m:rPr>
+            <m:t>,</m:t>
+          </m:r>
+          <m:r>
+            <m:t>t</m:t>
+          </m:r>
+          <m:r>
+            <m:rPr>
+              <m:sty m:val="p"/>
+            </m:rPr>
+            <m:t>)</m:t>
+          </m:r>
+          <m:r>
+            <m:rPr>
+              <m:sty m:val="p"/>
+            </m:rPr>
+            <m:t>=</m:t>
+          </m:r>
+          <m:r>
+            <m:rPr>
+              <m:sty m:val="p"/>
+            </m:rPr>
+            <m:t>min</m:t>
+          </m:r>
+          <m:r>
+            <m:rPr>
+              <m:sty m:val="p"/>
+            </m:rPr>
+            <m:t>(</m:t>
+          </m:r>
+          <m:r>
+            <m:t>1</m:t>
+          </m:r>
+          <m:r>
+            <m:rPr>
+              <m:sty m:val="p"/>
+            </m:rPr>
+            <m:t>,</m:t>
+          </m:r>
+          <m:r>
+            <m:rPr>
+              <m:sty m:val="p"/>
+            </m:rPr>
+            <m:t>max</m:t>
+          </m:r>
+          <m:r>
+            <m:rPr>
+              <m:sty m:val="p"/>
+            </m:rPr>
+            <m:t>(</m:t>
+          </m:r>
+          <m:r>
+            <m:t>0</m:t>
+          </m:r>
+          <m:r>
+            <m:rPr>
+              <m:sty m:val="p"/>
+            </m:rPr>
+            <m:t>,</m:t>
+          </m:r>
+          <m:r>
+            <m:t>F</m:t>
+          </m:r>
+          <m:r>
+            <m:t>i</m:t>
+          </m:r>
+          <m:sSub>
+            <m:e>
+              <m:r>
+                <m:t>t</m:t>
+              </m:r>
+            </m:e>
+            <m:sub>
+              <m:r>
+                <m:t>0</m:t>
+              </m:r>
+            </m:sub>
+          </m:sSub>
+          <m:r>
+            <m:rPr>
+              <m:sty m:val="p"/>
+            </m:rPr>
+            <m:t>(</m:t>
+          </m:r>
+          <m:r>
+            <m:t>a</m:t>
+          </m:r>
+          <m:r>
+            <m:rPr>
+              <m:sty m:val="p"/>
+            </m:rPr>
+            <m:t>,</m:t>
+          </m:r>
+          <m:r>
+            <m:t>m</m:t>
+          </m:r>
+          <m:r>
+            <m:rPr>
+              <m:sty m:val="p"/>
+            </m:rPr>
+            <m:t>,</m:t>
+          </m:r>
+          <m:r>
+            <m:t>t</m:t>
+          </m:r>
+          <m:r>
+            <m:rPr>
+              <m:sty m:val="p"/>
+            </m:rPr>
+            <m:t>)</m:t>
+          </m:r>
+          <m:r>
+            <m:rPr>
+              <m:sty m:val="p"/>
+            </m:rPr>
+            <m:t>)</m:t>
+          </m:r>
+          <m:r>
+            <m:rPr>
+              <m:sty m:val="p"/>
+            </m:rPr>
+            <m:t>)</m:t>
+          </m:r>
+          <m:r>
+            <m:rPr>
+              <m:sty m:val="p"/>
+            </m:rPr>
+            <m:t>.</m:t>
+          </m:r>
+        </m:oMath>
+      </m:oMathPara>
+    </w:p>
+    <w:p>
+      <w:pPr>
+        <w:pStyle w:val="FirstParagraph"/>
+      </w:pPr>
+      <w:r>
+        <w:t xml:space="preserve">Przed rankingiem obowiązują twarde bramki:</w:t>
+      </w:r>
+    </w:p>
+    <w:p>
+      <w:pPr>
+        <w:pStyle w:val="BodyText"/>
+      </w:pPr>
+      <m:oMathPara>
+        <m:oMathParaPr>
+          <m:jc m:val="center"/>
+        </m:oMathParaPr>
+        <m:oMath>
+          <m:r>
+            <m:rPr>
+              <m:sty m:val="p"/>
+            </m:rPr>
+            <m:t>Feasible</m:t>
+          </m:r>
+          <m:r>
+            <m:rPr>
+              <m:sty m:val="p"/>
+            </m:rPr>
+            <m:t>=</m:t>
+          </m:r>
+          <m:r>
+            <m:rPr>
+              <m:sty m:val="p"/>
+            </m:rPr>
+            <m:t>CapabilitiesCoverRequirements</m:t>
+          </m:r>
+          <m:r>
+            <m:rPr>
+              <m:sty m:val="p"/>
+            </m:rPr>
+            <m:t>∧</m:t>
+          </m:r>
+          <m:r>
+            <m:t>R</m:t>
+          </m:r>
+          <m:r>
+            <m:t>e</m:t>
+          </m:r>
+          <m:r>
+            <m:t>q</m:t>
+          </m:r>
+          <m:r>
+            <m:t>u</m:t>
+          </m:r>
+          <m:r>
+            <m:t>i</m:t>
+          </m:r>
+          <m:r>
+            <m:t>r</m:t>
+          </m:r>
+          <m:r>
+            <m:t>e</m:t>
+          </m:r>
+          <m:r>
+            <m:t>d</m:t>
+          </m:r>
+          <m:r>
+            <m:t>A</m:t>
+          </m:r>
+          <m:r>
+            <m:t>c</m:t>
+          </m:r>
+          <m:r>
+            <m:t>t</m:t>
+          </m:r>
+          <m:r>
+            <m:t>i</m:t>
+          </m:r>
+          <m:r>
+            <m:t>o</m:t>
+          </m:r>
+          <m:r>
+            <m:t>n</m:t>
+          </m:r>
+          <m:r>
+            <m:t>s</m:t>
+          </m:r>
+          <m:r>
+            <m:rPr>
+              <m:sty m:val="p"/>
+            </m:rPr>
+            <m:t>⊆</m:t>
+          </m:r>
+          <m:r>
+            <m:t>R</m:t>
+          </m:r>
+          <m:r>
+            <m:rPr>
+              <m:sty m:val="p"/>
+            </m:rPr>
+            <m:t>∧</m:t>
+          </m:r>
+          <m:r>
+            <m:rPr>
+              <m:sty m:val="p"/>
+            </m:rPr>
+            <m:t>ConstraintsSatisfied</m:t>
+          </m:r>
+          <m:r>
+            <m:rPr>
+              <m:sty m:val="p"/>
+            </m:rPr>
+            <m:t>.</m:t>
+          </m:r>
+        </m:oMath>
+      </m:oMathPara>
+    </w:p>
+    <w:p>
+      <w:pPr>
+        <w:pStyle w:val="FirstParagraph"/>
+      </w:pPr>
+      <w:r>
+        <w:t xml:space="preserve">Router może następnie wybrać:</w:t>
+      </w:r>
+    </w:p>
+    <w:p>
+      <w:pPr>
+        <w:pStyle w:val="BodyText"/>
+      </w:pPr>
+      <m:oMathPara>
+        <m:oMathParaPr>
+          <m:jc m:val="center"/>
+        </m:oMathParaPr>
+        <m:oMath>
+          <m:r>
+            <m:rPr>
+              <m:sty m:val="p"/>
+            </m:rPr>
+            <m:t>(</m:t>
+          </m:r>
+          <m:sSup>
+            <m:e>
+              <m:r>
+                <m:t>a</m:t>
+              </m:r>
+            </m:e>
+            <m:sup>
+              <m:r>
+                <m:rPr>
+                  <m:sty m:val="p"/>
+                </m:rPr>
+                <m:t>*</m:t>
+              </m:r>
+            </m:sup>
+          </m:sSup>
+          <m:r>
+            <m:rPr>
+              <m:sty m:val="p"/>
+            </m:rPr>
+            <m:t>,</m:t>
+          </m:r>
+          <m:sSup>
+            <m:e>
+              <m:r>
+                <m:t>m</m:t>
+              </m:r>
+            </m:e>
+            <m:sup>
+              <m:r>
+                <m:rPr>
+                  <m:sty m:val="p"/>
+                </m:rPr>
+                <m:t>*</m:t>
+              </m:r>
+            </m:sup>
+          </m:sSup>
+          <m:r>
+            <m:rPr>
+              <m:sty m:val="p"/>
+            </m:rPr>
+            <m:t>)</m:t>
+          </m:r>
+          <m:r>
+            <m:rPr>
+              <m:sty m:val="p"/>
+            </m:rPr>
+            <m:t>=</m:t>
+          </m:r>
+          <m:r>
+            <m:rPr>
+              <m:sty m:val="p"/>
+            </m:rPr>
+            <m:t>arg</m:t>
+          </m:r>
+          <m:limLow>
+            <m:e>
+              <m:r>
+                <m:rPr>
+                  <m:sty m:val="p"/>
+                </m:rPr>
+                <m:t>max</m:t>
+              </m:r>
+            </m:e>
+            <m:lim>
+              <m:r>
+                <m:t>a</m:t>
+              </m:r>
+              <m:r>
+                <m:rPr>
+                  <m:sty m:val="p"/>
+                </m:rPr>
+                <m:t>,</m:t>
+              </m:r>
+              <m:r>
+                <m:t>m</m:t>
+              </m:r>
+              <m:r>
+                <m:rPr>
+                  <m:sty m:val="p"/>
+                </m:rPr>
+                <m:t>:</m:t>
+              </m:r>
+              <m:r>
+                <m:rPr>
+                  <m:sty m:val="p"/>
+                </m:rPr>
+                <m:t>Feasible</m:t>
+              </m:r>
+            </m:lim>
+          </m:limLow>
+          <m:d>
+            <m:dPr>
+              <m:begChr m:val="("/>
+              <m:sepChr m:val=""/>
+              <m:endChr m:val=")"/>
+              <m:grow/>
+            </m:dPr>
+            <m:e>
+              <m:r>
+                <m:t>α</m:t>
+              </m:r>
+              <m:r>
+                <m:t>F</m:t>
+              </m:r>
+              <m:r>
+                <m:t>i</m:t>
+              </m:r>
+              <m:r>
+                <m:t>t</m:t>
+              </m:r>
+              <m:r>
+                <m:rPr>
+                  <m:sty m:val="p"/>
+                </m:rPr>
+                <m:t>+</m:t>
+              </m:r>
+              <m:r>
+                <m:t>β</m:t>
+              </m:r>
+              <m:r>
+                <m:t>R</m:t>
+              </m:r>
+              <m:r>
+                <m:t>e</m:t>
+              </m:r>
+              <m:r>
+                <m:t>l</m:t>
+              </m:r>
+              <m:r>
+                <m:t>i</m:t>
+              </m:r>
+              <m:r>
+                <m:t>a</m:t>
+              </m:r>
+              <m:r>
+                <m:t>b</m:t>
+              </m:r>
+              <m:r>
+                <m:t>i</m:t>
+              </m:r>
+              <m:r>
+                <m:t>l</m:t>
+              </m:r>
+              <m:r>
+                <m:t>i</m:t>
+              </m:r>
+              <m:r>
+                <m:t>t</m:t>
+              </m:r>
+              <m:r>
+                <m:t>y</m:t>
+              </m:r>
+              <m:r>
+                <m:rPr>
+                  <m:sty m:val="p"/>
+                </m:rPr>
+                <m:t>+</m:t>
+              </m:r>
+              <m:r>
+                <m:t>γ</m:t>
+              </m:r>
+              <m:r>
+                <m:t>A</m:t>
+              </m:r>
+              <m:r>
+                <m:t>v</m:t>
+              </m:r>
+              <m:r>
+                <m:t>a</m:t>
+              </m:r>
+              <m:r>
+                <m:t>i</m:t>
+              </m:r>
+              <m:r>
+                <m:t>l</m:t>
+              </m:r>
+              <m:r>
+                <m:t>a</m:t>
+              </m:r>
+              <m:r>
+                <m:t>b</m:t>
+              </m:r>
+              <m:r>
+                <m:t>i</m:t>
+              </m:r>
+              <m:r>
+                <m:t>l</m:t>
+              </m:r>
+              <m:r>
+                <m:t>i</m:t>
+              </m:r>
+              <m:r>
+                <m:t>t</m:t>
+              </m:r>
+              <m:r>
+                <m:t>y</m:t>
+              </m:r>
+              <m:r>
+                <m:rPr>
+                  <m:sty m:val="p"/>
+                </m:rPr>
+                <m:t>−</m:t>
+              </m:r>
+              <m:r>
+                <m:t>δ</m:t>
+              </m:r>
+              <m:r>
+                <m:t>C</m:t>
+              </m:r>
+              <m:r>
+                <m:t>o</m:t>
+              </m:r>
+              <m:r>
+                <m:t>s</m:t>
+              </m:r>
+              <m:r>
+                <m:t>t</m:t>
+              </m:r>
+              <m:r>
+                <m:rPr>
+                  <m:sty m:val="p"/>
+                </m:rPr>
+                <m:t>−</m:t>
+              </m:r>
+              <m:r>
+                <m:t>ϵ</m:t>
+              </m:r>
+              <m:r>
+                <m:t>L</m:t>
+              </m:r>
+              <m:r>
+                <m:t>e</m:t>
+              </m:r>
+              <m:r>
+                <m:t>a</m:t>
+              </m:r>
+              <m:r>
+                <m:t>d</m:t>
+              </m:r>
+              <m:r>
+                <m:t>T</m:t>
+              </m:r>
+              <m:r>
+                <m:t>i</m:t>
+              </m:r>
+              <m:r>
+                <m:t>m</m:t>
+              </m:r>
+              <m:r>
+                <m:t>e</m:t>
+              </m:r>
+              <m:r>
+                <m:rPr>
+                  <m:sty m:val="p"/>
+                </m:rPr>
+                <m:t>−</m:t>
+              </m:r>
+              <m:r>
+                <m:t>ζ</m:t>
+              </m:r>
+              <m:r>
+                <m:t>R</m:t>
+              </m:r>
+              <m:r>
+                <m:t>i</m:t>
+              </m:r>
+              <m:r>
+                <m:t>s</m:t>
+              </m:r>
+              <m:r>
+                <m:t>k</m:t>
+              </m:r>
+            </m:e>
+          </m:d>
+          <m:r>
+            <m:rPr>
+              <m:sty m:val="p"/>
+            </m:rPr>
+            <m:t>.</m:t>
+          </m:r>
+        </m:oMath>
+      </m:oMathPara>
+    </w:p>
+    <w:p>
+      <w:pPr>
+        <w:pStyle w:val="FirstParagraph"/>
+      </w:pPr>
+      <w:r>
+        <w:t xml:space="preserve">Najwyższa kompetencja nie gwarantuje wyboru: actor może być niedostępny, zbyt</w:t>
+      </w:r>
+      <w:r>
+        <w:t xml:space="preserve"> </w:t>
+      </w:r>
+      <w:r>
+        <w:t xml:space="preserve">drogi, pozbawiony authority albo źle dopasowany do protokołu.</w:t>
+      </w:r>
+    </w:p>
+    <w:bookmarkEnd w:id="129"/>
+    <w:bookmarkStart w:id="130" w:name="interakcja-actormodel"/>
+    <w:p>
+      <w:pPr>
+        <w:pStyle w:val="Heading2"/>
+      </w:pPr>
+      <w:r>
+        <w:t xml:space="preserve">15.8 Interakcja actor–model</w:t>
+      </w:r>
+    </w:p>
+    <w:p>
+      <w:pPr>
+        <w:pStyle w:val="FirstParagraph"/>
+      </w:pPr>
+      <w:r>
+        <w:t xml:space="preserve">Zwykła korelacja jest myląca, gdy łatwiejsze zadania trafiają do lepszych</w:t>
+      </w:r>
+      <w:r>
+        <w:t xml:space="preserve"> </w:t>
+      </w:r>
+      <w:r>
+        <w:t xml:space="preserve">aktorów. Dla porównywalnych, losowo lub blokowo przydzielanych ticketów efekt</w:t>
+      </w:r>
+      <w:r>
+        <w:t xml:space="preserve"> </w:t>
+      </w:r>
+      <w:r>
+        <w:t xml:space="preserve">interakcji można opisać:</w:t>
+      </w:r>
+    </w:p>
+    <w:p>
+      <w:pPr>
+        <w:pStyle w:val="BodyText"/>
+      </w:pPr>
+      <m:oMathPara>
+        <m:oMathParaPr>
+          <m:jc m:val="center"/>
+        </m:oMathParaPr>
+        <m:oMath>
+          <m:sSub>
+            <m:e>
+              <m:r>
+                <m:t>I</m:t>
+              </m:r>
+            </m:e>
+            <m:sub>
+              <m:r>
+                <m:t>a</m:t>
+              </m:r>
+              <m:r>
+                <m:rPr>
+                  <m:sty m:val="p"/>
+                </m:rPr>
+                <m:t>,</m:t>
+              </m:r>
+              <m:r>
+                <m:t>m</m:t>
+              </m:r>
+            </m:sub>
+          </m:sSub>
+          <m:r>
+            <m:rPr>
+              <m:sty m:val="p"/>
+            </m:rPr>
+            <m:t>=</m:t>
+          </m:r>
+          <m:sSub>
+            <m:e>
+              <m:acc>
+                <m:accPr>
+                  <m:chr m:val="‾"/>
+                </m:accPr>
+                <m:e>
+                  <m:r>
+                    <m:t>Y</m:t>
+                  </m:r>
+                </m:e>
+              </m:acc>
+            </m:e>
+            <m:sub>
+              <m:r>
+                <m:t>a</m:t>
+              </m:r>
+              <m:r>
+                <m:rPr>
+                  <m:sty m:val="p"/>
+                </m:rPr>
+                <m:t>,</m:t>
+              </m:r>
+              <m:r>
+                <m:t>m</m:t>
+              </m:r>
+            </m:sub>
+          </m:sSub>
+          <m:r>
+            <m:rPr>
+              <m:sty m:val="p"/>
+            </m:rPr>
+            <m:t>−</m:t>
+          </m:r>
+          <m:sSub>
+            <m:e>
+              <m:acc>
+                <m:accPr>
+                  <m:chr m:val="‾"/>
+                </m:accPr>
+                <m:e>
+                  <m:r>
+                    <m:t>Y</m:t>
+                  </m:r>
+                </m:e>
+              </m:acc>
+            </m:e>
+            <m:sub>
+              <m:r>
+                <m:t>a</m:t>
+              </m:r>
+              <m:r>
+                <m:rPr>
+                  <m:sty m:val="p"/>
+                </m:rPr>
+                <m:t>,</m:t>
+              </m:r>
+              <m:r>
+                <m:rPr>
+                  <m:sty m:val="p"/>
+                </m:rPr>
+                <m:t>⋅</m:t>
+              </m:r>
+            </m:sub>
+          </m:sSub>
+          <m:r>
+            <m:rPr>
+              <m:sty m:val="p"/>
+            </m:rPr>
+            <m:t>−</m:t>
+          </m:r>
+          <m:sSub>
+            <m:e>
+              <m:acc>
+                <m:accPr>
+                  <m:chr m:val="‾"/>
+                </m:accPr>
+                <m:e>
+                  <m:r>
+                    <m:t>Y</m:t>
+                  </m:r>
+                </m:e>
+              </m:acc>
+            </m:e>
+            <m:sub>
+              <m:r>
+                <m:rPr>
+                  <m:sty m:val="p"/>
+                </m:rPr>
+                <m:t>⋅</m:t>
+              </m:r>
+              <m:r>
+                <m:rPr>
+                  <m:sty m:val="p"/>
+                </m:rPr>
+                <m:t>,</m:t>
+              </m:r>
+              <m:r>
+                <m:t>m</m:t>
+              </m:r>
+            </m:sub>
+          </m:sSub>
+          <m:r>
+            <m:rPr>
+              <m:sty m:val="p"/>
+            </m:rPr>
+            <m:t>+</m:t>
+          </m:r>
+          <m:sSub>
+            <m:e>
+              <m:acc>
+                <m:accPr>
+                  <m:chr m:val="‾"/>
+                </m:accPr>
+                <m:e>
+                  <m:r>
+                    <m:t>Y</m:t>
+                  </m:r>
+                </m:e>
+              </m:acc>
+            </m:e>
+            <m:sub>
+              <m:r>
+                <m:rPr>
+                  <m:sty m:val="p"/>
+                </m:rPr>
+                <m:t>⋅</m:t>
+              </m:r>
+              <m:r>
+                <m:rPr>
+                  <m:sty m:val="p"/>
+                </m:rPr>
+                <m:t>,</m:t>
+              </m:r>
+              <m:r>
+                <m:rPr>
+                  <m:sty m:val="p"/>
+                </m:rPr>
+                <m:t>⋅</m:t>
+              </m:r>
+            </m:sub>
+          </m:sSub>
+          <m:r>
+            <m:rPr>
+              <m:sty m:val="p"/>
+            </m:rPr>
+            <m:t>.</m:t>
+          </m:r>
+        </m:oMath>
+      </m:oMathPara>
+    </w:p>
+    <w:p>
+      <w:pPr>
+        <w:pStyle w:val="FirstParagraph"/>
+      </w:pPr>
+      <w:r>
+        <w:t xml:space="preserve">Dodatnie</w:t>
+      </w:r>
+      <w:r>
+        <w:t xml:space="preserve"> </w:t>
+      </w:r>
+      <m:oMath>
+        <m:sSub>
+          <m:e>
+            <m:r>
+              <m:t>I</m:t>
+            </m:r>
+          </m:e>
+          <m:sub>
+            <m:r>
+              <m:t>a</m:t>
+            </m:r>
+            <m:r>
+              <m:rPr>
+                <m:sty m:val="p"/>
+              </m:rPr>
+              <m:t>,</m:t>
+            </m:r>
+            <m:r>
+              <m:t>m</m:t>
+            </m:r>
+          </m:sub>
+        </m:sSub>
+      </m:oMath>
+      <w:r>
+        <w:t xml:space="preserve"> </w:t>
+      </w:r>
+      <w:r>
+        <w:t xml:space="preserve">oznacza wynik lepszy, niż sugerują osobne średnie actora i</w:t>
+      </w:r>
+      <w:r>
+        <w:t xml:space="preserve"> </w:t>
+      </w:r>
+      <w:r>
+        <w:t xml:space="preserve">modelu. Dla zespołu człowiek–agent:</w:t>
+      </w:r>
+    </w:p>
+    <w:p>
+      <w:pPr>
+        <w:pStyle w:val="BodyText"/>
+      </w:pPr>
+      <m:oMathPara>
+        <m:oMathParaPr>
+          <m:jc m:val="center"/>
+        </m:oMathParaPr>
+        <m:oMath>
+          <m:sSub>
+            <m:e>
+              <m:r>
+                <m:rPr>
+                  <m:sty m:val="p"/>
+                </m:rPr>
+                <m:t>Synergy</m:t>
+              </m:r>
+            </m:e>
+            <m:sub>
+              <m:r>
+                <m:t>H</m:t>
+              </m:r>
+              <m:r>
+                <m:rPr>
+                  <m:sty m:val="p"/>
+                </m:rPr>
+                <m:t>,</m:t>
+              </m:r>
+              <m:r>
+                <m:t>A</m:t>
+              </m:r>
+            </m:sub>
+          </m:sSub>
+          <m:r>
+            <m:rPr>
+              <m:sty m:val="p"/>
+            </m:rPr>
+            <m:t>=</m:t>
+          </m:r>
+          <m:r>
+            <m:t>N</m:t>
+          </m:r>
+          <m:sSub>
+            <m:e>
+              <m:r>
+                <m:t>V</m:t>
+              </m:r>
+            </m:e>
+            <m:sub>
+              <m:r>
+                <m:t>H</m:t>
+              </m:r>
+              <m:r>
+                <m:rPr>
+                  <m:sty m:val="p"/>
+                </m:rPr>
+                <m:t>+</m:t>
+              </m:r>
+              <m:r>
+                <m:t>A</m:t>
+              </m:r>
+            </m:sub>
+          </m:sSub>
+          <m:r>
+            <m:rPr>
+              <m:sty m:val="p"/>
+            </m:rPr>
+            <m:t>−</m:t>
+          </m:r>
+          <m:r>
+            <m:rPr>
+              <m:sty m:val="p"/>
+            </m:rPr>
+            <m:t>max</m:t>
+          </m:r>
+          <m:r>
+            <m:rPr>
+              <m:sty m:val="p"/>
+            </m:rPr>
+            <m:t>(</m:t>
+          </m:r>
+          <m:r>
+            <m:t>N</m:t>
+          </m:r>
+          <m:sSub>
+            <m:e>
+              <m:r>
+                <m:t>V</m:t>
+              </m:r>
+            </m:e>
+            <m:sub>
+              <m:r>
+                <m:t>H</m:t>
+              </m:r>
+            </m:sub>
+          </m:sSub>
+          <m:r>
+            <m:rPr>
+              <m:sty m:val="p"/>
+            </m:rPr>
+            <m:t>,</m:t>
+          </m:r>
+          <m:r>
+            <m:t>N</m:t>
+          </m:r>
+          <m:sSub>
+            <m:e>
+              <m:r>
+                <m:t>V</m:t>
+              </m:r>
+            </m:e>
+            <m:sub>
+              <m:r>
+                <m:t>A</m:t>
+              </m:r>
+            </m:sub>
+          </m:sSub>
+          <m:r>
+            <m:rPr>
+              <m:sty m:val="p"/>
+            </m:rPr>
+            <m:t>)</m:t>
+          </m:r>
+          <m:r>
+            <m:rPr>
+              <m:sty m:val="p"/>
+            </m:rPr>
+            <m:t>.</m:t>
+          </m:r>
+        </m:oMath>
+      </m:oMathPara>
+    </w:p>
+    <w:p>
+      <w:pPr>
+        <w:pStyle w:val="FirstParagraph"/>
+      </w:pPr>
+      <w:r>
+        <w:t xml:space="preserve">Synergia jest dodatnia dopiero po odjęciu koordynacji i walidacji. Model</w:t>
+      </w:r>
+      <w:r>
+        <w:t xml:space="preserve"> </w:t>
+      </w:r>
+      <w:r>
+        <w:t xml:space="preserve">regresyjny powinien kontrolować co najmniej trudność:</w:t>
+      </w:r>
+    </w:p>
+    <w:p>
+      <w:pPr>
+        <w:pStyle w:val="BodyText"/>
+      </w:pPr>
+      <m:oMathPara>
+        <m:oMathParaPr>
+          <m:jc m:val="center"/>
+        </m:oMathParaPr>
+        <m:oMath>
+          <m:sSub>
+            <m:e>
+              <m:r>
+                <m:t>Y</m:t>
+              </m:r>
+            </m:e>
+            <m:sub>
+              <m:r>
+                <m:t>i</m:t>
+              </m:r>
+            </m:sub>
+          </m:sSub>
+          <m:r>
+            <m:rPr>
+              <m:sty m:val="p"/>
+            </m:rPr>
+            <m:t>=</m:t>
+          </m:r>
+          <m:sSub>
+            <m:e>
+              <m:r>
+                <m:t>β</m:t>
+              </m:r>
+            </m:e>
+            <m:sub>
+              <m:r>
+                <m:t>0</m:t>
+              </m:r>
+            </m:sub>
+          </m:sSub>
+          <m:r>
+            <m:rPr>
+              <m:sty m:val="p"/>
+            </m:rPr>
+            <m:t>+</m:t>
+          </m:r>
+          <m:sSub>
+            <m:e>
+              <m:r>
+                <m:t>β</m:t>
+              </m:r>
+            </m:e>
+            <m:sub>
+              <m:r>
+                <m:t>A</m:t>
+              </m:r>
+            </m:sub>
+          </m:sSub>
+          <m:r>
+            <m:t>A</m:t>
+          </m:r>
+          <m:r>
+            <m:t>c</m:t>
+          </m:r>
+          <m:r>
+            <m:t>t</m:t>
+          </m:r>
+          <m:r>
+            <m:t>o</m:t>
+          </m:r>
+          <m:sSub>
+            <m:e>
+              <m:r>
+                <m:t>r</m:t>
+              </m:r>
+            </m:e>
+            <m:sub>
+              <m:r>
+                <m:t>i</m:t>
+              </m:r>
+            </m:sub>
+          </m:sSub>
+          <m:r>
+            <m:rPr>
+              <m:sty m:val="p"/>
+            </m:rPr>
+            <m:t>+</m:t>
+          </m:r>
+          <m:sSub>
+            <m:e>
+              <m:r>
+                <m:t>β</m:t>
+              </m:r>
+            </m:e>
+            <m:sub>
+              <m:r>
+                <m:t>M</m:t>
+              </m:r>
+            </m:sub>
+          </m:sSub>
+          <m:r>
+            <m:t>M</m:t>
+          </m:r>
+          <m:r>
+            <m:t>o</m:t>
+          </m:r>
+          <m:r>
+            <m:t>d</m:t>
+          </m:r>
+          <m:r>
+            <m:t>e</m:t>
+          </m:r>
+          <m:sSub>
+            <m:e>
+              <m:r>
+                <m:t>l</m:t>
+              </m:r>
+            </m:e>
+            <m:sub>
+              <m:r>
+                <m:t>i</m:t>
+              </m:r>
+            </m:sub>
+          </m:sSub>
+          <m:r>
+            <m:rPr>
+              <m:sty m:val="p"/>
+            </m:rPr>
+            <m:t>+</m:t>
+          </m:r>
+          <m:sSub>
+            <m:e>
+              <m:r>
+                <m:t>β</m:t>
+              </m:r>
+            </m:e>
+            <m:sub>
+              <m:r>
+                <m:t>A</m:t>
+              </m:r>
+              <m:r>
+                <m:t>M</m:t>
+              </m:r>
+            </m:sub>
+          </m:sSub>
+          <m:r>
+            <m:rPr>
+              <m:sty m:val="p"/>
+            </m:rPr>
+            <m:t>(</m:t>
+          </m:r>
+          <m:r>
+            <m:t>A</m:t>
+          </m:r>
+          <m:r>
+            <m:t>c</m:t>
+          </m:r>
+          <m:r>
+            <m:t>t</m:t>
+          </m:r>
+          <m:r>
+            <m:t>o</m:t>
+          </m:r>
+          <m:sSub>
+            <m:e>
+              <m:r>
+                <m:t>r</m:t>
+              </m:r>
+            </m:e>
+            <m:sub>
+              <m:r>
+                <m:t>i</m:t>
+              </m:r>
+            </m:sub>
+          </m:sSub>
+          <m:r>
+            <m:rPr>
+              <m:sty m:val="p"/>
+            </m:rPr>
+            <m:t>×</m:t>
+          </m:r>
+          <m:r>
+            <m:t>M</m:t>
+          </m:r>
+          <m:r>
+            <m:t>o</m:t>
+          </m:r>
+          <m:r>
+            <m:t>d</m:t>
+          </m:r>
+          <m:r>
+            <m:t>e</m:t>
+          </m:r>
+          <m:sSub>
+            <m:e>
+              <m:r>
+                <m:t>l</m:t>
+              </m:r>
+            </m:e>
+            <m:sub>
+              <m:r>
+                <m:t>i</m:t>
+              </m:r>
+            </m:sub>
+          </m:sSub>
+          <m:r>
+            <m:rPr>
+              <m:sty m:val="p"/>
+            </m:rPr>
+            <m:t>)</m:t>
+          </m:r>
+          <m:r>
+            <m:rPr>
+              <m:sty m:val="p"/>
+            </m:rPr>
+            <m:t>+</m:t>
+          </m:r>
+          <m:sSub>
+            <m:e>
+              <m:r>
+                <m:t>β</m:t>
+              </m:r>
+            </m:e>
+            <m:sub>
+              <m:r>
+                <m:t>D</m:t>
+              </m:r>
+            </m:sub>
+          </m:sSub>
+          <m:r>
+            <m:t>D</m:t>
+          </m:r>
+          <m:r>
+            <m:t>i</m:t>
+          </m:r>
+          <m:r>
+            <m:t>f</m:t>
+          </m:r>
+          <m:r>
+            <m:t>f</m:t>
+          </m:r>
+          <m:r>
+            <m:t>i</m:t>
+          </m:r>
+          <m:r>
+            <m:t>c</m:t>
+          </m:r>
+          <m:r>
+            <m:t>u</m:t>
+          </m:r>
+          <m:r>
+            <m:t>l</m:t>
+          </m:r>
+          <m:r>
+            <m:t>t</m:t>
+          </m:r>
+          <m:sSub>
+            <m:e>
+              <m:r>
+                <m:t>y</m:t>
+              </m:r>
+            </m:e>
+            <m:sub>
+              <m:r>
+                <m:t>i</m:t>
+              </m:r>
+            </m:sub>
+          </m:sSub>
+          <m:r>
+            <m:rPr>
+              <m:sty m:val="p"/>
+            </m:rPr>
+            <m:t>+</m:t>
+          </m:r>
+          <m:sSub>
+            <m:e>
+              <m:r>
+                <m:t>ε</m:t>
+              </m:r>
+            </m:e>
+            <m:sub>
+              <m:r>
+                <m:t>i</m:t>
+              </m:r>
+            </m:sub>
+          </m:sSub>
+          <m:r>
+            <m:rPr>
+              <m:sty m:val="p"/>
+            </m:rPr>
+            <m:t>.</m:t>
+          </m:r>
+        </m:oMath>
+      </m:oMathPara>
+    </w:p>
+    <w:p>
+      <w:pPr>
+        <w:pStyle w:val="FirstParagraph"/>
+      </w:pPr>
+      <w:r>
+        <w:t xml:space="preserve">Kluczowy jest składnik</w:t>
+      </w:r>
+      <w:r>
+        <w:t xml:space="preserve"> </w:t>
+      </w:r>
+      <m:oMath>
+        <m:sSub>
+          <m:e>
+            <m:r>
+              <m:t>β</m:t>
+            </m:r>
+          </m:e>
+          <m:sub>
+            <m:r>
+              <m:t>A</m:t>
+            </m:r>
+            <m:r>
+              <m:t>M</m:t>
+            </m:r>
+          </m:sub>
+        </m:sSub>
+      </m:oMath>
+      <w:r>
+        <w:t xml:space="preserve">, ale interpretacja przyczynowa wymaga</w:t>
+      </w:r>
+      <w:r>
+        <w:t xml:space="preserve"> </w:t>
+      </w:r>
+      <w:r>
+        <w:t xml:space="preserve">porównywalnego przydziału zadań, odpowiedniej liczby obserwacji i kontroli</w:t>
+      </w:r>
+      <w:r>
+        <w:t xml:space="preserve"> </w:t>
+      </w:r>
+      <w:r>
+        <w:t xml:space="preserve">zmiennych zakłócających.</w:t>
+      </w:r>
+    </w:p>
+    <w:bookmarkEnd w:id="130"/>
+    <w:bookmarkStart w:id="131" w:name="cybernetyka-w-subactorze"/>
+    <w:p>
+      <w:pPr>
+        <w:pStyle w:val="Heading2"/>
+      </w:pPr>
+      <w:r>
+        <w:t xml:space="preserve">15.9 Cybernetyka w Subactorze</w:t>
+      </w:r>
+    </w:p>
+    <w:tbl>
+      <w:tblPr>
+        <w:tblStyle w:val="Table"/>
+        <w:tblW w:type="pct" w:w="5000"/>
+        <w:tblLayout w:type="fixed"/>
+        <w:tblLook w:firstRow="1" w:lastRow="0" w:firstColumn="0" w:lastColumn="0" w:noHBand="0" w:noVBand="0" w:val="0020"/>
+      </w:tblPr>
+      <w:tblGrid>
+        <w:gridCol w:w="3960"/>
+        <w:gridCol w:w="3960"/>
+      </w:tblGrid>
+      <w:tr>
+        <w:trPr>
+          <w:tblHeader w:val="on"/>
+        </w:trPr>
+        <w:tc>
+          <w:tcPr/>
+          <w:p>
+            <w:pPr>
+              <w:pStyle w:val="Compact"/>
+            </w:pPr>
+            <w:r>
+              <w:t xml:space="preserve">Cybernetyka</w:t>
+            </w:r>
+          </w:p>
+        </w:tc>
+        <w:tc>
+          <w:tcPr/>
+          <w:p>
+            <w:pPr>
+              <w:pStyle w:val="Compact"/>
+            </w:pPr>
+            <w:r>
+              <w:t xml:space="preserve">Model Subactora</w:t>
+            </w:r>
+          </w:p>
+        </w:tc>
+      </w:tr>
+      <w:tr>
+        <w:tc>
+          <w:tcPr/>
+          <w:p>
+            <w:pPr>
+              <w:pStyle w:val="Compact"/>
+            </w:pPr>
+            <w:r>
+              <w:t xml:space="preserve">stan pożądany</w:t>
+            </w:r>
+          </w:p>
+        </w:tc>
+        <w:tc>
+          <w:tcPr/>
+          <w:p>
+            <w:pPr>
+              <w:pStyle w:val="Compact"/>
+            </w:pPr>
+            <w:r>
+              <w:rPr>
+                <w:rStyle w:val="VerbatimChar"/>
+              </w:rPr>
+              <w:t xml:space="preserve">goal</w:t>
+            </w:r>
+            <w:r>
+              <w:t xml:space="preserve"> </w:t>
+            </w:r>
+            <w:r>
+              <w:t xml:space="preserve">i</w:t>
+            </w:r>
+            <w:r>
+              <w:t xml:space="preserve"> </w:t>
+            </w:r>
+            <w:r>
+              <w:rPr>
+                <w:rStyle w:val="VerbatimChar"/>
+              </w:rPr>
+              <w:t xml:space="preserve">acceptance</w:t>
+            </w:r>
+          </w:p>
+        </w:tc>
+      </w:tr>
+      <w:tr>
+        <w:tc>
+          <w:tcPr/>
+          <w:p>
+            <w:pPr>
+              <w:pStyle w:val="Compact"/>
+            </w:pPr>
+            <w:r>
+              <w:t xml:space="preserve">obiekt sterowany</w:t>
+            </w:r>
+          </w:p>
+        </w:tc>
+        <w:tc>
+          <w:tcPr/>
+          <w:p>
+            <w:pPr>
+              <w:pStyle w:val="Compact"/>
+            </w:pPr>
+            <w:r>
+              <w:t xml:space="preserve">środowisko pracy i rezultat</w:t>
+            </w:r>
+          </w:p>
+        </w:tc>
+      </w:tr>
+      <w:tr>
+        <w:tc>
+          <w:tcPr/>
+          <w:p>
+            <w:pPr>
+              <w:pStyle w:val="Compact"/>
+            </w:pPr>
+            <w:r>
+              <w:t xml:space="preserve">regulator</w:t>
+            </w:r>
+          </w:p>
+        </w:tc>
+        <w:tc>
+          <w:tcPr/>
+          <w:p>
+            <w:pPr>
+              <w:pStyle w:val="Compact"/>
+            </w:pPr>
+            <w:r>
+              <w:t xml:space="preserve">orchestrator</w:t>
+            </w:r>
+          </w:p>
+        </w:tc>
+      </w:tr>
+      <w:tr>
+        <w:tc>
+          <w:tcPr/>
+          <w:p>
+            <w:pPr>
+              <w:pStyle w:val="Compact"/>
+            </w:pPr>
+            <w:r>
+              <w:t xml:space="preserve">element wykonawczy</w:t>
+            </w:r>
+          </w:p>
+        </w:tc>
+        <w:tc>
+          <w:tcPr/>
+          <w:p>
+            <w:pPr>
+              <w:pStyle w:val="Compact"/>
+            </w:pPr>
+            <w:r>
+              <w:t xml:space="preserve">actor</w:t>
+            </w:r>
+          </w:p>
+        </w:tc>
+      </w:tr>
+      <w:tr>
+        <w:tc>
+          <w:tcPr/>
+          <w:p>
+            <w:pPr>
+              <w:pStyle w:val="Compact"/>
+            </w:pPr>
+            <w:r>
+              <w:t xml:space="preserve">czujniki</w:t>
+            </w:r>
+          </w:p>
+        </w:tc>
+        <w:tc>
+          <w:tcPr/>
+          <w:p>
+            <w:pPr>
+              <w:pStyle w:val="Compact"/>
+            </w:pPr>
+            <w:r>
+              <w:t xml:space="preserve">testy, logi, dowody i obserwacje</w:t>
+            </w:r>
+          </w:p>
+        </w:tc>
+      </w:tr>
+      <w:tr>
+        <w:tc>
+          <w:tcPr/>
+          <w:p>
+            <w:pPr>
+              <w:pStyle w:val="Compact"/>
+            </w:pPr>
+            <w:r>
+              <w:t xml:space="preserve">sprzężenie zwrotne</w:t>
+            </w:r>
+          </w:p>
+        </w:tc>
+        <w:tc>
+          <w:tcPr/>
+          <w:p>
+            <w:pPr>
+              <w:pStyle w:val="Compact"/>
+            </w:pPr>
+            <w:r>
+              <w:t xml:space="preserve">walidacja i zmiana ticketu</w:t>
+            </w:r>
+          </w:p>
+        </w:tc>
+      </w:tr>
+      <w:tr>
+        <w:tc>
+          <w:tcPr/>
+          <w:p>
+            <w:pPr>
+              <w:pStyle w:val="Compact"/>
+            </w:pPr>
+            <w:r>
+              <w:t xml:space="preserve">zakłócenia</w:t>
+            </w:r>
+          </w:p>
+        </w:tc>
+        <w:tc>
+          <w:tcPr/>
+          <w:p>
+            <w:pPr>
+              <w:pStyle w:val="Compact"/>
+            </w:pPr>
+            <w:r>
+              <w:t xml:space="preserve">błąd danych, zmiana celu, awaria narzędzia</w:t>
+            </w:r>
+          </w:p>
+        </w:tc>
+      </w:tr>
+      <w:tr>
+        <w:tc>
+          <w:tcPr/>
+          <w:p>
+            <w:pPr>
+              <w:pStyle w:val="Compact"/>
+            </w:pPr>
+            <w:r>
+              <w:t xml:space="preserve">model wewnętrzny</w:t>
+            </w:r>
+          </w:p>
+        </w:tc>
+        <w:tc>
+          <w:tcPr/>
+          <w:p>
+            <w:pPr>
+              <w:pStyle w:val="Compact"/>
+            </w:pPr>
+            <w:r>
+              <w:t xml:space="preserve">Digital Twin i stan ticketu</w:t>
+            </w:r>
+          </w:p>
+        </w:tc>
+      </w:tr>
+      <w:tr>
+        <w:tc>
+          <w:tcPr/>
+          <w:p>
+            <w:pPr>
+              <w:pStyle w:val="Compact"/>
+            </w:pPr>
+            <w:r>
+              <w:t xml:space="preserve">różnorodność regulatora</w:t>
+            </w:r>
+          </w:p>
+        </w:tc>
+        <w:tc>
+          <w:tcPr/>
+          <w:p>
+            <w:pPr>
+              <w:pStyle w:val="Compact"/>
+            </w:pPr>
+            <w:r>
+              <w:t xml:space="preserve">capabilities, tools, authority i escalation</w:t>
+            </w:r>
+          </w:p>
+        </w:tc>
+      </w:tr>
+    </w:tbl>
+    <w:p>
+      <w:pPr>
+        <w:pStyle w:val="BodyText"/>
+      </w:pPr>
+      <w:r>
+        <w:t xml:space="preserve">Prawo wymaganej różnorodności Ashby’ego mówi, w precyzyjniejszej formie, że</w:t>
+      </w:r>
+      <w:r>
+        <w:t xml:space="preserve"> </w:t>
+      </w:r>
+      <w:r>
+        <w:t xml:space="preserve">różnorodność regulatora ogranicza różnorodność niepożądanych wyników wywołanych</w:t>
+      </w:r>
+      <w:r>
+        <w:t xml:space="preserve"> </w:t>
+      </w:r>
+      <w:r>
+        <w:t xml:space="preserve">zakłóceniami</w:t>
+      </w:r>
+      <w:r>
+        <w:t xml:space="preserve"> </w:t>
+      </w:r>
+      <w:r>
+        <w:t xml:space="preserve">(Ashby 1956)</w:t>
+      </w:r>
+      <w:r>
+        <w:t xml:space="preserve">. W praktyce nie każdą klasę zakłóceń actor musi</w:t>
+      </w:r>
+      <w:r>
+        <w:t xml:space="preserve"> </w:t>
+      </w:r>
+      <w:r>
+        <w:t xml:space="preserve">obsłużyć sam. Część różnorodności może dostarczyć narzędzie, polityka,</w:t>
+      </w:r>
+      <w:r>
+        <w:t xml:space="preserve"> </w:t>
+      </w:r>
+      <w:r>
+        <w:t xml:space="preserve">ograniczenie środowiska lub ścieżka eskalacji:</w:t>
+      </w:r>
+    </w:p>
+    <w:p>
+      <w:pPr>
+        <w:pStyle w:val="BodyText"/>
+      </w:pPr>
+      <m:oMathPara>
+        <m:oMathParaPr>
+          <m:jc m:val="center"/>
+        </m:oMathParaPr>
+        <m:oMath>
+          <m:r>
+            <m:t>V</m:t>
+          </m:r>
+          <m:r>
+            <m:t>a</m:t>
+          </m:r>
+          <m:r>
+            <m:t>r</m:t>
+          </m:r>
+          <m:r>
+            <m:t>i</m:t>
+          </m:r>
+          <m:r>
+            <m:t>e</m:t>
+          </m:r>
+          <m:r>
+            <m:t>t</m:t>
+          </m:r>
+          <m:r>
+            <m:t>y</m:t>
+          </m:r>
+          <m:r>
+            <m:rPr>
+              <m:sty m:val="p"/>
+            </m:rPr>
+            <m:t>(</m:t>
+          </m:r>
+          <m:r>
+            <m:t>c</m:t>
+          </m:r>
+          <m:r>
+            <m:t>a</m:t>
+          </m:r>
+          <m:r>
+            <m:t>p</m:t>
+          </m:r>
+          <m:r>
+            <m:t>a</m:t>
+          </m:r>
+          <m:r>
+            <m:t>b</m:t>
+          </m:r>
+          <m:r>
+            <m:t>i</m:t>
+          </m:r>
+          <m:r>
+            <m:t>l</m:t>
+          </m:r>
+          <m:r>
+            <m:t>i</m:t>
+          </m:r>
+          <m:r>
+            <m:t>t</m:t>
+          </m:r>
+          <m:r>
+            <m:t>i</m:t>
+          </m:r>
+          <m:r>
+            <m:t>e</m:t>
+          </m:r>
+          <m:r>
+            <m:t>s</m:t>
+          </m:r>
+          <m:r>
+            <m:rPr>
+              <m:sty m:val="p"/>
+            </m:rPr>
+            <m:t>+</m:t>
+          </m:r>
+          <m:r>
+            <m:t>t</m:t>
+          </m:r>
+          <m:r>
+            <m:t>o</m:t>
+          </m:r>
+          <m:r>
+            <m:t>o</m:t>
+          </m:r>
+          <m:r>
+            <m:t>l</m:t>
+          </m:r>
+          <m:r>
+            <m:t>s</m:t>
+          </m:r>
+          <m:r>
+            <m:rPr>
+              <m:sty m:val="p"/>
+            </m:rPr>
+            <m:t>+</m:t>
+          </m:r>
+          <m:r>
+            <m:t>a</m:t>
+          </m:r>
+          <m:r>
+            <m:t>u</m:t>
+          </m:r>
+          <m:r>
+            <m:t>t</m:t>
+          </m:r>
+          <m:r>
+            <m:t>h</m:t>
+          </m:r>
+          <m:r>
+            <m:t>o</m:t>
+          </m:r>
+          <m:r>
+            <m:t>r</m:t>
+          </m:r>
+          <m:r>
+            <m:t>i</m:t>
+          </m:r>
+          <m:r>
+            <m:t>t</m:t>
+          </m:r>
+          <m:r>
+            <m:t>y</m:t>
+          </m:r>
+          <m:r>
+            <m:rPr>
+              <m:sty m:val="p"/>
+            </m:rPr>
+            <m:t>+</m:t>
+          </m:r>
+          <m:r>
+            <m:t>e</m:t>
+          </m:r>
+          <m:r>
+            <m:t>s</m:t>
+          </m:r>
+          <m:r>
+            <m:t>c</m:t>
+          </m:r>
+          <m:r>
+            <m:t>a</m:t>
+          </m:r>
+          <m:r>
+            <m:t>l</m:t>
+          </m:r>
+          <m:r>
+            <m:t>a</m:t>
+          </m:r>
+          <m:r>
+            <m:t>t</m:t>
+          </m:r>
+          <m:r>
+            <m:t>i</m:t>
+          </m:r>
+          <m:r>
+            <m:t>o</m:t>
+          </m:r>
+          <m:r>
+            <m:t>n</m:t>
+          </m:r>
+          <m:r>
+            <m:rPr>
+              <m:sty m:val="p"/>
+            </m:rPr>
+            <m:t>)</m:t>
+          </m:r>
+          <m:r>
+            <m:rPr>
+              <m:sty m:val="p"/>
+            </m:rPr>
+            <m:t>≳</m:t>
+          </m:r>
+          <m:r>
+            <m:t>V</m:t>
+          </m:r>
+          <m:r>
+            <m:t>a</m:t>
+          </m:r>
+          <m:r>
+            <m:t>r</m:t>
+          </m:r>
+          <m:r>
+            <m:t>i</m:t>
+          </m:r>
+          <m:r>
+            <m:t>e</m:t>
+          </m:r>
+          <m:r>
+            <m:t>t</m:t>
+          </m:r>
+          <m:r>
+            <m:t>y</m:t>
+          </m:r>
+          <m:r>
+            <m:rPr>
+              <m:sty m:val="p"/>
+            </m:rPr>
+            <m:t>(</m:t>
+          </m:r>
+          <m:r>
+            <m:t>r</m:t>
+          </m:r>
+          <m:r>
+            <m:t>e</m:t>
+          </m:r>
+          <m:r>
+            <m:t>l</m:t>
+          </m:r>
+          <m:r>
+            <m:t>e</m:t>
+          </m:r>
+          <m:r>
+            <m:t>v</m:t>
+          </m:r>
+          <m:r>
+            <m:t>a</m:t>
+          </m:r>
+          <m:r>
+            <m:t>n</m:t>
+          </m:r>
+          <m:r>
+            <m:t>t</m:t>
+          </m:r>
+          <m:r>
+            <m:t> </m:t>
+          </m:r>
+          <m:r>
+            <m:t>d</m:t>
+          </m:r>
+          <m:r>
+            <m:t>i</m:t>
+          </m:r>
+          <m:r>
+            <m:t>s</m:t>
+          </m:r>
+          <m:r>
+            <m:t>t</m:t>
+          </m:r>
+          <m:r>
+            <m:t>u</m:t>
+          </m:r>
+          <m:r>
+            <m:t>r</m:t>
+          </m:r>
+          <m:r>
+            <m:t>b</m:t>
+          </m:r>
+          <m:r>
+            <m:t>a</m:t>
+          </m:r>
+          <m:r>
+            <m:t>n</m:t>
+          </m:r>
+          <m:r>
+            <m:t>c</m:t>
+          </m:r>
+          <m:r>
+            <m:t>e</m:t>
+          </m:r>
+          <m:r>
+            <m:t>s</m:t>
+          </m:r>
+          <m:r>
+            <m:rPr>
+              <m:sty m:val="p"/>
+            </m:rPr>
+            <m:t>)</m:t>
+          </m:r>
+          <m:r>
+            <m:rPr>
+              <m:sty m:val="p"/>
+            </m:rPr>
+            <m:t>.</m:t>
+          </m:r>
+        </m:oMath>
+      </m:oMathPara>
+    </w:p>
+    <w:p>
+      <w:pPr>
+        <w:pStyle w:val="FirstParagraph"/>
+      </w:pPr>
+      <w:r>
+        <w:t xml:space="preserve">To heurystyczny zapis projektowy, a nie dosłowna postać twierdzenia Ashby’ego.</w:t>
+      </w:r>
+      <w:r>
+        <w:t xml:space="preserve"> </w:t>
+      </w:r>
+      <w:r>
+        <w:t xml:space="preserve">Jeżeli system nie pokrywa istotnej klasy zdarzeń, musi ją ograniczyć albo</w:t>
+      </w:r>
+      <w:r>
+        <w:t xml:space="preserve"> </w:t>
+      </w:r>
+      <w:r>
+        <w:t xml:space="preserve">eskalować.</w:t>
+      </w:r>
+    </w:p>
+    <w:p>
+      <w:pPr>
+        <w:pStyle w:val="BodyText"/>
+      </w:pPr>
+      <w:r>
+        <w:t xml:space="preserve">Twierdzenie Conanta i Ashby’ego dotyczy regulatora maksymalnie skutecznego i</w:t>
+      </w:r>
+      <w:r>
+        <w:t xml:space="preserve"> </w:t>
+      </w:r>
+      <w:r>
+        <w:t xml:space="preserve">prostego przy określonych założeniach; wspiera potrzebę adekwatnego modelu</w:t>
+      </w:r>
+      <w:r>
+        <w:t xml:space="preserve"> </w:t>
+      </w:r>
+      <w:r>
+        <w:t xml:space="preserve">regulowanego systemu</w:t>
+      </w:r>
+      <w:r>
+        <w:t xml:space="preserve"> </w:t>
+      </w:r>
+      <w:r>
+        <w:t xml:space="preserve">(Conant i Ashby 1970)</w:t>
+      </w:r>
+      <w:r>
+        <w:t xml:space="preserve">. Digital Twin może pełnić rolę takiego modelu,</w:t>
+      </w:r>
+      <w:r>
+        <w:t xml:space="preserve"> </w:t>
+      </w:r>
+      <w:r>
+        <w:t xml:space="preserve">ale portret nadal nie przyznaje praw:</w:t>
+      </w:r>
+      <w:r>
+        <w:t xml:space="preserve"> </w:t>
+      </w:r>
+      <w:r>
+        <w:rPr>
+          <w:b/>
+          <w:bCs/>
+        </w:rPr>
+        <w:t xml:space="preserve">model opisuje, authority zezwala</w:t>
+      </w:r>
+      <w:r>
+        <w:t xml:space="preserve">.</w:t>
+      </w:r>
+    </w:p>
+    <w:p>
+      <w:pPr>
+        <w:pStyle w:val="BodyText"/>
+      </w:pPr>
+      <w:r>
+        <w:t xml:space="preserve">Dla człowieka potrzebna jest również miara obciążenia. NASA-TLX rozdziela</w:t>
+      </w:r>
+      <w:r>
+        <w:t xml:space="preserve"> </w:t>
+      </w:r>
+      <w:r>
+        <w:t xml:space="preserve">wymagania mentalne, fizyczne i czasowe, wysiłek, frustrację oraz samoocenę</w:t>
+      </w:r>
+      <w:r>
+        <w:t xml:space="preserve"> </w:t>
+      </w:r>
+      <w:r>
+        <w:t xml:space="preserve">wykonania</w:t>
+      </w:r>
+      <w:r>
+        <w:t xml:space="preserve"> </w:t>
+      </w:r>
+      <w:r>
+        <w:t xml:space="preserve">(Hart i Staveland 1988)</w:t>
+      </w:r>
+      <w:r>
+        <w:t xml:space="preserve">. Jest miarą subiektywną, dlatego należy zestawiać ją z</w:t>
+      </w:r>
+      <w:r>
+        <w:t xml:space="preserve"> </w:t>
+      </w:r>
+      <w:r>
+        <w:t xml:space="preserve">wynikiem i zdarzeniami procesu. Teoria obciążenia poznawczego dodatkowo</w:t>
+      </w:r>
+      <w:r>
+        <w:t xml:space="preserve"> </w:t>
+      </w:r>
+      <w:r>
+        <w:t xml:space="preserve">przypomina, że projekt instrukcji może zużywać zdolność poznawczą niezwiązaną z</w:t>
+      </w:r>
+      <w:r>
+        <w:t xml:space="preserve"> </w:t>
+      </w:r>
+      <w:r>
+        <w:t xml:space="preserve">samym zadaniem</w:t>
+      </w:r>
+      <w:r>
+        <w:t xml:space="preserve"> </w:t>
+      </w:r>
+      <w:r>
+        <w:t xml:space="preserve">(Sweller 1988)</w:t>
+      </w:r>
+      <w:r>
+        <w:t xml:space="preserve">.</w:t>
+      </w:r>
+    </w:p>
+    <w:p>
+      <w:pPr>
+        <w:pStyle w:val="BodyText"/>
+      </w:pPr>
+      <w:r>
+        <w:t xml:space="preserve">Dla agenta trafność odpowiedzi także nie wystarcza. NIST ARIA mierzy aplikacje</w:t>
+      </w:r>
+      <w:r>
+        <w:t xml:space="preserve"> </w:t>
+      </w:r>
+      <w:r>
+        <w:t xml:space="preserve">na poziomie testów modelu, red-teamingu i testów terenowych oraz podkreśla</w:t>
+      </w:r>
+      <w:r>
+        <w:t xml:space="preserve"> </w:t>
+      </w:r>
+      <w:r>
+        <w:t xml:space="preserve">ryzyko i wpływ w kontekście socjotechnicznym</w:t>
+      </w:r>
+      <w:r>
+        <w:t xml:space="preserve"> </w:t>
+      </w:r>
+      <w:r>
+        <w:t xml:space="preserve">(Amironesei et al. 2025)</w:t>
+      </w:r>
+      <w:r>
+        <w:t xml:space="preserve">.</w:t>
+      </w:r>
+      <w:r>
+        <w:t xml:space="preserve"> </w:t>
+      </w:r>
+      <w:r>
+        <w:rPr>
+          <w:rStyle w:val="VerbatimChar"/>
+        </w:rPr>
+        <w:t xml:space="preserve">WorkCell</w:t>
+      </w:r>
+      <w:r>
+        <w:t xml:space="preserve"> </w:t>
+      </w:r>
+      <w:r>
+        <w:t xml:space="preserve">powinien więc przechowywać nie tylko score modelu, lecz także dowód działania,</w:t>
+      </w:r>
+      <w:r>
+        <w:t xml:space="preserve"> </w:t>
+      </w:r>
+      <w:r>
+        <w:t xml:space="preserve">konsekwencję i skuteczność zabezpieczeń.</w:t>
+      </w:r>
+    </w:p>
+    <w:bookmarkEnd w:id="131"/>
+    <w:bookmarkStart w:id="132" w:name="wzorzec-dsl"/>
+    <w:p>
+      <w:pPr>
+        <w:pStyle w:val="Heading2"/>
+      </w:pPr>
+      <w:r>
+        <w:t xml:space="preserve">15.10 Wzorzec DSL</w:t>
+      </w:r>
+    </w:p>
+    <w:p>
+      <w:pPr>
+        <w:pStyle w:val="SourceCode"/>
+      </w:pPr>
+      <w:r>
+        <w:rPr>
+          <w:rStyle w:val="VerbatimChar"/>
+        </w:rPr>
+        <w:t xml:space="preserve">work_model "analysis-review" v1 {</w:t>
+      </w:r>
+      <w:r>
+        <w:br/>
+      </w:r>
+      <w:r>
+        <w:rPr>
+          <w:rStyle w:val="VerbatimChar"/>
+        </w:rPr>
+        <w:t xml:space="preserve">  horizon: 4h</w:t>
+      </w:r>
+      <w:r>
+        <w:br/>
+      </w:r>
+      <w:r>
+        <w:br/>
+      </w:r>
+      <w:r>
+        <w:rPr>
+          <w:rStyle w:val="VerbatimChar"/>
+        </w:rPr>
+        <w:t xml:space="preserve">  goal:</w:t>
+      </w:r>
+      <w:r>
+        <w:br/>
+      </w:r>
+      <w:r>
+        <w:rPr>
+          <w:rStyle w:val="VerbatimChar"/>
+        </w:rPr>
+        <w:t xml:space="preserve">    state: "zaakceptowany raport"</w:t>
+      </w:r>
+      <w:r>
+        <w:br/>
+      </w:r>
+      <w:r>
+        <w:rPr>
+          <w:rStyle w:val="VerbatimChar"/>
+        </w:rPr>
+        <w:t xml:space="preserve">    value: 100</w:t>
+      </w:r>
+      <w:r>
+        <w:br/>
+      </w:r>
+      <w:r>
+        <w:br/>
+      </w:r>
+      <w:r>
+        <w:rPr>
+          <w:rStyle w:val="VerbatimChar"/>
+        </w:rPr>
+        <w:t xml:space="preserve">  actor:</w:t>
+      </w:r>
+      <w:r>
+        <w:br/>
+      </w:r>
+      <w:r>
+        <w:rPr>
+          <w:rStyle w:val="VerbatimChar"/>
+        </w:rPr>
+        <w:t xml:space="preserve">    executor: agent</w:t>
+      </w:r>
+      <w:r>
+        <w:br/>
+      </w:r>
+      <w:r>
+        <w:rPr>
+          <w:rStyle w:val="VerbatimChar"/>
+        </w:rPr>
+        <w:t xml:space="preserve">    validator: human</w:t>
+      </w:r>
+      <w:r>
+        <w:br/>
+      </w:r>
+      <w:r>
+        <w:rPr>
+          <w:rStyle w:val="VerbatimChar"/>
+        </w:rPr>
+        <w:t xml:space="preserve">    required: { domain_skill: 0.7, reliability: 0.9 }</w:t>
+      </w:r>
+      <w:r>
+        <w:br/>
+      </w:r>
+      <w:r>
+        <w:br/>
+      </w:r>
+      <w:r>
+        <w:rPr>
+          <w:rStyle w:val="VerbatimChar"/>
+        </w:rPr>
+        <w:t xml:space="preserve">  authority:</w:t>
+      </w:r>
+      <w:r>
+        <w:br/>
+      </w:r>
+      <w:r>
+        <w:rPr>
+          <w:rStyle w:val="VerbatimChar"/>
+        </w:rPr>
+        <w:t xml:space="preserve">    allow: [read_sources, create_draft, run_tests]</w:t>
+      </w:r>
+      <w:r>
+        <w:br/>
+      </w:r>
+      <w:r>
+        <w:rPr>
+          <w:rStyle w:val="VerbatimChar"/>
+        </w:rPr>
+        <w:t xml:space="preserve">    require_approval: [publish, send, modify_external_state]</w:t>
+      </w:r>
+      <w:r>
+        <w:br/>
+      </w:r>
+      <w:r>
+        <w:br/>
+      </w:r>
+      <w:r>
+        <w:rPr>
+          <w:rStyle w:val="VerbatimChar"/>
+        </w:rPr>
+        <w:t xml:space="preserve">  protocol:</w:t>
+      </w:r>
+      <w:r>
+        <w:br/>
+      </w:r>
+      <w:r>
+        <w:rPr>
+          <w:rStyle w:val="VerbatimChar"/>
+        </w:rPr>
+        <w:t xml:space="preserve">    mode: ping_pong</w:t>
+      </w:r>
+      <w:r>
+        <w:br/>
+      </w:r>
+      <w:r>
+        <w:rPr>
+          <w:rStyle w:val="VerbatimChar"/>
+        </w:rPr>
+        <w:t xml:space="preserve">    checkpoint:</w:t>
+      </w:r>
+      <w:r>
+        <w:br/>
+      </w:r>
+      <w:r>
+        <w:rPr>
+          <w:rStyle w:val="VerbatimChar"/>
+        </w:rPr>
+        <w:t xml:space="preserve">      - after_plan</w:t>
+      </w:r>
+      <w:r>
+        <w:br/>
+      </w:r>
+      <w:r>
+        <w:rPr>
+          <w:rStyle w:val="VerbatimChar"/>
+        </w:rPr>
+        <w:t xml:space="preserve">      - before_irreversible_action</w:t>
+      </w:r>
+      <w:r>
+        <w:br/>
+      </w:r>
+      <w:r>
+        <w:rPr>
+          <w:rStyle w:val="VerbatimChar"/>
+        </w:rPr>
+        <w:t xml:space="preserve">      - when_risk &gt; 0.2</w:t>
+      </w:r>
+      <w:r>
+        <w:br/>
+      </w:r>
+      <w:r>
+        <w:rPr>
+          <w:rStyle w:val="VerbatimChar"/>
+        </w:rPr>
+        <w:t xml:space="preserve">      - when_goal_changes</w:t>
+      </w:r>
+      <w:r>
+        <w:br/>
+      </w:r>
+      <w:r>
+        <w:br/>
+      </w:r>
+      <w:r>
+        <w:rPr>
+          <w:rStyle w:val="VerbatimChar"/>
+        </w:rPr>
+        <w:t xml:space="preserve">  evidence:</w:t>
+      </w:r>
+      <w:r>
+        <w:br/>
+      </w:r>
+      <w:r>
+        <w:rPr>
+          <w:rStyle w:val="VerbatimChar"/>
+        </w:rPr>
+        <w:t xml:space="preserve">    require: [sources, decisions, test_results, final_artifact]</w:t>
+      </w:r>
+      <w:r>
+        <w:br/>
+      </w:r>
+      <w:r>
+        <w:br/>
+      </w:r>
+      <w:r>
+        <w:rPr>
+          <w:rStyle w:val="VerbatimChar"/>
+        </w:rPr>
+        <w:t xml:space="preserve">  budgets:</w:t>
+      </w:r>
+      <w:r>
+        <w:br/>
+      </w:r>
+      <w:r>
+        <w:rPr>
+          <w:rStyle w:val="VerbatimChar"/>
+        </w:rPr>
+        <w:t xml:space="preserve">    time: 4h</w:t>
+      </w:r>
+      <w:r>
+        <w:br/>
+      </w:r>
+      <w:r>
+        <w:rPr>
+          <w:rStyle w:val="VerbatimChar"/>
+        </w:rPr>
+        <w:t xml:space="preserve">    validation: 30m</w:t>
+      </w:r>
+      <w:r>
+        <w:br/>
+      </w:r>
+      <w:r>
+        <w:rPr>
+          <w:rStyle w:val="VerbatimChar"/>
+        </w:rPr>
+        <w:t xml:space="preserve">    expected_loss: 20</w:t>
+      </w:r>
+      <w:r>
+        <w:br/>
+      </w:r>
+      <w:r>
+        <w:br/>
+      </w:r>
+      <w:r>
+        <w:rPr>
+          <w:rStyle w:val="VerbatimChar"/>
+        </w:rPr>
+        <w:t xml:space="preserve">  stop:</w:t>
+      </w:r>
+      <w:r>
+        <w:br/>
+      </w:r>
+      <w:r>
+        <w:rPr>
+          <w:rStyle w:val="VerbatimChar"/>
+        </w:rPr>
+        <w:t xml:space="preserve">    when: acceptance_passed</w:t>
+      </w:r>
+      <w:r>
+        <w:br/>
+      </w:r>
+      <w:r>
+        <w:rPr>
+          <w:rStyle w:val="VerbatimChar"/>
+        </w:rPr>
+        <w:t xml:space="preserve">    or: budget_exceeded</w:t>
+      </w:r>
+      <w:r>
+        <w:br/>
+      </w:r>
+      <w:r>
+        <w:br/>
+      </w:r>
+      <w:r>
+        <w:rPr>
+          <w:rStyle w:val="VerbatimChar"/>
+        </w:rPr>
+        <w:t xml:space="preserve">  escalation:</w:t>
+      </w:r>
+      <w:r>
+        <w:br/>
+      </w:r>
+      <w:r>
+        <w:rPr>
+          <w:rStyle w:val="VerbatimChar"/>
+        </w:rPr>
+        <w:t xml:space="preserve">    when:</w:t>
+      </w:r>
+      <w:r>
+        <w:br/>
+      </w:r>
+      <w:r>
+        <w:rPr>
+          <w:rStyle w:val="VerbatimChar"/>
+        </w:rPr>
+        <w:t xml:space="preserve">      - authority_missing</w:t>
+      </w:r>
+      <w:r>
+        <w:br/>
+      </w:r>
+      <w:r>
+        <w:rPr>
+          <w:rStyle w:val="VerbatimChar"/>
+        </w:rPr>
+        <w:t xml:space="preserve">      - confidence &lt; 0.7</w:t>
+      </w:r>
+      <w:r>
+        <w:br/>
+      </w:r>
+      <w:r>
+        <w:rPr>
+          <w:rStyle w:val="VerbatimChar"/>
+        </w:rPr>
+        <w:t xml:space="preserve">      - expected_loss &gt; 20</w:t>
+      </w:r>
+      <w:r>
+        <w:br/>
+      </w:r>
+      <w:r>
+        <w:rPr>
+          <w:rStyle w:val="VerbatimChar"/>
+        </w:rPr>
+        <w:t xml:space="preserve">}</w:t>
+      </w:r>
+    </w:p>
+    <w:p>
+      <w:pPr>
+        <w:pStyle w:val="FirstParagraph"/>
+      </w:pPr>
+      <w:r>
+        <w:t xml:space="preserve">W Process Packu ten zapis ma równoważną projekcję YAML walidowaną przez JSON</w:t>
+      </w:r>
+      <w:r>
+        <w:t xml:space="preserve"> </w:t>
+      </w:r>
+      <w:r>
+        <w:t xml:space="preserve">Schema. Tekstowy DSL pozostaje czytelny dla autora, a YAML jest prostym</w:t>
+      </w:r>
+      <w:r>
+        <w:t xml:space="preserve"> </w:t>
+      </w:r>
+      <w:r>
+        <w:t xml:space="preserve">interfejsem dla walidatora i eksperymentu.</w:t>
+      </w:r>
+    </w:p>
+    <w:bookmarkEnd w:id="132"/>
+    <w:bookmarkStart w:id="133" w:name="eksperyment-8"/>
+    <w:p>
+      <w:pPr>
+        <w:pStyle w:val="Heading2"/>
+      </w:pPr>
+      <w:r>
+        <w:t xml:space="preserve">15.11 Eksperyment</w:t>
+      </w:r>
+    </w:p>
+    <w:p>
+      <w:pPr>
+        <w:pStyle w:val="Compact"/>
+        <w:numPr>
+          <w:ilvl w:val="0"/>
+          <w:numId w:val="1040"/>
+        </w:numPr>
+      </w:pPr>
+      <w:r>
+        <w:t xml:space="preserve">Wybierz jedną klasę powtarzalnych ticketów i jeden horyzont</w:t>
+      </w:r>
+      <w:r>
+        <w:t xml:space="preserve"> </w:t>
+      </w:r>
+      <m:oMath>
+        <m:r>
+          <m:t>T</m:t>
+        </m:r>
+      </m:oMath>
+      <w:r>
+        <w:t xml:space="preserve">.</w:t>
+      </w:r>
+    </w:p>
+    <w:p>
+      <w:pPr>
+        <w:pStyle w:val="Compact"/>
+        <w:numPr>
+          <w:ilvl w:val="0"/>
+          <w:numId w:val="1040"/>
+        </w:numPr>
+      </w:pPr>
+      <w:r>
+        <w:t xml:space="preserve">Zapisz</w:t>
+      </w:r>
+      <w:r>
+        <w:t xml:space="preserve"> </w:t>
+      </w:r>
+      <m:oMath>
+        <m:r>
+          <m:t>G</m:t>
+        </m:r>
+        <m:r>
+          <m:rPr>
+            <m:sty m:val="p"/>
+          </m:rPr>
+          <m:t>,</m:t>
+        </m:r>
+        <m:r>
+          <m:t>S</m:t>
+        </m:r>
+        <m:r>
+          <m:rPr>
+            <m:sty m:val="p"/>
+          </m:rPr>
+          <m:t>,</m:t>
+        </m:r>
+        <m:r>
+          <m:t>R</m:t>
+        </m:r>
+        <m:r>
+          <m:rPr>
+            <m:sty m:val="p"/>
+          </m:rPr>
+          <m:t>,</m:t>
+        </m:r>
+        <m:r>
+          <m:t>P</m:t>
+        </m:r>
+        <m:r>
+          <m:rPr>
+            <m:sty m:val="p"/>
+          </m:rPr>
+          <m:t>,</m:t>
+        </m:r>
+        <m:r>
+          <m:t>V</m:t>
+        </m:r>
+        <m:r>
+          <m:rPr>
+            <m:sty m:val="p"/>
+          </m:rPr>
+          <m:t>,</m:t>
+        </m:r>
+        <m:r>
+          <m:t>B</m:t>
+        </m:r>
+        <m:r>
+          <m:rPr>
+            <m:sty m:val="p"/>
+          </m:rPr>
+          <m:t>,</m:t>
+        </m:r>
+        <m:r>
+          <m:t>X</m:t>
+        </m:r>
+      </m:oMath>
+      <w:r>
+        <w:t xml:space="preserve"> </w:t>
+      </w:r>
+      <w:r>
+        <w:t xml:space="preserve">przed przydzieleniem actora.</w:t>
+      </w:r>
+    </w:p>
+    <w:p>
+      <w:pPr>
+        <w:pStyle w:val="Compact"/>
+        <w:numPr>
+          <w:ilvl w:val="0"/>
+          <w:numId w:val="1040"/>
+        </w:numPr>
+      </w:pPr>
+      <w:r>
+        <w:t xml:space="preserve">Porównaj co najmniej dwa modele pracy blokując zadania według trudności.</w:t>
+      </w:r>
+    </w:p>
+    <w:p>
+      <w:pPr>
+        <w:pStyle w:val="Compact"/>
+        <w:numPr>
+          <w:ilvl w:val="0"/>
+          <w:numId w:val="1040"/>
+        </w:numPr>
+      </w:pPr>
+      <w:r>
+        <w:t xml:space="preserve">Mierz</w:t>
+      </w:r>
+      <w:r>
+        <w:t xml:space="preserve"> </w:t>
+      </w:r>
+      <m:oMath>
+        <m:r>
+          <m:t>A</m:t>
+        </m:r>
+        <m:r>
+          <m:t>V</m:t>
+        </m:r>
+        <m:r>
+          <m:rPr>
+            <m:sty m:val="p"/>
+          </m:rPr>
+          <m:t>,</m:t>
+        </m:r>
+        <m:r>
+          <m:t>T</m:t>
+        </m:r>
+        <m:r>
+          <m:t>C</m:t>
+        </m:r>
+        <m:r>
+          <m:rPr>
+            <m:sty m:val="p"/>
+          </m:rPr>
+          <m:t>,</m:t>
+        </m:r>
+        <m:r>
+          <m:t>E</m:t>
+        </m:r>
+        <m:r>
+          <m:t>L</m:t>
+        </m:r>
+      </m:oMath>
+      <w:r>
+        <w:t xml:space="preserve">, lead time, FPY, rework, escalation i defect escape.</w:t>
+      </w:r>
+    </w:p>
+    <w:p>
+      <w:pPr>
+        <w:pStyle w:val="Compact"/>
+        <w:numPr>
+          <w:ilvl w:val="0"/>
+          <w:numId w:val="1040"/>
+        </w:numPr>
+      </w:pPr>
+      <w:r>
+        <w:t xml:space="preserve">Dla pracy człowieka dodaj NASA-TLX po każdym porównywalnym tickecie.</w:t>
+      </w:r>
+    </w:p>
+    <w:p>
+      <w:pPr>
+        <w:pStyle w:val="Compact"/>
+        <w:numPr>
+          <w:ilvl w:val="0"/>
+          <w:numId w:val="1040"/>
+        </w:numPr>
+      </w:pPr>
+      <w:r>
+        <w:t xml:space="preserve">Nie zwiększaj authority na podstawie samego</w:t>
+      </w:r>
+      <w:r>
+        <w:t xml:space="preserve"> </w:t>
+      </w:r>
+      <w:r>
+        <w:rPr>
+          <w:rStyle w:val="VerbatimChar"/>
+        </w:rPr>
+        <w:t xml:space="preserve">Fit</w:t>
+      </w:r>
+      <w:r>
+        <w:t xml:space="preserve">; wymagaj stabilnego dowodu.</w:t>
+      </w:r>
+    </w:p>
+    <w:p>
+      <w:pPr>
+        <w:pStyle w:val="Compact"/>
+        <w:numPr>
+          <w:ilvl w:val="0"/>
+          <w:numId w:val="1040"/>
+        </w:numPr>
+      </w:pPr>
+      <w:r>
+        <w:t xml:space="preserve">Zmieniaj jedną regułę protokołu na iterację i zapisuj wersję WorkCell.</w:t>
+      </w:r>
+    </w:p>
+    <w:p>
+      <w:pPr>
+        <w:pStyle w:val="FirstParagraph"/>
+      </w:pPr>
+      <w:r>
+        <w:t xml:space="preserve">Najważniejsza zależność ma charakter projektowy:</w:t>
+      </w:r>
+    </w:p>
+    <w:p>
+      <w:pPr>
+        <w:pStyle w:val="BodyText"/>
+      </w:pPr>
+      <m:oMathPara>
+        <m:oMathParaPr>
+          <m:jc m:val="center"/>
+        </m:oMathParaPr>
+        <m:oMath>
+          <m:borderBox>
+            <m:e>
+              <m:r>
+                <m:rPr>
+                  <m:sty m:val="p"/>
+                </m:rPr>
+                <m:t>QualityOfWork</m:t>
+              </m:r>
+              <m:r>
+                <m:rPr>
+                  <m:sty m:val="p"/>
+                </m:rPr>
+                <m:t>∝</m:t>
+              </m:r>
+              <m:r>
+                <m:rPr>
+                  <m:sty m:val="p"/>
+                </m:rPr>
+                <m:t>ActorFit</m:t>
+              </m:r>
+              <m:r>
+                <m:rPr>
+                  <m:sty m:val="p"/>
+                </m:rPr>
+                <m:t>×</m:t>
+              </m:r>
+              <m:r>
+                <m:rPr>
+                  <m:sty m:val="p"/>
+                </m:rPr>
+                <m:t>WorkModelFit</m:t>
+              </m:r>
+              <m:r>
+                <m:rPr>
+                  <m:sty m:val="p"/>
+                </m:rPr>
+                <m:t>×</m:t>
+              </m:r>
+              <m:r>
+                <m:rPr>
+                  <m:sty m:val="p"/>
+                </m:rPr>
+                <m:t>Observability</m:t>
+              </m:r>
+              <m:r>
+                <m:rPr>
+                  <m:sty m:val="p"/>
+                </m:rPr>
+                <m:t>×</m:t>
+              </m:r>
+              <m:r>
+                <m:rPr>
+                  <m:sty m:val="p"/>
+                </m:rPr>
+                <m:t>Validation</m:t>
+              </m:r>
+            </m:e>
+          </m:borderBox>
+        </m:oMath>
+      </m:oMathPara>
+    </w:p>
+    <w:p>
+      <w:pPr>
+        <w:pStyle w:val="FirstParagraph"/>
+      </w:pPr>
+      <w:r>
+        <w:t xml:space="preserve">Mnożniki trzeba znormalizować i skalibrować. Sens wzoru jest jakościowy: jeżeli</w:t>
+      </w:r>
+      <w:r>
+        <w:t xml:space="preserve"> </w:t>
+      </w:r>
+      <w:r>
+        <w:t xml:space="preserve">którykolwiek z czterech elementów jest bliski zeru, samo zwiększanie czasu pracy</w:t>
+      </w:r>
+      <w:r>
+        <w:t xml:space="preserve"> </w:t>
+      </w:r>
+      <w:r>
+        <w:t xml:space="preserve">rzadko naprawia cały układ.</w:t>
+      </w:r>
+    </w:p>
+    <w:bookmarkEnd w:id="133"/>
+    <w:bookmarkEnd w:id="134"/>
+    <w:bookmarkStart w:id="136" w:name="mapa-badań-i-siła-dowodu"/>
+    <w:p>
+      <w:pPr>
+        <w:pStyle w:val="Heading1"/>
+      </w:pPr>
+      <w:r>
+        <w:t xml:space="preserve">16. Mapa badań i siła dowodu</w:t>
       </w:r>
     </w:p>
     <w:p>
@@ -14287,14 +22344,216 @@
           </w:p>
         </w:tc>
       </w:tr>
+      <w:tr>
+        <w:tc>
+          <w:tcPr/>
+          <w:p>
+            <w:pPr>
+              <w:pStyle w:val="Compact"/>
+            </w:pPr>
+            <w:r>
+              <w:t xml:space="preserve">kolejki</w:t>
+            </w:r>
+          </w:p>
+        </w:tc>
+        <w:tc>
+          <w:tcPr/>
+          <w:p>
+            <w:pPr>
+              <w:pStyle w:val="Compact"/>
+            </w:pPr>
+            <w:r>
+              <w:t xml:space="preserve">Little (1961)</w:t>
+            </w:r>
+          </w:p>
+        </w:tc>
+        <w:tc>
+          <w:tcPr/>
+          <w:p>
+            <w:pPr>
+              <w:pStyle w:val="Compact"/>
+            </w:pPr>
+            <w:r>
+              <w:t xml:space="preserve">związek WIP, przepustowości i lead time</w:t>
+            </w:r>
+          </w:p>
+        </w:tc>
+        <w:tc>
+          <w:tcPr/>
+          <w:p>
+            <w:pPr>
+              <w:pStyle w:val="Compact"/>
+            </w:pPr>
+            <w:r>
+              <w:t xml:space="preserve">stabilne średnie i założenia stacjonarności</w:t>
+            </w:r>
+          </w:p>
+        </w:tc>
+      </w:tr>
+      <w:tr>
+        <w:tc>
+          <w:tcPr/>
+          <w:p>
+            <w:pPr>
+              <w:pStyle w:val="Compact"/>
+            </w:pPr>
+            <w:r>
+              <w:t xml:space="preserve">cybernetyka</w:t>
+            </w:r>
+          </w:p>
+        </w:tc>
+        <w:tc>
+          <w:tcPr/>
+          <w:p>
+            <w:pPr>
+              <w:pStyle w:val="Compact"/>
+            </w:pPr>
+            <w:r>
+              <w:t xml:space="preserve">Ashby (1956)</w:t>
+            </w:r>
+            <w:r>
+              <w:t xml:space="preserve">;</w:t>
+            </w:r>
+            <w:r>
+              <w:t xml:space="preserve"> </w:t>
+            </w:r>
+            <w:r>
+              <w:t xml:space="preserve">Conant i Ashby (1970)</w:t>
+            </w:r>
+          </w:p>
+        </w:tc>
+        <w:tc>
+          <w:tcPr/>
+          <w:p>
+            <w:pPr>
+              <w:pStyle w:val="Compact"/>
+            </w:pPr>
+            <w:r>
+              <w:t xml:space="preserve">różnorodność regulatora i znaczenie modelu systemu</w:t>
+            </w:r>
+          </w:p>
+        </w:tc>
+        <w:tc>
+          <w:tcPr/>
+          <w:p>
+            <w:pPr>
+              <w:pStyle w:val="Compact"/>
+            </w:pPr>
+            <w:r>
+              <w:t xml:space="preserve">twierdzenia wymagają swoich formalnych założeń</w:t>
+            </w:r>
+          </w:p>
+        </w:tc>
+      </w:tr>
+      <w:tr>
+        <w:tc>
+          <w:tcPr/>
+          <w:p>
+            <w:pPr>
+              <w:pStyle w:val="Compact"/>
+            </w:pPr>
+            <w:r>
+              <w:t xml:space="preserve">obciążenie człowieka</w:t>
+            </w:r>
+          </w:p>
+        </w:tc>
+        <w:tc>
+          <w:tcPr/>
+          <w:p>
+            <w:pPr>
+              <w:pStyle w:val="Compact"/>
+            </w:pPr>
+            <w:r>
+              <w:t xml:space="preserve">Hart i Staveland (1988)</w:t>
+            </w:r>
+            <w:r>
+              <w:t xml:space="preserve">;</w:t>
+            </w:r>
+            <w:r>
+              <w:t xml:space="preserve"> </w:t>
+            </w:r>
+            <w:r>
+              <w:t xml:space="preserve">Sweller (1988)</w:t>
+            </w:r>
+          </w:p>
+        </w:tc>
+        <w:tc>
+          <w:tcPr/>
+          <w:p>
+            <w:pPr>
+              <w:pStyle w:val="Compact"/>
+            </w:pPr>
+            <w:r>
+              <w:t xml:space="preserve">wielowymiarowy workload i koszt poznawczy instrukcji</w:t>
+            </w:r>
+          </w:p>
+        </w:tc>
+        <w:tc>
+          <w:tcPr/>
+          <w:p>
+            <w:pPr>
+              <w:pStyle w:val="Compact"/>
+            </w:pPr>
+            <w:r>
+              <w:t xml:space="preserve">TLX jest subiektywny, a teoria nie daje jednej miary pracy</w:t>
+            </w:r>
+          </w:p>
+        </w:tc>
+      </w:tr>
+      <w:tr>
+        <w:tc>
+          <w:tcPr/>
+          <w:p>
+            <w:pPr>
+              <w:pStyle w:val="Compact"/>
+            </w:pPr>
+            <w:r>
+              <w:t xml:space="preserve">ryzyko AI</w:t>
+            </w:r>
+          </w:p>
+        </w:tc>
+        <w:tc>
+          <w:tcPr/>
+          <w:p>
+            <w:pPr>
+              <w:pStyle w:val="Compact"/>
+            </w:pPr>
+            <w:r>
+              <w:t xml:space="preserve">Amironesei et al. (2025)</w:t>
+            </w:r>
+          </w:p>
+        </w:tc>
+        <w:tc>
+          <w:tcPr/>
+          <w:p>
+            <w:pPr>
+              <w:pStyle w:val="Compact"/>
+            </w:pPr>
+            <w:r>
+              <w:t xml:space="preserve">pomiar modelu, red-teaming i test terenowy</w:t>
+            </w:r>
+          </w:p>
+        </w:tc>
+        <w:tc>
+          <w:tcPr/>
+          <w:p>
+            <w:pPr>
+              <w:pStyle w:val="Compact"/>
+            </w:pPr>
+            <w:r>
+              <w:t xml:space="preserve">raport pilotażowy, nie uniwersalny benchmark</w:t>
+            </w:r>
+          </w:p>
+        </w:tc>
+      </w:tr>
     </w:tbl>
-    <w:bookmarkStart w:id="120" w:name="jak-interpretować-wyniki"/>
+    <w:bookmarkStart w:id="135" w:name="jak-interpretować-wyniki"/>
     <w:p>
       <w:pPr>
         <w:pStyle w:val="Heading2"/>
       </w:pPr>
       <w:r>
-        <w:t xml:space="preserve">15.1 Jak interpretować wyniki</w:t>
+        <w:t xml:space="preserve">16.1 Jak interpretować wyniki</w:t>
       </w:r>
     </w:p>
     <w:p>
@@ -14343,15 +22602,15 @@
         <w:t xml:space="preserve">Potwierdza hipotezę, którą należy ponownie przetestować w swojej klasie zadań.</w:t>
       </w:r>
     </w:p>
-    <w:bookmarkEnd w:id="120"/>
-    <w:bookmarkEnd w:id="121"/>
-    <w:bookmarkStart w:id="158" w:name="process-pack-do-pobrania"/>
+    <w:bookmarkEnd w:id="135"/>
+    <w:bookmarkEnd w:id="136"/>
+    <w:bookmarkStart w:id="185" w:name="process-pack-do-pobrania"/>
     <w:p>
       <w:pPr>
         <w:pStyle w:val="Heading1"/>
       </w:pPr>
       <w:r>
-        <w:t xml:space="preserve">16. Process Pack do pobrania</w:t>
+        <w:t xml:space="preserve">17. Process Pack do pobrania</w:t>
       </w:r>
     </w:p>
     <w:p>
@@ -14359,7 +22618,7 @@
         <w:pStyle w:val="FirstParagraph"/>
       </w:pPr>
       <w:r>
-        <w:t xml:space="preserve">Repozytorium zawiera trzy kompletne przykłady:</w:t>
+        <w:t xml:space="preserve">Repozytorium zawiera cztery kompletne przykłady:</w:t>
       </w:r>
     </w:p>
     <w:p>
@@ -14367,7 +22626,7 @@
         <w:pStyle w:val="Compact"/>
         <w:numPr>
           <w:ilvl w:val="0"/>
-          <w:numId w:val="1039"/>
+          <w:numId w:val="1041"/>
         </w:numPr>
       </w:pPr>
       <w:r>
@@ -14388,7 +22647,7 @@
         <w:pStyle w:val="Compact"/>
         <w:numPr>
           <w:ilvl w:val="0"/>
-          <w:numId w:val="1039"/>
+          <w:numId w:val="1041"/>
         </w:numPr>
       </w:pPr>
       <w:r>
@@ -14409,7 +22668,7 @@
         <w:pStyle w:val="Compact"/>
         <w:numPr>
           <w:ilvl w:val="0"/>
-          <w:numId w:val="1039"/>
+          <w:numId w:val="1041"/>
         </w:numPr>
       </w:pPr>
       <w:r>
@@ -14427,6 +22686,33 @@
     </w:p>
     <w:p>
       <w:pPr>
+        <w:pStyle w:val="Compact"/>
+        <w:numPr>
+          <w:ilvl w:val="0"/>
+          <w:numId w:val="1041"/>
+        </w:numPr>
+      </w:pPr>
+      <w:r>
+        <w:rPr>
+          <w:rStyle w:val="VerbatimChar"/>
+        </w:rPr>
+        <w:t xml:space="preserve">workcell-cybernetics</w:t>
+      </w:r>
+      <w:r>
+        <w:t xml:space="preserve"> </w:t>
+      </w:r>
+      <w:r>
+        <w:t xml:space="preserve">— cel, actor, authority, protokół, walidator,</w:t>
+      </w:r>
+      <w:r>
+        <w:t xml:space="preserve"> </w:t>
+      </w:r>
+      <w:r>
+        <w:t xml:space="preserve">budżety i eskalacja cybernetycznego stanowiska pracy.</w:t>
+      </w:r>
+    </w:p>
+    <w:p>
+      <w:pPr>
         <w:pStyle w:val="FirstParagraph"/>
       </w:pPr>
       <w:r>
@@ -14439,13 +22725,13 @@
         <w:t xml:space="preserve">JSON i README, ale nie zawiera sekretów ani produkcyjnych grantów.</w:t>
       </w:r>
     </w:p>
-    <w:bookmarkStart w:id="157" w:name="jak-pracować-z-przykładem"/>
+    <w:bookmarkStart w:id="184" w:name="jak-pracować-z-przykładem"/>
     <w:p>
       <w:pPr>
         <w:pStyle w:val="Heading2"/>
       </w:pPr>
       <w:r>
-        <w:t xml:space="preserve">16.1 Jak pracować z przykładem</w:t>
+        <w:t xml:space="preserve">17.1 Jak pracować z przykładem</w:t>
       </w:r>
     </w:p>
     <w:p>
@@ -14536,8 +22822,8 @@
         <w:t xml:space="preserve">runtime’u, a authority rozwiązać z aktywnego kontraktu organizacji.</w:t>
       </w:r>
     </w:p>
-    <w:bookmarkStart w:id="156" w:name="refs"/>
-    <w:bookmarkStart w:id="123" w:name="ref-vanderAalst2003workflow"/>
+    <w:bookmarkStart w:id="183" w:name="refs"/>
+    <w:bookmarkStart w:id="138" w:name="ref-vanderAalst2003workflow"/>
     <w:p>
       <w:pPr>
         <w:pStyle w:val="Bibliography"/>
@@ -14573,7 +22859,7 @@
       <w:r>
         <w:t xml:space="preserve"> </w:t>
       </w:r>
-      <w:hyperlink r:id="rId122">
+      <w:hyperlink r:id="rId137">
         <w:r>
           <w:rPr>
             <w:rStyle w:val="Hyperlink"/>
@@ -14585,23 +22871,14 @@
         <w:t xml:space="preserve">.</w:t>
       </w:r>
     </w:p>
-    <w:bookmarkEnd w:id="123"/>
-    <w:bookmarkStart w:id="125" w:name="ref-barke2023grounded"/>
+    <w:bookmarkEnd w:id="138"/>
+    <w:bookmarkStart w:id="140" w:name="ref-nistaria2025"/>
     <w:p>
       <w:pPr>
         <w:pStyle w:val="Bibliography"/>
       </w:pPr>
       <w:r>
-        <w:t xml:space="preserve">Barke, Shraddha, Michael B. James, i Nadia Polikarpova. 2023.</w:t>
-      </w:r>
-      <w:r>
-        <w:t xml:space="preserve"> </w:t>
-      </w:r>
-      <w:r>
-        <w:t xml:space="preserve">„Grounded Copilot: How Programmers Interact with Code-Generating Models”</w:t>
-      </w:r>
-      <w:r>
-        <w:t xml:space="preserve">.</w:t>
+        <w:t xml:space="preserve">Amironesei, Razvan, Afzal Godil, Craig Greenberg, et al. 2025.</w:t>
       </w:r>
       <w:r>
         <w:t xml:space="preserve"> </w:t>
@@ -14611,6 +22888,131 @@
           <w:i/>
           <w:iCs/>
         </w:rPr>
+        <w:t xml:space="preserve">Assessing Risks and Impacts of</w:t>
+      </w:r>
+      <w:r>
+        <w:rPr>
+          <w:i/>
+          <w:iCs/>
+        </w:rPr>
+        <w:t xml:space="preserve"> </w:t>
+      </w:r>
+      <w:r>
+        <w:rPr>
+          <w:i/>
+          <w:iCs/>
+        </w:rPr>
+        <w:t xml:space="preserve">AI</w:t>
+      </w:r>
+      <w:r>
+        <w:rPr>
+          <w:i/>
+          <w:iCs/>
+        </w:rPr>
+        <w:t xml:space="preserve"> </w:t>
+      </w:r>
+      <w:r>
+        <w:rPr>
+          <w:i/>
+          <w:iCs/>
+        </w:rPr>
+        <w:t xml:space="preserve">(</w:t>
+      </w:r>
+      <w:r>
+        <w:rPr>
+          <w:i/>
+          <w:iCs/>
+        </w:rPr>
+        <w:t xml:space="preserve">ARIA</w:t>
+      </w:r>
+      <w:r>
+        <w:rPr>
+          <w:i/>
+          <w:iCs/>
+        </w:rPr>
+        <w:t xml:space="preserve">): Pilot Evaluation Report</w:t>
+      </w:r>
+      <w:r>
+        <w:t xml:space="preserve">. NIST AI 700-2. National Institute of Standards; Technology.</w:t>
+      </w:r>
+      <w:r>
+        <w:t xml:space="preserve"> </w:t>
+      </w:r>
+      <w:hyperlink r:id="rId139">
+        <w:r>
+          <w:rPr>
+            <w:rStyle w:val="Hyperlink"/>
+          </w:rPr>
+          <w:t xml:space="preserve">https://doi.org/10.6028/NIST.AI.700-2</w:t>
+        </w:r>
+      </w:hyperlink>
+      <w:r>
+        <w:t xml:space="preserve">.</w:t>
+      </w:r>
+    </w:p>
+    <w:bookmarkEnd w:id="140"/>
+    <w:bookmarkStart w:id="142" w:name="ref-ashby1956"/>
+    <w:p>
+      <w:pPr>
+        <w:pStyle w:val="Bibliography"/>
+      </w:pPr>
+      <w:r>
+        <w:t xml:space="preserve">Ashby, W. Ross. 1956.</w:t>
+      </w:r>
+      <w:r>
+        <w:t xml:space="preserve"> </w:t>
+      </w:r>
+      <w:r>
+        <w:rPr>
+          <w:i/>
+          <w:iCs/>
+        </w:rPr>
+        <w:t xml:space="preserve">An Introduction to Cybernetics</w:t>
+      </w:r>
+      <w:r>
+        <w:t xml:space="preserve">. Chapman &amp; Hall.</w:t>
+      </w:r>
+      <w:r>
+        <w:t xml:space="preserve"> </w:t>
+      </w:r>
+      <w:hyperlink r:id="rId141">
+        <w:r>
+          <w:rPr>
+            <w:rStyle w:val="Hyperlink"/>
+          </w:rPr>
+          <w:t xml:space="preserve">https://ashby.info/Ashby-Introduction-to-Cybernetics.pdf</w:t>
+        </w:r>
+      </w:hyperlink>
+      <w:r>
+        <w:t xml:space="preserve">.</w:t>
+      </w:r>
+    </w:p>
+    <w:bookmarkEnd w:id="142"/>
+    <w:bookmarkStart w:id="144" w:name="ref-barke2023grounded"/>
+    <w:p>
+      <w:pPr>
+        <w:pStyle w:val="Bibliography"/>
+      </w:pPr>
+      <w:r>
+        <w:t xml:space="preserve">Barke, Shraddha, Michael B. James, i Nadia Polikarpova. 2023.</w:t>
+      </w:r>
+      <w:r>
+        <w:t xml:space="preserve"> </w:t>
+      </w:r>
+      <w:r>
+        <w:t xml:space="preserve">„Grounded Copilot: How Programmers Interact with Code-Generating Models”</w:t>
+      </w:r>
+      <w:r>
+        <w:t xml:space="preserve">.</w:t>
+      </w:r>
+      <w:r>
+        <w:t xml:space="preserve"> </w:t>
+      </w:r>
+      <w:r>
+        <w:rPr>
+          <w:i/>
+          <w:iCs/>
+        </w:rPr>
         <w:t xml:space="preserve">Proceedings of the ACM on Programming Languages</w:t>
       </w:r>
       <w:r>
@@ -14622,7 +23024,7 @@
       <w:r>
         <w:t xml:space="preserve"> </w:t>
       </w:r>
-      <w:hyperlink r:id="rId124">
+      <w:hyperlink r:id="rId143">
         <w:r>
           <w:rPr>
             <w:rStyle w:val="Hyperlink"/>
@@ -14634,8 +23036,8 @@
         <w:t xml:space="preserve">.</w:t>
       </w:r>
     </w:p>
-    <w:bookmarkEnd w:id="125"/>
-    <w:bookmarkStart w:id="127" w:name="ref-rfc3986"/>
+    <w:bookmarkEnd w:id="144"/>
+    <w:bookmarkStart w:id="146" w:name="ref-rfc3986"/>
     <w:p>
       <w:pPr>
         <w:pStyle w:val="Bibliography"/>
@@ -14673,7 +23075,7 @@
       <w:r>
         <w:t xml:space="preserve"> </w:t>
       </w:r>
-      <w:hyperlink r:id="rId126">
+      <w:hyperlink r:id="rId145">
         <w:r>
           <w:rPr>
             <w:rStyle w:val="Hyperlink"/>
@@ -14685,20 +23087,20 @@
         <w:t xml:space="preserve">.</w:t>
       </w:r>
     </w:p>
-    <w:bookmarkEnd w:id="127"/>
-    <w:bookmarkStart w:id="129" w:name="ref-dellacqua2026jagged"/>
+    <w:bookmarkEnd w:id="146"/>
+    <w:bookmarkStart w:id="148" w:name="ref-conant1970"/>
     <w:p>
       <w:pPr>
         <w:pStyle w:val="Bibliography"/>
       </w:pPr>
       <w:r>
-        <w:t xml:space="preserve">Dell’Acqua, Fabrizio, Edward McFowland, Ethan Mollick, et al. 2026.</w:t>
-      </w:r>
-      <w:r>
-        <w:t xml:space="preserve"> </w:t>
-      </w:r>
-      <w:r>
-        <w:t xml:space="preserve">„Navigating the Jagged Technological Frontier: Field Experimental Evidence of the Effects of Artificial Intelligence on Knowledge Worker Productivity and Quality”</w:t>
+        <w:t xml:space="preserve">Conant, Roger C., i W. Ross Ashby. 1970.</w:t>
+      </w:r>
+      <w:r>
+        <w:t xml:space="preserve"> </w:t>
+      </w:r>
+      <w:r>
+        <w:t xml:space="preserve">„Every Good Regulator of a System Must Be a Model of That System”</w:t>
       </w:r>
       <w:r>
         <w:t xml:space="preserve">.</w:t>
@@ -14711,6 +23113,55 @@
           <w:i/>
           <w:iCs/>
         </w:rPr>
+        <w:t xml:space="preserve">International Journal of Systems Science</w:t>
+      </w:r>
+      <w:r>
+        <w:t xml:space="preserve"> </w:t>
+      </w:r>
+      <w:r>
+        <w:t xml:space="preserve">1 (2): 89–97.</w:t>
+      </w:r>
+      <w:r>
+        <w:t xml:space="preserve"> </w:t>
+      </w:r>
+      <w:hyperlink r:id="rId147">
+        <w:r>
+          <w:rPr>
+            <w:rStyle w:val="Hyperlink"/>
+          </w:rPr>
+          <w:t xml:space="preserve">https://doi.org/10.1080/00207727008920220</w:t>
+        </w:r>
+      </w:hyperlink>
+      <w:r>
+        <w:t xml:space="preserve">.</w:t>
+      </w:r>
+    </w:p>
+    <w:bookmarkEnd w:id="148"/>
+    <w:bookmarkStart w:id="150" w:name="ref-dellacqua2026jagged"/>
+    <w:p>
+      <w:pPr>
+        <w:pStyle w:val="Bibliography"/>
+      </w:pPr>
+      <w:r>
+        <w:t xml:space="preserve">Dell’Acqua, Fabrizio, Edward McFowland, Ethan Mollick, et al. 2026.</w:t>
+      </w:r>
+      <w:r>
+        <w:t xml:space="preserve"> </w:t>
+      </w:r>
+      <w:r>
+        <w:t xml:space="preserve">„Navigating the Jagged Technological Frontier: Field Experimental Evidence of the Effects of Artificial Intelligence on Knowledge Worker Productivity and Quality”</w:t>
+      </w:r>
+      <w:r>
+        <w:t xml:space="preserve">.</w:t>
+      </w:r>
+      <w:r>
+        <w:t xml:space="preserve"> </w:t>
+      </w:r>
+      <w:r>
+        <w:rPr>
+          <w:i/>
+          <w:iCs/>
+        </w:rPr>
         <w:t xml:space="preserve">Organization Science</w:t>
       </w:r>
       <w:r>
@@ -14722,7 +23173,7 @@
       <w:r>
         <w:t xml:space="preserve"> </w:t>
       </w:r>
-      <w:hyperlink r:id="rId128">
+      <w:hyperlink r:id="rId149">
         <w:r>
           <w:rPr>
             <w:rStyle w:val="Hyperlink"/>
@@ -14734,8 +23185,8 @@
         <w:t xml:space="preserve">.</w:t>
       </w:r>
     </w:p>
-    <w:bookmarkEnd w:id="129"/>
-    <w:bookmarkStart w:id="131" w:name="ref-fielding2000rest"/>
+    <w:bookmarkEnd w:id="150"/>
+    <w:bookmarkStart w:id="152" w:name="ref-fielding2000rest"/>
     <w:p>
       <w:pPr>
         <w:pStyle w:val="Bibliography"/>
@@ -14755,7 +23206,7 @@
       <w:r>
         <w:t xml:space="preserve"> </w:t>
       </w:r>
-      <w:hyperlink r:id="rId130">
+      <w:hyperlink r:id="rId151">
         <w:r>
           <w:rPr>
             <w:rStyle w:val="Hyperlink"/>
@@ -14767,38 +23218,35 @@
         <w:t xml:space="preserve">.</w:t>
       </w:r>
     </w:p>
-    <w:bookmarkEnd w:id="131"/>
-    <w:bookmarkStart w:id="133" w:name="ref-jimenez2024swebench"/>
+    <w:bookmarkEnd w:id="152"/>
+    <w:bookmarkStart w:id="154" w:name="ref-hart1988"/>
     <w:p>
       <w:pPr>
         <w:pStyle w:val="Bibliography"/>
       </w:pPr>
       <w:r>
-        <w:t xml:space="preserve">Jimenez, Carlos E., John Yang, Alexander Wettig, et al. 2024.</w:t>
-      </w:r>
-      <w:r>
-        <w:t xml:space="preserve"> </w:t>
-      </w:r>
-      <w:r>
-        <w:t xml:space="preserve">„</w:t>
-      </w:r>
-      <w:r>
-        <w:t xml:space="preserve">SWE</w:t>
-      </w:r>
-      <w:r>
-        <w:t xml:space="preserve">-bench: Can Language Models Resolve Real-World</w:t>
-      </w:r>
-      <w:r>
-        <w:t xml:space="preserve"> </w:t>
-      </w:r>
-      <w:r>
-        <w:t xml:space="preserve">GitHub</w:t>
-      </w:r>
-      <w:r>
-        <w:t xml:space="preserve"> </w:t>
-      </w:r>
-      <w:r>
-        <w:t xml:space="preserve">Issues?”</w:t>
+        <w:t xml:space="preserve">Hart, Sandra G., i Lowell E. Staveland. 1988.</w:t>
+      </w:r>
+      <w:r>
+        <w:t xml:space="preserve"> </w:t>
+      </w:r>
+      <w:r>
+        <w:t xml:space="preserve">„Development of</w:t>
+      </w:r>
+      <w:r>
+        <w:t xml:space="preserve"> </w:t>
+      </w:r>
+      <w:r>
+        <w:t xml:space="preserve">NASA-TLX</w:t>
+      </w:r>
+      <w:r>
+        <w:t xml:space="preserve"> </w:t>
+      </w:r>
+      <w:r>
+        <w:t xml:space="preserve">(Task Load Index): Results of Empirical and Theoretical Research”</w:t>
+      </w:r>
+      <w:r>
+        <w:t xml:space="preserve">. W</w:t>
       </w:r>
       <w:r>
         <w:t xml:space="preserve"> </w:t>
@@ -14808,6 +23256,67 @@
           <w:i/>
           <w:iCs/>
         </w:rPr>
+        <w:t xml:space="preserve">Human Mental Workload</w:t>
+      </w:r>
+      <w:r>
+        <w:t xml:space="preserve">, zredagowane przez Peter A. Hancock i Najmedin Meshkati, t. 52. Advances w Psychology. North-Holland.</w:t>
+      </w:r>
+      <w:r>
+        <w:t xml:space="preserve"> </w:t>
+      </w:r>
+      <w:hyperlink r:id="rId153">
+        <w:r>
+          <w:rPr>
+            <w:rStyle w:val="Hyperlink"/>
+          </w:rPr>
+          <w:t xml:space="preserve">https://doi.org/10.1016/S0166-4115(08)62386-9</w:t>
+        </w:r>
+      </w:hyperlink>
+      <w:r>
+        <w:t xml:space="preserve">.</w:t>
+      </w:r>
+    </w:p>
+    <w:bookmarkEnd w:id="154"/>
+    <w:bookmarkStart w:id="156" w:name="ref-jimenez2024swebench"/>
+    <w:p>
+      <w:pPr>
+        <w:pStyle w:val="Bibliography"/>
+      </w:pPr>
+      <w:r>
+        <w:t xml:space="preserve">Jimenez, Carlos E., John Yang, Alexander Wettig, et al. 2024.</w:t>
+      </w:r>
+      <w:r>
+        <w:t xml:space="preserve"> </w:t>
+      </w:r>
+      <w:r>
+        <w:t xml:space="preserve">„</w:t>
+      </w:r>
+      <w:r>
+        <w:t xml:space="preserve">SWE</w:t>
+      </w:r>
+      <w:r>
+        <w:t xml:space="preserve">-bench: Can Language Models Resolve Real-World</w:t>
+      </w:r>
+      <w:r>
+        <w:t xml:space="preserve"> </w:t>
+      </w:r>
+      <w:r>
+        <w:t xml:space="preserve">GitHub</w:t>
+      </w:r>
+      <w:r>
+        <w:t xml:space="preserve"> </w:t>
+      </w:r>
+      <w:r>
+        <w:t xml:space="preserve">Issues?”</w:t>
+      </w:r>
+      <w:r>
+        <w:t xml:space="preserve"> </w:t>
+      </w:r>
+      <w:r>
+        <w:rPr>
+          <w:i/>
+          <w:iCs/>
+        </w:rPr>
         <w:t xml:space="preserve">The Twelfth International Conference on Learning Representations</w:t>
       </w:r>
       <w:r>
@@ -14816,7 +23325,7 @@
       <w:r>
         <w:t xml:space="preserve"> </w:t>
       </w:r>
-      <w:hyperlink r:id="rId132">
+      <w:hyperlink r:id="rId155">
         <w:r>
           <w:rPr>
             <w:rStyle w:val="Hyperlink"/>
@@ -14828,8 +23337,8 @@
         <w:t xml:space="preserve">.</w:t>
       </w:r>
     </w:p>
-    <w:bookmarkEnd w:id="133"/>
-    <w:bookmarkStart w:id="135" w:name="ref-pracatymczasowa2023"/>
+    <w:bookmarkEnd w:id="156"/>
+    <w:bookmarkStart w:id="158" w:name="ref-pracatymczasowa2023"/>
     <w:p>
       <w:pPr>
         <w:pStyle w:val="Bibliography"/>
@@ -14849,7 +23358,7 @@
       <w:r>
         <w:t xml:space="preserve"> </w:t>
       </w:r>
-      <w:hyperlink r:id="rId134">
+      <w:hyperlink r:id="rId157">
         <w:r>
           <w:rPr>
             <w:rStyle w:val="Hyperlink"/>
@@ -14861,8 +23370,8 @@
         <w:t xml:space="preserve">.</w:t>
       </w:r>
     </w:p>
-    <w:bookmarkEnd w:id="135"/>
-    <w:bookmarkStart w:id="137" w:name="ref-kodekscywilny2026"/>
+    <w:bookmarkEnd w:id="158"/>
+    <w:bookmarkStart w:id="160" w:name="ref-kodekscywilny2026"/>
     <w:p>
       <w:pPr>
         <w:pStyle w:val="Bibliography"/>
@@ -14882,7 +23391,7 @@
       <w:r>
         <w:t xml:space="preserve"> </w:t>
       </w:r>
-      <w:hyperlink r:id="rId136">
+      <w:hyperlink r:id="rId159">
         <w:r>
           <w:rPr>
             <w:rStyle w:val="Hyperlink"/>
@@ -14894,8 +23403,8 @@
         <w:t xml:space="preserve">.</w:t>
       </w:r>
     </w:p>
-    <w:bookmarkEnd w:id="137"/>
-    <w:bookmarkStart w:id="139" w:name="ref-kodekspracy"/>
+    <w:bookmarkEnd w:id="160"/>
+    <w:bookmarkStart w:id="162" w:name="ref-kodekspracy"/>
     <w:p>
       <w:pPr>
         <w:pStyle w:val="Bibliography"/>
@@ -14915,7 +23424,7 @@
       <w:r>
         <w:t xml:space="preserve"> </w:t>
       </w:r>
-      <w:hyperlink r:id="rId138">
+      <w:hyperlink r:id="rId161">
         <w:r>
           <w:rPr>
             <w:rStyle w:val="Hyperlink"/>
@@ -14927,20 +23436,43 @@
         <w:t xml:space="preserve">.</w:t>
       </w:r>
     </w:p>
-    <w:bookmarkEnd w:id="139"/>
-    <w:bookmarkStart w:id="141" w:name="ref-meyer2014productivity"/>
+    <w:bookmarkEnd w:id="162"/>
+    <w:bookmarkStart w:id="164" w:name="ref-little1961"/>
     <w:p>
       <w:pPr>
         <w:pStyle w:val="Bibliography"/>
       </w:pPr>
       <w:r>
-        <w:t xml:space="preserve">Meyer, André N., Thomas Fritz, Gail C. Murphy, i Thomas Zimmermann. 2014.</w:t>
-      </w:r>
-      <w:r>
-        <w:t xml:space="preserve"> </w:t>
-      </w:r>
-      <w:r>
-        <w:t xml:space="preserve">„Software Developers’ Perceptions of Productivity”</w:t>
+        <w:t xml:space="preserve">Little, John D. C. 1961.</w:t>
+      </w:r>
+      <w:r>
+        <w:t xml:space="preserve"> </w:t>
+      </w:r>
+      <w:r>
+        <w:t xml:space="preserve">„A Proof for the Queuing Formula:</w:t>
+      </w:r>
+      <w:r>
+        <w:t xml:space="preserve"> </w:t>
+      </w:r>
+      <m:oMath>
+        <m:r>
+          <m:t>L</m:t>
+        </m:r>
+        <m:r>
+          <m:rPr>
+            <m:sty m:val="p"/>
+          </m:rPr>
+          <m:t>=</m:t>
+        </m:r>
+        <m:r>
+          <m:t>λ</m:t>
+        </m:r>
+        <m:r>
+          <m:t>W</m:t>
+        </m:r>
+      </m:oMath>
+      <w:r>
+        <w:t xml:space="preserve">”</w:t>
       </w:r>
       <w:r>
         <w:t xml:space="preserve">.</w:t>
@@ -14953,6 +23485,55 @@
           <w:i/>
           <w:iCs/>
         </w:rPr>
+        <w:t xml:space="preserve">Operations Research</w:t>
+      </w:r>
+      <w:r>
+        <w:t xml:space="preserve"> </w:t>
+      </w:r>
+      <w:r>
+        <w:t xml:space="preserve">9 (3): 383–87.</w:t>
+      </w:r>
+      <w:r>
+        <w:t xml:space="preserve"> </w:t>
+      </w:r>
+      <w:hyperlink r:id="rId163">
+        <w:r>
+          <w:rPr>
+            <w:rStyle w:val="Hyperlink"/>
+          </w:rPr>
+          <w:t xml:space="preserve">https://doi.org/10.1287/opre.9.3.383</w:t>
+        </w:r>
+      </w:hyperlink>
+      <w:r>
+        <w:t xml:space="preserve">.</w:t>
+      </w:r>
+    </w:p>
+    <w:bookmarkEnd w:id="164"/>
+    <w:bookmarkStart w:id="166" w:name="ref-meyer2014productivity"/>
+    <w:p>
+      <w:pPr>
+        <w:pStyle w:val="Bibliography"/>
+      </w:pPr>
+      <w:r>
+        <w:t xml:space="preserve">Meyer, André N., Thomas Fritz, Gail C. Murphy, i Thomas Zimmermann. 2014.</w:t>
+      </w:r>
+      <w:r>
+        <w:t xml:space="preserve"> </w:t>
+      </w:r>
+      <w:r>
+        <w:t xml:space="preserve">„Software Developers’ Perceptions of Productivity”</w:t>
+      </w:r>
+      <w:r>
+        <w:t xml:space="preserve">.</w:t>
+      </w:r>
+      <w:r>
+        <w:t xml:space="preserve"> </w:t>
+      </w:r>
+      <w:r>
+        <w:rPr>
+          <w:i/>
+          <w:iCs/>
+        </w:rPr>
         <w:t xml:space="preserve">Proceedings of the 22nd ACM SIGSOFT International Symposium on Foundations of Software Engineering</w:t>
       </w:r>
       <w:r>
@@ -14961,7 +23542,7 @@
       <w:r>
         <w:t xml:space="preserve"> </w:t>
       </w:r>
-      <w:hyperlink r:id="rId140">
+      <w:hyperlink r:id="rId165">
         <w:r>
           <w:rPr>
             <w:rStyle w:val="Hyperlink"/>
@@ -14973,8 +23554,8 @@
         <w:t xml:space="preserve">.</w:t>
       </w:r>
     </w:p>
-    <w:bookmarkEnd w:id="141"/>
-    <w:bookmarkStart w:id="143" w:name="ref-pipformy"/>
+    <w:bookmarkEnd w:id="166"/>
+    <w:bookmarkStart w:id="168" w:name="ref-pipformy"/>
     <w:p>
       <w:pPr>
         <w:pStyle w:val="Bibliography"/>
@@ -14994,7 +23575,7 @@
       <w:r>
         <w:t xml:space="preserve"> </w:t>
       </w:r>
-      <w:hyperlink r:id="rId142">
+      <w:hyperlink r:id="rId167">
         <w:r>
           <w:rPr>
             <w:rStyle w:val="Hyperlink"/>
@@ -15006,8 +23587,8 @@
         <w:t xml:space="preserve">.</w:t>
       </w:r>
     </w:p>
-    <w:bookmarkEnd w:id="143"/>
-    <w:bookmarkStart w:id="145" w:name="ref-pipb2b"/>
+    <w:bookmarkEnd w:id="168"/>
+    <w:bookmarkStart w:id="170" w:name="ref-pipb2b"/>
     <w:p>
       <w:pPr>
         <w:pStyle w:val="Bibliography"/>
@@ -15027,7 +23608,7 @@
       <w:r>
         <w:t xml:space="preserve"> </w:t>
       </w:r>
-      <w:hyperlink r:id="rId144">
+      <w:hyperlink r:id="rId169">
         <w:r>
           <w:rPr>
             <w:rStyle w:val="Hyperlink"/>
@@ -15039,8 +23620,8 @@
         <w:t xml:space="preserve">.</w:t>
       </w:r>
     </w:p>
-    <w:bookmarkEnd w:id="145"/>
-    <w:bookmarkStart w:id="147" w:name="ref-parnin2011resumption"/>
+    <w:bookmarkEnd w:id="170"/>
+    <w:bookmarkStart w:id="172" w:name="ref-parnin2011resumption"/>
     <w:p>
       <w:pPr>
         <w:pStyle w:val="Bibliography"/>
@@ -15076,7 +23657,7 @@
       <w:r>
         <w:t xml:space="preserve"> </w:t>
       </w:r>
-      <w:hyperlink r:id="rId146">
+      <w:hyperlink r:id="rId171">
         <w:r>
           <w:rPr>
             <w:rStyle w:val="Hyperlink"/>
@@ -15088,8 +23669,8 @@
         <w:t xml:space="preserve">.</w:t>
       </w:r>
     </w:p>
-    <w:bookmarkEnd w:id="147"/>
-    <w:bookmarkStart w:id="149" w:name="ref-peng2023copilot"/>
+    <w:bookmarkEnd w:id="172"/>
+    <w:bookmarkStart w:id="174" w:name="ref-peng2023copilot"/>
     <w:p>
       <w:pPr>
         <w:pStyle w:val="Bibliography"/>
@@ -15113,7 +23694,7 @@
       <w:r>
         <w:t xml:space="preserve"> </w:t>
       </w:r>
-      <w:hyperlink r:id="rId148">
+      <w:hyperlink r:id="rId173">
         <w:r>
           <w:rPr>
             <w:rStyle w:val="Hyperlink"/>
@@ -15125,13 +23706,62 @@
         <w:t xml:space="preserve">.</w:t>
       </w:r>
     </w:p>
-    <w:bookmarkEnd w:id="149"/>
-    <w:bookmarkStart w:id="151" w:name="ref-uodomonitoring"/>
+    <w:bookmarkEnd w:id="174"/>
+    <w:bookmarkStart w:id="176" w:name="ref-sweller1988"/>
     <w:p>
       <w:pPr>
         <w:pStyle w:val="Bibliography"/>
       </w:pPr>
       <w:r>
+        <w:t xml:space="preserve">Sweller, John. 1988.</w:t>
+      </w:r>
+      <w:r>
+        <w:t xml:space="preserve"> </w:t>
+      </w:r>
+      <w:r>
+        <w:t xml:space="preserve">„Cognitive Load During Problem Solving: Effects on Learning”</w:t>
+      </w:r>
+      <w:r>
+        <w:t xml:space="preserve">.</w:t>
+      </w:r>
+      <w:r>
+        <w:t xml:space="preserve"> </w:t>
+      </w:r>
+      <w:r>
+        <w:rPr>
+          <w:i/>
+          <w:iCs/>
+        </w:rPr>
+        <w:t xml:space="preserve">Cognitive Science</w:t>
+      </w:r>
+      <w:r>
+        <w:t xml:space="preserve"> </w:t>
+      </w:r>
+      <w:r>
+        <w:t xml:space="preserve">12 (2): 257–85.</w:t>
+      </w:r>
+      <w:r>
+        <w:t xml:space="preserve"> </w:t>
+      </w:r>
+      <w:hyperlink r:id="rId175">
+        <w:r>
+          <w:rPr>
+            <w:rStyle w:val="Hyperlink"/>
+          </w:rPr>
+          <w:t xml:space="preserve">https://doi.org/10.1016/0364-0213(88)90023-7</w:t>
+        </w:r>
+      </w:hyperlink>
+      <w:r>
+        <w:t xml:space="preserve">.</w:t>
+      </w:r>
+    </w:p>
+    <w:bookmarkEnd w:id="176"/>
+    <w:bookmarkStart w:id="178" w:name="ref-uodomonitoring"/>
+    <w:p>
+      <w:pPr>
+        <w:pStyle w:val="Bibliography"/>
+      </w:pPr>
+      <w:r>
         <w:t xml:space="preserve">Urząd Ochrony Danych Osobowych. b.d.</w:t>
       </w:r>
       <w:r>
@@ -15146,7 +23776,7 @@
       <w:r>
         <w:t xml:space="preserve"> </w:t>
       </w:r>
-      <w:hyperlink r:id="rId150">
+      <w:hyperlink r:id="rId177">
         <w:r>
           <w:rPr>
             <w:rStyle w:val="Hyperlink"/>
@@ -15158,8 +23788,8 @@
         <w:t xml:space="preserve">.</w:t>
       </w:r>
     </w:p>
-    <w:bookmarkEnd w:id="151"/>
-    <w:bookmarkStart w:id="153" w:name="ref-yang2024sweagent"/>
+    <w:bookmarkEnd w:id="178"/>
+    <w:bookmarkStart w:id="180" w:name="ref-yang2024sweagent"/>
     <w:p>
       <w:pPr>
         <w:pStyle w:val="Bibliography"/>
@@ -15201,7 +23831,7 @@
       <w:r>
         <w:t xml:space="preserve"> </w:t>
       </w:r>
-      <w:hyperlink r:id="rId152">
+      <w:hyperlink r:id="rId179">
         <w:r>
           <w:rPr>
             <w:rStyle w:val="Hyperlink"/>
@@ -15213,8 +23843,8 @@
         <w:t xml:space="preserve">.</w:t>
       </w:r>
     </w:p>
-    <w:bookmarkEnd w:id="153"/>
-    <w:bookmarkStart w:id="155" w:name="ref-yao2023react"/>
+    <w:bookmarkEnd w:id="180"/>
+    <w:bookmarkStart w:id="182" w:name="ref-yao2023react"/>
     <w:p>
       <w:pPr>
         <w:pStyle w:val="Bibliography"/>
@@ -15253,7 +23883,7 @@
       <w:r>
         <w:t xml:space="preserve"> </w:t>
       </w:r>
-      <w:hyperlink r:id="rId154">
+      <w:hyperlink r:id="rId181">
         <w:r>
           <w:rPr>
             <w:rStyle w:val="Hyperlink"/>
@@ -15265,10 +23895,10 @@
         <w:t xml:space="preserve">.</w:t>
       </w:r>
     </w:p>
-    <w:bookmarkEnd w:id="155"/>
-    <w:bookmarkEnd w:id="156"/>
-    <w:bookmarkEnd w:id="157"/>
-    <w:bookmarkEnd w:id="158"/>
+    <w:bookmarkEnd w:id="182"/>
+    <w:bookmarkEnd w:id="183"/>
+    <w:bookmarkEnd w:id="184"/>
+    <w:bookmarkEnd w:id="185"/>
     <w:sectPr>
       <w:footnotePr>
         <w:numRestart w:val="eachSect"/>
@@ -15982,6 +24612,39 @@
     </w:lvlOverride>
   </w:num>
   <w:num w:numId="1039">
+    <w:abstractNumId w:val="991"/>
+  </w:num>
+  <w:num w:numId="1040">
+    <w:abstractNumId w:val="99411"/>
+    <w:lvlOverride w:ilvl="0">
+      <w:startOverride w:val="1"/>
+    </w:lvlOverride>
+    <w:lvlOverride w:ilvl="1">
+      <w:startOverride w:val="1"/>
+    </w:lvlOverride>
+    <w:lvlOverride w:ilvl="2">
+      <w:startOverride w:val="1"/>
+    </w:lvlOverride>
+    <w:lvlOverride w:ilvl="3">
+      <w:startOverride w:val="1"/>
+    </w:lvlOverride>
+    <w:lvlOverride w:ilvl="4">
+      <w:startOverride w:val="1"/>
+    </w:lvlOverride>
+    <w:lvlOverride w:ilvl="5">
+      <w:startOverride w:val="1"/>
+    </w:lvlOverride>
+    <w:lvlOverride w:ilvl="6">
+      <w:startOverride w:val="1"/>
+    </w:lvlOverride>
+    <w:lvlOverride w:ilvl="7">
+      <w:startOverride w:val="1"/>
+    </w:lvlOverride>
+    <w:lvlOverride w:ilvl="8">
+      <w:startOverride w:val="1"/>
+    </w:lvlOverride>
+  </w:num>
+  <w:num w:numId="1041">
     <w:abstractNumId w:val="99411"/>
     <w:lvlOverride w:ilvl="0">
       <w:startOverride w:val="1"/>

--- a/public/releases/retrospektywa-0.2.docx
+++ b/public/releases/retrospektywa-0.2.docx
@@ -444,18 +444,18 @@
               <w:pStyle w:val="Compact"/>
             </w:pPr>
             <w:r>
-              <w:t xml:space="preserve">DOQL i DQL</w:t>
-            </w:r>
-          </w:p>
-        </w:tc>
-        <w:tc>
-          <w:tcPr/>
-          <w:p>
-            <w:pPr>
-              <w:pStyle w:val="Compact"/>
-            </w:pPr>
-            <w:r>
-              <w:t xml:space="preserve">Jaka jest sytuacja i które inwarianty zostały naruszone?</w:t>
+              <w:t xml:space="preserve">DOQL</w:t>
+            </w:r>
+          </w:p>
+        </w:tc>
+        <w:tc>
+          <w:tcPr/>
+          <w:p>
+            <w:pPr>
+              <w:pStyle w:val="Compact"/>
+            </w:pPr>
+            <w:r>
+              <w:t xml:space="preserve">Jaka jest ograniczona sytuacja i portret actora?</w:t>
             </w:r>
           </w:p>
         </w:tc>
@@ -510,25 +510,25 @@
         <w:t xml:space="preserve"> </w:t>
       </w:r>
       <w:r>
-        <w:t xml:space="preserve">architektury zorientowanej na proces. Książka, audiobook, przykłady i strona</w:t>
-      </w:r>
-      <w:r>
-        <w:t xml:space="preserve"> </w:t>
-      </w:r>
-      <w:r>
-        <w:t xml:space="preserve">nie są osobnymi produktami redakcyjnymi: powstają z jednego wersjonowanego</w:t>
-      </w:r>
-      <w:r>
-        <w:t xml:space="preserve"> </w:t>
-      </w:r>
-      <w:r>
-        <w:t xml:space="preserve">źródła oraz wspólnego generatora. Cybernetyczny WorkCell łączy ten proces z</w:t>
-      </w:r>
-      <w:r>
-        <w:t xml:space="preserve"> </w:t>
-      </w:r>
-      <w:r>
-        <w:t xml:space="preserve">teorią kolejek, ryzykiem, obciążeniem poznawczym i sprzężeniem zwrotnym.</w:t>
+        <w:t xml:space="preserve">architektury zorientowanej na proces. Książka, próbka narracji, przykłady i</w:t>
+      </w:r>
+      <w:r>
+        <w:t xml:space="preserve"> </w:t>
+      </w:r>
+      <w:r>
+        <w:t xml:space="preserve">strona są projekcjami jednego kontrolowanego zestawu źródeł. Cybernetyczny</w:t>
+      </w:r>
+      <w:r>
+        <w:t xml:space="preserve"> </w:t>
+      </w:r>
+      <w:r>
+        <w:t xml:space="preserve">WorkCell łączy ten proces z teorią kolejek, ryzykiem, obciążeniem poznawczym i</w:t>
+      </w:r>
+      <w:r>
+        <w:t xml:space="preserve"> </w:t>
+      </w:r>
+      <w:r>
+        <w:t xml:space="preserve">sprzężeniem zwrotnym.</w:t>
       </w:r>
     </w:p>
     <w:p>
@@ -6426,37 +6426,31 @@
           <w:b/>
           <w:bCs/>
         </w:rPr>
-        <w:t xml:space="preserve">DOQL/Situation</w:t>
-      </w:r>
-      <w:r>
-        <w:t xml:space="preserve"> </w:t>
-      </w:r>
-      <w:r>
-        <w:t xml:space="preserve">dla agregacji sytuacji Digital</w:t>
-      </w:r>
-      <w:r>
-        <w:t xml:space="preserve"> </w:t>
-      </w:r>
-      <w:r>
-        <w:t xml:space="preserve">Twin. Odróżniamy ją od spotykanej w projektach deklaracji</w:t>
-      </w:r>
-      <w:r>
-        <w:t xml:space="preserve"> </w:t>
-      </w:r>
-      <w:r>
-        <w:rPr>
-          <w:rStyle w:val="VerbatimChar"/>
-        </w:rPr>
-        <w:t xml:space="preserve">app.doql.less</w:t>
-      </w:r>
-      <w:r>
-        <w:t xml:space="preserve">, która</w:t>
-      </w:r>
-      <w:r>
-        <w:t xml:space="preserve"> </w:t>
-      </w:r>
-      <w:r>
-        <w:t xml:space="preserve">opisuje strukturę aplikacji i jej środowisko.</w:t>
+        <w:t xml:space="preserve">DOQL</w:t>
+      </w:r>
+      <w:r>
+        <w:t xml:space="preserve"> </w:t>
+      </w:r>
+      <w:r>
+        <w:t xml:space="preserve">dla edukacyjnej projekcji ograniczonej</w:t>
+      </w:r>
+      <w:r>
+        <w:t xml:space="preserve"> </w:t>
+      </w:r>
+      <w:r>
+        <w:t xml:space="preserve">sytuacji Digital Twin. Jej przykład znajduje się w Process Packu; nie</w:t>
+      </w:r>
+      <w:r>
+        <w:t xml:space="preserve"> </w:t>
+      </w:r>
+      <w:r>
+        <w:t xml:space="preserve">przenosimy do książki innych profili o podobnych skrótach, jeśli nie mają tu</w:t>
+      </w:r>
+      <w:r>
+        <w:t xml:space="preserve"> </w:t>
+      </w:r>
+      <w:r>
+        <w:t xml:space="preserve">schematu albo wykonywalnego przykładu.</w:t>
       </w:r>
     </w:p>
     <w:p>
@@ -7080,19 +7074,31 @@
         <w:pStyle w:val="FirstParagraph"/>
       </w:pPr>
       <w:r>
-        <w:t xml:space="preserve">Poniższe liczby są snapshotem pojedynczej próby projektu Subactor z 24 lipca</w:t>
-      </w:r>
-      <w:r>
-        <w:t xml:space="preserve"> </w:t>
-      </w:r>
-      <w:r>
-        <w:t xml:space="preserve">2026, zapisanym w dołączonym Process Packu. Nie są benchmarkiem wydajności ani</w:t>
-      </w:r>
-      <w:r>
-        <w:t xml:space="preserve"> </w:t>
-      </w:r>
-      <w:r>
-        <w:t xml:space="preserve">podstawą do uogólnienia na inne systemy. Pokazują format dowodu:</w:t>
+        <w:t xml:space="preserve">Poniższe liczby pochodzą z jednego zamkniętego receiptu zapisanego w</w:t>
+      </w:r>
+      <w:r>
+        <w:t xml:space="preserve"> </w:t>
+      </w:r>
+      <w:r>
+        <w:rPr>
+          <w:rStyle w:val="VerbatimChar"/>
+        </w:rPr>
+        <w:t xml:space="preserve">dsl/examples/digital-twin-router/</w:t>
+      </w:r>
+      <w:r>
+        <w:t xml:space="preserve">. Nie opisują aktualnego stanu systemu, nie</w:t>
+      </w:r>
+      <w:r>
+        <w:t xml:space="preserve"> </w:t>
+      </w:r>
+      <w:r>
+        <w:t xml:space="preserve">są benchmarkiem i nie stanowią podstawy do uogólnienia. Pokazują wyłącznie</w:t>
+      </w:r>
+      <w:r>
+        <w:t xml:space="preserve"> </w:t>
+      </w:r>
+      <w:r>
+        <w:t xml:space="preserve">format lokalnego dowodu:</w:t>
       </w:r>
     </w:p>
     <w:p>
@@ -7752,7 +7758,7 @@
     </w:p>
     <w:bookmarkEnd w:id="71"/>
     <w:bookmarkEnd w:id="72"/>
-    <w:bookmarkStart w:id="80" w:name="dsl-idea-którą-można-uruchomić"/>
+    <w:bookmarkStart w:id="79" w:name="dsl-idea-którą-można-uruchomić"/>
     <w:p>
       <w:pPr>
         <w:pStyle w:val="Heading1"/>
@@ -7893,7 +7899,7 @@
         <w:t xml:space="preserve">reakcję na brak gotowości.</w:t>
       </w:r>
     </w:p>
-    <w:bookmarkStart w:id="74" w:name="języki-i-odpowiedzialności"/>
+    <w:bookmarkStart w:id="73" w:name="języki-i-odpowiedzialności"/>
     <w:p>
       <w:pPr>
         <w:pStyle w:val="Heading2"/>
@@ -8148,7 +8154,7 @@
               <w:pStyle w:val="Compact"/>
             </w:pPr>
             <w:r>
-              <w:t xml:space="preserve">DOQL/Situation</w:t>
+              <w:t xml:space="preserve">DOQL</w:t>
             </w:r>
           </w:p>
         </w:tc>
@@ -8172,30 +8178,6 @@
               <w:pStyle w:val="Compact"/>
             </w:pPr>
             <w:r>
-              <w:t xml:space="preserve">DQL/Diagnostic</w:t>
-            </w:r>
-          </w:p>
-        </w:tc>
-        <w:tc>
-          <w:tcPr/>
-          <w:p>
-            <w:pPr>
-              <w:pStyle w:val="Compact"/>
-            </w:pPr>
-            <w:r>
-              <w:t xml:space="preserve">diagnostyka inwariantów tylko do odczytu</w:t>
-            </w:r>
-          </w:p>
-        </w:tc>
-      </w:tr>
-      <w:tr>
-        <w:tc>
-          <w:tcPr/>
-          <w:p>
-            <w:pPr>
-              <w:pStyle w:val="Compact"/>
-            </w:pPr>
-            <w:r>
               <w:t xml:space="preserve">SODL</w:t>
             </w:r>
           </w:p>
@@ -8230,16 +8212,29 @@
         <w:t xml:space="preserve"> </w:t>
       </w:r>
       <w:r>
-        <w:t xml:space="preserve">connectora nie zastępuje EQL.</w:t>
-      </w:r>
-    </w:p>
-    <w:bookmarkStart w:id="73" w:name="kwalifikuj-profile"/>
-    <w:p>
-      <w:pPr>
-        <w:pStyle w:val="Heading3"/>
-      </w:pPr>
-      <w:r>
-        <w:t xml:space="preserve">10.1.1 Kwalifikuj profile</w:t>
+        <w:t xml:space="preserve">connectora nie zastępuje EQL. Książka wymienia tylko te profile, które mają w</w:t>
+      </w:r>
+      <w:r>
+        <w:t xml:space="preserve"> </w:t>
+      </w:r>
+      <w:r>
+        <w:t xml:space="preserve">Process Packu przykład albo walidator; pozostałe nazwy nie są potrzebne do</w:t>
+      </w:r>
+      <w:r>
+        <w:t xml:space="preserve"> </w:t>
+      </w:r>
+      <w:r>
+        <w:t xml:space="preserve">wyjaśnienia prezentowanego procesu.</w:t>
+      </w:r>
+    </w:p>
+    <w:bookmarkEnd w:id="73"/>
+    <w:bookmarkStart w:id="74" w:name="kompresja-bez-utraty-znaczenia"/>
+    <w:p>
+      <w:pPr>
+        <w:pStyle w:val="Heading2"/>
+      </w:pPr>
+      <w:r>
+        <w:t xml:space="preserve">10.2 Kompresja bez utraty znaczenia</w:t>
       </w:r>
     </w:p>
     <w:p>
@@ -8247,13 +8242,242 @@
         <w:pStyle w:val="FirstParagraph"/>
       </w:pPr>
       <w:r>
-        <w:t xml:space="preserve">W ekosystemie występują historyczne lub projektowe profile o tych samych</w:t>
-      </w:r>
-      <w:r>
-        <w:t xml:space="preserve"> </w:t>
-      </w:r>
-      <w:r>
-        <w:t xml:space="preserve">skrótach. Dlatego w książce piszemy:</w:t>
+        <w:t xml:space="preserve">Krótszy zapis nie jest celem samym w sobie. Dobra kompresja usuwa powtórzenia,</w:t>
+      </w:r>
+      <w:r>
+        <w:t xml:space="preserve"> </w:t>
+      </w:r>
+      <w:r>
+        <w:t xml:space="preserve">ale zachowuje decyzje:</w:t>
+      </w:r>
+    </w:p>
+    <w:p>
+      <w:pPr>
+        <w:pStyle w:val="SourceCode"/>
+      </w:pPr>
+      <w:r>
+        <w:rPr>
+          <w:rStyle w:val="FunctionTok"/>
+        </w:rPr>
+        <w:t xml:space="preserve">intent</w:t>
+      </w:r>
+      <w:r>
+        <w:rPr>
+          <w:rStyle w:val="KeywordTok"/>
+        </w:rPr>
+        <w:t xml:space="preserve">:</w:t>
+      </w:r>
+      <w:r>
+        <w:br/>
+      </w:r>
+      <w:r>
+        <w:rPr>
+          <w:rStyle w:val="AttributeTok"/>
+        </w:rPr>
+        <w:t xml:space="preserve">  </w:t>
+      </w:r>
+      <w:r>
+        <w:rPr>
+          <w:rStyle w:val="FunctionTok"/>
+        </w:rPr>
+        <w:t xml:space="preserve">id</w:t>
+      </w:r>
+      <w:r>
+        <w:rPr>
+          <w:rStyle w:val="KeywordTok"/>
+        </w:rPr>
+        <w:t xml:space="preserve">:</w:t>
+      </w:r>
+      <w:r>
+        <w:rPr>
+          <w:rStyle w:val="AttributeTok"/>
+        </w:rPr>
+        <w:t xml:space="preserve"> route-ticket-v1</w:t>
+      </w:r>
+      <w:r>
+        <w:br/>
+      </w:r>
+      <w:r>
+        <w:rPr>
+          <w:rStyle w:val="AttributeTok"/>
+        </w:rPr>
+        <w:t xml:space="preserve">  </w:t>
+      </w:r>
+      <w:r>
+        <w:rPr>
+          <w:rStyle w:val="FunctionTok"/>
+        </w:rPr>
+        <w:t xml:space="preserve">goal</w:t>
+      </w:r>
+      <w:r>
+        <w:rPr>
+          <w:rStyle w:val="KeywordTok"/>
+        </w:rPr>
+        <w:t xml:space="preserve">:</w:t>
+      </w:r>
+      <w:r>
+        <w:rPr>
+          <w:rStyle w:val="AttributeTok"/>
+        </w:rPr>
+        <w:t xml:space="preserve"> </w:t>
+      </w:r>
+      <w:r>
+        <w:rPr>
+          <w:rStyle w:val="StringTok"/>
+        </w:rPr>
+        <w:t xml:space="preserve">"Wybrać bezpiecznego wykonawcę ticketu"</w:t>
+      </w:r>
+      <w:r>
+        <w:br/>
+      </w:r>
+      <w:r>
+        <w:br/>
+      </w:r>
+      <w:r>
+        <w:rPr>
+          <w:rStyle w:val="AttributeTok"/>
+        </w:rPr>
+        <w:t xml:space="preserve">  </w:t>
+      </w:r>
+      <w:r>
+        <w:rPr>
+          <w:rStyle w:val="FunctionTok"/>
+        </w:rPr>
+        <w:t xml:space="preserve">constraints</w:t>
+      </w:r>
+      <w:r>
+        <w:rPr>
+          <w:rStyle w:val="KeywordTok"/>
+        </w:rPr>
+        <w:t xml:space="preserve">:</w:t>
+      </w:r>
+      <w:r>
+        <w:br/>
+      </w:r>
+      <w:r>
+        <w:rPr>
+          <w:rStyle w:val="AttributeTok"/>
+        </w:rPr>
+        <w:t xml:space="preserve">    </w:t>
+      </w:r>
+      <w:r>
+        <w:rPr>
+          <w:rStyle w:val="FunctionTok"/>
+        </w:rPr>
+        <w:t xml:space="preserve">portrait_mutation</w:t>
+      </w:r>
+      <w:r>
+        <w:rPr>
+          <w:rStyle w:val="KeywordTok"/>
+        </w:rPr>
+        <w:t xml:space="preserve">:</w:t>
+      </w:r>
+      <w:r>
+        <w:rPr>
+          <w:rStyle w:val="AttributeTok"/>
+        </w:rPr>
+        <w:t xml:space="preserve"> forbidden</w:t>
+      </w:r>
+      <w:r>
+        <w:br/>
+      </w:r>
+      <w:r>
+        <w:rPr>
+          <w:rStyle w:val="AttributeTok"/>
+        </w:rPr>
+        <w:t xml:space="preserve">    </w:t>
+      </w:r>
+      <w:r>
+        <w:rPr>
+          <w:rStyle w:val="FunctionTok"/>
+        </w:rPr>
+        <w:t xml:space="preserve">authority_expansion</w:t>
+      </w:r>
+      <w:r>
+        <w:rPr>
+          <w:rStyle w:val="KeywordTok"/>
+        </w:rPr>
+        <w:t xml:space="preserve">:</w:t>
+      </w:r>
+      <w:r>
+        <w:rPr>
+          <w:rStyle w:val="AttributeTok"/>
+        </w:rPr>
+        <w:t xml:space="preserve"> forbidden</w:t>
+      </w:r>
+      <w:r>
+        <w:br/>
+      </w:r>
+      <w:r>
+        <w:br/>
+      </w:r>
+      <w:r>
+        <w:rPr>
+          <w:rStyle w:val="AttributeTok"/>
+        </w:rPr>
+        <w:t xml:space="preserve">  </w:t>
+      </w:r>
+      <w:r>
+        <w:rPr>
+          <w:rStyle w:val="FunctionTok"/>
+        </w:rPr>
+        <w:t xml:space="preserve">definition_of_done</w:t>
+      </w:r>
+      <w:r>
+        <w:rPr>
+          <w:rStyle w:val="KeywordTok"/>
+        </w:rPr>
+        <w:t xml:space="preserve">:</w:t>
+      </w:r>
+      <w:r>
+        <w:br/>
+      </w:r>
+      <w:r>
+        <w:rPr>
+          <w:rStyle w:val="AttributeTok"/>
+        </w:rPr>
+        <w:t xml:space="preserve">    </w:t>
+      </w:r>
+      <w:r>
+        <w:rPr>
+          <w:rStyle w:val="KeywordTok"/>
+        </w:rPr>
+        <w:t xml:space="preserve">-</w:t>
+      </w:r>
+      <w:r>
+        <w:rPr>
+          <w:rStyle w:val="AttributeTok"/>
+        </w:rPr>
+        <w:t xml:space="preserve"> terminal_receipt</w:t>
+      </w:r>
+      <w:r>
+        <w:br/>
+      </w:r>
+      <w:r>
+        <w:rPr>
+          <w:rStyle w:val="AttributeTok"/>
+        </w:rPr>
+        <w:t xml:space="preserve">    </w:t>
+      </w:r>
+      <w:r>
+        <w:rPr>
+          <w:rStyle w:val="KeywordTok"/>
+        </w:rPr>
+        <w:t xml:space="preserve">-</w:t>
+      </w:r>
+      <w:r>
+        <w:rPr>
+          <w:rStyle w:val="AttributeTok"/>
+        </w:rPr>
+        <w:t xml:space="preserve"> eql_handoff_green</w:t>
+      </w:r>
+    </w:p>
+    <w:p>
+      <w:pPr>
+        <w:pStyle w:val="FirstParagraph"/>
+      </w:pPr>
+      <w:r>
+        <w:t xml:space="preserve">Taki kontrakt może jednocześnie:</w:t>
       </w:r>
     </w:p>
     <w:p>
@@ -8265,28 +8489,7 @@
         </w:numPr>
       </w:pPr>
       <w:r>
-        <w:rPr>
-          <w:rStyle w:val="VerbatimChar"/>
-        </w:rPr>
-        <w:t xml:space="preserve">DOQL/App</w:t>
-      </w:r>
-      <w:r>
-        <w:t xml:space="preserve"> </w:t>
-      </w:r>
-      <w:r>
-        <w:t xml:space="preserve">dla deklaracji aplikacji w składni</w:t>
-      </w:r>
-      <w:r>
-        <w:t xml:space="preserve"> </w:t>
-      </w:r>
-      <w:r>
-        <w:rPr>
-          <w:rStyle w:val="VerbatimChar"/>
-        </w:rPr>
-        <w:t xml:space="preserve">app.doql.less</w:t>
-      </w:r>
-      <w:r>
-        <w:t xml:space="preserve">,</w:t>
+        <w:t xml:space="preserve">przejść walidację schematu,</w:t>
       </w:r>
     </w:p>
     <w:p>
@@ -8298,16 +8501,7 @@
         </w:numPr>
       </w:pPr>
       <w:r>
-        <w:rPr>
-          <w:rStyle w:val="VerbatimChar"/>
-        </w:rPr>
-        <w:t xml:space="preserve">DOQL/Situation</w:t>
-      </w:r>
-      <w:r>
-        <w:t xml:space="preserve"> </w:t>
-      </w:r>
-      <w:r>
-        <w:t xml:space="preserve">dla agregacji sytuacji Digital Twin,</w:t>
+        <w:t xml:space="preserve">zostać porównany jako mały diff,</w:t>
       </w:r>
     </w:p>
     <w:p>
@@ -8319,16 +8513,7 @@
         </w:numPr>
       </w:pPr>
       <w:r>
-        <w:rPr>
-          <w:rStyle w:val="VerbatimChar"/>
-        </w:rPr>
-        <w:t xml:space="preserve">DQL/Diagnostic</w:t>
-      </w:r>
-      <w:r>
-        <w:t xml:space="preserve"> </w:t>
-      </w:r>
-      <w:r>
-        <w:t xml:space="preserve">dla read-only autodiagnostyki,</w:t>
+        <w:t xml:space="preserve">zasilić router,</w:t>
       </w:r>
     </w:p>
     <w:p>
@@ -8340,16 +8525,7 @@
         </w:numPr>
       </w:pPr>
       <w:r>
-        <w:rPr>
-          <w:rStyle w:val="VerbatimChar"/>
-        </w:rPr>
-        <w:t xml:space="preserve">DQL/DOM</w:t>
-      </w:r>
-      <w:r>
-        <w:t xml:space="preserve"> </w:t>
-      </w:r>
-      <w:r>
-        <w:t xml:space="preserve">dla ograniczonego planu adaptacji interfejsu,</w:t>
+        <w:t xml:space="preserve">wygenerować test gotowości,</w:t>
       </w:r>
     </w:p>
     <w:p>
@@ -8361,43 +8537,91 @@
         </w:numPr>
       </w:pPr>
       <w:r>
+        <w:t xml:space="preserve">wejść do dokumentacji jako przykład.</w:t>
+      </w:r>
+    </w:p>
+    <w:bookmarkEnd w:id="74"/>
+    <w:bookmarkStart w:id="75" w:name="minimalny-przebieg"/>
+    <w:p>
+      <w:pPr>
+        <w:pStyle w:val="Heading2"/>
+      </w:pPr>
+      <w:r>
+        <w:t xml:space="preserve">10.3 Minimalny przebieg</w:t>
+      </w:r>
+    </w:p>
+    <w:p>
+      <w:pPr>
+        <w:pStyle w:val="SourceCode"/>
+      </w:pPr>
+      <w:r>
         <w:rPr>
           <w:rStyle w:val="VerbatimChar"/>
         </w:rPr>
-        <w:t xml:space="preserve">EQL/Expectation</w:t>
-      </w:r>
-      <w:r>
-        <w:t xml:space="preserve">,</w:t>
-      </w:r>
-      <w:r>
-        <w:t xml:space="preserve"> </w:t>
+        <w:t xml:space="preserve">idea</w:t>
+      </w:r>
+      <w:r>
+        <w:br/>
       </w:r>
       <w:r>
         <w:rPr>
           <w:rStyle w:val="VerbatimChar"/>
         </w:rPr>
-        <w:t xml:space="preserve">EQL/Pressure</w:t>
-      </w:r>
-      <w:r>
-        <w:t xml:space="preserve"> </w:t>
-      </w:r>
-      <w:r>
-        <w:t xml:space="preserve">i</w:t>
-      </w:r>
-      <w:r>
-        <w:t xml:space="preserve"> </w:t>
+        <w:t xml:space="preserve">  -&gt; Intent Contract</w:t>
+      </w:r>
+      <w:r>
+        <w:br/>
       </w:r>
       <w:r>
         <w:rPr>
           <w:rStyle w:val="VerbatimChar"/>
         </w:rPr>
-        <w:t xml:space="preserve">EQL/Web</w:t>
-      </w:r>
-      <w:r>
-        <w:t xml:space="preserve"> </w:t>
-      </w:r>
-      <w:r>
-        <w:t xml:space="preserve">dla różnych profili EQL.</w:t>
+        <w:t xml:space="preserve">  -&gt; AQL + URI validation</w:t>
+      </w:r>
+      <w:r>
+        <w:br/>
+      </w:r>
+      <w:r>
+        <w:rPr>
+          <w:rStyle w:val="VerbatimChar"/>
+        </w:rPr>
+        <w:t xml:space="preserve">  -&gt; OQL prototype</w:t>
+      </w:r>
+      <w:r>
+        <w:br/>
+      </w:r>
+      <w:r>
+        <w:rPr>
+          <w:rStyle w:val="VerbatimChar"/>
+        </w:rPr>
+        <w:t xml:space="preserve">  -&gt; EQL + TestQL gate</w:t>
+      </w:r>
+      <w:r>
+        <w:br/>
+      </w:r>
+      <w:r>
+        <w:rPr>
+          <w:rStyle w:val="VerbatimChar"/>
+        </w:rPr>
+        <w:t xml:space="preserve">  -&gt; SODL receipt</w:t>
+      </w:r>
+      <w:r>
+        <w:br/>
+      </w:r>
+      <w:r>
+        <w:rPr>
+          <w:rStyle w:val="VerbatimChar"/>
+        </w:rPr>
+        <w:t xml:space="preserve">  -&gt; retrospective</w:t>
+      </w:r>
+      <w:r>
+        <w:br/>
+      </w:r>
+      <w:r>
+        <w:rPr>
+          <w:rStyle w:val="VerbatimChar"/>
+        </w:rPr>
+        <w:t xml:space="preserve">  -&gt; version + 1</w:t>
       </w:r>
     </w:p>
     <w:p>
@@ -8405,24 +8629,115 @@
         <w:pStyle w:val="FirstParagraph"/>
       </w:pPr>
       <w:r>
-        <w:t xml:space="preserve">Kwalifikator jest częścią kontraktu czytelniczego. Zapobiega przypadkowemu</w:t>
-      </w:r>
-      <w:r>
-        <w:t xml:space="preserve"> </w:t>
-      </w:r>
-      <w:r>
-        <w:t xml:space="preserve">przeniesieniu semantyki mutacji do języka diagnostycznego.</w:t>
-      </w:r>
-    </w:p>
-    <w:bookmarkEnd w:id="73"/>
-    <w:bookmarkEnd w:id="74"/>
-    <w:bookmarkStart w:id="75" w:name="kompresja-bez-utraty-znaczenia"/>
+        <w:t xml:space="preserve">Każdy przebieg dostarcza dowodu. Następna wersja zmienia jedną hipotezę lub</w:t>
+      </w:r>
+      <w:r>
+        <w:t xml:space="preserve"> </w:t>
+      </w:r>
+      <w:r>
+        <w:t xml:space="preserve">regułę, dzięki czemu można przypisać zmianę wyniku do konkretnego diffu.</w:t>
+      </w:r>
+    </w:p>
+    <w:bookmarkEnd w:id="75"/>
+    <w:bookmarkStart w:id="76" w:name="process-pack"/>
     <w:p>
       <w:pPr>
         <w:pStyle w:val="Heading2"/>
       </w:pPr>
       <w:r>
-        <w:t xml:space="preserve">10.2 Kompresja bez utraty znaczenia</w:t>
+        <w:t xml:space="preserve">10.4 Process Pack</w:t>
+      </w:r>
+    </w:p>
+    <w:p>
+      <w:pPr>
+        <w:pStyle w:val="SourceCode"/>
+      </w:pPr>
+      <w:r>
+        <w:rPr>
+          <w:rStyle w:val="VerbatimChar"/>
+        </w:rPr>
+        <w:t xml:space="preserve">digital-twin-router/</w:t>
+      </w:r>
+      <w:r>
+        <w:br/>
+      </w:r>
+      <w:r>
+        <w:rPr>
+          <w:rStyle w:val="VerbatimChar"/>
+        </w:rPr>
+        <w:t xml:space="preserve">├── intent.yaml</w:t>
+      </w:r>
+      <w:r>
+        <w:br/>
+      </w:r>
+      <w:r>
+        <w:rPr>
+          <w:rStyle w:val="VerbatimChar"/>
+        </w:rPr>
+        <w:t xml:space="preserve">├── authority.contract.aql</w:t>
+      </w:r>
+      <w:r>
+        <w:br/>
+      </w:r>
+      <w:r>
+        <w:rPr>
+          <w:rStyle w:val="VerbatimChar"/>
+        </w:rPr>
+        <w:t xml:space="preserve">├── routing.strategy.yaml</w:t>
+      </w:r>
+      <w:r>
+        <w:br/>
+      </w:r>
+      <w:r>
+        <w:rPr>
+          <w:rStyle w:val="VerbatimChar"/>
+        </w:rPr>
+        <w:t xml:space="preserve">├── portrait.doql.json</w:t>
+      </w:r>
+      <w:r>
+        <w:br/>
+      </w:r>
+      <w:r>
+        <w:rPr>
+          <w:rStyle w:val="VerbatimChar"/>
+        </w:rPr>
+        <w:t xml:space="preserve">├── execution-chain.oql</w:t>
+      </w:r>
+      <w:r>
+        <w:br/>
+      </w:r>
+      <w:r>
+        <w:rPr>
+          <w:rStyle w:val="VerbatimChar"/>
+        </w:rPr>
+        <w:t xml:space="preserve">├── handoff.eql</w:t>
+      </w:r>
+      <w:r>
+        <w:br/>
+      </w:r>
+      <w:r>
+        <w:rPr>
+          <w:rStyle w:val="VerbatimChar"/>
+        </w:rPr>
+        <w:t xml:space="preserve">├── readiness.testql</w:t>
+      </w:r>
+      <w:r>
+        <w:br/>
+      </w:r>
+      <w:r>
+        <w:rPr>
+          <w:rStyle w:val="VerbatimChar"/>
+        </w:rPr>
+        <w:t xml:space="preserve">├── events.sodl.jsonl</w:t>
+      </w:r>
+      <w:r>
+        <w:br/>
+      </w:r>
+      <w:r>
+        <w:rPr>
+          <w:rStyle w:val="VerbatimChar"/>
+        </w:rPr>
+        <w:t xml:space="preserve">└── retrospective.md</w:t>
       </w:r>
     </w:p>
     <w:p>
@@ -8430,234 +8745,29 @@
         <w:pStyle w:val="FirstParagraph"/>
       </w:pPr>
       <w:r>
-        <w:t xml:space="preserve">Krótszy zapis nie jest celem samym w sobie. Dobra kompresja usuwa powtórzenia,</w:t>
-      </w:r>
-      <w:r>
-        <w:t xml:space="preserve"> </w:t>
-      </w:r>
-      <w:r>
-        <w:t xml:space="preserve">ale zachowuje decyzje:</w:t>
-      </w:r>
-    </w:p>
-    <w:p>
-      <w:pPr>
-        <w:pStyle w:val="SourceCode"/>
-      </w:pPr>
-      <w:r>
-        <w:rPr>
-          <w:rStyle w:val="FunctionTok"/>
-        </w:rPr>
-        <w:t xml:space="preserve">intent</w:t>
-      </w:r>
-      <w:r>
-        <w:rPr>
-          <w:rStyle w:val="KeywordTok"/>
-        </w:rPr>
-        <w:t xml:space="preserve">:</w:t>
-      </w:r>
-      <w:r>
-        <w:br/>
-      </w:r>
-      <w:r>
-        <w:rPr>
-          <w:rStyle w:val="AttributeTok"/>
-        </w:rPr>
-        <w:t xml:space="preserve">  </w:t>
-      </w:r>
-      <w:r>
-        <w:rPr>
-          <w:rStyle w:val="FunctionTok"/>
-        </w:rPr>
-        <w:t xml:space="preserve">id</w:t>
-      </w:r>
-      <w:r>
-        <w:rPr>
-          <w:rStyle w:val="KeywordTok"/>
-        </w:rPr>
-        <w:t xml:space="preserve">:</w:t>
-      </w:r>
-      <w:r>
-        <w:rPr>
-          <w:rStyle w:val="AttributeTok"/>
-        </w:rPr>
-        <w:t xml:space="preserve"> route-ticket-v1</w:t>
-      </w:r>
-      <w:r>
-        <w:br/>
-      </w:r>
-      <w:r>
-        <w:rPr>
-          <w:rStyle w:val="AttributeTok"/>
-        </w:rPr>
-        <w:t xml:space="preserve">  </w:t>
-      </w:r>
-      <w:r>
-        <w:rPr>
-          <w:rStyle w:val="FunctionTok"/>
-        </w:rPr>
-        <w:t xml:space="preserve">goal</w:t>
-      </w:r>
-      <w:r>
-        <w:rPr>
-          <w:rStyle w:val="KeywordTok"/>
-        </w:rPr>
-        <w:t xml:space="preserve">:</w:t>
-      </w:r>
-      <w:r>
-        <w:rPr>
-          <w:rStyle w:val="AttributeTok"/>
-        </w:rPr>
-        <w:t xml:space="preserve"> </w:t>
-      </w:r>
-      <w:r>
-        <w:rPr>
-          <w:rStyle w:val="StringTok"/>
-        </w:rPr>
-        <w:t xml:space="preserve">"Wybrać bezpiecznego wykonawcę ticketu"</w:t>
-      </w:r>
-      <w:r>
-        <w:br/>
-      </w:r>
-      <w:r>
-        <w:br/>
-      </w:r>
-      <w:r>
-        <w:rPr>
-          <w:rStyle w:val="AttributeTok"/>
-        </w:rPr>
-        <w:t xml:space="preserve">  </w:t>
-      </w:r>
-      <w:r>
-        <w:rPr>
-          <w:rStyle w:val="FunctionTok"/>
-        </w:rPr>
-        <w:t xml:space="preserve">constraints</w:t>
-      </w:r>
-      <w:r>
-        <w:rPr>
-          <w:rStyle w:val="KeywordTok"/>
-        </w:rPr>
-        <w:t xml:space="preserve">:</w:t>
-      </w:r>
-      <w:r>
-        <w:br/>
-      </w:r>
-      <w:r>
-        <w:rPr>
-          <w:rStyle w:val="AttributeTok"/>
-        </w:rPr>
-        <w:t xml:space="preserve">    </w:t>
-      </w:r>
-      <w:r>
-        <w:rPr>
-          <w:rStyle w:val="FunctionTok"/>
-        </w:rPr>
-        <w:t xml:space="preserve">portrait_mutation</w:t>
-      </w:r>
-      <w:r>
-        <w:rPr>
-          <w:rStyle w:val="KeywordTok"/>
-        </w:rPr>
-        <w:t xml:space="preserve">:</w:t>
-      </w:r>
-      <w:r>
-        <w:rPr>
-          <w:rStyle w:val="AttributeTok"/>
-        </w:rPr>
-        <w:t xml:space="preserve"> forbidden</w:t>
-      </w:r>
-      <w:r>
-        <w:br/>
-      </w:r>
-      <w:r>
-        <w:rPr>
-          <w:rStyle w:val="AttributeTok"/>
-        </w:rPr>
-        <w:t xml:space="preserve">    </w:t>
-      </w:r>
-      <w:r>
-        <w:rPr>
-          <w:rStyle w:val="FunctionTok"/>
-        </w:rPr>
-        <w:t xml:space="preserve">authority_expansion</w:t>
-      </w:r>
-      <w:r>
-        <w:rPr>
-          <w:rStyle w:val="KeywordTok"/>
-        </w:rPr>
-        <w:t xml:space="preserve">:</w:t>
-      </w:r>
-      <w:r>
-        <w:rPr>
-          <w:rStyle w:val="AttributeTok"/>
-        </w:rPr>
-        <w:t xml:space="preserve"> forbidden</w:t>
-      </w:r>
-      <w:r>
-        <w:br/>
-      </w:r>
-      <w:r>
-        <w:br/>
-      </w:r>
-      <w:r>
-        <w:rPr>
-          <w:rStyle w:val="AttributeTok"/>
-        </w:rPr>
-        <w:t xml:space="preserve">  </w:t>
-      </w:r>
-      <w:r>
-        <w:rPr>
-          <w:rStyle w:val="FunctionTok"/>
-        </w:rPr>
-        <w:t xml:space="preserve">definition_of_done</w:t>
-      </w:r>
-      <w:r>
-        <w:rPr>
-          <w:rStyle w:val="KeywordTok"/>
-        </w:rPr>
-        <w:t xml:space="preserve">:</w:t>
-      </w:r>
-      <w:r>
-        <w:br/>
-      </w:r>
-      <w:r>
-        <w:rPr>
-          <w:rStyle w:val="AttributeTok"/>
-        </w:rPr>
-        <w:t xml:space="preserve">    </w:t>
-      </w:r>
-      <w:r>
-        <w:rPr>
-          <w:rStyle w:val="KeywordTok"/>
-        </w:rPr>
-        <w:t xml:space="preserve">-</w:t>
-      </w:r>
-      <w:r>
-        <w:rPr>
-          <w:rStyle w:val="AttributeTok"/>
-        </w:rPr>
-        <w:t xml:space="preserve"> terminal_receipt</w:t>
-      </w:r>
-      <w:r>
-        <w:br/>
-      </w:r>
-      <w:r>
-        <w:rPr>
-          <w:rStyle w:val="AttributeTok"/>
-        </w:rPr>
-        <w:t xml:space="preserve">    </w:t>
-      </w:r>
-      <w:r>
-        <w:rPr>
-          <w:rStyle w:val="KeywordTok"/>
-        </w:rPr>
-        <w:t xml:space="preserve">-</w:t>
-      </w:r>
-      <w:r>
-        <w:rPr>
-          <w:rStyle w:val="AttributeTok"/>
-        </w:rPr>
-        <w:t xml:space="preserve"> eql_handoff_green</w:t>
+        <w:t xml:space="preserve">Pakiet z książki jest demonstracją edukacyjną opartą na rozwiązaniu opisanym w</w:t>
+      </w:r>
+      <w:r>
+        <w:t xml:space="preserve"> </w:t>
+      </w:r>
+      <w:r>
+        <w:t xml:space="preserve">Subactorze. Kanoniczna składnia produkcyjna pozostaje w repozytorium projektu,</w:t>
+      </w:r>
+      <w:r>
+        <w:t xml:space="preserve"> </w:t>
+      </w:r>
+      <w:r>
+        <w:t xml:space="preserve">a przykład może ewoluować niezależnie wraz z kolejnymi wydaniami książki.</w:t>
+      </w:r>
+    </w:p>
+    <w:bookmarkEnd w:id="76"/>
+    <w:bookmarkStart w:id="77" w:name="reguła-ewolucji"/>
+    <w:p>
+      <w:pPr>
+        <w:pStyle w:val="Heading2"/>
+      </w:pPr>
+      <w:r>
+        <w:t xml:space="preserve">10.5 Reguła ewolucji</w:t>
       </w:r>
     </w:p>
     <w:p>
@@ -8665,7 +8775,49 @@
         <w:pStyle w:val="FirstParagraph"/>
       </w:pPr>
       <w:r>
-        <w:t xml:space="preserve">Taki kontrakt może jednocześnie:</w:t>
+        <w:t xml:space="preserve">Nie zwiększamy autonomii dlatego, że nowa wersja brzmi przekonująco. Zwiększamy</w:t>
+      </w:r>
+      <w:r>
+        <w:t xml:space="preserve"> </w:t>
+      </w:r>
+      <w:r>
+        <w:t xml:space="preserve">ją, gdy walidowalny kontrakt, testy, receipts i wyniki powtarzalnych prób</w:t>
+      </w:r>
+      <w:r>
+        <w:t xml:space="preserve"> </w:t>
+      </w:r>
+      <w:r>
+        <w:t xml:space="preserve">potwierdzają bezpieczny postęp.</w:t>
+      </w:r>
+    </w:p>
+    <w:bookmarkEnd w:id="77"/>
+    <w:bookmarkStart w:id="78" w:name="granica-między-przykładem-a-runtime"/>
+    <w:p>
+      <w:pPr>
+        <w:pStyle w:val="Heading2"/>
+      </w:pPr>
+      <w:r>
+        <w:t xml:space="preserve">10.6 Granica między przykładem a runtime</w:t>
+      </w:r>
+    </w:p>
+    <w:p>
+      <w:pPr>
+        <w:pStyle w:val="FirstParagraph"/>
+      </w:pPr>
+      <w:r>
+        <w:t xml:space="preserve">Process Pack dołączony do książki jest materiałem edukacyjnym. Składnia</w:t>
+      </w:r>
+      <w:r>
+        <w:t xml:space="preserve"> </w:t>
+      </w:r>
+      <w:r>
+        <w:t xml:space="preserve">inspirowana Subactorem nie staje się przez to produkcyjnym grantem. Przed</w:t>
+      </w:r>
+      <w:r>
+        <w:t xml:space="preserve"> </w:t>
+      </w:r>
+      <w:r>
+        <w:t xml:space="preserve">wykonaniem system musi:</w:t>
       </w:r>
     </w:p>
     <w:p>
@@ -8677,7 +8829,7 @@
         </w:numPr>
       </w:pPr>
       <w:r>
-        <w:t xml:space="preserve">przejść walidację schematu,</w:t>
+        <w:t xml:space="preserve">zwalidować dokument względem konkretnej wersji schematu,</w:t>
       </w:r>
     </w:p>
     <w:p>
@@ -8689,7 +8841,7 @@
         </w:numPr>
       </w:pPr>
       <w:r>
-        <w:t xml:space="preserve">zostać porównany jako mały diff,</w:t>
+        <w:t xml:space="preserve">rozwiązać principal i authority z rzeczywistego kontraktu,</w:t>
       </w:r>
     </w:p>
     <w:p>
@@ -8701,7 +8853,7 @@
         </w:numPr>
       </w:pPr>
       <w:r>
-        <w:t xml:space="preserve">zasilić router,</w:t>
+        <w:t xml:space="preserve">związać plan, payload i approval jednym hashem,</w:t>
       </w:r>
     </w:p>
     <w:p>
@@ -8713,7 +8865,7 @@
         </w:numPr>
       </w:pPr>
       <w:r>
-        <w:t xml:space="preserve">wygenerować test gotowości,</w:t>
+        <w:t xml:space="preserve">wybrać istniejący URI przez kontrolowany binding,</w:t>
       </w:r>
     </w:p>
     <w:p>
@@ -8725,91 +8877,75 @@
         </w:numPr>
       </w:pPr>
       <w:r>
-        <w:t xml:space="preserve">wejść do dokumentacji jako przykład.</w:t>
-      </w:r>
-    </w:p>
-    <w:bookmarkEnd w:id="75"/>
-    <w:bookmarkStart w:id="76" w:name="minimalny-przebieg"/>
+        <w:t xml:space="preserve">zapisać niezależny receipt rezultatu.</w:t>
+      </w:r>
+    </w:p>
+    <w:p>
+      <w:pPr>
+        <w:pStyle w:val="FirstParagraph"/>
+      </w:pPr>
+      <w:r>
+        <w:t xml:space="preserve">LLM może zaproponować treść kontraktu, ale nie powinien sam tworzyć authority,</w:t>
+      </w:r>
+      <w:r>
+        <w:t xml:space="preserve"> </w:t>
+      </w:r>
+      <w:r>
+        <w:t xml:space="preserve">sekretu, transportu ani nieznanego URI.</w:t>
+      </w:r>
+    </w:p>
+    <w:bookmarkEnd w:id="78"/>
+    <w:bookmarkEnd w:id="79"/>
+    <w:bookmarkStart w:id="84" w:name="cotygodniowa-retrospektywa"/>
+    <w:p>
+      <w:pPr>
+        <w:pStyle w:val="Heading1"/>
+      </w:pPr>
+      <w:r>
+        <w:t xml:space="preserve">11. Cotygodniowa retrospektywa</w:t>
+      </w:r>
+    </w:p>
+    <w:p>
+      <w:pPr>
+        <w:pStyle w:val="FirstParagraph"/>
+      </w:pPr>
+      <w:r>
+        <w:t xml:space="preserve">Raz w tygodniu wybieramy jedną rzecz do zachowania, jedną do usunięcia, jedną do</w:t>
+      </w:r>
+      <w:r>
+        <w:t xml:space="preserve"> </w:t>
+      </w:r>
+      <w:r>
+        <w:t xml:space="preserve">automatyzacji i jeden eksperyment. Proces ma być prostszy po każdym cyklu.</w:t>
+      </w:r>
+    </w:p>
+    <w:p>
+      <w:pPr>
+        <w:pStyle w:val="BodyText"/>
+      </w:pPr>
+      <w:r>
+        <w:t xml:space="preserve">Retrospektywa nie jest spotkaniem do wymiany wrażeń. Jest domknięciem pętli:</w:t>
+      </w:r>
+      <w:r>
+        <w:t xml:space="preserve"> </w:t>
+      </w:r>
+      <w:r>
+        <w:t xml:space="preserve">porównuje intencję z wykonaniem, wskazuje dowód i tworzy małą zmianę następnej</w:t>
+      </w:r>
+      <w:r>
+        <w:t xml:space="preserve"> </w:t>
+      </w:r>
+      <w:r>
+        <w:t xml:space="preserve">wersji procesu.</w:t>
+      </w:r>
+    </w:p>
+    <w:bookmarkStart w:id="80" w:name="dane-wejściowe"/>
     <w:p>
       <w:pPr>
         <w:pStyle w:val="Heading2"/>
       </w:pPr>
       <w:r>
-        <w:t xml:space="preserve">10.3 Minimalny przebieg</w:t>
-      </w:r>
-    </w:p>
-    <w:p>
-      <w:pPr>
-        <w:pStyle w:val="SourceCode"/>
-      </w:pPr>
-      <w:r>
-        <w:rPr>
-          <w:rStyle w:val="VerbatimChar"/>
-        </w:rPr>
-        <w:t xml:space="preserve">idea</w:t>
-      </w:r>
-      <w:r>
-        <w:br/>
-      </w:r>
-      <w:r>
-        <w:rPr>
-          <w:rStyle w:val="VerbatimChar"/>
-        </w:rPr>
-        <w:t xml:space="preserve">  -&gt; Intent Contract</w:t>
-      </w:r>
-      <w:r>
-        <w:br/>
-      </w:r>
-      <w:r>
-        <w:rPr>
-          <w:rStyle w:val="VerbatimChar"/>
-        </w:rPr>
-        <w:t xml:space="preserve">  -&gt; AQL + URI validation</w:t>
-      </w:r>
-      <w:r>
-        <w:br/>
-      </w:r>
-      <w:r>
-        <w:rPr>
-          <w:rStyle w:val="VerbatimChar"/>
-        </w:rPr>
-        <w:t xml:space="preserve">  -&gt; OQL prototype</w:t>
-      </w:r>
-      <w:r>
-        <w:br/>
-      </w:r>
-      <w:r>
-        <w:rPr>
-          <w:rStyle w:val="VerbatimChar"/>
-        </w:rPr>
-        <w:t xml:space="preserve">  -&gt; EQL + TestQL gate</w:t>
-      </w:r>
-      <w:r>
-        <w:br/>
-      </w:r>
-      <w:r>
-        <w:rPr>
-          <w:rStyle w:val="VerbatimChar"/>
-        </w:rPr>
-        <w:t xml:space="preserve">  -&gt; SODL receipt</w:t>
-      </w:r>
-      <w:r>
-        <w:br/>
-      </w:r>
-      <w:r>
-        <w:rPr>
-          <w:rStyle w:val="VerbatimChar"/>
-        </w:rPr>
-        <w:t xml:space="preserve">  -&gt; retrospective</w:t>
-      </w:r>
-      <w:r>
-        <w:br/>
-      </w:r>
-      <w:r>
-        <w:rPr>
-          <w:rStyle w:val="VerbatimChar"/>
-        </w:rPr>
-        <w:t xml:space="preserve">  -&gt; version + 1</w:t>
+        <w:t xml:space="preserve">11.1 Dane wejściowe</w:t>
       </w:r>
     </w:p>
     <w:p>
@@ -8817,195 +8953,7 @@
         <w:pStyle w:val="FirstParagraph"/>
       </w:pPr>
       <w:r>
-        <w:t xml:space="preserve">Każdy przebieg dostarcza dowodu. Następna wersja zmienia jedną hipotezę lub</w:t>
-      </w:r>
-      <w:r>
-        <w:t xml:space="preserve"> </w:t>
-      </w:r>
-      <w:r>
-        <w:t xml:space="preserve">regułę, dzięki czemu można przypisać zmianę wyniku do konkretnego diffu.</w:t>
-      </w:r>
-    </w:p>
-    <w:bookmarkEnd w:id="76"/>
-    <w:bookmarkStart w:id="77" w:name="process-pack"/>
-    <w:p>
-      <w:pPr>
-        <w:pStyle w:val="Heading2"/>
-      </w:pPr>
-      <w:r>
-        <w:t xml:space="preserve">10.4 Process Pack</w:t>
-      </w:r>
-    </w:p>
-    <w:p>
-      <w:pPr>
-        <w:pStyle w:val="SourceCode"/>
-      </w:pPr>
-      <w:r>
-        <w:rPr>
-          <w:rStyle w:val="VerbatimChar"/>
-        </w:rPr>
-        <w:t xml:space="preserve">digital-twin-router/</w:t>
-      </w:r>
-      <w:r>
-        <w:br/>
-      </w:r>
-      <w:r>
-        <w:rPr>
-          <w:rStyle w:val="VerbatimChar"/>
-        </w:rPr>
-        <w:t xml:space="preserve">├── intent.yaml</w:t>
-      </w:r>
-      <w:r>
-        <w:br/>
-      </w:r>
-      <w:r>
-        <w:rPr>
-          <w:rStyle w:val="VerbatimChar"/>
-        </w:rPr>
-        <w:t xml:space="preserve">├── authority.contract.aql</w:t>
-      </w:r>
-      <w:r>
-        <w:br/>
-      </w:r>
-      <w:r>
-        <w:rPr>
-          <w:rStyle w:val="VerbatimChar"/>
-        </w:rPr>
-        <w:t xml:space="preserve">├── routing.strategy.yaml</w:t>
-      </w:r>
-      <w:r>
-        <w:br/>
-      </w:r>
-      <w:r>
-        <w:rPr>
-          <w:rStyle w:val="VerbatimChar"/>
-        </w:rPr>
-        <w:t xml:space="preserve">├── portrait.doql.json</w:t>
-      </w:r>
-      <w:r>
-        <w:br/>
-      </w:r>
-      <w:r>
-        <w:rPr>
-          <w:rStyle w:val="VerbatimChar"/>
-        </w:rPr>
-        <w:t xml:space="preserve">├── execution-chain.oql</w:t>
-      </w:r>
-      <w:r>
-        <w:br/>
-      </w:r>
-      <w:r>
-        <w:rPr>
-          <w:rStyle w:val="VerbatimChar"/>
-        </w:rPr>
-        <w:t xml:space="preserve">├── handoff.eql</w:t>
-      </w:r>
-      <w:r>
-        <w:br/>
-      </w:r>
-      <w:r>
-        <w:rPr>
-          <w:rStyle w:val="VerbatimChar"/>
-        </w:rPr>
-        <w:t xml:space="preserve">├── readiness.testql</w:t>
-      </w:r>
-      <w:r>
-        <w:br/>
-      </w:r>
-      <w:r>
-        <w:rPr>
-          <w:rStyle w:val="VerbatimChar"/>
-        </w:rPr>
-        <w:t xml:space="preserve">├── events.sodl.jsonl</w:t>
-      </w:r>
-      <w:r>
-        <w:br/>
-      </w:r>
-      <w:r>
-        <w:rPr>
-          <w:rStyle w:val="VerbatimChar"/>
-        </w:rPr>
-        <w:t xml:space="preserve">└── retrospective.md</w:t>
-      </w:r>
-    </w:p>
-    <w:p>
-      <w:pPr>
-        <w:pStyle w:val="FirstParagraph"/>
-      </w:pPr>
-      <w:r>
-        <w:t xml:space="preserve">Pakiet z książki jest demonstracją edukacyjną opartą na rozwiązaniu opisanym w</w:t>
-      </w:r>
-      <w:r>
-        <w:t xml:space="preserve"> </w:t>
-      </w:r>
-      <w:r>
-        <w:t xml:space="preserve">Subactorze. Kanoniczna składnia produkcyjna pozostaje w repozytorium projektu,</w:t>
-      </w:r>
-      <w:r>
-        <w:t xml:space="preserve"> </w:t>
-      </w:r>
-      <w:r>
-        <w:t xml:space="preserve">a przykład może ewoluować niezależnie wraz z kolejnymi wydaniami książki.</w:t>
-      </w:r>
-    </w:p>
-    <w:bookmarkEnd w:id="77"/>
-    <w:bookmarkStart w:id="78" w:name="reguła-ewolucji"/>
-    <w:p>
-      <w:pPr>
-        <w:pStyle w:val="Heading2"/>
-      </w:pPr>
-      <w:r>
-        <w:t xml:space="preserve">10.5 Reguła ewolucji</w:t>
-      </w:r>
-    </w:p>
-    <w:p>
-      <w:pPr>
-        <w:pStyle w:val="FirstParagraph"/>
-      </w:pPr>
-      <w:r>
-        <w:t xml:space="preserve">Nie zwiększamy autonomii dlatego, że nowa wersja brzmi przekonująco. Zwiększamy</w:t>
-      </w:r>
-      <w:r>
-        <w:t xml:space="preserve"> </w:t>
-      </w:r>
-      <w:r>
-        <w:t xml:space="preserve">ją, gdy walidowalny kontrakt, testy, receipts i wyniki powtarzalnych prób</w:t>
-      </w:r>
-      <w:r>
-        <w:t xml:space="preserve"> </w:t>
-      </w:r>
-      <w:r>
-        <w:t xml:space="preserve">potwierdzają bezpieczny postęp.</w:t>
-      </w:r>
-    </w:p>
-    <w:bookmarkEnd w:id="78"/>
-    <w:bookmarkStart w:id="79" w:name="granica-między-przykładem-a-runtime"/>
-    <w:p>
-      <w:pPr>
-        <w:pStyle w:val="Heading2"/>
-      </w:pPr>
-      <w:r>
-        <w:t xml:space="preserve">10.6 Granica między przykładem a runtime</w:t>
-      </w:r>
-    </w:p>
-    <w:p>
-      <w:pPr>
-        <w:pStyle w:val="FirstParagraph"/>
-      </w:pPr>
-      <w:r>
-        <w:t xml:space="preserve">Process Pack dołączony do książki jest materiałem edukacyjnym. Składnia</w:t>
-      </w:r>
-      <w:r>
-        <w:t xml:space="preserve"> </w:t>
-      </w:r>
-      <w:r>
-        <w:t xml:space="preserve">inspirowana Subactorem nie staje się przez to produkcyjnym grantem. Przed</w:t>
-      </w:r>
-      <w:r>
-        <w:t xml:space="preserve"> </w:t>
-      </w:r>
-      <w:r>
-        <w:t xml:space="preserve">wykonaniem system musi:</w:t>
+        <w:t xml:space="preserve">Przed rozpoczęciem zbierz:</w:t>
       </w:r>
     </w:p>
     <w:p>
@@ -9017,7 +8965,7 @@
         </w:numPr>
       </w:pPr>
       <w:r>
-        <w:t xml:space="preserve">zwalidować dokument względem konkretnej wersji schematu,</w:t>
+        <w:t xml:space="preserve">zaakceptowane i odrzucone zadania,</w:t>
       </w:r>
     </w:p>
     <w:p>
@@ -9029,7 +8977,7 @@
         </w:numPr>
       </w:pPr>
       <w:r>
-        <w:t xml:space="preserve">rozwiązać principal i authority z rzeczywistego kontraktu,</w:t>
+        <w:t xml:space="preserve">czas aktywnej pracy człowieka,</w:t>
       </w:r>
     </w:p>
     <w:p>
@@ -9041,7 +8989,7 @@
         </w:numPr>
       </w:pPr>
       <w:r>
-        <w:t xml:space="preserve">związać plan, payload i approval jednym hashem,</w:t>
+        <w:t xml:space="preserve">długość kolejki review,</w:t>
       </w:r>
     </w:p>
     <w:p>
@@ -9053,7 +9001,7 @@
         </w:numPr>
       </w:pPr>
       <w:r>
-        <w:t xml:space="preserve">wybrać istniejący URI przez kontrolowany binding,</w:t>
+        <w:t xml:space="preserve">przekroczone budżety,</w:t>
       </w:r>
     </w:p>
     <w:p>
@@ -9065,7 +9013,19 @@
         </w:numPr>
       </w:pPr>
       <w:r>
-        <w:t xml:space="preserve">zapisać niezależny receipt rezultatu.</w:t>
+        <w:t xml:space="preserve">rework i defekty po odbiorze,</w:t>
+      </w:r>
+    </w:p>
+    <w:p>
+      <w:pPr>
+        <w:pStyle w:val="Compact"/>
+        <w:numPr>
+          <w:ilvl w:val="0"/>
+          <w:numId w:val="1030"/>
+        </w:numPr>
+      </w:pPr>
+      <w:r>
+        <w:t xml:space="preserve">zdarzenia, przy których potrzebna była eskalacja.</w:t>
       </w:r>
     </w:p>
     <w:p>
@@ -9073,75 +9033,551 @@
         <w:pStyle w:val="FirstParagraph"/>
       </w:pPr>
       <w:r>
-        <w:t xml:space="preserve">LLM może zaproponować treść kontraktu, ale nie powinien sam tworzyć authority,</w:t>
-      </w:r>
-      <w:r>
-        <w:t xml:space="preserve"> </w:t>
-      </w:r>
-      <w:r>
-        <w:t xml:space="preserve">sekretu, transportu ani nieznanego URI.</w:t>
-      </w:r>
-    </w:p>
-    <w:bookmarkEnd w:id="79"/>
+        <w:t xml:space="preserve">Nie potrzebujesz kompletnej telemetrii. Potrzebujesz danych wystarczających do</w:t>
+      </w:r>
+      <w:r>
+        <w:t xml:space="preserve"> </w:t>
+      </w:r>
+      <w:r>
+        <w:t xml:space="preserve">odróżnienia zdarzenia jednorazowego od powtarzającego się wzorca.</w:t>
+      </w:r>
+    </w:p>
     <w:bookmarkEnd w:id="80"/>
-    <w:bookmarkStart w:id="85" w:name="cotygodniowa-retrospektywa"/>
-    <w:p>
-      <w:pPr>
-        <w:pStyle w:val="Heading1"/>
-      </w:pPr>
-      <w:r>
-        <w:t xml:space="preserve">11. Cotygodniowa retrospektywa</w:t>
-      </w:r>
-    </w:p>
-    <w:p>
-      <w:pPr>
-        <w:pStyle w:val="FirstParagraph"/>
-      </w:pPr>
-      <w:r>
-        <w:t xml:space="preserve">Raz w tygodniu wybieramy jedną rzecz do zachowania, jedną do usunięcia, jedną do</w:t>
-      </w:r>
-      <w:r>
-        <w:t xml:space="preserve"> </w:t>
-      </w:r>
-      <w:r>
-        <w:t xml:space="preserve">automatyzacji i jeden eksperyment. Proces ma być prostszy po każdym cyklu.</w:t>
-      </w:r>
-    </w:p>
-    <w:p>
-      <w:pPr>
-        <w:pStyle w:val="BodyText"/>
-      </w:pPr>
-      <w:r>
-        <w:t xml:space="preserve">Retrospektywa nie jest spotkaniem do wymiany wrażeń. Jest domknięciem pętli:</w:t>
-      </w:r>
-      <w:r>
-        <w:t xml:space="preserve"> </w:t>
-      </w:r>
-      <w:r>
-        <w:t xml:space="preserve">porównuje intencję z wykonaniem, wskazuje dowód i tworzy małą zmianę następnej</w:t>
-      </w:r>
-      <w:r>
-        <w:t xml:space="preserve"> </w:t>
-      </w:r>
-      <w:r>
-        <w:t xml:space="preserve">wersji procesu.</w:t>
-      </w:r>
-    </w:p>
-    <w:bookmarkStart w:id="81" w:name="dane-wejściowe"/>
+    <w:bookmarkStart w:id="81" w:name="szablon"/>
     <w:p>
       <w:pPr>
         <w:pStyle w:val="Heading2"/>
       </w:pPr>
       <w:r>
-        <w:t xml:space="preserve">11.1 Dane wejściowe</w:t>
-      </w:r>
-    </w:p>
-    <w:p>
-      <w:pPr>
-        <w:pStyle w:val="FirstParagraph"/>
-      </w:pPr>
-      <w:r>
-        <w:t xml:space="preserve">Przed rozpoczęciem zbierz:</w:t>
+        <w:t xml:space="preserve">11.2 Szablon</w:t>
+      </w:r>
+    </w:p>
+    <w:p>
+      <w:pPr>
+        <w:pStyle w:val="SourceCode"/>
+      </w:pPr>
+      <w:r>
+        <w:rPr>
+          <w:rStyle w:val="FunctionTok"/>
+        </w:rPr>
+        <w:t xml:space="preserve">retrospective</w:t>
+      </w:r>
+      <w:r>
+        <w:rPr>
+          <w:rStyle w:val="KeywordTok"/>
+        </w:rPr>
+        <w:t xml:space="preserve">:</w:t>
+      </w:r>
+      <w:r>
+        <w:br/>
+      </w:r>
+      <w:r>
+        <w:rPr>
+          <w:rStyle w:val="AttributeTok"/>
+        </w:rPr>
+        <w:t xml:space="preserve">  </w:t>
+      </w:r>
+      <w:r>
+        <w:rPr>
+          <w:rStyle w:val="FunctionTok"/>
+        </w:rPr>
+        <w:t xml:space="preserve">period</w:t>
+      </w:r>
+      <w:r>
+        <w:rPr>
+          <w:rStyle w:val="KeywordTok"/>
+        </w:rPr>
+        <w:t xml:space="preserve">:</w:t>
+      </w:r>
+      <w:r>
+        <w:rPr>
+          <w:rStyle w:val="AttributeTok"/>
+        </w:rPr>
+        <w:t xml:space="preserve"> 2026-W31</w:t>
+      </w:r>
+      <w:r>
+        <w:br/>
+      </w:r>
+      <w:r>
+        <w:br/>
+      </w:r>
+      <w:r>
+        <w:rPr>
+          <w:rStyle w:val="AttributeTok"/>
+        </w:rPr>
+        <w:t xml:space="preserve">  </w:t>
+      </w:r>
+      <w:r>
+        <w:rPr>
+          <w:rStyle w:val="FunctionTok"/>
+        </w:rPr>
+        <w:t xml:space="preserve">expected</w:t>
+      </w:r>
+      <w:r>
+        <w:rPr>
+          <w:rStyle w:val="KeywordTok"/>
+        </w:rPr>
+        <w:t xml:space="preserve">:</w:t>
+      </w:r>
+      <w:r>
+        <w:br/>
+      </w:r>
+      <w:r>
+        <w:rPr>
+          <w:rStyle w:val="AttributeTok"/>
+        </w:rPr>
+        <w:t xml:space="preserve">    </w:t>
+      </w:r>
+      <w:r>
+        <w:rPr>
+          <w:rStyle w:val="FunctionTok"/>
+        </w:rPr>
+        <w:t xml:space="preserve">hypothesis</w:t>
+      </w:r>
+      <w:r>
+        <w:rPr>
+          <w:rStyle w:val="KeywordTok"/>
+        </w:rPr>
+        <w:t xml:space="preserve">:</w:t>
+      </w:r>
+      <w:r>
+        <w:rPr>
+          <w:rStyle w:val="AttributeTok"/>
+        </w:rPr>
+        <w:t xml:space="preserve"> </w:t>
+      </w:r>
+      <w:r>
+        <w:rPr>
+          <w:rStyle w:val="StringTok"/>
+        </w:rPr>
+        <w:t xml:space="preserve">"Niezależny review zmniejszy rework"</w:t>
+      </w:r>
+      <w:r>
+        <w:br/>
+      </w:r>
+      <w:r>
+        <w:rPr>
+          <w:rStyle w:val="AttributeTok"/>
+        </w:rPr>
+        <w:t xml:space="preserve">    </w:t>
+      </w:r>
+      <w:r>
+        <w:rPr>
+          <w:rStyle w:val="FunctionTok"/>
+        </w:rPr>
+        <w:t xml:space="preserve">success</w:t>
+      </w:r>
+      <w:r>
+        <w:rPr>
+          <w:rStyle w:val="KeywordTok"/>
+        </w:rPr>
+        <w:t xml:space="preserve">:</w:t>
+      </w:r>
+      <w:r>
+        <w:rPr>
+          <w:rStyle w:val="AttributeTok"/>
+        </w:rPr>
+        <w:t xml:space="preserve"> </w:t>
+      </w:r>
+      <w:r>
+        <w:rPr>
+          <w:rStyle w:val="StringTok"/>
+        </w:rPr>
+        <w:t xml:space="preserve">"rework_minutes -20%, bez wzrostu lead_time"</w:t>
+      </w:r>
+      <w:r>
+        <w:br/>
+      </w:r>
+      <w:r>
+        <w:br/>
+      </w:r>
+      <w:r>
+        <w:rPr>
+          <w:rStyle w:val="AttributeTok"/>
+        </w:rPr>
+        <w:t xml:space="preserve">  </w:t>
+      </w:r>
+      <w:r>
+        <w:rPr>
+          <w:rStyle w:val="FunctionTok"/>
+        </w:rPr>
+        <w:t xml:space="preserve">observed</w:t>
+      </w:r>
+      <w:r>
+        <w:rPr>
+          <w:rStyle w:val="KeywordTok"/>
+        </w:rPr>
+        <w:t xml:space="preserve">:</w:t>
+      </w:r>
+      <w:r>
+        <w:br/>
+      </w:r>
+      <w:r>
+        <w:rPr>
+          <w:rStyle w:val="AttributeTok"/>
+        </w:rPr>
+        <w:t xml:space="preserve">    </w:t>
+      </w:r>
+      <w:r>
+        <w:rPr>
+          <w:rStyle w:val="FunctionTok"/>
+        </w:rPr>
+        <w:t xml:space="preserve">comparable_tasks</w:t>
+      </w:r>
+      <w:r>
+        <w:rPr>
+          <w:rStyle w:val="KeywordTok"/>
+        </w:rPr>
+        <w:t xml:space="preserve">:</w:t>
+      </w:r>
+      <w:r>
+        <w:rPr>
+          <w:rStyle w:val="AttributeTok"/>
+        </w:rPr>
+        <w:t xml:space="preserve"> </w:t>
+      </w:r>
+      <w:r>
+        <w:rPr>
+          <w:rStyle w:val="DecValTok"/>
+        </w:rPr>
+        <w:t xml:space="preserve">8</w:t>
+      </w:r>
+      <w:r>
+        <w:br/>
+      </w:r>
+      <w:r>
+        <w:rPr>
+          <w:rStyle w:val="AttributeTok"/>
+        </w:rPr>
+        <w:t xml:space="preserve">    </w:t>
+      </w:r>
+      <w:r>
+        <w:rPr>
+          <w:rStyle w:val="FunctionTok"/>
+        </w:rPr>
+        <w:t xml:space="preserve">result</w:t>
+      </w:r>
+      <w:r>
+        <w:rPr>
+          <w:rStyle w:val="KeywordTok"/>
+        </w:rPr>
+        <w:t xml:space="preserve">:</w:t>
+      </w:r>
+      <w:r>
+        <w:rPr>
+          <w:rStyle w:val="AttributeTok"/>
+        </w:rPr>
+        <w:t xml:space="preserve"> inconclusive</w:t>
+      </w:r>
+      <w:r>
+        <w:br/>
+      </w:r>
+      <w:r>
+        <w:rPr>
+          <w:rStyle w:val="AttributeTok"/>
+        </w:rPr>
+        <w:t xml:space="preserve">    </w:t>
+      </w:r>
+      <w:r>
+        <w:rPr>
+          <w:rStyle w:val="FunctionTok"/>
+        </w:rPr>
+        <w:t xml:space="preserve">evidence</w:t>
+      </w:r>
+      <w:r>
+        <w:rPr>
+          <w:rStyle w:val="KeywordTok"/>
+        </w:rPr>
+        <w:t xml:space="preserve">:</w:t>
+      </w:r>
+      <w:r>
+        <w:br/>
+      </w:r>
+      <w:r>
+        <w:rPr>
+          <w:rStyle w:val="AttributeTok"/>
+        </w:rPr>
+        <w:t xml:space="preserve">      </w:t>
+      </w:r>
+      <w:r>
+        <w:rPr>
+          <w:rStyle w:val="KeywordTok"/>
+        </w:rPr>
+        <w:t xml:space="preserve">-</w:t>
+      </w:r>
+      <w:r>
+        <w:rPr>
+          <w:rStyle w:val="AttributeTok"/>
+        </w:rPr>
+        <w:t xml:space="preserve"> </w:t>
+      </w:r>
+      <w:r>
+        <w:rPr>
+          <w:rStyle w:val="StringTok"/>
+        </w:rPr>
+        <w:t xml:space="preserve">"review wykrył dwa brakujące testy"</w:t>
+      </w:r>
+      <w:r>
+        <w:br/>
+      </w:r>
+      <w:r>
+        <w:rPr>
+          <w:rStyle w:val="AttributeTok"/>
+        </w:rPr>
+        <w:t xml:space="preserve">      </w:t>
+      </w:r>
+      <w:r>
+        <w:rPr>
+          <w:rStyle w:val="KeywordTok"/>
+        </w:rPr>
+        <w:t xml:space="preserve">-</w:t>
+      </w:r>
+      <w:r>
+        <w:rPr>
+          <w:rStyle w:val="AttributeTok"/>
+        </w:rPr>
+        <w:t xml:space="preserve"> </w:t>
+      </w:r>
+      <w:r>
+        <w:rPr>
+          <w:rStyle w:val="StringTok"/>
+        </w:rPr>
+        <w:t xml:space="preserve">"kolejka odbioru dwukrotnie przekroczyła limit"</w:t>
+      </w:r>
+      <w:r>
+        <w:br/>
+      </w:r>
+      <w:r>
+        <w:br/>
+      </w:r>
+      <w:r>
+        <w:rPr>
+          <w:rStyle w:val="AttributeTok"/>
+        </w:rPr>
+        <w:t xml:space="preserve">  </w:t>
+      </w:r>
+      <w:r>
+        <w:rPr>
+          <w:rStyle w:val="FunctionTok"/>
+        </w:rPr>
+        <w:t xml:space="preserve">decisions</w:t>
+      </w:r>
+      <w:r>
+        <w:rPr>
+          <w:rStyle w:val="KeywordTok"/>
+        </w:rPr>
+        <w:t xml:space="preserve">:</w:t>
+      </w:r>
+      <w:r>
+        <w:br/>
+      </w:r>
+      <w:r>
+        <w:rPr>
+          <w:rStyle w:val="AttributeTok"/>
+        </w:rPr>
+        <w:t xml:space="preserve">    </w:t>
+      </w:r>
+      <w:r>
+        <w:rPr>
+          <w:rStyle w:val="FunctionTok"/>
+        </w:rPr>
+        <w:t xml:space="preserve">keep</w:t>
+      </w:r>
+      <w:r>
+        <w:rPr>
+          <w:rStyle w:val="KeywordTok"/>
+        </w:rPr>
+        <w:t xml:space="preserve">:</w:t>
+      </w:r>
+      <w:r>
+        <w:rPr>
+          <w:rStyle w:val="AttributeTok"/>
+        </w:rPr>
+        <w:t xml:space="preserve"> </w:t>
+      </w:r>
+      <w:r>
+        <w:rPr>
+          <w:rStyle w:val="StringTok"/>
+        </w:rPr>
+        <w:t xml:space="preserve">"niezależny review dla zmian wysokiego ryzyka"</w:t>
+      </w:r>
+      <w:r>
+        <w:br/>
+      </w:r>
+      <w:r>
+        <w:rPr>
+          <w:rStyle w:val="AttributeTok"/>
+        </w:rPr>
+        <w:t xml:space="preserve">    </w:t>
+      </w:r>
+      <w:r>
+        <w:rPr>
+          <w:rStyle w:val="FunctionTok"/>
+        </w:rPr>
+        <w:t xml:space="preserve">remove</w:t>
+      </w:r>
+      <w:r>
+        <w:rPr>
+          <w:rStyle w:val="KeywordTok"/>
+        </w:rPr>
+        <w:t xml:space="preserve">:</w:t>
+      </w:r>
+      <w:r>
+        <w:rPr>
+          <w:rStyle w:val="AttributeTok"/>
+        </w:rPr>
+        <w:t xml:space="preserve"> </w:t>
+      </w:r>
+      <w:r>
+        <w:rPr>
+          <w:rStyle w:val="StringTok"/>
+        </w:rPr>
+        <w:t xml:space="preserve">"podwójne odpowiedzi dla zmian mechanicznych"</w:t>
+      </w:r>
+      <w:r>
+        <w:br/>
+      </w:r>
+      <w:r>
+        <w:rPr>
+          <w:rStyle w:val="AttributeTok"/>
+        </w:rPr>
+        <w:t xml:space="preserve">    </w:t>
+      </w:r>
+      <w:r>
+        <w:rPr>
+          <w:rStyle w:val="FunctionTok"/>
+        </w:rPr>
+        <w:t xml:space="preserve">automate</w:t>
+      </w:r>
+      <w:r>
+        <w:rPr>
+          <w:rStyle w:val="KeywordTok"/>
+        </w:rPr>
+        <w:t xml:space="preserve">:</w:t>
+      </w:r>
+      <w:r>
+        <w:rPr>
+          <w:rStyle w:val="AttributeTok"/>
+        </w:rPr>
+        <w:t xml:space="preserve"> </w:t>
+      </w:r>
+      <w:r>
+        <w:rPr>
+          <w:rStyle w:val="StringTok"/>
+        </w:rPr>
+        <w:t xml:space="preserve">"zapis czasu gotowości wyniku"</w:t>
+      </w:r>
+      <w:r>
+        <w:br/>
+      </w:r>
+      <w:r>
+        <w:rPr>
+          <w:rStyle w:val="AttributeTok"/>
+        </w:rPr>
+        <w:t xml:space="preserve">    </w:t>
+      </w:r>
+      <w:r>
+        <w:rPr>
+          <w:rStyle w:val="FunctionTok"/>
+        </w:rPr>
+        <w:t xml:space="preserve">experiment</w:t>
+      </w:r>
+      <w:r>
+        <w:rPr>
+          <w:rStyle w:val="KeywordTok"/>
+        </w:rPr>
+        <w:t xml:space="preserve">:</w:t>
+      </w:r>
+      <w:r>
+        <w:rPr>
+          <w:rStyle w:val="AttributeTok"/>
+        </w:rPr>
+        <w:t xml:space="preserve"> </w:t>
+      </w:r>
+      <w:r>
+        <w:rPr>
+          <w:rStyle w:val="StringTok"/>
+        </w:rPr>
+        <w:t xml:space="preserve">"odbiór wyników o 11:30 i 15:30"</w:t>
+      </w:r>
+      <w:r>
+        <w:br/>
+      </w:r>
+      <w:r>
+        <w:br/>
+      </w:r>
+      <w:r>
+        <w:rPr>
+          <w:rStyle w:val="AttributeTok"/>
+        </w:rPr>
+        <w:t xml:space="preserve">  </w:t>
+      </w:r>
+      <w:r>
+        <w:rPr>
+          <w:rStyle w:val="FunctionTok"/>
+        </w:rPr>
+        <w:t xml:space="preserve">owner</w:t>
+      </w:r>
+      <w:r>
+        <w:rPr>
+          <w:rStyle w:val="KeywordTok"/>
+        </w:rPr>
+        <w:t xml:space="preserve">:</w:t>
+      </w:r>
+      <w:r>
+        <w:rPr>
+          <w:rStyle w:val="AttributeTok"/>
+        </w:rPr>
+        <w:t xml:space="preserve"> </w:t>
+      </w:r>
+      <w:r>
+        <w:rPr>
+          <w:rStyle w:val="StringTok"/>
+        </w:rPr>
+        <w:t xml:space="preserve">"human:programmer"</w:t>
+      </w:r>
+      <w:r>
+        <w:br/>
+      </w:r>
+      <w:r>
+        <w:rPr>
+          <w:rStyle w:val="AttributeTok"/>
+        </w:rPr>
+        <w:t xml:space="preserve">  </w:t>
+      </w:r>
+      <w:r>
+        <w:rPr>
+          <w:rStyle w:val="FunctionTok"/>
+        </w:rPr>
+        <w:t xml:space="preserve">review_after</w:t>
+      </w:r>
+      <w:r>
+        <w:rPr>
+          <w:rStyle w:val="KeywordTok"/>
+        </w:rPr>
+        <w:t xml:space="preserve">:</w:t>
+      </w:r>
+      <w:r>
+        <w:rPr>
+          <w:rStyle w:val="AttributeTok"/>
+        </w:rPr>
+        <w:t xml:space="preserve"> </w:t>
+      </w:r>
+      <w:r>
+        <w:rPr>
+          <w:rStyle w:val="StringTok"/>
+        </w:rPr>
+        <w:t xml:space="preserve">"7d"</w:t>
+      </w:r>
+    </w:p>
+    <w:bookmarkEnd w:id="81"/>
+    <w:bookmarkStart w:id="82" w:name="cztery-pytania"/>
+    <w:p>
+      <w:pPr>
+        <w:pStyle w:val="Heading2"/>
+      </w:pPr>
+      <w:r>
+        <w:t xml:space="preserve">11.3 Cztery pytania</w:t>
       </w:r>
     </w:p>
     <w:p>
@@ -9153,7 +9589,17 @@
         </w:numPr>
       </w:pPr>
       <w:r>
-        <w:t xml:space="preserve">zaakceptowane i odrzucone zadania,</w:t>
+        <w:rPr>
+          <w:b/>
+          <w:bCs/>
+        </w:rPr>
+        <w:t xml:space="preserve">Co zachować?</w:t>
+      </w:r>
+      <w:r>
+        <w:t xml:space="preserve"> </w:t>
+      </w:r>
+      <w:r>
+        <w:t xml:space="preserve">Wskaż praktykę i dowód, nie ogólne odczucie.</w:t>
       </w:r>
     </w:p>
     <w:p>
@@ -9165,7 +9611,17 @@
         </w:numPr>
       </w:pPr>
       <w:r>
-        <w:t xml:space="preserve">czas aktywnej pracy człowieka,</w:t>
+        <w:rPr>
+          <w:b/>
+          <w:bCs/>
+        </w:rPr>
+        <w:t xml:space="preserve">Co usunąć?</w:t>
+      </w:r>
+      <w:r>
+        <w:t xml:space="preserve"> </w:t>
+      </w:r>
+      <w:r>
+        <w:t xml:space="preserve">Usuń krok, który nie zmienia decyzji ani jakości.</w:t>
       </w:r>
     </w:p>
     <w:p>
@@ -9177,7 +9633,17 @@
         </w:numPr>
       </w:pPr>
       <w:r>
-        <w:t xml:space="preserve">długość kolejki review,</w:t>
+        <w:rPr>
+          <w:b/>
+          <w:bCs/>
+        </w:rPr>
+        <w:t xml:space="preserve">Co zautomatyzować?</w:t>
+      </w:r>
+      <w:r>
+        <w:t xml:space="preserve"> </w:t>
+      </w:r>
+      <w:r>
+        <w:t xml:space="preserve">Wybierz powtarzalną czynność z jednoznacznym wynikiem.</w:t>
       </w:r>
     </w:p>
     <w:p>
@@ -9189,31 +9655,17 @@
         </w:numPr>
       </w:pPr>
       <w:r>
-        <w:t xml:space="preserve">przekroczone budżety,</w:t>
-      </w:r>
-    </w:p>
-    <w:p>
-      <w:pPr>
-        <w:pStyle w:val="Compact"/>
-        <w:numPr>
-          <w:ilvl w:val="0"/>
-          <w:numId w:val="1031"/>
-        </w:numPr>
-      </w:pPr>
-      <w:r>
-        <w:t xml:space="preserve">rework i defekty po odbiorze,</w:t>
-      </w:r>
-    </w:p>
-    <w:p>
-      <w:pPr>
-        <w:pStyle w:val="Compact"/>
-        <w:numPr>
-          <w:ilvl w:val="0"/>
-          <w:numId w:val="1031"/>
-        </w:numPr>
-      </w:pPr>
-      <w:r>
-        <w:t xml:space="preserve">zdarzenia, przy których potrzebna była eskalacja.</w:t>
+        <w:rPr>
+          <w:b/>
+          <w:bCs/>
+        </w:rPr>
+        <w:t xml:space="preserve">Co sprawdzić?</w:t>
+      </w:r>
+      <w:r>
+        <w:t xml:space="preserve"> </w:t>
+      </w:r>
+      <w:r>
+        <w:t xml:space="preserve">Zmień jedną hipotezę i określ warunek zatrzymania.</w:t>
       </w:r>
     </w:p>
     <w:p>
@@ -9221,551 +9673,23 @@
         <w:pStyle w:val="FirstParagraph"/>
       </w:pPr>
       <w:r>
-        <w:t xml:space="preserve">Nie potrzebujesz kompletnej telemetrii. Potrzebujesz danych wystarczających do</w:t>
-      </w:r>
-      <w:r>
-        <w:t xml:space="preserve"> </w:t>
-      </w:r>
-      <w:r>
-        <w:t xml:space="preserve">odróżnienia zdarzenia jednorazowego od powtarzającego się wzorca.</w:t>
-      </w:r>
-    </w:p>
-    <w:bookmarkEnd w:id="81"/>
-    <w:bookmarkStart w:id="82" w:name="szablon"/>
+        <w:t xml:space="preserve">Jeżeli wynik jest niejednoznaczny, nie wymuszaj werdyktu. Zapisz brakujące dane</w:t>
+      </w:r>
+      <w:r>
+        <w:t xml:space="preserve"> </w:t>
+      </w:r>
+      <w:r>
+        <w:t xml:space="preserve">i zaprojektuj mniejszą próbę.</w:t>
+      </w:r>
+    </w:p>
+    <w:bookmarkEnd w:id="82"/>
+    <w:bookmarkStart w:id="83" w:name="pierwsze-trzydzieści-dni"/>
     <w:p>
       <w:pPr>
         <w:pStyle w:val="Heading2"/>
       </w:pPr>
       <w:r>
-        <w:t xml:space="preserve">11.2 Szablon</w:t>
-      </w:r>
-    </w:p>
-    <w:p>
-      <w:pPr>
-        <w:pStyle w:val="SourceCode"/>
-      </w:pPr>
-      <w:r>
-        <w:rPr>
-          <w:rStyle w:val="FunctionTok"/>
-        </w:rPr>
-        <w:t xml:space="preserve">retrospective</w:t>
-      </w:r>
-      <w:r>
-        <w:rPr>
-          <w:rStyle w:val="KeywordTok"/>
-        </w:rPr>
-        <w:t xml:space="preserve">:</w:t>
-      </w:r>
-      <w:r>
-        <w:br/>
-      </w:r>
-      <w:r>
-        <w:rPr>
-          <w:rStyle w:val="AttributeTok"/>
-        </w:rPr>
-        <w:t xml:space="preserve">  </w:t>
-      </w:r>
-      <w:r>
-        <w:rPr>
-          <w:rStyle w:val="FunctionTok"/>
-        </w:rPr>
-        <w:t xml:space="preserve">period</w:t>
-      </w:r>
-      <w:r>
-        <w:rPr>
-          <w:rStyle w:val="KeywordTok"/>
-        </w:rPr>
-        <w:t xml:space="preserve">:</w:t>
-      </w:r>
-      <w:r>
-        <w:rPr>
-          <w:rStyle w:val="AttributeTok"/>
-        </w:rPr>
-        <w:t xml:space="preserve"> 2026-W31</w:t>
-      </w:r>
-      <w:r>
-        <w:br/>
-      </w:r>
-      <w:r>
-        <w:br/>
-      </w:r>
-      <w:r>
-        <w:rPr>
-          <w:rStyle w:val="AttributeTok"/>
-        </w:rPr>
-        <w:t xml:space="preserve">  </w:t>
-      </w:r>
-      <w:r>
-        <w:rPr>
-          <w:rStyle w:val="FunctionTok"/>
-        </w:rPr>
-        <w:t xml:space="preserve">expected</w:t>
-      </w:r>
-      <w:r>
-        <w:rPr>
-          <w:rStyle w:val="KeywordTok"/>
-        </w:rPr>
-        <w:t xml:space="preserve">:</w:t>
-      </w:r>
-      <w:r>
-        <w:br/>
-      </w:r>
-      <w:r>
-        <w:rPr>
-          <w:rStyle w:val="AttributeTok"/>
-        </w:rPr>
-        <w:t xml:space="preserve">    </w:t>
-      </w:r>
-      <w:r>
-        <w:rPr>
-          <w:rStyle w:val="FunctionTok"/>
-        </w:rPr>
-        <w:t xml:space="preserve">hypothesis</w:t>
-      </w:r>
-      <w:r>
-        <w:rPr>
-          <w:rStyle w:val="KeywordTok"/>
-        </w:rPr>
-        <w:t xml:space="preserve">:</w:t>
-      </w:r>
-      <w:r>
-        <w:rPr>
-          <w:rStyle w:val="AttributeTok"/>
-        </w:rPr>
-        <w:t xml:space="preserve"> </w:t>
-      </w:r>
-      <w:r>
-        <w:rPr>
-          <w:rStyle w:val="StringTok"/>
-        </w:rPr>
-        <w:t xml:space="preserve">"Niezależny review zmniejszy rework"</w:t>
-      </w:r>
-      <w:r>
-        <w:br/>
-      </w:r>
-      <w:r>
-        <w:rPr>
-          <w:rStyle w:val="AttributeTok"/>
-        </w:rPr>
-        <w:t xml:space="preserve">    </w:t>
-      </w:r>
-      <w:r>
-        <w:rPr>
-          <w:rStyle w:val="FunctionTok"/>
-        </w:rPr>
-        <w:t xml:space="preserve">success</w:t>
-      </w:r>
-      <w:r>
-        <w:rPr>
-          <w:rStyle w:val="KeywordTok"/>
-        </w:rPr>
-        <w:t xml:space="preserve">:</w:t>
-      </w:r>
-      <w:r>
-        <w:rPr>
-          <w:rStyle w:val="AttributeTok"/>
-        </w:rPr>
-        <w:t xml:space="preserve"> </w:t>
-      </w:r>
-      <w:r>
-        <w:rPr>
-          <w:rStyle w:val="StringTok"/>
-        </w:rPr>
-        <w:t xml:space="preserve">"rework_minutes -20%, bez wzrostu lead_time"</w:t>
-      </w:r>
-      <w:r>
-        <w:br/>
-      </w:r>
-      <w:r>
-        <w:br/>
-      </w:r>
-      <w:r>
-        <w:rPr>
-          <w:rStyle w:val="AttributeTok"/>
-        </w:rPr>
-        <w:t xml:space="preserve">  </w:t>
-      </w:r>
-      <w:r>
-        <w:rPr>
-          <w:rStyle w:val="FunctionTok"/>
-        </w:rPr>
-        <w:t xml:space="preserve">observed</w:t>
-      </w:r>
-      <w:r>
-        <w:rPr>
-          <w:rStyle w:val="KeywordTok"/>
-        </w:rPr>
-        <w:t xml:space="preserve">:</w:t>
-      </w:r>
-      <w:r>
-        <w:br/>
-      </w:r>
-      <w:r>
-        <w:rPr>
-          <w:rStyle w:val="AttributeTok"/>
-        </w:rPr>
-        <w:t xml:space="preserve">    </w:t>
-      </w:r>
-      <w:r>
-        <w:rPr>
-          <w:rStyle w:val="FunctionTok"/>
-        </w:rPr>
-        <w:t xml:space="preserve">comparable_tasks</w:t>
-      </w:r>
-      <w:r>
-        <w:rPr>
-          <w:rStyle w:val="KeywordTok"/>
-        </w:rPr>
-        <w:t xml:space="preserve">:</w:t>
-      </w:r>
-      <w:r>
-        <w:rPr>
-          <w:rStyle w:val="AttributeTok"/>
-        </w:rPr>
-        <w:t xml:space="preserve"> </w:t>
-      </w:r>
-      <w:r>
-        <w:rPr>
-          <w:rStyle w:val="DecValTok"/>
-        </w:rPr>
-        <w:t xml:space="preserve">8</w:t>
-      </w:r>
-      <w:r>
-        <w:br/>
-      </w:r>
-      <w:r>
-        <w:rPr>
-          <w:rStyle w:val="AttributeTok"/>
-        </w:rPr>
-        <w:t xml:space="preserve">    </w:t>
-      </w:r>
-      <w:r>
-        <w:rPr>
-          <w:rStyle w:val="FunctionTok"/>
-        </w:rPr>
-        <w:t xml:space="preserve">result</w:t>
-      </w:r>
-      <w:r>
-        <w:rPr>
-          <w:rStyle w:val="KeywordTok"/>
-        </w:rPr>
-        <w:t xml:space="preserve">:</w:t>
-      </w:r>
-      <w:r>
-        <w:rPr>
-          <w:rStyle w:val="AttributeTok"/>
-        </w:rPr>
-        <w:t xml:space="preserve"> inconclusive</w:t>
-      </w:r>
-      <w:r>
-        <w:br/>
-      </w:r>
-      <w:r>
-        <w:rPr>
-          <w:rStyle w:val="AttributeTok"/>
-        </w:rPr>
-        <w:t xml:space="preserve">    </w:t>
-      </w:r>
-      <w:r>
-        <w:rPr>
-          <w:rStyle w:val="FunctionTok"/>
-        </w:rPr>
-        <w:t xml:space="preserve">evidence</w:t>
-      </w:r>
-      <w:r>
-        <w:rPr>
-          <w:rStyle w:val="KeywordTok"/>
-        </w:rPr>
-        <w:t xml:space="preserve">:</w:t>
-      </w:r>
-      <w:r>
-        <w:br/>
-      </w:r>
-      <w:r>
-        <w:rPr>
-          <w:rStyle w:val="AttributeTok"/>
-        </w:rPr>
-        <w:t xml:space="preserve">      </w:t>
-      </w:r>
-      <w:r>
-        <w:rPr>
-          <w:rStyle w:val="KeywordTok"/>
-        </w:rPr>
-        <w:t xml:space="preserve">-</w:t>
-      </w:r>
-      <w:r>
-        <w:rPr>
-          <w:rStyle w:val="AttributeTok"/>
-        </w:rPr>
-        <w:t xml:space="preserve"> </w:t>
-      </w:r>
-      <w:r>
-        <w:rPr>
-          <w:rStyle w:val="StringTok"/>
-        </w:rPr>
-        <w:t xml:space="preserve">"review wykrył dwa brakujące testy"</w:t>
-      </w:r>
-      <w:r>
-        <w:br/>
-      </w:r>
-      <w:r>
-        <w:rPr>
-          <w:rStyle w:val="AttributeTok"/>
-        </w:rPr>
-        <w:t xml:space="preserve">      </w:t>
-      </w:r>
-      <w:r>
-        <w:rPr>
-          <w:rStyle w:val="KeywordTok"/>
-        </w:rPr>
-        <w:t xml:space="preserve">-</w:t>
-      </w:r>
-      <w:r>
-        <w:rPr>
-          <w:rStyle w:val="AttributeTok"/>
-        </w:rPr>
-        <w:t xml:space="preserve"> </w:t>
-      </w:r>
-      <w:r>
-        <w:rPr>
-          <w:rStyle w:val="StringTok"/>
-        </w:rPr>
-        <w:t xml:space="preserve">"kolejka odbioru dwukrotnie przekroczyła limit"</w:t>
-      </w:r>
-      <w:r>
-        <w:br/>
-      </w:r>
-      <w:r>
-        <w:br/>
-      </w:r>
-      <w:r>
-        <w:rPr>
-          <w:rStyle w:val="AttributeTok"/>
-        </w:rPr>
-        <w:t xml:space="preserve">  </w:t>
-      </w:r>
-      <w:r>
-        <w:rPr>
-          <w:rStyle w:val="FunctionTok"/>
-        </w:rPr>
-        <w:t xml:space="preserve">decisions</w:t>
-      </w:r>
-      <w:r>
-        <w:rPr>
-          <w:rStyle w:val="KeywordTok"/>
-        </w:rPr>
-        <w:t xml:space="preserve">:</w:t>
-      </w:r>
-      <w:r>
-        <w:br/>
-      </w:r>
-      <w:r>
-        <w:rPr>
-          <w:rStyle w:val="AttributeTok"/>
-        </w:rPr>
-        <w:t xml:space="preserve">    </w:t>
-      </w:r>
-      <w:r>
-        <w:rPr>
-          <w:rStyle w:val="FunctionTok"/>
-        </w:rPr>
-        <w:t xml:space="preserve">keep</w:t>
-      </w:r>
-      <w:r>
-        <w:rPr>
-          <w:rStyle w:val="KeywordTok"/>
-        </w:rPr>
-        <w:t xml:space="preserve">:</w:t>
-      </w:r>
-      <w:r>
-        <w:rPr>
-          <w:rStyle w:val="AttributeTok"/>
-        </w:rPr>
-        <w:t xml:space="preserve"> </w:t>
-      </w:r>
-      <w:r>
-        <w:rPr>
-          <w:rStyle w:val="StringTok"/>
-        </w:rPr>
-        <w:t xml:space="preserve">"niezależny review dla zmian wysokiego ryzyka"</w:t>
-      </w:r>
-      <w:r>
-        <w:br/>
-      </w:r>
-      <w:r>
-        <w:rPr>
-          <w:rStyle w:val="AttributeTok"/>
-        </w:rPr>
-        <w:t xml:space="preserve">    </w:t>
-      </w:r>
-      <w:r>
-        <w:rPr>
-          <w:rStyle w:val="FunctionTok"/>
-        </w:rPr>
-        <w:t xml:space="preserve">remove</w:t>
-      </w:r>
-      <w:r>
-        <w:rPr>
-          <w:rStyle w:val="KeywordTok"/>
-        </w:rPr>
-        <w:t xml:space="preserve">:</w:t>
-      </w:r>
-      <w:r>
-        <w:rPr>
-          <w:rStyle w:val="AttributeTok"/>
-        </w:rPr>
-        <w:t xml:space="preserve"> </w:t>
-      </w:r>
-      <w:r>
-        <w:rPr>
-          <w:rStyle w:val="StringTok"/>
-        </w:rPr>
-        <w:t xml:space="preserve">"podwójne odpowiedzi dla zmian mechanicznych"</w:t>
-      </w:r>
-      <w:r>
-        <w:br/>
-      </w:r>
-      <w:r>
-        <w:rPr>
-          <w:rStyle w:val="AttributeTok"/>
-        </w:rPr>
-        <w:t xml:space="preserve">    </w:t>
-      </w:r>
-      <w:r>
-        <w:rPr>
-          <w:rStyle w:val="FunctionTok"/>
-        </w:rPr>
-        <w:t xml:space="preserve">automate</w:t>
-      </w:r>
-      <w:r>
-        <w:rPr>
-          <w:rStyle w:val="KeywordTok"/>
-        </w:rPr>
-        <w:t xml:space="preserve">:</w:t>
-      </w:r>
-      <w:r>
-        <w:rPr>
-          <w:rStyle w:val="AttributeTok"/>
-        </w:rPr>
-        <w:t xml:space="preserve"> </w:t>
-      </w:r>
-      <w:r>
-        <w:rPr>
-          <w:rStyle w:val="StringTok"/>
-        </w:rPr>
-        <w:t xml:space="preserve">"zapis czasu gotowości wyniku"</w:t>
-      </w:r>
-      <w:r>
-        <w:br/>
-      </w:r>
-      <w:r>
-        <w:rPr>
-          <w:rStyle w:val="AttributeTok"/>
-        </w:rPr>
-        <w:t xml:space="preserve">    </w:t>
-      </w:r>
-      <w:r>
-        <w:rPr>
-          <w:rStyle w:val="FunctionTok"/>
-        </w:rPr>
-        <w:t xml:space="preserve">experiment</w:t>
-      </w:r>
-      <w:r>
-        <w:rPr>
-          <w:rStyle w:val="KeywordTok"/>
-        </w:rPr>
-        <w:t xml:space="preserve">:</w:t>
-      </w:r>
-      <w:r>
-        <w:rPr>
-          <w:rStyle w:val="AttributeTok"/>
-        </w:rPr>
-        <w:t xml:space="preserve"> </w:t>
-      </w:r>
-      <w:r>
-        <w:rPr>
-          <w:rStyle w:val="StringTok"/>
-        </w:rPr>
-        <w:t xml:space="preserve">"odbiór wyników o 11:30 i 15:30"</w:t>
-      </w:r>
-      <w:r>
-        <w:br/>
-      </w:r>
-      <w:r>
-        <w:br/>
-      </w:r>
-      <w:r>
-        <w:rPr>
-          <w:rStyle w:val="AttributeTok"/>
-        </w:rPr>
-        <w:t xml:space="preserve">  </w:t>
-      </w:r>
-      <w:r>
-        <w:rPr>
-          <w:rStyle w:val="FunctionTok"/>
-        </w:rPr>
-        <w:t xml:space="preserve">owner</w:t>
-      </w:r>
-      <w:r>
-        <w:rPr>
-          <w:rStyle w:val="KeywordTok"/>
-        </w:rPr>
-        <w:t xml:space="preserve">:</w:t>
-      </w:r>
-      <w:r>
-        <w:rPr>
-          <w:rStyle w:val="AttributeTok"/>
-        </w:rPr>
-        <w:t xml:space="preserve"> </w:t>
-      </w:r>
-      <w:r>
-        <w:rPr>
-          <w:rStyle w:val="StringTok"/>
-        </w:rPr>
-        <w:t xml:space="preserve">"human:programmer"</w:t>
-      </w:r>
-      <w:r>
-        <w:br/>
-      </w:r>
-      <w:r>
-        <w:rPr>
-          <w:rStyle w:val="AttributeTok"/>
-        </w:rPr>
-        <w:t xml:space="preserve">  </w:t>
-      </w:r>
-      <w:r>
-        <w:rPr>
-          <w:rStyle w:val="FunctionTok"/>
-        </w:rPr>
-        <w:t xml:space="preserve">review_after</w:t>
-      </w:r>
-      <w:r>
-        <w:rPr>
-          <w:rStyle w:val="KeywordTok"/>
-        </w:rPr>
-        <w:t xml:space="preserve">:</w:t>
-      </w:r>
-      <w:r>
-        <w:rPr>
-          <w:rStyle w:val="AttributeTok"/>
-        </w:rPr>
-        <w:t xml:space="preserve"> </w:t>
-      </w:r>
-      <w:r>
-        <w:rPr>
-          <w:rStyle w:val="StringTok"/>
-        </w:rPr>
-        <w:t xml:space="preserve">"7d"</w:t>
-      </w:r>
-    </w:p>
-    <w:bookmarkEnd w:id="82"/>
-    <w:bookmarkStart w:id="83" w:name="cztery-pytania"/>
-    <w:p>
-      <w:pPr>
-        <w:pStyle w:val="Heading2"/>
-      </w:pPr>
-      <w:r>
-        <w:t xml:space="preserve">11.3 Cztery pytania</w:t>
+        <w:t xml:space="preserve">11.4 Pierwsze trzydzieści dni</w:t>
       </w:r>
     </w:p>
     <w:p>
@@ -9781,13 +9705,13 @@
           <w:b/>
           <w:bCs/>
         </w:rPr>
-        <w:t xml:space="preserve">Co zachować?</w:t>
-      </w:r>
-      <w:r>
-        <w:t xml:space="preserve"> </w:t>
-      </w:r>
-      <w:r>
-        <w:t xml:space="preserve">Wskaż praktykę i dowód, nie ogólne odczucie.</w:t>
+        <w:t xml:space="preserve">Tydzień 1:</w:t>
+      </w:r>
+      <w:r>
+        <w:t xml:space="preserve"> </w:t>
+      </w:r>
+      <w:r>
+        <w:t xml:space="preserve">tylko pomiar stanu bazowego i Human WIP = 1.</w:t>
       </w:r>
     </w:p>
     <w:p>
@@ -9803,13 +9727,13 @@
           <w:b/>
           <w:bCs/>
         </w:rPr>
-        <w:t xml:space="preserve">Co usunąć?</w:t>
-      </w:r>
-      <w:r>
-        <w:t xml:space="preserve"> </w:t>
-      </w:r>
-      <w:r>
-        <w:t xml:space="preserve">Usuń krok, który nie zmienia decyzji ani jakości.</w:t>
+        <w:t xml:space="preserve">Tydzień 2:</w:t>
+      </w:r>
+      <w:r>
+        <w:t xml:space="preserve"> </w:t>
+      </w:r>
+      <w:r>
+        <w:t xml:space="preserve">kolejka odbioru oraz stałe okna review.</w:t>
       </w:r>
     </w:p>
     <w:p>
@@ -9825,13 +9749,13 @@
           <w:b/>
           <w:bCs/>
         </w:rPr>
-        <w:t xml:space="preserve">Co zautomatyzować?</w:t>
-      </w:r>
-      <w:r>
-        <w:t xml:space="preserve"> </w:t>
-      </w:r>
-      <w:r>
-        <w:t xml:space="preserve">Wybierz powtarzalną czynność z jednoznacznym wynikiem.</w:t>
+        <w:t xml:space="preserve">Tydzień 3:</w:t>
+      </w:r>
+      <w:r>
+        <w:t xml:space="preserve"> </w:t>
+      </w:r>
+      <w:r>
+        <w:t xml:space="preserve">rozdzielenie ról dwóch modeli dla jednej klasy zadań.</w:t>
       </w:r>
     </w:p>
     <w:p>
@@ -9847,13 +9771,13 @@
           <w:b/>
           <w:bCs/>
         </w:rPr>
-        <w:t xml:space="preserve">Co sprawdzić?</w:t>
-      </w:r>
-      <w:r>
-        <w:t xml:space="preserve"> </w:t>
-      </w:r>
-      <w:r>
-        <w:t xml:space="preserve">Zmień jedną hipotezę i określ warunek zatrzymania.</w:t>
+        <w:t xml:space="preserve">Tydzień 4:</w:t>
+      </w:r>
+      <w:r>
+        <w:t xml:space="preserve"> </w:t>
+      </w:r>
+      <w:r>
+        <w:t xml:space="preserve">budżety, plan degradacji i pierwszy Process Pack.</w:t>
       </w:r>
     </w:p>
     <w:p>
@@ -9861,142 +9785,30 @@
         <w:pStyle w:val="FirstParagraph"/>
       </w:pPr>
       <w:r>
-        <w:t xml:space="preserve">Jeżeli wynik jest niejednoznaczny, nie wymuszaj werdyktu. Zapisz brakujące dane</w:t>
-      </w:r>
-      <w:r>
-        <w:t xml:space="preserve"> </w:t>
-      </w:r>
-      <w:r>
-        <w:t xml:space="preserve">i zaprojektuj mniejszą próbę.</w:t>
+        <w:t xml:space="preserve">Po miesiącu powinieneś mieć mniej zasad niż na początku, ale każda z nich</w:t>
+      </w:r>
+      <w:r>
+        <w:t xml:space="preserve"> </w:t>
+      </w:r>
+      <w:r>
+        <w:t xml:space="preserve">powinna być oparta na obserwacji. Celem nie jest maksymalna autonomia. Celem</w:t>
+      </w:r>
+      <w:r>
+        <w:t xml:space="preserve"> </w:t>
+      </w:r>
+      <w:r>
+        <w:t xml:space="preserve">jest system pracy, który potrafi wyjaśnić, dlaczego dany poziom autonomii jest</w:t>
+      </w:r>
+      <w:r>
+        <w:t xml:space="preserve"> </w:t>
+      </w:r>
+      <w:r>
+        <w:t xml:space="preserve">w tej chwili bezpieczny i opłacalny.</w:t>
       </w:r>
     </w:p>
     <w:bookmarkEnd w:id="83"/>
-    <w:bookmarkStart w:id="84" w:name="pierwsze-trzydzieści-dni"/>
-    <w:p>
-      <w:pPr>
-        <w:pStyle w:val="Heading2"/>
-      </w:pPr>
-      <w:r>
-        <w:t xml:space="preserve">11.4 Pierwsze trzydzieści dni</w:t>
-      </w:r>
-    </w:p>
-    <w:p>
-      <w:pPr>
-        <w:pStyle w:val="Compact"/>
-        <w:numPr>
-          <w:ilvl w:val="0"/>
-          <w:numId w:val="1033"/>
-        </w:numPr>
-      </w:pPr>
-      <w:r>
-        <w:rPr>
-          <w:b/>
-          <w:bCs/>
-        </w:rPr>
-        <w:t xml:space="preserve">Tydzień 1:</w:t>
-      </w:r>
-      <w:r>
-        <w:t xml:space="preserve"> </w:t>
-      </w:r>
-      <w:r>
-        <w:t xml:space="preserve">tylko pomiar stanu bazowego i Human WIP = 1.</w:t>
-      </w:r>
-    </w:p>
-    <w:p>
-      <w:pPr>
-        <w:pStyle w:val="Compact"/>
-        <w:numPr>
-          <w:ilvl w:val="0"/>
-          <w:numId w:val="1033"/>
-        </w:numPr>
-      </w:pPr>
-      <w:r>
-        <w:rPr>
-          <w:b/>
-          <w:bCs/>
-        </w:rPr>
-        <w:t xml:space="preserve">Tydzień 2:</w:t>
-      </w:r>
-      <w:r>
-        <w:t xml:space="preserve"> </w:t>
-      </w:r>
-      <w:r>
-        <w:t xml:space="preserve">kolejka odbioru oraz stałe okna review.</w:t>
-      </w:r>
-    </w:p>
-    <w:p>
-      <w:pPr>
-        <w:pStyle w:val="Compact"/>
-        <w:numPr>
-          <w:ilvl w:val="0"/>
-          <w:numId w:val="1033"/>
-        </w:numPr>
-      </w:pPr>
-      <w:r>
-        <w:rPr>
-          <w:b/>
-          <w:bCs/>
-        </w:rPr>
-        <w:t xml:space="preserve">Tydzień 3:</w:t>
-      </w:r>
-      <w:r>
-        <w:t xml:space="preserve"> </w:t>
-      </w:r>
-      <w:r>
-        <w:t xml:space="preserve">rozdzielenie ról dwóch modeli dla jednej klasy zadań.</w:t>
-      </w:r>
-    </w:p>
-    <w:p>
-      <w:pPr>
-        <w:pStyle w:val="Compact"/>
-        <w:numPr>
-          <w:ilvl w:val="0"/>
-          <w:numId w:val="1033"/>
-        </w:numPr>
-      </w:pPr>
-      <w:r>
-        <w:rPr>
-          <w:b/>
-          <w:bCs/>
-        </w:rPr>
-        <w:t xml:space="preserve">Tydzień 4:</w:t>
-      </w:r>
-      <w:r>
-        <w:t xml:space="preserve"> </w:t>
-      </w:r>
-      <w:r>
-        <w:t xml:space="preserve">budżety, plan degradacji i pierwszy Process Pack.</w:t>
-      </w:r>
-    </w:p>
-    <w:p>
-      <w:pPr>
-        <w:pStyle w:val="FirstParagraph"/>
-      </w:pPr>
-      <w:r>
-        <w:t xml:space="preserve">Po miesiącu powinieneś mieć mniej zasad niż na początku, ale każda z nich</w:t>
-      </w:r>
-      <w:r>
-        <w:t xml:space="preserve"> </w:t>
-      </w:r>
-      <w:r>
-        <w:t xml:space="preserve">powinna być oparta na obserwacji. Celem nie jest maksymalna autonomia. Celem</w:t>
-      </w:r>
-      <w:r>
-        <w:t xml:space="preserve"> </w:t>
-      </w:r>
-      <w:r>
-        <w:t xml:space="preserve">jest system pracy, który potrafi wyjaśnić, dlaczego dany poziom autonomii jest</w:t>
-      </w:r>
-      <w:r>
-        <w:t xml:space="preserve"> </w:t>
-      </w:r>
-      <w:r>
-        <w:t xml:space="preserve">w tej chwili bezpieczny i opłacalny.</w:t>
-      </w:r>
-    </w:p>
     <w:bookmarkEnd w:id="84"/>
-    <w:bookmarkEnd w:id="85"/>
-    <w:bookmarkStart w:id="95" w:name="od-soa-do-poa-uri-process"/>
+    <w:bookmarkStart w:id="94" w:name="od-soa-do-poa-uri-process"/>
     <w:p>
       <w:pPr>
         <w:pStyle w:val="Heading1"/>
@@ -10378,18 +10190,18 @@
           <wp:inline>
             <wp:extent cx="5334000" cy="2489200"/>
             <wp:effectExtent b="0" l="0" r="0" t="0"/>
-            <wp:docPr descr="Relacja usługi, procesu URI, routera i dowodu wykonania." title="" id="87" name="Picture"/>
+            <wp:docPr descr="Relacja usługi, procesu URI, routera i dowodu wykonania." title="" id="86" name="Picture"/>
             <a:graphic>
               <a:graphicData uri="http://schemas.openxmlformats.org/drawingml/2006/picture">
                 <pic:pic>
                   <pic:nvPicPr>
-                    <pic:cNvPr descr="chapters/../figures/soa-poa-uri-process.png" id="88" name="Picture"/>
+                    <pic:cNvPr descr="chapters/../figures/soa-poa-uri-process.png" id="87" name="Picture"/>
                     <pic:cNvPicPr>
                       <a:picLocks noChangeArrowheads="1" noChangeAspect="1"/>
                     </pic:cNvPicPr>
                   </pic:nvPicPr>
                   <pic:blipFill>
-                    <a:blip r:embed="rId86"/>
+                    <a:blip r:embed="rId85"/>
                     <a:stretch>
                       <a:fillRect/>
                     </a:stretch>
@@ -10424,7 +10236,7 @@
         <w:t xml:space="preserve">Relacja usługi, procesu URI, routera i dowodu wykonania.</w:t>
       </w:r>
     </w:p>
-    <w:bookmarkStart w:id="89" w:name="uri-jest-nazwą-nie-transportem"/>
+    <w:bookmarkStart w:id="88" w:name="uri-jest-nazwą-nie-transportem"/>
     <w:p>
       <w:pPr>
         <w:pStyle w:val="Heading2"/>
@@ -10535,14 +10347,628 @@
         <w:t xml:space="preserve">przenosi tę zasadę z reprezentacji zasobów na wykonywalne operacje.</w:t>
       </w:r>
     </w:p>
+    <w:bookmarkEnd w:id="88"/>
+    <w:bookmarkStart w:id="89" w:name="kontrakt-procesu"/>
+    <w:p>
+      <w:pPr>
+        <w:pStyle w:val="Heading2"/>
+      </w:pPr>
+      <w:r>
+        <w:t xml:space="preserve">12.2 Kontrakt procesu</w:t>
+      </w:r>
+    </w:p>
+    <w:p>
+      <w:pPr>
+        <w:pStyle w:val="FirstParagraph"/>
+      </w:pPr>
+      <w:r>
+        <w:t xml:space="preserve">Minimalny proces zawiera:</w:t>
+      </w:r>
+    </w:p>
+    <w:p>
+      <w:pPr>
+        <w:pStyle w:val="SourceCode"/>
+      </w:pPr>
+      <w:r>
+        <w:rPr>
+          <w:rStyle w:val="FunctionTok"/>
+        </w:rPr>
+        <w:t xml:space="preserve">{</w:t>
+      </w:r>
+      <w:r>
+        <w:br/>
+      </w:r>
+      <w:r>
+        <w:rPr>
+          <w:rStyle w:val="NormalTok"/>
+        </w:rPr>
+        <w:t xml:space="preserve">  </w:t>
+      </w:r>
+      <w:r>
+        <w:rPr>
+          <w:rStyle w:val="DataTypeTok"/>
+        </w:rPr>
+        <w:t xml:space="preserve">"id"</w:t>
+      </w:r>
+      <w:r>
+        <w:rPr>
+          <w:rStyle w:val="FunctionTok"/>
+        </w:rPr>
+        <w:t xml:space="preserve">:</w:t>
+      </w:r>
+      <w:r>
+        <w:rPr>
+          <w:rStyle w:val="NormalTok"/>
+        </w:rPr>
+        <w:t xml:space="preserve"> </w:t>
+      </w:r>
+      <w:r>
+        <w:rPr>
+          <w:rStyle w:val="StringTok"/>
+        </w:rPr>
+        <w:t xml:space="preserve">"publish"</w:t>
+      </w:r>
+      <w:r>
+        <w:rPr>
+          <w:rStyle w:val="FunctionTok"/>
+        </w:rPr>
+        <w:t xml:space="preserve">,</w:t>
+      </w:r>
+      <w:r>
+        <w:br/>
+      </w:r>
+      <w:r>
+        <w:rPr>
+          <w:rStyle w:val="NormalTok"/>
+        </w:rPr>
+        <w:t xml:space="preserve">  </w:t>
+      </w:r>
+      <w:r>
+        <w:rPr>
+          <w:rStyle w:val="DataTypeTok"/>
+        </w:rPr>
+        <w:t xml:space="preserve">"name"</w:t>
+      </w:r>
+      <w:r>
+        <w:rPr>
+          <w:rStyle w:val="FunctionTok"/>
+        </w:rPr>
+        <w:t xml:space="preserve">:</w:t>
+      </w:r>
+      <w:r>
+        <w:rPr>
+          <w:rStyle w:val="NormalTok"/>
+        </w:rPr>
+        <w:t xml:space="preserve"> </w:t>
+      </w:r>
+      <w:r>
+        <w:rPr>
+          <w:rStyle w:val="StringTok"/>
+        </w:rPr>
+        <w:t xml:space="preserve">"Opublikuj wydanie"</w:t>
+      </w:r>
+      <w:r>
+        <w:rPr>
+          <w:rStyle w:val="FunctionTok"/>
+        </w:rPr>
+        <w:t xml:space="preserve">,</w:t>
+      </w:r>
+      <w:r>
+        <w:br/>
+      </w:r>
+      <w:r>
+        <w:rPr>
+          <w:rStyle w:val="NormalTok"/>
+        </w:rPr>
+        <w:t xml:space="preserve">  </w:t>
+      </w:r>
+      <w:r>
+        <w:rPr>
+          <w:rStyle w:val="DataTypeTok"/>
+        </w:rPr>
+        <w:t xml:space="preserve">"actor"</w:t>
+      </w:r>
+      <w:r>
+        <w:rPr>
+          <w:rStyle w:val="FunctionTok"/>
+        </w:rPr>
+        <w:t xml:space="preserve">:</w:t>
+      </w:r>
+      <w:r>
+        <w:rPr>
+          <w:rStyle w:val="NormalTok"/>
+        </w:rPr>
+        <w:t xml:space="preserve"> </w:t>
+      </w:r>
+      <w:r>
+        <w:rPr>
+          <w:rStyle w:val="StringTok"/>
+        </w:rPr>
+        <w:t xml:space="preserve">"system"</w:t>
+      </w:r>
+      <w:r>
+        <w:rPr>
+          <w:rStyle w:val="FunctionTok"/>
+        </w:rPr>
+        <w:t xml:space="preserve">,</w:t>
+      </w:r>
+      <w:r>
+        <w:br/>
+      </w:r>
+      <w:r>
+        <w:rPr>
+          <w:rStyle w:val="NormalTok"/>
+        </w:rPr>
+        <w:t xml:space="preserve">  </w:t>
+      </w:r>
+      <w:r>
+        <w:rPr>
+          <w:rStyle w:val="DataTypeTok"/>
+        </w:rPr>
+        <w:t xml:space="preserve">"uri"</w:t>
+      </w:r>
+      <w:r>
+        <w:rPr>
+          <w:rStyle w:val="FunctionTok"/>
+        </w:rPr>
+        <w:t xml:space="preserve">:</w:t>
+      </w:r>
+      <w:r>
+        <w:rPr>
+          <w:rStyle w:val="NormalTok"/>
+        </w:rPr>
+        <w:t xml:space="preserve"> </w:t>
+      </w:r>
+      <w:r>
+        <w:rPr>
+          <w:rStyle w:val="StringTok"/>
+        </w:rPr>
+        <w:t xml:space="preserve">"plesk://host/site/command/sync"</w:t>
+      </w:r>
+      <w:r>
+        <w:rPr>
+          <w:rStyle w:val="FunctionTok"/>
+        </w:rPr>
+        <w:t xml:space="preserve">,</w:t>
+      </w:r>
+      <w:r>
+        <w:br/>
+      </w:r>
+      <w:r>
+        <w:rPr>
+          <w:rStyle w:val="NormalTok"/>
+        </w:rPr>
+        <w:t xml:space="preserve">  </w:t>
+      </w:r>
+      <w:r>
+        <w:rPr>
+          <w:rStyle w:val="DataTypeTok"/>
+        </w:rPr>
+        <w:t xml:space="preserve">"payload"</w:t>
+      </w:r>
+      <w:r>
+        <w:rPr>
+          <w:rStyle w:val="FunctionTok"/>
+        </w:rPr>
+        <w:t xml:space="preserve">:</w:t>
+      </w:r>
+      <w:r>
+        <w:rPr>
+          <w:rStyle w:val="NormalTok"/>
+        </w:rPr>
+        <w:t xml:space="preserve"> </w:t>
+      </w:r>
+      <w:r>
+        <w:rPr>
+          <w:rStyle w:val="FunctionTok"/>
+        </w:rPr>
+        <w:t xml:space="preserve">{</w:t>
+      </w:r>
+      <w:r>
+        <w:rPr>
+          <w:rStyle w:val="DataTypeTok"/>
+        </w:rPr>
+        <w:t xml:space="preserve">"source_dir"</w:t>
+      </w:r>
+      <w:r>
+        <w:rPr>
+          <w:rStyle w:val="FunctionTok"/>
+        </w:rPr>
+        <w:t xml:space="preserve">:</w:t>
+      </w:r>
+      <w:r>
+        <w:rPr>
+          <w:rStyle w:val="NormalTok"/>
+        </w:rPr>
+        <w:t xml:space="preserve"> </w:t>
+      </w:r>
+      <w:r>
+        <w:rPr>
+          <w:rStyle w:val="StringTok"/>
+        </w:rPr>
+        <w:t xml:space="preserve">"dist"</w:t>
+      </w:r>
+      <w:r>
+        <w:rPr>
+          <w:rStyle w:val="FunctionTok"/>
+        </w:rPr>
+        <w:t xml:space="preserve">},</w:t>
+      </w:r>
+      <w:r>
+        <w:br/>
+      </w:r>
+      <w:r>
+        <w:rPr>
+          <w:rStyle w:val="NormalTok"/>
+        </w:rPr>
+        <w:t xml:space="preserve">  </w:t>
+      </w:r>
+      <w:r>
+        <w:rPr>
+          <w:rStyle w:val="DataTypeTok"/>
+        </w:rPr>
+        <w:t xml:space="preserve">"depends_on"</w:t>
+      </w:r>
+      <w:r>
+        <w:rPr>
+          <w:rStyle w:val="FunctionTok"/>
+        </w:rPr>
+        <w:t xml:space="preserve">:</w:t>
+      </w:r>
+      <w:r>
+        <w:rPr>
+          <w:rStyle w:val="NormalTok"/>
+        </w:rPr>
+        <w:t xml:space="preserve"> </w:t>
+      </w:r>
+      <w:r>
+        <w:rPr>
+          <w:rStyle w:val="OtherTok"/>
+        </w:rPr>
+        <w:t xml:space="preserve">[</w:t>
+      </w:r>
+      <w:r>
+        <w:rPr>
+          <w:rStyle w:val="StringTok"/>
+        </w:rPr>
+        <w:t xml:space="preserve">"verify"</w:t>
+      </w:r>
+      <w:r>
+        <w:rPr>
+          <w:rStyle w:val="OtherTok"/>
+        </w:rPr>
+        <w:t xml:space="preserve">]</w:t>
+      </w:r>
+      <w:r>
+        <w:rPr>
+          <w:rStyle w:val="FunctionTok"/>
+        </w:rPr>
+        <w:t xml:space="preserve">,</w:t>
+      </w:r>
+      <w:r>
+        <w:br/>
+      </w:r>
+      <w:r>
+        <w:rPr>
+          <w:rStyle w:val="NormalTok"/>
+        </w:rPr>
+        <w:t xml:space="preserve">  </w:t>
+      </w:r>
+      <w:r>
+        <w:rPr>
+          <w:rStyle w:val="DataTypeTok"/>
+        </w:rPr>
+        <w:t xml:space="preserve">"human_approval"</w:t>
+      </w:r>
+      <w:r>
+        <w:rPr>
+          <w:rStyle w:val="FunctionTok"/>
+        </w:rPr>
+        <w:t xml:space="preserve">:</w:t>
+      </w:r>
+      <w:r>
+        <w:rPr>
+          <w:rStyle w:val="NormalTok"/>
+        </w:rPr>
+        <w:t xml:space="preserve"> </w:t>
+      </w:r>
+      <w:r>
+        <w:rPr>
+          <w:rStyle w:val="KeywordTok"/>
+        </w:rPr>
+        <w:t xml:space="preserve">true</w:t>
+      </w:r>
+      <w:r>
+        <w:rPr>
+          <w:rStyle w:val="FunctionTok"/>
+        </w:rPr>
+        <w:t xml:space="preserve">,</w:t>
+      </w:r>
+      <w:r>
+        <w:br/>
+      </w:r>
+      <w:r>
+        <w:rPr>
+          <w:rStyle w:val="NormalTok"/>
+        </w:rPr>
+        <w:t xml:space="preserve">  </w:t>
+      </w:r>
+      <w:r>
+        <w:rPr>
+          <w:rStyle w:val="DataTypeTok"/>
+        </w:rPr>
+        <w:t xml:space="preserve">"timeout_seconds"</w:t>
+      </w:r>
+      <w:r>
+        <w:rPr>
+          <w:rStyle w:val="FunctionTok"/>
+        </w:rPr>
+        <w:t xml:space="preserve">:</w:t>
+      </w:r>
+      <w:r>
+        <w:rPr>
+          <w:rStyle w:val="NormalTok"/>
+        </w:rPr>
+        <w:t xml:space="preserve"> </w:t>
+      </w:r>
+      <w:r>
+        <w:rPr>
+          <w:rStyle w:val="DecValTok"/>
+        </w:rPr>
+        <w:t xml:space="preserve">120</w:t>
+      </w:r>
+      <w:r>
+        <w:rPr>
+          <w:rStyle w:val="FunctionTok"/>
+        </w:rPr>
+        <w:t xml:space="preserve">,</w:t>
+      </w:r>
+      <w:r>
+        <w:br/>
+      </w:r>
+      <w:r>
+        <w:rPr>
+          <w:rStyle w:val="NormalTok"/>
+        </w:rPr>
+        <w:t xml:space="preserve">  </w:t>
+      </w:r>
+      <w:r>
+        <w:rPr>
+          <w:rStyle w:val="DataTypeTok"/>
+        </w:rPr>
+        <w:t xml:space="preserve">"retries"</w:t>
+      </w:r>
+      <w:r>
+        <w:rPr>
+          <w:rStyle w:val="FunctionTok"/>
+        </w:rPr>
+        <w:t xml:space="preserve">:</w:t>
+      </w:r>
+      <w:r>
+        <w:rPr>
+          <w:rStyle w:val="NormalTok"/>
+        </w:rPr>
+        <w:t xml:space="preserve"> </w:t>
+      </w:r>
+      <w:r>
+        <w:rPr>
+          <w:rStyle w:val="DecValTok"/>
+        </w:rPr>
+        <w:t xml:space="preserve">1</w:t>
+      </w:r>
+      <w:r>
+        <w:br/>
+      </w:r>
+      <w:r>
+        <w:rPr>
+          <w:rStyle w:val="FunctionTok"/>
+        </w:rPr>
+        <w:t xml:space="preserve">}</w:t>
+      </w:r>
+    </w:p>
+    <w:p>
+      <w:pPr>
+        <w:pStyle w:val="FirstParagraph"/>
+      </w:pPr>
+      <w:r>
+        <w:t xml:space="preserve">Kontrakt oddziela:</w:t>
+      </w:r>
+    </w:p>
+    <w:p>
+      <w:pPr>
+        <w:pStyle w:val="Compact"/>
+        <w:numPr>
+          <w:ilvl w:val="0"/>
+          <w:numId w:val="1033"/>
+        </w:numPr>
+      </w:pPr>
+      <w:r>
+        <w:t xml:space="preserve">tożsamość kroku,</w:t>
+      </w:r>
+    </w:p>
+    <w:p>
+      <w:pPr>
+        <w:pStyle w:val="Compact"/>
+        <w:numPr>
+          <w:ilvl w:val="0"/>
+          <w:numId w:val="1033"/>
+        </w:numPr>
+      </w:pPr>
+      <w:r>
+        <w:t xml:space="preserve">aktora,</w:t>
+      </w:r>
+    </w:p>
+    <w:p>
+      <w:pPr>
+        <w:pStyle w:val="Compact"/>
+        <w:numPr>
+          <w:ilvl w:val="0"/>
+          <w:numId w:val="1033"/>
+        </w:numPr>
+      </w:pPr>
+      <w:r>
+        <w:t xml:space="preserve">logiczny adres procesu,</w:t>
+      </w:r>
+    </w:p>
+    <w:p>
+      <w:pPr>
+        <w:pStyle w:val="Compact"/>
+        <w:numPr>
+          <w:ilvl w:val="0"/>
+          <w:numId w:val="1033"/>
+        </w:numPr>
+      </w:pPr>
+      <w:r>
+        <w:t xml:space="preserve">dane wejściowe,</w:t>
+      </w:r>
+    </w:p>
+    <w:p>
+      <w:pPr>
+        <w:pStyle w:val="Compact"/>
+        <w:numPr>
+          <w:ilvl w:val="0"/>
+          <w:numId w:val="1033"/>
+        </w:numPr>
+      </w:pPr>
+      <w:r>
+        <w:t xml:space="preserve">zależności,</w:t>
+      </w:r>
+    </w:p>
+    <w:p>
+      <w:pPr>
+        <w:pStyle w:val="Compact"/>
+        <w:numPr>
+          <w:ilvl w:val="0"/>
+          <w:numId w:val="1033"/>
+        </w:numPr>
+      </w:pPr>
+      <w:r>
+        <w:t xml:space="preserve">approval,</w:t>
+      </w:r>
+    </w:p>
+    <w:p>
+      <w:pPr>
+        <w:pStyle w:val="Compact"/>
+        <w:numPr>
+          <w:ilvl w:val="0"/>
+          <w:numId w:val="1033"/>
+        </w:numPr>
+      </w:pPr>
+      <w:r>
+        <w:t xml:space="preserve">zachowanie czasu i ponowień.</w:t>
+      </w:r>
+    </w:p>
+    <w:p>
+      <w:pPr>
+        <w:pStyle w:val="FirstParagraph"/>
+      </w:pPr>
+      <w:r>
+        <w:t xml:space="preserve">Lista takich obiektów tworzy mały DAG. Zależności są walidowane przed</w:t>
+      </w:r>
+      <w:r>
+        <w:t xml:space="preserve"> </w:t>
+      </w:r>
+      <w:r>
+        <w:t xml:space="preserve">wykonaniem, a cykl jest błędem kontraktu, nie problemem odkrywanym dopiero</w:t>
+      </w:r>
+      <w:r>
+        <w:t xml:space="preserve"> </w:t>
+      </w:r>
+      <w:r>
+        <w:t xml:space="preserve">podczas dispatchu.</w:t>
+      </w:r>
+    </w:p>
     <w:bookmarkEnd w:id="89"/>
-    <w:bookmarkStart w:id="90" w:name="kontrakt-procesu"/>
+    <w:bookmarkStart w:id="90" w:name="od-bindings-do-dowodu"/>
     <w:p>
       <w:pPr>
         <w:pStyle w:val="Heading2"/>
       </w:pPr>
       <w:r>
-        <w:t xml:space="preserve">12.2 Kontrakt procesu</w:t>
+        <w:t xml:space="preserve">12.3 Od bindings do dowodu</w:t>
+      </w:r>
+    </w:p>
+    <w:p>
+      <w:pPr>
+        <w:pStyle w:val="SourceCode"/>
+      </w:pPr>
+      <w:r>
+        <w:rPr>
+          <w:rStyle w:val="VerbatimChar"/>
+        </w:rPr>
+        <w:t xml:space="preserve">deklaracja connectora</w:t>
+      </w:r>
+      <w:r>
+        <w:br/>
+      </w:r>
+      <w:r>
+        <w:rPr>
+          <w:rStyle w:val="VerbatimChar"/>
+        </w:rPr>
+        <w:t xml:space="preserve">  -&gt; bindings + schema</w:t>
+      </w:r>
+      <w:r>
+        <w:br/>
+      </w:r>
+      <w:r>
+        <w:rPr>
+          <w:rStyle w:val="VerbatimChar"/>
+        </w:rPr>
+        <w:t xml:space="preserve">  -&gt; skompilowane registry</w:t>
+      </w:r>
+      <w:r>
+        <w:br/>
+      </w:r>
+      <w:r>
+        <w:rPr>
+          <w:rStyle w:val="VerbatimChar"/>
+        </w:rPr>
+        <w:t xml:space="preserve">  -&gt; routing diagnosis</w:t>
+      </w:r>
+      <w:r>
+        <w:br/>
+      </w:r>
+      <w:r>
+        <w:rPr>
+          <w:rStyle w:val="VerbatimChar"/>
+        </w:rPr>
+        <w:t xml:space="preserve">  -&gt; policy / grant</w:t>
+      </w:r>
+      <w:r>
+        <w:br/>
+      </w:r>
+      <w:r>
+        <w:rPr>
+          <w:rStyle w:val="VerbatimChar"/>
+        </w:rPr>
+        <w:t xml:space="preserve">  -&gt; dispatch przez adapter</w:t>
+      </w:r>
+      <w:r>
+        <w:br/>
+      </w:r>
+      <w:r>
+        <w:rPr>
+          <w:rStyle w:val="VerbatimChar"/>
+        </w:rPr>
+        <w:t xml:space="preserve">  -&gt; walidacja outputu</w:t>
+      </w:r>
+      <w:r>
+        <w:br/>
+      </w:r>
+      <w:r>
+        <w:rPr>
+          <w:rStyle w:val="VerbatimChar"/>
+        </w:rPr>
+        <w:t xml:space="preserve">  -&gt; EQL read-back</w:t>
+      </w:r>
+      <w:r>
+        <w:br/>
+      </w:r>
+      <w:r>
+        <w:rPr>
+          <w:rStyle w:val="VerbatimChar"/>
+        </w:rPr>
+        <w:t xml:space="preserve">  -&gt; journal + artifact</w:t>
       </w:r>
     </w:p>
     <w:p>
@@ -10550,7 +10976,94 @@
         <w:pStyle w:val="FirstParagraph"/>
       </w:pPr>
       <w:r>
-        <w:t xml:space="preserve">Minimalny proces zawiera:</w:t>
+        <w:rPr>
+          <w:rStyle w:val="VerbatimChar"/>
+        </w:rPr>
+        <w:t xml:space="preserve">query</w:t>
+      </w:r>
+      <w:r>
+        <w:t xml:space="preserve"> </w:t>
+      </w:r>
+      <w:r>
+        <w:t xml:space="preserve">oznacza operację tylko do odczytu.</w:t>
+      </w:r>
+      <w:r>
+        <w:t xml:space="preserve"> </w:t>
+      </w:r>
+      <w:r>
+        <w:rPr>
+          <w:rStyle w:val="VerbatimChar"/>
+        </w:rPr>
+        <w:t xml:space="preserve">command</w:t>
+      </w:r>
+      <w:r>
+        <w:t xml:space="preserve"> </w:t>
+      </w:r>
+      <w:r>
+        <w:t xml:space="preserve">oznacza możliwy efekt</w:t>
+      </w:r>
+      <w:r>
+        <w:t xml:space="preserve"> </w:t>
+      </w:r>
+      <w:r>
+        <w:t xml:space="preserve">uboczny i wymaga polityki wykonania. Sama obecność słowa</w:t>
+      </w:r>
+      <w:r>
+        <w:t xml:space="preserve"> </w:t>
+      </w:r>
+      <w:r>
+        <w:rPr>
+          <w:rStyle w:val="VerbatimChar"/>
+        </w:rPr>
+        <w:t xml:space="preserve">command</w:t>
+      </w:r>
+      <w:r>
+        <w:t xml:space="preserve"> </w:t>
+      </w:r>
+      <w:r>
+        <w:t xml:space="preserve">w URI nie</w:t>
+      </w:r>
+      <w:r>
+        <w:t xml:space="preserve"> </w:t>
+      </w:r>
+      <w:r>
+        <w:t xml:space="preserve">jest jednak wystarczającym zabezpieczeniem. Docelowo efekt powinien być również</w:t>
+      </w:r>
+      <w:r>
+        <w:t xml:space="preserve"> </w:t>
+      </w:r>
+      <w:r>
+        <w:t xml:space="preserve">typowanym polem kontraktu, aby bramka nie opierała decyzji wyłącznie na parsowaniu</w:t>
+      </w:r>
+      <w:r>
+        <w:t xml:space="preserve"> </w:t>
+      </w:r>
+      <w:r>
+        <w:t xml:space="preserve">tekstu adresu.</w:t>
+      </w:r>
+    </w:p>
+    <w:bookmarkEnd w:id="90"/>
+    <w:bookmarkStart w:id="91" w:name="przykład-publikacji"/>
+    <w:p>
+      <w:pPr>
+        <w:pStyle w:val="Heading2"/>
+      </w:pPr>
+      <w:r>
+        <w:t xml:space="preserve">12.4 Przykład publikacji</w:t>
+      </w:r>
+    </w:p>
+    <w:p>
+      <w:pPr>
+        <w:pStyle w:val="FirstParagraph"/>
+      </w:pPr>
+      <w:r>
+        <w:t xml:space="preserve">Publikacja strony może korzystać z wielu usług, lecz pozostaje jednym procesem</w:t>
+      </w:r>
+      <w:r>
+        <w:t xml:space="preserve"> </w:t>
+      </w:r>
+      <w:r>
+        <w:t xml:space="preserve">biznesowym:</w:t>
       </w:r>
     </w:p>
     <w:p>
@@ -10559,399 +11072,63 @@
       </w:pPr>
       <w:r>
         <w:rPr>
-          <w:rStyle w:val="FunctionTok"/>
-        </w:rPr>
-        <w:t xml:space="preserve">{</w:t>
+          <w:rStyle w:val="VerbatimChar"/>
+        </w:rPr>
+        <w:t xml:space="preserve">repo://host/release/query/inventory</w:t>
       </w:r>
       <w:r>
         <w:br/>
       </w:r>
       <w:r>
         <w:rPr>
-          <w:rStyle w:val="NormalTok"/>
-        </w:rPr>
-        <w:t xml:space="preserve">  </w:t>
-      </w:r>
-      <w:r>
-        <w:rPr>
-          <w:rStyle w:val="DataTypeTok"/>
-        </w:rPr>
-        <w:t xml:space="preserve">"id"</w:t>
-      </w:r>
-      <w:r>
-        <w:rPr>
-          <w:rStyle w:val="FunctionTok"/>
-        </w:rPr>
-        <w:t xml:space="preserve">:</w:t>
-      </w:r>
-      <w:r>
-        <w:rPr>
-          <w:rStyle w:val="NormalTok"/>
-        </w:rPr>
-        <w:t xml:space="preserve"> </w:t>
-      </w:r>
-      <w:r>
-        <w:rPr>
-          <w:rStyle w:val="StringTok"/>
-        </w:rPr>
-        <w:t xml:space="preserve">"publish"</w:t>
-      </w:r>
-      <w:r>
-        <w:rPr>
-          <w:rStyle w:val="FunctionTok"/>
-        </w:rPr>
-        <w:t xml:space="preserve">,</w:t>
+          <w:rStyle w:val="VerbatimChar"/>
+        </w:rPr>
+        <w:t xml:space="preserve">  -&gt; book://host/release/command/build</w:t>
       </w:r>
       <w:r>
         <w:br/>
       </w:r>
       <w:r>
         <w:rPr>
-          <w:rStyle w:val="NormalTok"/>
-        </w:rPr>
-        <w:t xml:space="preserve">  </w:t>
-      </w:r>
-      <w:r>
-        <w:rPr>
-          <w:rStyle w:val="DataTypeTok"/>
-        </w:rPr>
-        <w:t xml:space="preserve">"name"</w:t>
-      </w:r>
-      <w:r>
-        <w:rPr>
-          <w:rStyle w:val="FunctionTok"/>
-        </w:rPr>
-        <w:t xml:space="preserve">:</w:t>
-      </w:r>
-      <w:r>
-        <w:rPr>
-          <w:rStyle w:val="NormalTok"/>
-        </w:rPr>
-        <w:t xml:space="preserve"> </w:t>
-      </w:r>
-      <w:r>
-        <w:rPr>
-          <w:rStyle w:val="StringTok"/>
-        </w:rPr>
-        <w:t xml:space="preserve">"Opublikuj wydanie"</w:t>
-      </w:r>
-      <w:r>
-        <w:rPr>
-          <w:rStyle w:val="FunctionTok"/>
-        </w:rPr>
-        <w:t xml:space="preserve">,</w:t>
+          <w:rStyle w:val="VerbatimChar"/>
+        </w:rPr>
+        <w:t xml:space="preserve">  -&gt; test://host/release/query/verify</w:t>
       </w:r>
       <w:r>
         <w:br/>
       </w:r>
       <w:r>
         <w:rPr>
-          <w:rStyle w:val="NormalTok"/>
-        </w:rPr>
-        <w:t xml:space="preserve">  </w:t>
-      </w:r>
-      <w:r>
-        <w:rPr>
-          <w:rStyle w:val="DataTypeTok"/>
-        </w:rPr>
-        <w:t xml:space="preserve">"actor"</w:t>
-      </w:r>
-      <w:r>
-        <w:rPr>
-          <w:rStyle w:val="FunctionTok"/>
-        </w:rPr>
-        <w:t xml:space="preserve">:</w:t>
-      </w:r>
-      <w:r>
-        <w:rPr>
-          <w:rStyle w:val="NormalTok"/>
-        </w:rPr>
-        <w:t xml:space="preserve"> </w:t>
-      </w:r>
-      <w:r>
-        <w:rPr>
-          <w:rStyle w:val="StringTok"/>
-        </w:rPr>
-        <w:t xml:space="preserve">"system"</w:t>
-      </w:r>
-      <w:r>
-        <w:rPr>
-          <w:rStyle w:val="FunctionTok"/>
-        </w:rPr>
-        <w:t xml:space="preserve">,</w:t>
+          <w:rStyle w:val="VerbatimChar"/>
+        </w:rPr>
+        <w:t xml:space="preserve">  -&gt; plesk://host/site/command/release-upload</w:t>
       </w:r>
       <w:r>
         <w:br/>
       </w:r>
       <w:r>
         <w:rPr>
-          <w:rStyle w:val="NormalTok"/>
-        </w:rPr>
-        <w:t xml:space="preserve">  </w:t>
-      </w:r>
-      <w:r>
-        <w:rPr>
-          <w:rStyle w:val="DataTypeTok"/>
-        </w:rPr>
-        <w:t xml:space="preserve">"uri"</w:t>
-      </w:r>
-      <w:r>
-        <w:rPr>
-          <w:rStyle w:val="FunctionTok"/>
-        </w:rPr>
-        <w:t xml:space="preserve">:</w:t>
-      </w:r>
-      <w:r>
-        <w:rPr>
-          <w:rStyle w:val="NormalTok"/>
-        </w:rPr>
-        <w:t xml:space="preserve"> </w:t>
-      </w:r>
-      <w:r>
-        <w:rPr>
-          <w:rStyle w:val="StringTok"/>
-        </w:rPr>
-        <w:t xml:space="preserve">"plesk://host/site/command/sync"</w:t>
-      </w:r>
-      <w:r>
-        <w:rPr>
-          <w:rStyle w:val="FunctionTok"/>
-        </w:rPr>
-        <w:t xml:space="preserve">,</w:t>
+          <w:rStyle w:val="VerbatimChar"/>
+        </w:rPr>
+        <w:t xml:space="preserve">  -&gt; plesk://host/site/command/release-verify</w:t>
       </w:r>
       <w:r>
         <w:br/>
       </w:r>
       <w:r>
         <w:rPr>
-          <w:rStyle w:val="NormalTok"/>
-        </w:rPr>
-        <w:t xml:space="preserve">  </w:t>
-      </w:r>
-      <w:r>
-        <w:rPr>
-          <w:rStyle w:val="DataTypeTok"/>
-        </w:rPr>
-        <w:t xml:space="preserve">"payload"</w:t>
-      </w:r>
-      <w:r>
-        <w:rPr>
-          <w:rStyle w:val="FunctionTok"/>
-        </w:rPr>
-        <w:t xml:space="preserve">:</w:t>
-      </w:r>
-      <w:r>
-        <w:rPr>
-          <w:rStyle w:val="NormalTok"/>
-        </w:rPr>
-        <w:t xml:space="preserve"> </w:t>
-      </w:r>
-      <w:r>
-        <w:rPr>
-          <w:rStyle w:val="FunctionTok"/>
-        </w:rPr>
-        <w:t xml:space="preserve">{</w:t>
-      </w:r>
-      <w:r>
-        <w:rPr>
-          <w:rStyle w:val="DataTypeTok"/>
-        </w:rPr>
-        <w:t xml:space="preserve">"source_dir"</w:t>
-      </w:r>
-      <w:r>
-        <w:rPr>
-          <w:rStyle w:val="FunctionTok"/>
-        </w:rPr>
-        <w:t xml:space="preserve">:</w:t>
-      </w:r>
-      <w:r>
-        <w:rPr>
-          <w:rStyle w:val="NormalTok"/>
-        </w:rPr>
-        <w:t xml:space="preserve"> </w:t>
-      </w:r>
-      <w:r>
-        <w:rPr>
-          <w:rStyle w:val="StringTok"/>
-        </w:rPr>
-        <w:t xml:space="preserve">"dist"</w:t>
-      </w:r>
-      <w:r>
-        <w:rPr>
-          <w:rStyle w:val="FunctionTok"/>
-        </w:rPr>
-        <w:t xml:space="preserve">},</w:t>
+          <w:rStyle w:val="VerbatimChar"/>
+        </w:rPr>
+        <w:t xml:space="preserve">  -&gt; plesk://host/site/command/release-activate</w:t>
       </w:r>
       <w:r>
         <w:br/>
       </w:r>
       <w:r>
         <w:rPr>
-          <w:rStyle w:val="NormalTok"/>
-        </w:rPr>
-        <w:t xml:space="preserve">  </w:t>
-      </w:r>
-      <w:r>
-        <w:rPr>
-          <w:rStyle w:val="DataTypeTok"/>
-        </w:rPr>
-        <w:t xml:space="preserve">"depends_on"</w:t>
-      </w:r>
-      <w:r>
-        <w:rPr>
-          <w:rStyle w:val="FunctionTok"/>
-        </w:rPr>
-        <w:t xml:space="preserve">:</w:t>
-      </w:r>
-      <w:r>
-        <w:rPr>
-          <w:rStyle w:val="NormalTok"/>
-        </w:rPr>
-        <w:t xml:space="preserve"> </w:t>
-      </w:r>
-      <w:r>
-        <w:rPr>
-          <w:rStyle w:val="OtherTok"/>
-        </w:rPr>
-        <w:t xml:space="preserve">[</w:t>
-      </w:r>
-      <w:r>
-        <w:rPr>
-          <w:rStyle w:val="StringTok"/>
-        </w:rPr>
-        <w:t xml:space="preserve">"verify"</w:t>
-      </w:r>
-      <w:r>
-        <w:rPr>
-          <w:rStyle w:val="OtherTok"/>
-        </w:rPr>
-        <w:t xml:space="preserve">]</w:t>
-      </w:r>
-      <w:r>
-        <w:rPr>
-          <w:rStyle w:val="FunctionTok"/>
-        </w:rPr>
-        <w:t xml:space="preserve">,</w:t>
-      </w:r>
-      <w:r>
-        <w:br/>
-      </w:r>
-      <w:r>
-        <w:rPr>
-          <w:rStyle w:val="NormalTok"/>
-        </w:rPr>
-        <w:t xml:space="preserve">  </w:t>
-      </w:r>
-      <w:r>
-        <w:rPr>
-          <w:rStyle w:val="DataTypeTok"/>
-        </w:rPr>
-        <w:t xml:space="preserve">"human_approval"</w:t>
-      </w:r>
-      <w:r>
-        <w:rPr>
-          <w:rStyle w:val="FunctionTok"/>
-        </w:rPr>
-        <w:t xml:space="preserve">:</w:t>
-      </w:r>
-      <w:r>
-        <w:rPr>
-          <w:rStyle w:val="NormalTok"/>
-        </w:rPr>
-        <w:t xml:space="preserve"> </w:t>
-      </w:r>
-      <w:r>
-        <w:rPr>
-          <w:rStyle w:val="KeywordTok"/>
-        </w:rPr>
-        <w:t xml:space="preserve">true</w:t>
-      </w:r>
-      <w:r>
-        <w:rPr>
-          <w:rStyle w:val="FunctionTok"/>
-        </w:rPr>
-        <w:t xml:space="preserve">,</w:t>
-      </w:r>
-      <w:r>
-        <w:br/>
-      </w:r>
-      <w:r>
-        <w:rPr>
-          <w:rStyle w:val="NormalTok"/>
-        </w:rPr>
-        <w:t xml:space="preserve">  </w:t>
-      </w:r>
-      <w:r>
-        <w:rPr>
-          <w:rStyle w:val="DataTypeTok"/>
-        </w:rPr>
-        <w:t xml:space="preserve">"timeout_seconds"</w:t>
-      </w:r>
-      <w:r>
-        <w:rPr>
-          <w:rStyle w:val="FunctionTok"/>
-        </w:rPr>
-        <w:t xml:space="preserve">:</w:t>
-      </w:r>
-      <w:r>
-        <w:rPr>
-          <w:rStyle w:val="NormalTok"/>
-        </w:rPr>
-        <w:t xml:space="preserve"> </w:t>
-      </w:r>
-      <w:r>
-        <w:rPr>
-          <w:rStyle w:val="DecValTok"/>
-        </w:rPr>
-        <w:t xml:space="preserve">120</w:t>
-      </w:r>
-      <w:r>
-        <w:rPr>
-          <w:rStyle w:val="FunctionTok"/>
-        </w:rPr>
-        <w:t xml:space="preserve">,</w:t>
-      </w:r>
-      <w:r>
-        <w:br/>
-      </w:r>
-      <w:r>
-        <w:rPr>
-          <w:rStyle w:val="NormalTok"/>
-        </w:rPr>
-        <w:t xml:space="preserve">  </w:t>
-      </w:r>
-      <w:r>
-        <w:rPr>
-          <w:rStyle w:val="DataTypeTok"/>
-        </w:rPr>
-        <w:t xml:space="preserve">"retries"</w:t>
-      </w:r>
-      <w:r>
-        <w:rPr>
-          <w:rStyle w:val="FunctionTok"/>
-        </w:rPr>
-        <w:t xml:space="preserve">:</w:t>
-      </w:r>
-      <w:r>
-        <w:rPr>
-          <w:rStyle w:val="NormalTok"/>
-        </w:rPr>
-        <w:t xml:space="preserve"> </w:t>
-      </w:r>
-      <w:r>
-        <w:rPr>
-          <w:rStyle w:val="DecValTok"/>
-        </w:rPr>
-        <w:t xml:space="preserve">1</w:t>
-      </w:r>
-      <w:r>
-        <w:br/>
-      </w:r>
-      <w:r>
-        <w:rPr>
-          <w:rStyle w:val="FunctionTok"/>
-        </w:rPr>
-        <w:t xml:space="preserve">}</w:t>
+          <w:rStyle w:val="VerbatimChar"/>
+        </w:rPr>
+        <w:t xml:space="preserve">  -&gt; https://public/site/query/fingerprint</w:t>
       </w:r>
     </w:p>
     <w:p>
@@ -10959,7 +11136,106 @@
         <w:pStyle w:val="FirstParagraph"/>
       </w:pPr>
       <w:r>
-        <w:t xml:space="preserve">Kontrakt oddziela:</w:t>
+        <w:t xml:space="preserve">Odpowiedź</w:t>
+      </w:r>
+      <w:r>
+        <w:t xml:space="preserve"> </w:t>
+      </w:r>
+      <w:r>
+        <w:rPr>
+          <w:rStyle w:val="VerbatimChar"/>
+        </w:rPr>
+        <w:t xml:space="preserve">ok: true</w:t>
+      </w:r>
+      <w:r>
+        <w:t xml:space="preserve"> </w:t>
+      </w:r>
+      <w:r>
+        <w:t xml:space="preserve">z uploadu oznacza jedynie poprawny dispatch. Dopiero</w:t>
+      </w:r>
+      <w:r>
+        <w:t xml:space="preserve"> </w:t>
+      </w:r>
+      <w:r>
+        <w:t xml:space="preserve">read-back publicznego fingerprintu jest dowodem opublikowanego efektu.</w:t>
+      </w:r>
+    </w:p>
+    <w:p>
+      <w:pPr>
+        <w:pStyle w:val="BodyText"/>
+      </w:pPr>
+      <w:r>
+        <w:t xml:space="preserve">Kompletny przykład znajduje się w dołączonym pakiecie</w:t>
+      </w:r>
+      <w:r>
+        <w:t xml:space="preserve"> </w:t>
+      </w:r>
+      <w:r>
+        <w:rPr>
+          <w:rStyle w:val="VerbatimChar"/>
+        </w:rPr>
+        <w:t xml:space="preserve">dsl/examples/uri-process-publication/</w:t>
+      </w:r>
+      <w:r>
+        <w:t xml:space="preserve">.</w:t>
+      </w:r>
+    </w:p>
+    <w:bookmarkEnd w:id="91"/>
+    <w:bookmarkStart w:id="92" w:name="granice-bezpieczeństwa"/>
+    <w:p>
+      <w:pPr>
+        <w:pStyle w:val="Heading2"/>
+      </w:pPr>
+      <w:r>
+        <w:t xml:space="preserve">12.5 Granice bezpieczeństwa</w:t>
+      </w:r>
+    </w:p>
+    <w:p>
+      <w:pPr>
+        <w:pStyle w:val="FirstParagraph"/>
+      </w:pPr>
+      <w:r>
+        <w:t xml:space="preserve">URI Process nie nadaje authority. Rozwiązywalna trasa mówi, że coś</w:t>
+      </w:r>
+      <w:r>
+        <w:t xml:space="preserve"> </w:t>
+      </w:r>
+      <w:r>
+        <w:rPr>
+          <w:b/>
+          <w:bCs/>
+        </w:rPr>
+        <w:t xml:space="preserve">może</w:t>
+      </w:r>
+      <w:r>
+        <w:t xml:space="preserve"> </w:t>
+      </w:r>
+      <w:r>
+        <w:t xml:space="preserve">zostać wykonane technicznie, a nie że dany aktor</w:t>
+      </w:r>
+      <w:r>
+        <w:t xml:space="preserve"> </w:t>
+      </w:r>
+      <w:r>
+        <w:rPr>
+          <w:b/>
+          <w:bCs/>
+        </w:rPr>
+        <w:t xml:space="preserve">ma prawo</w:t>
+      </w:r>
+      <w:r>
+        <w:t xml:space="preserve"> </w:t>
+      </w:r>
+      <w:r>
+        <w:t xml:space="preserve">to wykonać.</w:t>
+      </w:r>
+    </w:p>
+    <w:p>
+      <w:pPr>
+        <w:pStyle w:val="BodyText"/>
+      </w:pPr>
+      <w:r>
+        <w:t xml:space="preserve">Dlatego proces wymaga osobnych warstw:</w:t>
       </w:r>
     </w:p>
     <w:p>
@@ -10971,7 +11247,7 @@
         </w:numPr>
       </w:pPr>
       <w:r>
-        <w:t xml:space="preserve">tożsamość kroku,</w:t>
+        <w:t xml:space="preserve">AQL ogranicza aktora i klasy efektów.</w:t>
       </w:r>
     </w:p>
     <w:p>
@@ -10983,7 +11259,7 @@
         </w:numPr>
       </w:pPr>
       <w:r>
-        <w:t xml:space="preserve">aktora,</w:t>
+        <w:t xml:space="preserve">Router potwierdza target oraz capability.</w:t>
       </w:r>
     </w:p>
     <w:p>
@@ -10995,7 +11271,7 @@
         </w:numPr>
       </w:pPr>
       <w:r>
-        <w:t xml:space="preserve">logiczny adres procesu,</w:t>
+        <w:t xml:space="preserve">Grant wiąże zgodę z hashem planu i payloadu.</w:t>
       </w:r>
     </w:p>
     <w:p>
@@ -11007,7 +11283,7 @@
         </w:numPr>
       </w:pPr>
       <w:r>
-        <w:t xml:space="preserve">dane wejściowe,</w:t>
+        <w:t xml:space="preserve">EQL sprawdza stan po wykonaniu.</w:t>
       </w:r>
     </w:p>
     <w:p>
@@ -11019,31 +11295,7 @@
         </w:numPr>
       </w:pPr>
       <w:r>
-        <w:t xml:space="preserve">zależności,</w:t>
-      </w:r>
-    </w:p>
-    <w:p>
-      <w:pPr>
-        <w:pStyle w:val="Compact"/>
-        <w:numPr>
-          <w:ilvl w:val="0"/>
-          <w:numId w:val="1034"/>
-        </w:numPr>
-      </w:pPr>
-      <w:r>
-        <w:t xml:space="preserve">approval,</w:t>
-      </w:r>
-    </w:p>
-    <w:p>
-      <w:pPr>
-        <w:pStyle w:val="Compact"/>
-        <w:numPr>
-          <w:ilvl w:val="0"/>
-          <w:numId w:val="1034"/>
-        </w:numPr>
-      </w:pPr>
-      <w:r>
-        <w:t xml:space="preserve">zachowanie czasu i ponowień.</w:t>
+        <w:t xml:space="preserve">Journal odróżnia dispatch od efektu.</w:t>
       </w:r>
     </w:p>
     <w:p>
@@ -11051,112 +11303,23 @@
         <w:pStyle w:val="FirstParagraph"/>
       </w:pPr>
       <w:r>
-        <w:t xml:space="preserve">Lista takich obiektów tworzy mały DAG. Zależności są walidowane przed</w:t>
-      </w:r>
-      <w:r>
-        <w:t xml:space="preserve"> </w:t>
-      </w:r>
-      <w:r>
-        <w:t xml:space="preserve">wykonaniem, a cykl jest błędem kontraktu, nie problemem odkrywanym dopiero</w:t>
-      </w:r>
-      <w:r>
-        <w:t xml:space="preserve"> </w:t>
-      </w:r>
-      <w:r>
-        <w:t xml:space="preserve">podczas dispatchu.</w:t>
-      </w:r>
-    </w:p>
-    <w:bookmarkEnd w:id="90"/>
-    <w:bookmarkStart w:id="91" w:name="od-bindings-do-dowodu"/>
+        <w:t xml:space="preserve">LLM może wybrać proces wyłącznie z registry. Nie powinien wymyślać URI,</w:t>
+      </w:r>
+      <w:r>
+        <w:t xml:space="preserve"> </w:t>
+      </w:r>
+      <w:r>
+        <w:t xml:space="preserve">transportu, surowej komendy ani uprawnienia.</w:t>
+      </w:r>
+    </w:p>
+    <w:bookmarkEnd w:id="92"/>
+    <w:bookmarkStart w:id="93" w:name="eksperyment-7"/>
     <w:p>
       <w:pPr>
         <w:pStyle w:val="Heading2"/>
       </w:pPr>
       <w:r>
-        <w:t xml:space="preserve">12.3 Od bindings do dowodu</w:t>
-      </w:r>
-    </w:p>
-    <w:p>
-      <w:pPr>
-        <w:pStyle w:val="SourceCode"/>
-      </w:pPr>
-      <w:r>
-        <w:rPr>
-          <w:rStyle w:val="VerbatimChar"/>
-        </w:rPr>
-        <w:t xml:space="preserve">deklaracja connectora</w:t>
-      </w:r>
-      <w:r>
-        <w:br/>
-      </w:r>
-      <w:r>
-        <w:rPr>
-          <w:rStyle w:val="VerbatimChar"/>
-        </w:rPr>
-        <w:t xml:space="preserve">  -&gt; bindings + schema</w:t>
-      </w:r>
-      <w:r>
-        <w:br/>
-      </w:r>
-      <w:r>
-        <w:rPr>
-          <w:rStyle w:val="VerbatimChar"/>
-        </w:rPr>
-        <w:t xml:space="preserve">  -&gt; skompilowane registry</w:t>
-      </w:r>
-      <w:r>
-        <w:br/>
-      </w:r>
-      <w:r>
-        <w:rPr>
-          <w:rStyle w:val="VerbatimChar"/>
-        </w:rPr>
-        <w:t xml:space="preserve">  -&gt; routing diagnosis</w:t>
-      </w:r>
-      <w:r>
-        <w:br/>
-      </w:r>
-      <w:r>
-        <w:rPr>
-          <w:rStyle w:val="VerbatimChar"/>
-        </w:rPr>
-        <w:t xml:space="preserve">  -&gt; policy / grant</w:t>
-      </w:r>
-      <w:r>
-        <w:br/>
-      </w:r>
-      <w:r>
-        <w:rPr>
-          <w:rStyle w:val="VerbatimChar"/>
-        </w:rPr>
-        <w:t xml:space="preserve">  -&gt; dispatch przez adapter</w:t>
-      </w:r>
-      <w:r>
-        <w:br/>
-      </w:r>
-      <w:r>
-        <w:rPr>
-          <w:rStyle w:val="VerbatimChar"/>
-        </w:rPr>
-        <w:t xml:space="preserve">  -&gt; walidacja outputu</w:t>
-      </w:r>
-      <w:r>
-        <w:br/>
-      </w:r>
-      <w:r>
-        <w:rPr>
-          <w:rStyle w:val="VerbatimChar"/>
-        </w:rPr>
-        <w:t xml:space="preserve">  -&gt; EQL read-back</w:t>
-      </w:r>
-      <w:r>
-        <w:br/>
-      </w:r>
-      <w:r>
-        <w:rPr>
-          <w:rStyle w:val="VerbatimChar"/>
-        </w:rPr>
-        <w:t xml:space="preserve">  -&gt; journal + artifact</w:t>
+        <w:t xml:space="preserve">12.6 Eksperyment</w:t>
       </w:r>
     </w:p>
     <w:p>
@@ -11164,266 +11327,7 @@
         <w:pStyle w:val="FirstParagraph"/>
       </w:pPr>
       <w:r>
-        <w:rPr>
-          <w:rStyle w:val="VerbatimChar"/>
-        </w:rPr>
-        <w:t xml:space="preserve">query</w:t>
-      </w:r>
-      <w:r>
-        <w:t xml:space="preserve"> </w:t>
-      </w:r>
-      <w:r>
-        <w:t xml:space="preserve">oznacza operację tylko do odczytu.</w:t>
-      </w:r>
-      <w:r>
-        <w:t xml:space="preserve"> </w:t>
-      </w:r>
-      <w:r>
-        <w:rPr>
-          <w:rStyle w:val="VerbatimChar"/>
-        </w:rPr>
-        <w:t xml:space="preserve">command</w:t>
-      </w:r>
-      <w:r>
-        <w:t xml:space="preserve"> </w:t>
-      </w:r>
-      <w:r>
-        <w:t xml:space="preserve">oznacza możliwy efekt</w:t>
-      </w:r>
-      <w:r>
-        <w:t xml:space="preserve"> </w:t>
-      </w:r>
-      <w:r>
-        <w:t xml:space="preserve">uboczny i wymaga polityki wykonania. Sama obecność słowa</w:t>
-      </w:r>
-      <w:r>
-        <w:t xml:space="preserve"> </w:t>
-      </w:r>
-      <w:r>
-        <w:rPr>
-          <w:rStyle w:val="VerbatimChar"/>
-        </w:rPr>
-        <w:t xml:space="preserve">command</w:t>
-      </w:r>
-      <w:r>
-        <w:t xml:space="preserve"> </w:t>
-      </w:r>
-      <w:r>
-        <w:t xml:space="preserve">w URI nie</w:t>
-      </w:r>
-      <w:r>
-        <w:t xml:space="preserve"> </w:t>
-      </w:r>
-      <w:r>
-        <w:t xml:space="preserve">jest jednak wystarczającym zabezpieczeniem. Docelowo efekt powinien być również</w:t>
-      </w:r>
-      <w:r>
-        <w:t xml:space="preserve"> </w:t>
-      </w:r>
-      <w:r>
-        <w:t xml:space="preserve">typowanym polem kontraktu, aby bramka nie opierała decyzji wyłącznie na parsowaniu</w:t>
-      </w:r>
-      <w:r>
-        <w:t xml:space="preserve"> </w:t>
-      </w:r>
-      <w:r>
-        <w:t xml:space="preserve">tekstu adresu.</w:t>
-      </w:r>
-    </w:p>
-    <w:bookmarkEnd w:id="91"/>
-    <w:bookmarkStart w:id="92" w:name="przykład-publikacji"/>
-    <w:p>
-      <w:pPr>
-        <w:pStyle w:val="Heading2"/>
-      </w:pPr>
-      <w:r>
-        <w:t xml:space="preserve">12.4 Przykład publikacji</w:t>
-      </w:r>
-    </w:p>
-    <w:p>
-      <w:pPr>
-        <w:pStyle w:val="FirstParagraph"/>
-      </w:pPr>
-      <w:r>
-        <w:t xml:space="preserve">Publikacja strony może korzystać z wielu usług, lecz pozostaje jednym procesem</w:t>
-      </w:r>
-      <w:r>
-        <w:t xml:space="preserve"> </w:t>
-      </w:r>
-      <w:r>
-        <w:t xml:space="preserve">biznesowym:</w:t>
-      </w:r>
-    </w:p>
-    <w:p>
-      <w:pPr>
-        <w:pStyle w:val="SourceCode"/>
-      </w:pPr>
-      <w:r>
-        <w:rPr>
-          <w:rStyle w:val="VerbatimChar"/>
-        </w:rPr>
-        <w:t xml:space="preserve">repo://host/release/query/inventory</w:t>
-      </w:r>
-      <w:r>
-        <w:br/>
-      </w:r>
-      <w:r>
-        <w:rPr>
-          <w:rStyle w:val="VerbatimChar"/>
-        </w:rPr>
-        <w:t xml:space="preserve">  -&gt; book://host/release/command/build</w:t>
-      </w:r>
-      <w:r>
-        <w:br/>
-      </w:r>
-      <w:r>
-        <w:rPr>
-          <w:rStyle w:val="VerbatimChar"/>
-        </w:rPr>
-        <w:t xml:space="preserve">  -&gt; test://host/release/query/verify</w:t>
-      </w:r>
-      <w:r>
-        <w:br/>
-      </w:r>
-      <w:r>
-        <w:rPr>
-          <w:rStyle w:val="VerbatimChar"/>
-        </w:rPr>
-        <w:t xml:space="preserve">  -&gt; plesk://host/site/command/release-upload</w:t>
-      </w:r>
-      <w:r>
-        <w:br/>
-      </w:r>
-      <w:r>
-        <w:rPr>
-          <w:rStyle w:val="VerbatimChar"/>
-        </w:rPr>
-        <w:t xml:space="preserve">  -&gt; plesk://host/site/command/release-verify</w:t>
-      </w:r>
-      <w:r>
-        <w:br/>
-      </w:r>
-      <w:r>
-        <w:rPr>
-          <w:rStyle w:val="VerbatimChar"/>
-        </w:rPr>
-        <w:t xml:space="preserve">  -&gt; plesk://host/site/command/release-activate</w:t>
-      </w:r>
-      <w:r>
-        <w:br/>
-      </w:r>
-      <w:r>
-        <w:rPr>
-          <w:rStyle w:val="VerbatimChar"/>
-        </w:rPr>
-        <w:t xml:space="preserve">  -&gt; https://public/site/query/fingerprint</w:t>
-      </w:r>
-    </w:p>
-    <w:p>
-      <w:pPr>
-        <w:pStyle w:val="FirstParagraph"/>
-      </w:pPr>
-      <w:r>
-        <w:t xml:space="preserve">Odpowiedź</w:t>
-      </w:r>
-      <w:r>
-        <w:t xml:space="preserve"> </w:t>
-      </w:r>
-      <w:r>
-        <w:rPr>
-          <w:rStyle w:val="VerbatimChar"/>
-        </w:rPr>
-        <w:t xml:space="preserve">ok: true</w:t>
-      </w:r>
-      <w:r>
-        <w:t xml:space="preserve"> </w:t>
-      </w:r>
-      <w:r>
-        <w:t xml:space="preserve">z uploadu oznacza jedynie poprawny dispatch. Dopiero</w:t>
-      </w:r>
-      <w:r>
-        <w:t xml:space="preserve"> </w:t>
-      </w:r>
-      <w:r>
-        <w:t xml:space="preserve">read-back publicznego fingerprintu jest dowodem opublikowanego efektu.</w:t>
-      </w:r>
-    </w:p>
-    <w:p>
-      <w:pPr>
-        <w:pStyle w:val="BodyText"/>
-      </w:pPr>
-      <w:r>
-        <w:t xml:space="preserve">Kompletny przykład znajduje się w dołączonym pakiecie</w:t>
-      </w:r>
-      <w:r>
-        <w:t xml:space="preserve"> </w:t>
-      </w:r>
-      <w:r>
-        <w:rPr>
-          <w:rStyle w:val="VerbatimChar"/>
-        </w:rPr>
-        <w:t xml:space="preserve">dsl/examples/uri-process-publication/</w:t>
-      </w:r>
-      <w:r>
-        <w:t xml:space="preserve">.</w:t>
-      </w:r>
-    </w:p>
-    <w:bookmarkEnd w:id="92"/>
-    <w:bookmarkStart w:id="93" w:name="granice-bezpieczeństwa"/>
-    <w:p>
-      <w:pPr>
-        <w:pStyle w:val="Heading2"/>
-      </w:pPr>
-      <w:r>
-        <w:t xml:space="preserve">12.5 Granice bezpieczeństwa</w:t>
-      </w:r>
-    </w:p>
-    <w:p>
-      <w:pPr>
-        <w:pStyle w:val="FirstParagraph"/>
-      </w:pPr>
-      <w:r>
-        <w:t xml:space="preserve">URI Process nie nadaje authority. Rozwiązywalna trasa mówi, że coś</w:t>
-      </w:r>
-      <w:r>
-        <w:t xml:space="preserve"> </w:t>
-      </w:r>
-      <w:r>
-        <w:rPr>
-          <w:b/>
-          <w:bCs/>
-        </w:rPr>
-        <w:t xml:space="preserve">może</w:t>
-      </w:r>
-      <w:r>
-        <w:t xml:space="preserve"> </w:t>
-      </w:r>
-      <w:r>
-        <w:t xml:space="preserve">zostać wykonane technicznie, a nie że dany aktor</w:t>
-      </w:r>
-      <w:r>
-        <w:t xml:space="preserve"> </w:t>
-      </w:r>
-      <w:r>
-        <w:rPr>
-          <w:b/>
-          <w:bCs/>
-        </w:rPr>
-        <w:t xml:space="preserve">ma prawo</w:t>
-      </w:r>
-      <w:r>
-        <w:t xml:space="preserve"> </w:t>
-      </w:r>
-      <w:r>
-        <w:t xml:space="preserve">to wykonać.</w:t>
-      </w:r>
-    </w:p>
-    <w:p>
-      <w:pPr>
-        <w:pStyle w:val="BodyText"/>
-      </w:pPr>
-      <w:r>
-        <w:t xml:space="preserve">Dlatego proces wymaga osobnych warstw:</w:t>
+        <w:t xml:space="preserve">Wybierz proces, który obecnie jest pojedynczym skryptem lub runbookiem.</w:t>
       </w:r>
     </w:p>
     <w:p>
@@ -11435,7 +11339,34 @@
         </w:numPr>
       </w:pPr>
       <w:r>
-        <w:t xml:space="preserve">AQL ogranicza aktora i klasy efektów.</w:t>
+        <w:t xml:space="preserve">Rozbij go na kroki</w:t>
+      </w:r>
+      <w:r>
+        <w:t xml:space="preserve"> </w:t>
+      </w:r>
+      <w:r>
+        <w:rPr>
+          <w:rStyle w:val="VerbatimChar"/>
+        </w:rPr>
+        <w:t xml:space="preserve">query</w:t>
+      </w:r>
+      <w:r>
+        <w:t xml:space="preserve"> </w:t>
+      </w:r>
+      <w:r>
+        <w:t xml:space="preserve">i</w:t>
+      </w:r>
+      <w:r>
+        <w:t xml:space="preserve"> </w:t>
+      </w:r>
+      <w:r>
+        <w:rPr>
+          <w:rStyle w:val="VerbatimChar"/>
+        </w:rPr>
+        <w:t xml:space="preserve">command</w:t>
+      </w:r>
+      <w:r>
+        <w:t xml:space="preserve">.</w:t>
       </w:r>
     </w:p>
     <w:p>
@@ -11447,7 +11378,7 @@
         </w:numPr>
       </w:pPr>
       <w:r>
-        <w:t xml:space="preserve">Router potwierdza target oraz capability.</w:t>
+        <w:t xml:space="preserve">Nadaj każdemu stabilny URI.</w:t>
       </w:r>
     </w:p>
     <w:p>
@@ -11459,7 +11390,7 @@
         </w:numPr>
       </w:pPr>
       <w:r>
-        <w:t xml:space="preserve">Grant wiąże zgodę z hashem planu i payloadu.</w:t>
+        <w:t xml:space="preserve">Zapisz zależności oraz wymagane approval.</w:t>
       </w:r>
     </w:p>
     <w:p>
@@ -11471,7 +11402,7 @@
         </w:numPr>
       </w:pPr>
       <w:r>
-        <w:t xml:space="preserve">EQL sprawdza stan po wykonaniu.</w:t>
+        <w:t xml:space="preserve">Dodaj read-back efektu.</w:t>
       </w:r>
     </w:p>
     <w:p>
@@ -11483,39 +11414,7 @@
         </w:numPr>
       </w:pPr>
       <w:r>
-        <w:t xml:space="preserve">Journal odróżnia dispatch od efektu.</w:t>
-      </w:r>
-    </w:p>
-    <w:p>
-      <w:pPr>
-        <w:pStyle w:val="FirstParagraph"/>
-      </w:pPr>
-      <w:r>
-        <w:t xml:space="preserve">LLM może wybrać proces wyłącznie z registry. Nie powinien wymyślać URI,</w:t>
-      </w:r>
-      <w:r>
-        <w:t xml:space="preserve"> </w:t>
-      </w:r>
-      <w:r>
-        <w:t xml:space="preserve">transportu, surowej komendy ani uprawnienia.</w:t>
-      </w:r>
-    </w:p>
-    <w:bookmarkEnd w:id="93"/>
-    <w:bookmarkStart w:id="94" w:name="eksperyment-7"/>
-    <w:p>
-      <w:pPr>
-        <w:pStyle w:val="Heading2"/>
-      </w:pPr>
-      <w:r>
-        <w:t xml:space="preserve">12.6 Eksperyment</w:t>
-      </w:r>
-    </w:p>
-    <w:p>
-      <w:pPr>
-        <w:pStyle w:val="FirstParagraph"/>
-      </w:pPr>
-      <w:r>
-        <w:t xml:space="preserve">Wybierz proces, który obecnie jest pojedynczym skryptem lub runbookiem.</w:t>
+        <w:t xml:space="preserve">Uruchom najpierw w trybie dry-run.</w:t>
       </w:r>
     </w:p>
     <w:p>
@@ -11523,11 +11422,44 @@
         <w:pStyle w:val="Compact"/>
         <w:numPr>
           <w:ilvl w:val="0"/>
-          <w:numId w:val="1036"/>
+          <w:numId w:val="1035"/>
         </w:numPr>
       </w:pPr>
       <w:r>
-        <w:t xml:space="preserve">Rozbij go na kroki</w:t>
+        <w:t xml:space="preserve">Porównaj liczbę niejawnych założeń przed i po formalizacji.</w:t>
+      </w:r>
+    </w:p>
+    <w:p>
+      <w:pPr>
+        <w:pStyle w:val="FirstParagraph"/>
+      </w:pPr>
+      <w:r>
+        <w:t xml:space="preserve">Sukcesem nie jest większa liczba URI. Sukcesem jest proces, którego granice,</w:t>
+      </w:r>
+      <w:r>
+        <w:t xml:space="preserve"> </w:t>
+      </w:r>
+      <w:r>
+        <w:t xml:space="preserve">miejsce wykonania i efekt można wyjaśnić na podstawie kontraktu i receiptu.</w:t>
+      </w:r>
+    </w:p>
+    <w:bookmarkEnd w:id="93"/>
+    <w:bookmarkEnd w:id="94"/>
+    <w:bookmarkStart w:id="105" w:name="Xf110cff20a36cce8c0c095be3e26c52d155b8ee"/>
+    <w:p>
+      <w:pPr>
+        <w:pStyle w:val="Heading1"/>
+      </w:pPr>
+      <w:r>
+        <w:t xml:space="preserve">13. Książka jako walidowany proces publikacji</w:t>
+      </w:r>
+    </w:p>
+    <w:p>
+      <w:pPr>
+        <w:pStyle w:val="FirstParagraph"/>
+      </w:pPr>
+      <w:r>
+        <w:t xml:space="preserve">Publikacja nie jest pojedynczym poleceniem</w:t>
       </w:r>
       <w:r>
         <w:t xml:space="preserve"> </w:t>
@@ -11536,135 +11468,48 @@
         <w:rPr>
           <w:rStyle w:val="VerbatimChar"/>
         </w:rPr>
-        <w:t xml:space="preserve">query</w:t>
-      </w:r>
-      <w:r>
-        <w:t xml:space="preserve"> </w:t>
-      </w:r>
-      <w:r>
-        <w:t xml:space="preserve">i</w:t>
-      </w:r>
-      <w:r>
-        <w:t xml:space="preserve"> </w:t>
-      </w:r>
+        <w:t xml:space="preserve">deploy</w:t>
+      </w:r>
+      <w:r>
+        <w:t xml:space="preserve">. Jest grafem od źródła</w:t>
+      </w:r>
+      <w:r>
+        <w:t xml:space="preserve"> </w:t>
+      </w:r>
+      <w:r>
+        <w:t xml:space="preserve">przez audyt treści, render, testy i approval do publicznego read-backu. Każdy</w:t>
+      </w:r>
+      <w:r>
+        <w:t xml:space="preserve"> </w:t>
+      </w:r>
+      <w:r>
+        <w:t xml:space="preserve">krok ma wejście, wynik oraz kryterium akceptacji, więc poprawny dispatch nie</w:t>
+      </w:r>
+      <w:r>
+        <w:t xml:space="preserve"> </w:t>
+      </w:r>
+      <w:r>
+        <w:t xml:space="preserve">jest mylony z dostępnym wydaniem.</w:t>
+      </w:r>
+    </w:p>
+    <w:p>
+      <w:pPr>
+        <w:pStyle w:val="SourceCode"/>
+      </w:pPr>
       <w:r>
         <w:rPr>
           <w:rStyle w:val="VerbatimChar"/>
         </w:rPr>
-        <w:t xml:space="preserve">command</w:t>
-      </w:r>
-      <w:r>
-        <w:t xml:space="preserve">.</w:t>
-      </w:r>
-    </w:p>
-    <w:p>
-      <w:pPr>
-        <w:pStyle w:val="Compact"/>
-        <w:numPr>
-          <w:ilvl w:val="0"/>
-          <w:numId w:val="1036"/>
-        </w:numPr>
-      </w:pPr>
-      <w:r>
-        <w:t xml:space="preserve">Nadaj każdemu stabilny URI.</w:t>
-      </w:r>
-    </w:p>
-    <w:p>
-      <w:pPr>
-        <w:pStyle w:val="Compact"/>
-        <w:numPr>
-          <w:ilvl w:val="0"/>
-          <w:numId w:val="1036"/>
-        </w:numPr>
-      </w:pPr>
-      <w:r>
-        <w:t xml:space="preserve">Zapisz zależności oraz wymagane approval.</w:t>
-      </w:r>
-    </w:p>
-    <w:p>
-      <w:pPr>
-        <w:pStyle w:val="Compact"/>
-        <w:numPr>
-          <w:ilvl w:val="0"/>
-          <w:numId w:val="1036"/>
-        </w:numPr>
-      </w:pPr>
-      <w:r>
-        <w:t xml:space="preserve">Dodaj read-back efektu.</w:t>
-      </w:r>
-    </w:p>
-    <w:p>
-      <w:pPr>
-        <w:pStyle w:val="Compact"/>
-        <w:numPr>
-          <w:ilvl w:val="0"/>
-          <w:numId w:val="1036"/>
-        </w:numPr>
-      </w:pPr>
-      <w:r>
-        <w:t xml:space="preserve">Uruchom najpierw w trybie dry-run.</w:t>
-      </w:r>
-    </w:p>
-    <w:p>
-      <w:pPr>
-        <w:pStyle w:val="Compact"/>
-        <w:numPr>
-          <w:ilvl w:val="0"/>
-          <w:numId w:val="1036"/>
-        </w:numPr>
-      </w:pPr>
-      <w:r>
-        <w:t xml:space="preserve">Porównaj liczbę niejawnych założeń przed i po formalizacji.</w:t>
-      </w:r>
-    </w:p>
-    <w:p>
-      <w:pPr>
-        <w:pStyle w:val="FirstParagraph"/>
-      </w:pPr>
-      <w:r>
-        <w:t xml:space="preserve">Sukcesem nie jest większa liczba URI. Sukcesem jest proces, którego granice,</w:t>
-      </w:r>
-      <w:r>
-        <w:t xml:space="preserve"> </w:t>
-      </w:r>
-      <w:r>
-        <w:t xml:space="preserve">miejsce wykonania i efekt można wyjaśnić na podstawie kontraktu i receiptu.</w:t>
-      </w:r>
-    </w:p>
-    <w:bookmarkEnd w:id="94"/>
-    <w:bookmarkEnd w:id="95"/>
-    <w:bookmarkStart w:id="103" w:name="X8db8c9ce8af88eff03bd3d39f4073a0e6d23708"/>
-    <w:p>
-      <w:pPr>
-        <w:pStyle w:val="Heading1"/>
-      </w:pPr>
-      <w:r>
-        <w:t xml:space="preserve">13. Książka jako wykonywalny system publikacji</w:t>
-      </w:r>
-    </w:p>
-    <w:p>
-      <w:pPr>
-        <w:pStyle w:val="FirstParagraph"/>
-      </w:pPr>
-      <w:r>
-        <w:t xml:space="preserve">Książka jako kod nie kończy się na przechowywaniu rozdziałów w Git. Źródło</w:t>
-      </w:r>
-      <w:r>
-        <w:t xml:space="preserve"> </w:t>
-      </w:r>
-      <w:r>
-        <w:t xml:space="preserve">powinno deterministycznie zasilać wszystkie kanały:</w:t>
-      </w:r>
-    </w:p>
-    <w:p>
-      <w:pPr>
-        <w:pStyle w:val="SourceCode"/>
-      </w:pPr>
+        <w:t xml:space="preserve">QMD + BibTeX + DSL + SVG</w:t>
+      </w:r>
+      <w:r>
+        <w:br/>
+      </w:r>
       <w:r>
         <w:rPr>
           <w:rStyle w:val="VerbatimChar"/>
         </w:rPr>
-        <w:t xml:space="preserve">QMD + BibTeX + DSL + SVG</w:t>
+        <w:t xml:space="preserve">  -&gt; kontrakt redakcyjny + receipt akapitów</w:t>
       </w:r>
       <w:r>
         <w:br/>
@@ -11673,7 +11518,7 @@
         <w:rPr>
           <w:rStyle w:val="VerbatimChar"/>
         </w:rPr>
-        <w:t xml:space="preserve">  -&gt; walidacja</w:t>
+        <w:t xml:space="preserve">  -&gt; HTML + PDF + EPUB + DOCX</w:t>
       </w:r>
       <w:r>
         <w:br/>
@@ -11682,7 +11527,7 @@
         <w:rPr>
           <w:rStyle w:val="VerbatimChar"/>
         </w:rPr>
-        <w:t xml:space="preserve">  -&gt; HTML + PDF + EPUB + DOCX</w:t>
+        <w:t xml:space="preserve">  -&gt; próbka narracji + TTS + MP3</w:t>
       </w:r>
       <w:r>
         <w:br/>
@@ -11691,7 +11536,7 @@
         <w:rPr>
           <w:rStyle w:val="VerbatimChar"/>
         </w:rPr>
-        <w:t xml:space="preserve">  -&gt; tekst narratora</w:t>
+        <w:t xml:space="preserve">  -&gt; Process Pack + manifest SHA-256</w:t>
       </w:r>
       <w:r>
         <w:br/>
@@ -11700,7 +11545,7 @@
         <w:rPr>
           <w:rStyle w:val="VerbatimChar"/>
         </w:rPr>
-        <w:t xml:space="preserve">  -&gt; TTS + MP3</w:t>
+        <w:t xml:space="preserve">  -&gt; Docker E2E + walidacja wydania</w:t>
       </w:r>
       <w:r>
         <w:br/>
@@ -11709,7 +11554,7 @@
         <w:rPr>
           <w:rStyle w:val="VerbatimChar"/>
         </w:rPr>
-        <w:t xml:space="preserve">  -&gt; manifest wydania</w:t>
+        <w:t xml:space="preserve">  -&gt; approval + GitHub Pages + Sites</w:t>
       </w:r>
       <w:r>
         <w:br/>
@@ -11718,7 +11563,7 @@
         <w:rPr>
           <w:rStyle w:val="VerbatimChar"/>
         </w:rPr>
-        <w:t xml:space="preserve">  -&gt; GitHub Pages + landing page</w:t>
+        <w:t xml:space="preserve">  -&gt; publiczny read-back obu kanałów</w:t>
       </w:r>
     </w:p>
     <w:p>
@@ -11730,18 +11575,18 @@
           <wp:inline>
             <wp:extent cx="5334000" cy="2222500"/>
             <wp:effectExtent b="0" l="0" r="0" t="0"/>
-            <wp:docPr descr="Pipeline publikacji wieloformatowej." title="" id="97" name="Picture"/>
+            <wp:docPr descr="Pipeline publikacji wieloformatowej." title="" id="96" name="Picture"/>
             <a:graphic>
               <a:graphicData uri="http://schemas.openxmlformats.org/drawingml/2006/picture">
                 <pic:pic>
                   <pic:nvPicPr>
-                    <pic:cNvPr descr="chapters/../figures/publication-pipeline.png" id="98" name="Picture"/>
+                    <pic:cNvPr descr="chapters/../figures/publication-pipeline.png" id="97" name="Picture"/>
                     <pic:cNvPicPr>
                       <a:picLocks noChangeArrowheads="1" noChangeAspect="1"/>
                     </pic:cNvPicPr>
                   </pic:nvPicPr>
                   <pic:blipFill>
-                    <a:blip r:embed="rId96"/>
+                    <a:blip r:embed="rId95"/>
                     <a:stretch>
                       <a:fillRect/>
                     </a:stretch>
@@ -11776,13 +11621,13 @@
         <w:t xml:space="preserve">Pipeline publikacji wieloformatowej.</w:t>
       </w:r>
     </w:p>
-    <w:bookmarkStart w:id="99" w:name="jedno-źródło-różne-projekcje"/>
+    <w:bookmarkStart w:id="98" w:name="warstwy-dsl-publikacji"/>
     <w:p>
       <w:pPr>
         <w:pStyle w:val="Heading2"/>
       </w:pPr>
       <w:r>
-        <w:t xml:space="preserve">13.1 Jedno źródło, różne projekcje</w:t>
+        <w:t xml:space="preserve">13.1 Warstwy DSL publikacji</w:t>
       </w:r>
     </w:p>
     <w:p>
@@ -11790,27 +11635,639 @@
         <w:pStyle w:val="FirstParagraph"/>
       </w:pPr>
       <w:r>
-        <w:t xml:space="preserve">HTML służy do wyszukiwania i linkowania. EPUB daje płynny skład na czytniku.</w:t>
-      </w:r>
-      <w:r>
-        <w:t xml:space="preserve"> </w:t>
-      </w:r>
-      <w:r>
-        <w:t xml:space="preserve">PDF utrwala skład. DOCX jest formatem wymiany redakcyjnej. Audio jest odrębną</w:t>
-      </w:r>
-      <w:r>
-        <w:t xml:space="preserve"> </w:t>
-      </w:r>
-      <w:r>
-        <w:t xml:space="preserve">projekcją narracyjną, która usuwa tabele, kod i elementy czysto wizualne.</w:t>
-      </w:r>
-    </w:p>
+        <w:t xml:space="preserve">Warstwy są komplementarne: każda odpowiada na inne pytanie, a walidator</w:t>
+      </w:r>
+      <w:r>
+        <w:t xml:space="preserve"> </w:t>
+      </w:r>
+      <w:r>
+        <w:t xml:space="preserve">sprawdza ich wspólne identyfikatory. Powtarzanie tego samego celu w kilku</w:t>
+      </w:r>
+      <w:r>
+        <w:t xml:space="preserve"> </w:t>
+      </w:r>
+      <w:r>
+        <w:t xml:space="preserve">plikach bez kontroli zgodności byłoby dodatkowym źródłem rozbieżności.</w:t>
+      </w:r>
+    </w:p>
+    <w:tbl>
+      <w:tblPr>
+        <w:tblStyle w:val="Table"/>
+        <w:tblW w:type="pct" w:w="5000"/>
+        <w:tblLayout w:type="fixed"/>
+        <w:tblLook w:firstRow="1" w:lastRow="0" w:firstColumn="0" w:lastColumn="0" w:noHBand="0" w:noVBand="0" w:val="0020"/>
+      </w:tblPr>
+      <w:tblGrid>
+        <w:gridCol w:w="2640"/>
+        <w:gridCol w:w="2640"/>
+        <w:gridCol w:w="2640"/>
+      </w:tblGrid>
+      <w:tr>
+        <w:trPr>
+          <w:tblHeader w:val="on"/>
+        </w:trPr>
+        <w:tc>
+          <w:tcPr/>
+          <w:p>
+            <w:pPr>
+              <w:pStyle w:val="Compact"/>
+            </w:pPr>
+            <w:r>
+              <w:t xml:space="preserve">Warstwa</w:t>
+            </w:r>
+          </w:p>
+        </w:tc>
+        <w:tc>
+          <w:tcPr/>
+          <w:p>
+            <w:pPr>
+              <w:pStyle w:val="Compact"/>
+            </w:pPr>
+            <w:r>
+              <w:t xml:space="preserve">Odpowiedzialność</w:t>
+            </w:r>
+          </w:p>
+        </w:tc>
+        <w:tc>
+          <w:tcPr/>
+          <w:p>
+            <w:pPr>
+              <w:pStyle w:val="Compact"/>
+            </w:pPr>
+            <w:r>
+              <w:t xml:space="preserve">Walidowany związek</w:t>
+            </w:r>
+          </w:p>
+        </w:tc>
+      </w:tr>
+      <w:tr>
+        <w:tc>
+          <w:tcPr/>
+          <w:p>
+            <w:pPr>
+              <w:pStyle w:val="Compact"/>
+            </w:pPr>
+            <w:r>
+              <w:t xml:space="preserve">Intent Contract</w:t>
+            </w:r>
+          </w:p>
+        </w:tc>
+        <w:tc>
+          <w:tcPr/>
+          <w:p>
+            <w:pPr>
+              <w:pStyle w:val="Compact"/>
+            </w:pPr>
+            <w:r>
+              <w:t xml:space="preserve">cel, deliverables, non-goals i Definition of Done</w:t>
+            </w:r>
+          </w:p>
+        </w:tc>
+        <w:tc>
+          <w:tcPr/>
+          <w:p>
+            <w:pPr>
+              <w:pStyle w:val="Compact"/>
+            </w:pPr>
+            <w:r>
+              <w:t xml:space="preserve">każda bramka ma test</w:t>
+            </w:r>
+          </w:p>
+        </w:tc>
+      </w:tr>
+      <w:tr>
+        <w:tc>
+          <w:tcPr/>
+          <w:p>
+            <w:pPr>
+              <w:pStyle w:val="Compact"/>
+            </w:pPr>
+            <w:r>
+              <w:t xml:space="preserve">Strategy DSL</w:t>
+            </w:r>
+          </w:p>
+        </w:tc>
+        <w:tc>
+          <w:tcPr/>
+          <w:p>
+            <w:pPr>
+              <w:pStyle w:val="Compact"/>
+            </w:pPr>
+            <w:r>
+              <w:t xml:space="preserve">wymagane capabilities i reguły niezależne od providera</w:t>
+            </w:r>
+          </w:p>
+        </w:tc>
+        <w:tc>
+          <w:tcPr/>
+          <w:p>
+            <w:pPr>
+              <w:pStyle w:val="Compact"/>
+            </w:pPr>
+            <w:r>
+              <w:t xml:space="preserve">każda capability ma proces</w:t>
+            </w:r>
+          </w:p>
+        </w:tc>
+      </w:tr>
+      <w:tr>
+        <w:tc>
+          <w:tcPr/>
+          <w:p>
+            <w:pPr>
+              <w:pStyle w:val="Compact"/>
+            </w:pPr>
+            <w:r>
+              <w:t xml:space="preserve">URI Process</w:t>
+            </w:r>
+          </w:p>
+        </w:tc>
+        <w:tc>
+          <w:tcPr/>
+          <w:p>
+            <w:pPr>
+              <w:pStyle w:val="Compact"/>
+            </w:pPr>
+            <w:r>
+              <w:t xml:space="preserve">kroki, zależności, efekty, outputs i acceptance</w:t>
+            </w:r>
+          </w:p>
+        </w:tc>
+        <w:tc>
+          <w:tcPr/>
+          <w:p>
+            <w:pPr>
+              <w:pStyle w:val="Compact"/>
+            </w:pPr>
+            <w:r>
+              <w:t xml:space="preserve">graf jest acykliczny i kończy się read-backiem</w:t>
+            </w:r>
+          </w:p>
+        </w:tc>
+      </w:tr>
+      <w:tr>
+        <w:tc>
+          <w:tcPr/>
+          <w:p>
+            <w:pPr>
+              <w:pStyle w:val="Compact"/>
+            </w:pPr>
+            <w:r>
+              <w:t xml:space="preserve">AQL</w:t>
+            </w:r>
+          </w:p>
+        </w:tc>
+        <w:tc>
+          <w:tcPr/>
+          <w:p>
+            <w:pPr>
+              <w:pStyle w:val="Compact"/>
+            </w:pPr>
+            <w:r>
+              <w:t xml:space="preserve">dozwolone operacje i publikacja wymagająca approval</w:t>
+            </w:r>
+          </w:p>
+        </w:tc>
+        <w:tc>
+          <w:tcPr/>
+          <w:p>
+            <w:pPr>
+              <w:pStyle w:val="Compact"/>
+            </w:pPr>
+            <w:r>
+              <w:t xml:space="preserve">każdy</w:t>
+            </w:r>
+            <w:r>
+              <w:t xml:space="preserve"> </w:t>
+            </w:r>
+            <w:r>
+              <w:rPr>
+                <w:rStyle w:val="VerbatimChar"/>
+              </w:rPr>
+              <w:t xml:space="preserve">command</w:t>
+            </w:r>
+            <w:r>
+              <w:t xml:space="preserve"> </w:t>
+            </w:r>
+            <w:r>
+              <w:t xml:space="preserve">ma pokrycie</w:t>
+            </w:r>
+          </w:p>
+        </w:tc>
+      </w:tr>
+      <w:tr>
+        <w:tc>
+          <w:tcPr/>
+          <w:p>
+            <w:pPr>
+              <w:pStyle w:val="Compact"/>
+            </w:pPr>
+            <w:r>
+              <w:t xml:space="preserve">EQL</w:t>
+            </w:r>
+          </w:p>
+        </w:tc>
+        <w:tc>
+          <w:tcPr/>
+          <w:p>
+            <w:pPr>
+              <w:pStyle w:val="Compact"/>
+            </w:pPr>
+            <w:r>
+              <w:t xml:space="preserve">preconditions, postconditions i blokada po błędzie</w:t>
+            </w:r>
+          </w:p>
+        </w:tc>
+        <w:tc>
+          <w:tcPr/>
+          <w:p>
+            <w:pPr>
+              <w:pStyle w:val="Compact"/>
+            </w:pPr>
+            <w:r>
+              <w:t xml:space="preserve">sukces wymaga stanu publicznego</w:t>
+            </w:r>
+          </w:p>
+        </w:tc>
+      </w:tr>
+      <w:tr>
+        <w:tc>
+          <w:tcPr/>
+          <w:p>
+            <w:pPr>
+              <w:pStyle w:val="Compact"/>
+            </w:pPr>
+            <w:r>
+              <w:t xml:space="preserve">TestQL</w:t>
+            </w:r>
+          </w:p>
+        </w:tc>
+        <w:tc>
+          <w:tcPr/>
+          <w:p>
+            <w:pPr>
+              <w:pStyle w:val="Compact"/>
+            </w:pPr>
+            <w:r>
+              <w:t xml:space="preserve">wykonywalne bramki jakości</w:t>
+            </w:r>
+          </w:p>
+        </w:tc>
+        <w:tc>
+          <w:tcPr/>
+          <w:p>
+            <w:pPr>
+              <w:pStyle w:val="Compact"/>
+            </w:pPr>
+            <w:r>
+              <w:t xml:space="preserve">testy pokrywają Definition of Done</w:t>
+            </w:r>
+          </w:p>
+        </w:tc>
+      </w:tr>
+      <w:tr>
+        <w:tc>
+          <w:tcPr/>
+          <w:p>
+            <w:pPr>
+              <w:pStyle w:val="Compact"/>
+            </w:pPr>
+            <w:r>
+              <w:t xml:space="preserve">SODL</w:t>
+            </w:r>
+          </w:p>
+        </w:tc>
+        <w:tc>
+          <w:tcPr/>
+          <w:p>
+            <w:pPr>
+              <w:pStyle w:val="Compact"/>
+            </w:pPr>
+            <w:r>
+              <w:t xml:space="preserve">zdarzenia procesu</w:t>
+            </w:r>
+          </w:p>
+        </w:tc>
+        <w:tc>
+          <w:tcPr/>
+          <w:p>
+            <w:pPr>
+              <w:pStyle w:val="Compact"/>
+            </w:pPr>
+            <w:r>
+              <w:t xml:space="preserve">przykład jest oznaczony jako deklaracja, nie runtime receipt</w:t>
+            </w:r>
+          </w:p>
+        </w:tc>
+      </w:tr>
+    </w:tbl>
     <w:p>
       <w:pPr>
         <w:pStyle w:val="BodyText"/>
       </w:pPr>
       <w:r>
-        <w:t xml:space="preserve">Generator nie powinien kopiować wiedzy ręcznie. Powinien:</w:t>
+        <w:t xml:space="preserve">Kanoniczny przykład znajduje się w</w:t>
+      </w:r>
+      <w:r>
+        <w:t xml:space="preserve"> </w:t>
+      </w:r>
+      <w:r>
+        <w:rPr>
+          <w:rStyle w:val="VerbatimChar"/>
+        </w:rPr>
+        <w:t xml:space="preserve">dsl/examples/uri-process-publication/</w:t>
+      </w:r>
+      <w:r>
+        <w:t xml:space="preserve">. Walidacja schematu nie przyznaje</w:t>
+      </w:r>
+      <w:r>
+        <w:t xml:space="preserve"> </w:t>
+      </w:r>
+      <w:r>
+        <w:t xml:space="preserve">authority i nie dowodzi wykonania. Potwierdza tylko, że opis procesu jest</w:t>
+      </w:r>
+      <w:r>
+        <w:t xml:space="preserve"> </w:t>
+      </w:r>
+      <w:r>
+        <w:t xml:space="preserve">kompletny i że jego warstwy nie przeczą sobie.</w:t>
+      </w:r>
+    </w:p>
+    <w:bookmarkEnd w:id="98"/>
+    <w:bookmarkStart w:id="99" w:name="graf-uri-process"/>
+    <w:p>
+      <w:pPr>
+        <w:pStyle w:val="Heading2"/>
+      </w:pPr>
+      <w:r>
+        <w:t xml:space="preserve">13.2 Graf URI Process</w:t>
+      </w:r>
+    </w:p>
+    <w:p>
+      <w:pPr>
+        <w:pStyle w:val="FirstParagraph"/>
+      </w:pPr>
+      <w:r>
+        <w:t xml:space="preserve">Proces zawiera dziesięć kroków:</w:t>
+      </w:r>
+    </w:p>
+    <w:p>
+      <w:pPr>
+        <w:pStyle w:val="SourceCode"/>
+      </w:pPr>
+      <w:r>
+        <w:rPr>
+          <w:rStyle w:val="VerbatimChar"/>
+        </w:rPr>
+        <w:t xml:space="preserve">inventory</w:t>
+      </w:r>
+      <w:r>
+        <w:br/>
+      </w:r>
+      <w:r>
+        <w:rPr>
+          <w:rStyle w:val="VerbatimChar"/>
+        </w:rPr>
+        <w:t xml:space="preserve">  -&gt; editorial-audit</w:t>
+      </w:r>
+      <w:r>
+        <w:br/>
+      </w:r>
+      <w:r>
+        <w:rPr>
+          <w:rStyle w:val="VerbatimChar"/>
+        </w:rPr>
+        <w:t xml:space="preserve">     -&gt; build ----\</w:t>
+      </w:r>
+      <w:r>
+        <w:br/>
+      </w:r>
+      <w:r>
+        <w:rPr>
+          <w:rStyle w:val="VerbatimChar"/>
+        </w:rPr>
+        <w:t xml:space="preserve">     -&gt; audio -----+-&gt; pack --------\</w:t>
+      </w:r>
+      <w:r>
+        <w:br/>
+      </w:r>
+      <w:r>
+        <w:rPr>
+          <w:rStyle w:val="VerbatimChar"/>
+        </w:rPr>
+        <w:t xml:space="preserve">     -&gt; docker-e2e ------------------+-&gt; verify</w:t>
+      </w:r>
+      <w:r>
+        <w:br/>
+      </w:r>
+      <w:r>
+        <w:rPr>
+          <w:rStyle w:val="VerbatimChar"/>
+        </w:rPr>
+        <w:t xml:space="preserve">                                        -&gt; publish-github --\</w:t>
+      </w:r>
+      <w:r>
+        <w:br/>
+      </w:r>
+      <w:r>
+        <w:rPr>
+          <w:rStyle w:val="VerbatimChar"/>
+        </w:rPr>
+        <w:t xml:space="preserve">                                        -&gt; publish-sites ----+-&gt; public-read-back</w:t>
+      </w:r>
+    </w:p>
+    <w:p>
+      <w:pPr>
+        <w:pStyle w:val="FirstParagraph"/>
+      </w:pPr>
+      <w:r>
+        <w:rPr>
+          <w:rStyle w:val="VerbatimChar"/>
+        </w:rPr>
+        <w:t xml:space="preserve">build</w:t>
+      </w:r>
+      <w:r>
+        <w:t xml:space="preserve">,</w:t>
+      </w:r>
+      <w:r>
+        <w:t xml:space="preserve"> </w:t>
+      </w:r>
+      <w:r>
+        <w:rPr>
+          <w:rStyle w:val="VerbatimChar"/>
+        </w:rPr>
+        <w:t xml:space="preserve">audio</w:t>
+      </w:r>
+      <w:r>
+        <w:t xml:space="preserve"> </w:t>
+      </w:r>
+      <w:r>
+        <w:t xml:space="preserve">i</w:t>
+      </w:r>
+      <w:r>
+        <w:t xml:space="preserve"> </w:t>
+      </w:r>
+      <w:r>
+        <w:rPr>
+          <w:rStyle w:val="VerbatimChar"/>
+        </w:rPr>
+        <w:t xml:space="preserve">pack</w:t>
+      </w:r>
+      <w:r>
+        <w:t xml:space="preserve"> </w:t>
+      </w:r>
+      <w:r>
+        <w:t xml:space="preserve">są odwracalnymi komendami lokalnymi. Publikacja</w:t>
+      </w:r>
+      <w:r>
+        <w:t xml:space="preserve"> </w:t>
+      </w:r>
+      <w:r>
+        <w:t xml:space="preserve">zewnętrzna wymaga approval. Ostatni krok pobiera oba publiczne manifesty i</w:t>
+      </w:r>
+      <w:r>
+        <w:t xml:space="preserve"> </w:t>
+      </w:r>
+      <w:r>
+        <w:t xml:space="preserve">porównuje pliki, rozmiary oraz SHA-256; dzięki temu status systemu wdrożeniowego</w:t>
+      </w:r>
+      <w:r>
+        <w:t xml:space="preserve"> </w:t>
+      </w:r>
+      <w:r>
+        <w:t xml:space="preserve">nie zastępuje obserwacji rezultatu.</w:t>
+      </w:r>
+    </w:p>
+    <w:bookmarkEnd w:id="99"/>
+    <w:bookmarkStart w:id="100" w:name="kontrakt-każdego-akapitu"/>
+    <w:p>
+      <w:pPr>
+        <w:pStyle w:val="Heading2"/>
+      </w:pPr>
+      <w:r>
+        <w:t xml:space="preserve">13.3 Kontrakt każdego akapitu</w:t>
+      </w:r>
+    </w:p>
+    <w:p>
+      <w:pPr>
+        <w:pStyle w:val="FirstParagraph"/>
+      </w:pPr>
+      <w:r>
+        <w:t xml:space="preserve">Proza pozostaje potrzebna do wyjaśniania motywacji, ograniczeń i konsekwencji.</w:t>
+      </w:r>
+      <w:r>
+        <w:t xml:space="preserve"> </w:t>
+      </w:r>
+      <w:r>
+        <w:t xml:space="preserve">Każdy akapit źródłowy otrzymuje jednak w audycie jedną funkcję — tezę,</w:t>
+      </w:r>
+      <w:r>
+        <w:t xml:space="preserve"> </w:t>
+      </w:r>
+      <w:r>
+        <w:t xml:space="preserve">definicję, dowód, mechanizm, procedurę, przykład, ograniczenie albo nawigację —</w:t>
+      </w:r>
+      <w:r>
+        <w:t xml:space="preserve"> </w:t>
+      </w:r>
+      <w:r>
+        <w:t xml:space="preserve">oraz podstawę walidacji.</w:t>
+      </w:r>
+    </w:p>
+    <w:p>
+      <w:pPr>
+        <w:pStyle w:val="BodyText"/>
+      </w:pPr>
+      <w:r>
+        <w:t xml:space="preserve">Dopuszczone podstawy to cytowane źródło, lokalny artefakt, wyprowadzenie,</w:t>
+      </w:r>
+      <w:r>
+        <w:t xml:space="preserve"> </w:t>
+      </w:r>
+      <w:r>
+        <w:t xml:space="preserve">ograniczona hipoteza, test operacyjny albo jawna granica zakresu. Receipt</w:t>
+      </w:r>
+      <w:r>
+        <w:t xml:space="preserve"> </w:t>
+      </w:r>
+      <w:r>
+        <w:t xml:space="preserve">zapisuje ścieżkę, numer linii, rolę, podstawę i SHA-256 akapitu. Zmiana prozy</w:t>
+      </w:r>
+      <w:r>
+        <w:t xml:space="preserve"> </w:t>
+      </w:r>
+      <w:r>
+        <w:t xml:space="preserve">unieważnia receipt, więc wymaga ponownego przeglądu.</w:t>
+      </w:r>
+    </w:p>
+    <w:p>
+      <w:pPr>
+        <w:pStyle w:val="BodyText"/>
+      </w:pPr>
+      <w:r>
+        <w:t xml:space="preserve">Automatyczny audyt nie rozstrzyga prawdziwości świata. Wykrywa brak źródła przy</w:t>
+      </w:r>
+      <w:r>
+        <w:t xml:space="preserve"> </w:t>
+      </w:r>
+      <w:r>
+        <w:t xml:space="preserve">mocnym twierdzeniu, nieznane cytowanie, duplikat, zakazaną frazę lub pojęcie</w:t>
+      </w:r>
+      <w:r>
+        <w:t xml:space="preserve"> </w:t>
+      </w:r>
+      <w:r>
+        <w:t xml:space="preserve">spoza kontrolowanego rejestru. Ocena argumentu nadal należy do autora i</w:t>
+      </w:r>
+      <w:r>
+        <w:t xml:space="preserve"> </w:t>
+      </w:r>
+      <w:r>
+        <w:t xml:space="preserve">recenzenta.</w:t>
+      </w:r>
+    </w:p>
+    <w:bookmarkEnd w:id="100"/>
+    <w:bookmarkStart w:id="101" w:name="jedno-źródło-różne-projekcje"/>
+    <w:p>
+      <w:pPr>
+        <w:pStyle w:val="Heading2"/>
+      </w:pPr>
+      <w:r>
+        <w:t xml:space="preserve">13.4 Jedno źródło, różne projekcje</w:t>
+      </w:r>
+    </w:p>
+    <w:p>
+      <w:pPr>
+        <w:pStyle w:val="FirstParagraph"/>
+      </w:pPr>
+      <w:r>
+        <w:t xml:space="preserve">HTML służy do wyszukiwania i linkowania. EPUB daje płynny skład na czytniku,</w:t>
+      </w:r>
+      <w:r>
+        <w:t xml:space="preserve"> </w:t>
+      </w:r>
+      <w:r>
+        <w:t xml:space="preserve">PDF utrwala układ stron, a DOCX służy wymianie redakcyjnej. Pliki nie muszą</w:t>
+      </w:r>
+      <w:r>
+        <w:t xml:space="preserve"> </w:t>
+      </w:r>
+      <w:r>
+        <w:t xml:space="preserve">mieć identycznej reprezentacji bajtowej; muszą pochodzić z tego samego</w:t>
+      </w:r>
+      <w:r>
+        <w:t xml:space="preserve"> </w:t>
+      </w:r>
+      <w:r>
+        <w:t xml:space="preserve">zestawu źródeł i przejść kontrole właściwe dla formatu.</w:t>
+      </w:r>
+    </w:p>
+    <w:p>
+      <w:pPr>
+        <w:pStyle w:val="BodyText"/>
+      </w:pPr>
+      <w:r>
+        <w:t xml:space="preserve">Generator:</w:t>
       </w:r>
     </w:p>
     <w:p>
@@ -11818,11 +12275,11 @@
         <w:pStyle w:val="Compact"/>
         <w:numPr>
           <w:ilvl w:val="0"/>
-          <w:numId w:val="1037"/>
+          <w:numId w:val="1036"/>
         </w:numPr>
       </w:pPr>
       <w:r>
-        <w:t xml:space="preserve">renderować wszystkie formaty z tej samej rewizji,</w:t>
+        <w:t xml:space="preserve">renderuje formaty książki z jednego skrótu źródeł,</w:t>
       </w:r>
     </w:p>
     <w:p>
@@ -11830,11 +12287,11 @@
         <w:pStyle w:val="Compact"/>
         <w:numPr>
           <w:ilvl w:val="0"/>
-          <w:numId w:val="1037"/>
+          <w:numId w:val="1036"/>
         </w:numPr>
       </w:pPr>
       <w:r>
-        <w:t xml:space="preserve">pakować przykłady DSL,</w:t>
+        <w:t xml:space="preserve">pakuje schematy, kontrakty i przykłady DSL,</w:t>
       </w:r>
     </w:p>
     <w:p>
@@ -11842,11 +12299,11 @@
         <w:pStyle w:val="Compact"/>
         <w:numPr>
           <w:ilvl w:val="0"/>
-          <w:numId w:val="1037"/>
+          <w:numId w:val="1036"/>
         </w:numPr>
       </w:pPr>
       <w:r>
-        <w:t xml:space="preserve">tworzyć manifest z rozmiarami i sumami SHA-256,</w:t>
+        <w:t xml:space="preserve">tworzy manifest z rozmiarami i SHA-256,</w:t>
       </w:r>
     </w:p>
     <w:p>
@@ -11854,11 +12311,11 @@
         <w:pStyle w:val="Compact"/>
         <w:numPr>
           <w:ilvl w:val="0"/>
-          <w:numId w:val="1037"/>
+          <w:numId w:val="1036"/>
         </w:numPr>
       </w:pPr>
       <w:r>
-        <w:t xml:space="preserve">podpisywać pochodzenie numerem wersji i commitem,</w:t>
+        <w:t xml:space="preserve">wystawia tę samą zatwierdzoną paczkę w obu kanałach,</w:t>
       </w:r>
     </w:p>
     <w:p>
@@ -11866,21 +12323,21 @@
         <w:pStyle w:val="Compact"/>
         <w:numPr>
           <w:ilvl w:val="0"/>
-          <w:numId w:val="1037"/>
+          <w:numId w:val="1036"/>
         </w:numPr>
       </w:pPr>
       <w:r>
-        <w:t xml:space="preserve">publikować tylko po przejściu walidacji.</w:t>
-      </w:r>
-    </w:p>
-    <w:bookmarkEnd w:id="99"/>
-    <w:bookmarkStart w:id="100" w:name="audio-jako-artefakt"/>
+        <w:t xml:space="preserve">nie publikuje po pominięciu wymaganej bramki.</w:t>
+      </w:r>
+    </w:p>
+    <w:bookmarkEnd w:id="101"/>
+    <w:bookmarkStart w:id="102" w:name="audio-jako-ograniczony-artefakt"/>
     <w:p>
       <w:pPr>
         <w:pStyle w:val="Heading2"/>
       </w:pPr>
       <w:r>
-        <w:t xml:space="preserve">13.2 Audio jako artefakt</w:t>
+        <w:t xml:space="preserve">13.5 Audio jako ograniczony artefakt</w:t>
       </w:r>
     </w:p>
     <w:p>
@@ -11888,19 +12345,25 @@
         <w:pStyle w:val="FirstParagraph"/>
       </w:pPr>
       <w:r>
-        <w:t xml:space="preserve">Synteza mowy jest operacją zewnętrzną i kosztową. Tekst dzielimy w granicach</w:t>
-      </w:r>
-      <w:r>
-        <w:t xml:space="preserve"> </w:t>
-      </w:r>
-      <w:r>
-        <w:t xml:space="preserve">akapitów, a wynik każdego segmentu zapisujemy osobno. Manifest zachowuje nazwę</w:t>
-      </w:r>
-      <w:r>
-        <w:t xml:space="preserve"> </w:t>
-      </w:r>
-      <w:r>
-        <w:t xml:space="preserve">providera, głosu, modelu, liczbę znaków i informację o głosie syntetycznym.</w:t>
+        <w:t xml:space="preserve">Wydanie 0.2 zawiera próbkę MP3 jednego materiału podcastowego, a nie pełny</w:t>
+      </w:r>
+      <w:r>
+        <w:t xml:space="preserve"> </w:t>
+      </w:r>
+      <w:r>
+        <w:t xml:space="preserve">audiobook książki. Intent Contract zapisuje pełny audiobook jako non-goal, aby</w:t>
+      </w:r>
+      <w:r>
+        <w:t xml:space="preserve"> </w:t>
+      </w:r>
+      <w:r>
+        <w:t xml:space="preserve">landing page, manifest i narracja nie obiecywały artefaktu, którego generator</w:t>
+      </w:r>
+      <w:r>
+        <w:t xml:space="preserve"> </w:t>
+      </w:r>
+      <w:r>
+        <w:t xml:space="preserve">nie tworzy.</w:t>
       </w:r>
     </w:p>
     <w:p>
@@ -11908,13 +12371,19 @@
         <w:pStyle w:val="BodyText"/>
       </w:pPr>
       <w:r>
-        <w:t xml:space="preserve">Provider nie jest częścią treści. Ten sam tekst może zostać przetworzony przez</w:t>
-      </w:r>
-      <w:r>
-        <w:t xml:space="preserve"> </w:t>
-      </w:r>
-      <w:r>
-        <w:t xml:space="preserve">Google Cloud Text-to-Speech, OpenAI, ElevenLabs albo lokalny</w:t>
+        <w:t xml:space="preserve">Generator audio dzieli tekst na segmenty, zapisuje providera, liczbę znaków,</w:t>
+      </w:r>
+      <w:r>
+        <w:t xml:space="preserve"> </w:t>
+      </w:r>
+      <w:r>
+        <w:t xml:space="preserve">rozmiary, SHA-256 źródła i wyników oraz informację o głosie syntetycznym.</w:t>
+      </w:r>
+      <w:r>
+        <w:t xml:space="preserve"> </w:t>
+      </w:r>
+      <w:r>
+        <w:t xml:space="preserve">Provider jest bindingiem: test CI korzysta z lokalnego</w:t>
       </w:r>
       <w:r>
         <w:t xml:space="preserve"> </w:t>
@@ -11926,29 +12395,23 @@
         <w:t xml:space="preserve">espeak-ng</w:t>
       </w:r>
       <w:r>
-        <w:t xml:space="preserve">.</w:t>
-      </w:r>
-      <w:r>
-        <w:t xml:space="preserve"> </w:t>
-      </w:r>
-      <w:r>
-        <w:t xml:space="preserve">Wydanie testowe wykorzystuje lokalny provider, aby CI nie wymagało sekretów.</w:t>
-      </w:r>
-      <w:r>
-        <w:t xml:space="preserve"> </w:t>
-      </w:r>
-      <w:r>
-        <w:t xml:space="preserve">Wydanie produkcyjne może użyć Google lub innego API po dostarczeniu credentials.</w:t>
-      </w:r>
-    </w:p>
-    <w:bookmarkEnd w:id="100"/>
-    <w:bookmarkStart w:id="101" w:name="reprodukowalność"/>
+        <w:t xml:space="preserve">, a adaptery</w:t>
+      </w:r>
+      <w:r>
+        <w:t xml:space="preserve"> </w:t>
+      </w:r>
+      <w:r>
+        <w:t xml:space="preserve">Google, OpenAI i ElevenLabs wymagają osobnych credentials.</w:t>
+      </w:r>
+    </w:p>
+    <w:bookmarkEnd w:id="102"/>
+    <w:bookmarkStart w:id="103" w:name="reprodukowalność-i-jej-granica"/>
     <w:p>
       <w:pPr>
         <w:pStyle w:val="Heading2"/>
       </w:pPr>
       <w:r>
-        <w:t xml:space="preserve">13.3 Reprodukowalność</w:t>
+        <w:t xml:space="preserve">13.6 Reprodukowalność i jej granica</w:t>
       </w:r>
     </w:p>
     <w:p>
@@ -11956,55 +12419,67 @@
         <w:pStyle w:val="FirstParagraph"/>
       </w:pPr>
       <w:r>
-        <w:t xml:space="preserve">Manifest wydania powinien umożliwić odpowiedź na cztery pytania:</w:t>
-      </w:r>
-    </w:p>
-    <w:p>
-      <w:pPr>
-        <w:pStyle w:val="Compact"/>
-        <w:numPr>
-          <w:ilvl w:val="0"/>
-          <w:numId w:val="1038"/>
-        </w:numPr>
-      </w:pPr>
-      <w:r>
-        <w:t xml:space="preserve">Z jakiego commita powstał plik?</w:t>
-      </w:r>
-    </w:p>
-    <w:p>
-      <w:pPr>
-        <w:pStyle w:val="Compact"/>
-        <w:numPr>
-          <w:ilvl w:val="0"/>
-          <w:numId w:val="1038"/>
-        </w:numPr>
-      </w:pPr>
-      <w:r>
-        <w:t xml:space="preserve">Jaki generator i provider go utworzył?</w:t>
-      </w:r>
-    </w:p>
-    <w:p>
-      <w:pPr>
-        <w:pStyle w:val="Compact"/>
-        <w:numPr>
-          <w:ilvl w:val="0"/>
-          <w:numId w:val="1038"/>
-        </w:numPr>
-      </w:pPr>
-      <w:r>
-        <w:t xml:space="preserve">Czy plik zmienił się od czasu publikacji?</w:t>
-      </w:r>
-    </w:p>
-    <w:p>
-      <w:pPr>
-        <w:pStyle w:val="Compact"/>
-        <w:numPr>
-          <w:ilvl w:val="0"/>
-          <w:numId w:val="1038"/>
-        </w:numPr>
-      </w:pPr>
-      <w:r>
-        <w:t xml:space="preserve">Czy wszystkie linki landing page prowadzą do tej samej wersji?</w:t>
+        <w:t xml:space="preserve">Manifest identyfikuje skrót kontrolowanych źródeł oraz każdy artefakt wydania.</w:t>
+      </w:r>
+      <w:r>
+        <w:t xml:space="preserve"> </w:t>
+      </w:r>
+      <w:r>
+        <w:t xml:space="preserve">Pozwala sprawdzić pochodzenie, integralność plików i zgodność obu publicznych</w:t>
+      </w:r>
+      <w:r>
+        <w:t xml:space="preserve"> </w:t>
+      </w:r>
+      <w:r>
+        <w:t xml:space="preserve">kanałów. Wersje zależności i obrazy kontenerów ograniczają zmienność</w:t>
+      </w:r>
+      <w:r>
+        <w:t xml:space="preserve"> </w:t>
+      </w:r>
+      <w:r>
+        <w:t xml:space="preserve">środowiska.</w:t>
+      </w:r>
+    </w:p>
+    <w:p>
+      <w:pPr>
+        <w:pStyle w:val="BodyText"/>
+      </w:pPr>
+      <w:r>
+        <w:t xml:space="preserve">Nie jest to gwarancja bitowej reprodukowalności w dowolnym czasie i na dowolnej</w:t>
+      </w:r>
+      <w:r>
+        <w:t xml:space="preserve"> </w:t>
+      </w:r>
+      <w:r>
+        <w:t xml:space="preserve">maszynie. Taka gwarancja wymagałaby zamrożenia całego toolchainu, fontów,</w:t>
+      </w:r>
+      <w:r>
+        <w:t xml:space="preserve"> </w:t>
+      </w:r>
+      <w:r>
+        <w:t xml:space="preserve">metadanych czasowych i zewnętrznych providerów. Kontrakt wydania wymaga</w:t>
+      </w:r>
+      <w:r>
+        <w:t xml:space="preserve"> </w:t>
+      </w:r>
+      <w:r>
+        <w:t xml:space="preserve">zgodności źródła i pozytywnej walidacji, a nie nieuzasadnionej obietnicy</w:t>
+      </w:r>
+      <w:r>
+        <w:t xml:space="preserve"> </w:t>
+      </w:r>
+      <w:r>
+        <w:t xml:space="preserve">identycznych bajtów między niezależnymi renderami.</w:t>
+      </w:r>
+    </w:p>
+    <w:bookmarkEnd w:id="103"/>
+    <w:bookmarkStart w:id="104" w:name="bramka-i-dowód-wydania"/>
+    <w:p>
+      <w:pPr>
+        <w:pStyle w:val="Heading2"/>
+      </w:pPr>
+      <w:r>
+        <w:t xml:space="preserve">13.7 Bramka i dowód wydania</w:t>
       </w:r>
     </w:p>
     <w:p>
@@ -12012,118 +12487,50 @@
         <w:pStyle w:val="FirstParagraph"/>
       </w:pPr>
       <w:r>
-        <w:t xml:space="preserve">Dlatego suma kontrolna jest częścią produktu, a nie wyłącznie szczegółem CI.</w:t>
-      </w:r>
-    </w:p>
-    <w:bookmarkEnd w:id="101"/>
-    <w:bookmarkStart w:id="102" w:name="test-wydania"/>
-    <w:p>
-      <w:pPr>
-        <w:pStyle w:val="Heading2"/>
-      </w:pPr>
-      <w:r>
-        <w:t xml:space="preserve">13.4 Test wydania</w:t>
-      </w:r>
-    </w:p>
-    <w:p>
-      <w:pPr>
-        <w:pStyle w:val="FirstParagraph"/>
-      </w:pPr>
-      <w:r>
-        <w:t xml:space="preserve">Przed publikacją:</w:t>
-      </w:r>
-    </w:p>
-    <w:p>
-      <w:pPr>
-        <w:pStyle w:val="SourceCode"/>
-      </w:pPr>
-      <w:r>
-        <w:rPr>
-          <w:rStyle w:val="VerbatimChar"/>
-        </w:rPr>
-        <w:t xml:space="preserve">validate sources</w:t>
-      </w:r>
-      <w:r>
-        <w:br/>
-      </w:r>
-      <w:r>
-        <w:rPr>
-          <w:rStyle w:val="VerbatimChar"/>
-        </w:rPr>
-        <w:t xml:space="preserve">  -&gt; render book</w:t>
-      </w:r>
-      <w:r>
-        <w:br/>
-      </w:r>
-      <w:r>
-        <w:rPr>
-          <w:rStyle w:val="VerbatimChar"/>
-        </w:rPr>
-        <w:t xml:space="preserve">  -&gt; validate links and formats</w:t>
-      </w:r>
-      <w:r>
-        <w:br/>
-      </w:r>
-      <w:r>
-        <w:rPr>
-          <w:rStyle w:val="VerbatimChar"/>
-        </w:rPr>
-        <w:t xml:space="preserve">  -&gt; probe audio with ffprobe</w:t>
-      </w:r>
-      <w:r>
-        <w:br/>
-      </w:r>
-      <w:r>
-        <w:rPr>
-          <w:rStyle w:val="VerbatimChar"/>
-        </w:rPr>
-        <w:t xml:space="preserve">  -&gt; build application</w:t>
-      </w:r>
-      <w:r>
-        <w:br/>
-      </w:r>
-      <w:r>
-        <w:rPr>
-          <w:rStyle w:val="VerbatimChar"/>
-        </w:rPr>
-        <w:t xml:space="preserve">  -&gt; smoke test landing page</w:t>
-      </w:r>
-      <w:r>
-        <w:br/>
-      </w:r>
-      <w:r>
-        <w:rPr>
-          <w:rStyle w:val="VerbatimChar"/>
-        </w:rPr>
-        <w:t xml:space="preserve">  -&gt; commit and push</w:t>
-      </w:r>
-      <w:r>
-        <w:br/>
-      </w:r>
-      <w:r>
-        <w:rPr>
-          <w:rStyle w:val="VerbatimChar"/>
-        </w:rPr>
-        <w:t xml:space="preserve">  -&gt; deploy saved Sites version</w:t>
-      </w:r>
-    </w:p>
-    <w:p>
-      <w:pPr>
-        <w:pStyle w:val="FirstParagraph"/>
-      </w:pPr>
-      <w:r>
-        <w:t xml:space="preserve">Proces publikacji jest przykładem POA opisanym w poprzednim rozdziale: łączy</w:t>
-      </w:r>
-      <w:r>
-        <w:t xml:space="preserve"> </w:t>
-      </w:r>
-      <w:r>
-        <w:t xml:space="preserve">usługi, lecz jego jednostką sukcesu jest dostępne i zweryfikowane wydanie.</w:t>
-      </w:r>
-    </w:p>
-    <w:bookmarkEnd w:id="102"/>
-    <w:bookmarkEnd w:id="103"/>
-    <w:bookmarkStart w:id="119" w:name="forma-współpracy-authority-i-dowód-pracy"/>
+        <w:t xml:space="preserve">Przed publikacją przechodzą: walidacja DSL, receipt akapitów, render Quarto,</w:t>
+      </w:r>
+      <w:r>
+        <w:t xml:space="preserve"> </w:t>
+      </w:r>
+      <w:r>
+        <w:t xml:space="preserve">test dekodowania MP3, testy aplikacji oraz Docker E2E w profilach desktopowym i</w:t>
+      </w:r>
+      <w:r>
+        <w:t xml:space="preserve"> </w:t>
+      </w:r>
+      <w:r>
+        <w:t xml:space="preserve">mobilnym. Po approval GitHub Pages i Sites są sprawdzane przez publiczne HTTP,</w:t>
+      </w:r>
+      <w:r>
+        <w:t xml:space="preserve"> </w:t>
+      </w:r>
+      <w:r>
+        <w:t xml:space="preserve">manifest i SHA-256.</w:t>
+      </w:r>
+    </w:p>
+    <w:p>
+      <w:pPr>
+        <w:pStyle w:val="BodyText"/>
+      </w:pPr>
+      <w:r>
+        <w:t xml:space="preserve">Proces jest przykładem POA: składa usługi, lecz jego jednostką sukcesu nie jest</w:t>
+      </w:r>
+      <w:r>
+        <w:t xml:space="preserve"> </w:t>
+      </w:r>
+      <w:r>
+        <w:t xml:space="preserve">wywołanie usługi. Sukcesem jest zatwierdzone wydanie, którego deklarowane</w:t>
+      </w:r>
+      <w:r>
+        <w:t xml:space="preserve"> </w:t>
+      </w:r>
+      <w:r>
+        <w:t xml:space="preserve">artefakty można pobrać i niezależnie porównać.</w:t>
+      </w:r>
+    </w:p>
+    <w:bookmarkEnd w:id="104"/>
+    <w:bookmarkEnd w:id="105"/>
+    <w:bookmarkStart w:id="121" w:name="forma-współpracy-authority-i-dowód-pracy"/>
     <w:p>
       <w:pPr>
         <w:pStyle w:val="Heading1"/>
@@ -12173,18 +12580,18 @@
                 <wp:inline>
                   <wp:extent cx="152400" cy="152400"/>
                   <wp:effectExtent b="0" l="0" r="0" t="0"/>
-                  <wp:docPr descr="" title="" id="105" name="Picture"/>
+                  <wp:docPr descr="" title="" id="107" name="Picture"/>
                   <a:graphic>
                     <a:graphicData uri="http://schemas.openxmlformats.org/drawingml/2006/picture">
                       <pic:pic>
                         <pic:nvPicPr>
-                          <pic:cNvPr descr="/tmp/retrospektywa-quarto/quarto-1.9.38/share/formats/docx/warning.png" id="106" name="Picture"/>
+                          <pic:cNvPr descr="/tmp/retrospektywa-quarto/quarto-1.9.38/share/formats/docx/warning.png" id="108" name="Picture"/>
                           <pic:cNvPicPr>
                             <a:picLocks noChangeArrowheads="1" noChangeAspect="1"/>
                           </pic:cNvPicPr>
                         </pic:nvPicPr>
                         <pic:blipFill>
-                          <a:blip r:embed="rId104"/>
+                          <a:blip r:embed="rId106"/>
                           <a:stretch>
                             <a:fillRect/>
                           </a:stretch>
@@ -12340,7 +12747,7 @@
         <w:t xml:space="preserve">.</w:t>
       </w:r>
     </w:p>
-    <w:bookmarkStart w:id="107" w:name="główne-formy-współpracy"/>
+    <w:bookmarkStart w:id="109" w:name="główne-formy-współpracy"/>
     <w:p>
       <w:pPr>
         <w:pStyle w:val="Heading2"/>
@@ -12844,8 +13251,8 @@
         <w:t xml:space="preserve">.</w:t>
       </w:r>
     </w:p>
-    <w:bookmarkEnd w:id="107"/>
-    <w:bookmarkStart w:id="108" w:name="lifecycle-relacji"/>
+    <w:bookmarkEnd w:id="109"/>
+    <w:bookmarkStart w:id="110" w:name="lifecycle-relacji"/>
     <w:p>
       <w:pPr>
         <w:pStyle w:val="Heading2"/>
@@ -13052,8 +13459,8 @@
         <w:t xml:space="preserve">pracownikiem.</w:t>
       </w:r>
     </w:p>
-    <w:bookmarkEnd w:id="108"/>
-    <w:bookmarkStart w:id="109" w:name="ile-może-organizować-pracodawca"/>
+    <w:bookmarkEnd w:id="110"/>
+    <w:bookmarkStart w:id="111" w:name="ile-może-organizować-pracodawca"/>
     <w:p>
       <w:pPr>
         <w:pStyle w:val="Heading2"/>
@@ -13317,8 +13724,8 @@
         <w:t xml:space="preserve">.</w:t>
       </w:r>
     </w:p>
-    <w:bookmarkEnd w:id="109"/>
-    <w:bookmarkStart w:id="110" w:name="proces-zamiast-totalnego-monitoringu"/>
+    <w:bookmarkEnd w:id="111"/>
+    <w:bookmarkStart w:id="112" w:name="proces-zamiast-totalnego-monitoringu"/>
     <w:p>
       <w:pPr>
         <w:pStyle w:val="Heading2"/>
@@ -13405,12 +13812,177 @@
     </w:p>
     <w:p>
       <w:pPr>
+        <w:pStyle w:val="BodyText"/>
+      </w:pPr>
+      <w:r>
+        <w:t xml:space="preserve">W komunikacji operacyjnej celniejsze jest domyślne dzielenie się</w:t>
+      </w:r>
+      <w:r>
+        <w:t xml:space="preserve"> </w:t>
+      </w:r>
+      <w:r>
+        <w:rPr>
+          <w:b/>
+          <w:bCs/>
+        </w:rPr>
+        <w:t xml:space="preserve">linkami</w:t>
+      </w:r>
+      <w:r>
+        <w:t xml:space="preserve"> </w:t>
+      </w:r>
+      <w:r>
+        <w:t xml:space="preserve">do</w:t>
+      </w:r>
+      <w:r>
+        <w:t xml:space="preserve"> </w:t>
+      </w:r>
+      <w:r>
+        <w:t xml:space="preserve">kanonicznych obiektów (</w:t>
+      </w:r>
+      <w:r>
+        <w:rPr>
+          <w:rStyle w:val="VerbatimChar"/>
+        </w:rPr>
+        <w:t xml:space="preserve">ticket</w:t>
+      </w:r>
+      <w:r>
+        <w:t xml:space="preserve">,</w:t>
+      </w:r>
+      <w:r>
+        <w:t xml:space="preserve"> </w:t>
+      </w:r>
+      <w:r>
+        <w:rPr>
+          <w:rStyle w:val="VerbatimChar"/>
+        </w:rPr>
+        <w:t xml:space="preserve">artifact</w:t>
+      </w:r>
+      <w:r>
+        <w:t xml:space="preserve">,</w:t>
+      </w:r>
+      <w:r>
+        <w:t xml:space="preserve"> </w:t>
+      </w:r>
+      <w:r>
+        <w:rPr>
+          <w:rStyle w:val="VerbatimChar"/>
+        </w:rPr>
+        <w:t xml:space="preserve">log</w:t>
+      </w:r>
+      <w:r>
+        <w:t xml:space="preserve">,</w:t>
+      </w:r>
+      <w:r>
+        <w:t xml:space="preserve"> </w:t>
+      </w:r>
+      <w:r>
+        <w:rPr>
+          <w:rStyle w:val="VerbatimChar"/>
+        </w:rPr>
+        <w:t xml:space="preserve">report</w:t>
+      </w:r>
+      <w:r>
+        <w:t xml:space="preserve">) zamiast wysyłania</w:t>
+      </w:r>
+      <w:r>
+        <w:t xml:space="preserve"> </w:t>
+      </w:r>
+      <w:r>
+        <w:t xml:space="preserve">załączonych dokumentów. Ten sam celowy stan pracy ma wtedy jedną wersję źródła,</w:t>
+      </w:r>
+      <w:r>
+        <w:t xml:space="preserve"> </w:t>
+      </w:r>
+      <w:r>
+        <w:t xml:space="preserve">której wszyscy używają; każda decyzja i komentarz odwołuje się do tego samego</w:t>
+      </w:r>
+      <w:r>
+        <w:t xml:space="preserve"> </w:t>
+      </w:r>
+      <w:r>
+        <w:t xml:space="preserve">punktu prawdy. To ogranicza pracę na kopiach, zmniejsza ryzyko „różnicujących</w:t>
+      </w:r>
+      <w:r>
+        <w:t xml:space="preserve"> </w:t>
+      </w:r>
+      <w:r>
+        <w:t xml:space="preserve">wersji” dokumentów i skraca czas eskalacji, bo zamiast przesyłać treści, udostępnia</w:t>
+      </w:r>
+      <w:r>
+        <w:t xml:space="preserve"> </w:t>
+      </w:r>
+      <w:r>
+        <w:t xml:space="preserve">się już gotową ścieżkę wglądu.</w:t>
+      </w:r>
+    </w:p>
+    <w:p>
+      <w:pPr>
+        <w:pStyle w:val="BodyText"/>
+      </w:pPr>
+      <w:r>
+        <w:t xml:space="preserve">Przykładowy wzorzec komunikacji operacyjnej:</w:t>
+      </w:r>
+    </w:p>
+    <w:p>
+      <w:pPr>
         <w:pStyle w:val="SourceCode"/>
       </w:pPr>
       <w:r>
         <w:rPr>
           <w:rStyle w:val="VerbatimChar"/>
         </w:rPr>
+        <w:t xml:space="preserve">Temat: [Escalation] TR-421 — checkpoint nie zakończony</w:t>
+      </w:r>
+      <w:r>
+        <w:br/>
+      </w:r>
+      <w:r>
+        <w:rPr>
+          <w:rStyle w:val="VerbatimChar"/>
+        </w:rPr>
+        <w:t xml:space="preserve">Context: https://repo.example/ticket/TR-421</w:t>
+      </w:r>
+      <w:r>
+        <w:br/>
+      </w:r>
+      <w:r>
+        <w:rPr>
+          <w:rStyle w:val="VerbatimChar"/>
+        </w:rPr>
+        <w:t xml:space="preserve">Evidence: https://repo.example/artifact/TR-421/validation-2026-07-24</w:t>
+      </w:r>
+      <w:r>
+        <w:br/>
+      </w:r>
+      <w:r>
+        <w:rPr>
+          <w:rStyle w:val="VerbatimChar"/>
+        </w:rPr>
+        <w:t xml:space="preserve">Decyzja do podjęcia: rozszerzyć scope działania?</w:t>
+      </w:r>
+    </w:p>
+    <w:p>
+      <w:pPr>
+        <w:pStyle w:val="FirstParagraph"/>
+      </w:pPr>
+      <w:r>
+        <w:t xml:space="preserve">Tożsamość informacji pozostaje w 1 miejscu, a komentarze i decyzje dokumentują</w:t>
+      </w:r>
+      <w:r>
+        <w:t xml:space="preserve"> </w:t>
+      </w:r>
+      <w:r>
+        <w:t xml:space="preserve">odwołanie do tego samego dowodu procesu.</w:t>
+      </w:r>
+    </w:p>
+    <w:p>
+      <w:pPr>
+        <w:pStyle w:val="SourceCode"/>
+      </w:pPr>
+      <w:r>
+        <w:rPr>
+          <w:rStyle w:val="VerbatimChar"/>
+        </w:rPr>
         <w:t xml:space="preserve">preferowane:</w:t>
       </w:r>
       <w:r>
@@ -13489,8 +14061,8 @@
         <w:t xml:space="preserve">  private.message.content</w:t>
       </w:r>
     </w:p>
-    <w:bookmarkEnd w:id="110"/>
-    <w:bookmarkStart w:id="114" w:name="granica-między-uop-a-relacją-cywilną"/>
+    <w:bookmarkEnd w:id="112"/>
+    <w:bookmarkStart w:id="116" w:name="granica-między-uop-a-relacją-cywilną"/>
     <w:p>
       <w:pPr>
         <w:pStyle w:val="Heading2"/>
@@ -13508,18 +14080,18 @@
           <wp:inline>
             <wp:extent cx="5334000" cy="3111500"/>
             <wp:effectExtent b="0" l="0" r="0" t="0"/>
-            <wp:docPr descr="Orientacyjne drzewo cech relacji współpracy." title="" id="112" name="Picture"/>
+            <wp:docPr descr="Orientacyjne drzewo cech relacji współpracy." title="" id="114" name="Picture"/>
             <a:graphic>
               <a:graphicData uri="http://schemas.openxmlformats.org/drawingml/2006/picture">
                 <pic:pic>
                   <pic:nvPicPr>
-                    <pic:cNvPr descr="chapters/../figures/legal-relation-guide.png" id="113" name="Picture"/>
+                    <pic:cNvPr descr="chapters/../figures/legal-relation-guide.png" id="115" name="Picture"/>
                     <pic:cNvPicPr>
                       <a:picLocks noChangeArrowheads="1" noChangeAspect="1"/>
                     </pic:cNvPicPr>
                   </pic:nvPicPr>
                   <pic:blipFill>
-                    <a:blip r:embed="rId111"/>
+                    <a:blip r:embed="rId113"/>
                     <a:stretch>
                       <a:fillRect/>
                     </a:stretch>
@@ -13604,8 +14176,8 @@
         <w:t xml:space="preserve">.</w:t>
       </w:r>
     </w:p>
-    <w:bookmarkEnd w:id="114"/>
-    <w:bookmarkStart w:id="118" w:name="wniosek-dla-modelu-actoragent"/>
+    <w:bookmarkEnd w:id="116"/>
+    <w:bookmarkStart w:id="120" w:name="wniosek-dla-modelu-actoragent"/>
     <w:p>
       <w:pPr>
         <w:pStyle w:val="Heading2"/>
@@ -13709,18 +14281,18 @@
           <wp:inline>
             <wp:extent cx="5334000" cy="1600200"/>
             <wp:effectExtent b="0" l="0" r="0" t="0"/>
-            <wp:docPr descr="Pętla od celu przez działanie, dowód i walidację do akceptacji." title="" id="116" name="Picture"/>
+            <wp:docPr descr="Pętla od celu przez działanie, dowód i walidację do akceptacji." title="" id="118" name="Picture"/>
             <a:graphic>
               <a:graphicData uri="http://schemas.openxmlformats.org/drawingml/2006/picture">
                 <pic:pic>
                   <pic:nvPicPr>
-                    <pic:cNvPr descr="chapters/../figures/authority-validation-loop.png" id="117" name="Picture"/>
+                    <pic:cNvPr descr="chapters/../figures/authority-validation-loop.png" id="119" name="Picture"/>
                     <pic:cNvPicPr>
                       <a:picLocks noChangeArrowheads="1" noChangeAspect="1"/>
                     </pic:cNvPicPr>
                   </pic:nvPicPr>
                   <pic:blipFill>
-                    <a:blip r:embed="rId115"/>
+                    <a:blip r:embed="rId117"/>
                     <a:stretch>
                       <a:fillRect/>
                     </a:stretch>
@@ -13801,9 +14373,9 @@
         <w:t xml:space="preserve">celu, przekroczeniu authority albo działaniu wysokiego ryzyka.</w:t>
       </w:r>
     </w:p>
-    <w:bookmarkEnd w:id="118"/>
-    <w:bookmarkEnd w:id="119"/>
-    <w:bookmarkStart w:id="134" w:name="Xe0cbb0f2e4f65d95d1e04b053fb8c6cef1a41af"/>
+    <w:bookmarkEnd w:id="120"/>
+    <w:bookmarkEnd w:id="121"/>
+    <w:bookmarkStart w:id="136" w:name="Xe0cbb0f2e4f65d95d1e04b053fb8c6cef1a41af"/>
     <w:p>
       <w:pPr>
         <w:pStyle w:val="Heading1"/>
@@ -13844,7 +14416,7 @@
         <w:t xml:space="preserve">ergonomią poznawczą i eksperymentalnym porównywaniem sposobów pracy.</w:t>
       </w:r>
     </w:p>
-    <w:bookmarkStart w:id="123" w:name="formalny-model-stanowiska"/>
+    <w:bookmarkStart w:id="125" w:name="formalny-model-stanowiska"/>
     <w:p>
       <w:pPr>
         <w:pStyle w:val="Heading2"/>
@@ -14375,18 +14947,18 @@
           <wp:inline>
             <wp:extent cx="5334000" cy="2489200"/>
             <wp:effectExtent b="0" l="0" r="0" t="0"/>
-            <wp:docPr descr="Cybernetyczna pętla WorkCell: orchestrator zleca działanie, validator mierzy wynik, a błąd wraca jako korekta albo eskalacja." title="" id="121" name="Picture"/>
+            <wp:docPr descr="Cybernetyczna pętla WorkCell: orchestrator zleca działanie, validator mierzy wynik, a błąd wraca jako korekta albo eskalacja." title="" id="123" name="Picture"/>
             <a:graphic>
               <a:graphicData uri="http://schemas.openxmlformats.org/drawingml/2006/picture">
                 <pic:pic>
                   <pic:nvPicPr>
-                    <pic:cNvPr descr="chapters/../figures/workcell-feedback-loop.png" id="122" name="Picture"/>
+                    <pic:cNvPr descr="chapters/../figures/workcell-feedback-loop.png" id="124" name="Picture"/>
                     <pic:cNvPicPr>
                       <a:picLocks noChangeArrowheads="1" noChangeAspect="1"/>
                     </pic:cNvPicPr>
                   </pic:nvPicPr>
                   <pic:blipFill>
-                    <a:blip r:embed="rId120"/>
+                    <a:blip r:embed="rId122"/>
                     <a:stretch>
                       <a:fillRect/>
                     </a:stretch>
@@ -14427,8 +14999,8 @@
         <w:t xml:space="preserve">wynik, a błąd wraca jako korekta albo eskalacja.</w:t>
       </w:r>
     </w:p>
-    <w:bookmarkEnd w:id="123"/>
-    <w:bookmarkStart w:id="124" w:name="pętla-regulacji"/>
+    <w:bookmarkEnd w:id="125"/>
+    <w:bookmarkStart w:id="126" w:name="pętla-regulacji"/>
     <w:p>
       <w:pPr>
         <w:pStyle w:val="Heading2"/>
@@ -15064,8 +15636,8 @@
         <w:t xml:space="preserve">środowiska i nie powinien zmieniać stanu ticketu bez wymaganego dowodu.</w:t>
       </w:r>
     </w:p>
-    <w:bookmarkEnd w:id="124"/>
-    <w:bookmarkStart w:id="125" w:name="skuteczność-koszt-i-ryzyko"/>
+    <w:bookmarkEnd w:id="126"/>
+    <w:bookmarkStart w:id="127" w:name="skuteczność-koszt-i-ryzyko"/>
     <w:p>
       <w:pPr>
         <w:pStyle w:val="Heading2"/>
@@ -16643,8 +17215,8 @@
         <w:t xml:space="preserve">wyniku.</w:t>
       </w:r>
     </w:p>
-    <w:bookmarkEnd w:id="125"/>
-    <w:bookmarkStart w:id="126" w:name="kolejka-i-przeciążenie"/>
+    <w:bookmarkEnd w:id="127"/>
+    <w:bookmarkStart w:id="128" w:name="kolejka-i-przeciążenie"/>
     <w:p>
       <w:pPr>
         <w:pStyle w:val="Heading2"/>
@@ -16785,7 +17357,16 @@
         <w:pStyle w:val="BodyText"/>
       </w:pPr>
       <w:r>
-        <w:t xml:space="preserve">Prawo Little’a:</w:t>
+        <w:t xml:space="preserve">Prawo Little’a</w:t>
+      </w:r>
+      <w:r>
+        <w:t xml:space="preserve"> </w:t>
+      </w:r>
+      <w:r>
+        <w:t xml:space="preserve">(Little 1961)</w:t>
+      </w:r>
+      <w:r>
+        <w:t xml:space="preserve">:</w:t>
       </w:r>
     </w:p>
     <w:p>
@@ -16921,8 +17502,8 @@
         <w:t xml:space="preserve">przeciętny lead time.</w:t>
       </w:r>
     </w:p>
-    <w:bookmarkEnd w:id="126"/>
-    <w:bookmarkStart w:id="127" w:name="jak-często-walidować"/>
+    <w:bookmarkEnd w:id="128"/>
+    <w:bookmarkStart w:id="129" w:name="jak-często-walidować"/>
     <w:p>
       <w:pPr>
         <w:pStyle w:val="Heading2"/>
@@ -16950,7 +17531,7 @@
         <w:pStyle w:val="Compact"/>
         <w:numPr>
           <w:ilvl w:val="0"/>
-          <w:numId w:val="1039"/>
+          <w:numId w:val="1037"/>
         </w:numPr>
       </w:pPr>
       <m:oMath>
@@ -16973,7 +17554,7 @@
         <w:pStyle w:val="Compact"/>
         <w:numPr>
           <w:ilvl w:val="0"/>
-          <w:numId w:val="1039"/>
+          <w:numId w:val="1037"/>
         </w:numPr>
       </w:pPr>
       <m:oMath>
@@ -17002,7 +17583,7 @@
         <w:pStyle w:val="Compact"/>
         <w:numPr>
           <w:ilvl w:val="0"/>
-          <w:numId w:val="1039"/>
+          <w:numId w:val="1037"/>
         </w:numPr>
       </w:pPr>
       <m:oMath>
@@ -17031,7 +17612,7 @@
         <w:pStyle w:val="Compact"/>
         <w:numPr>
           <w:ilvl w:val="0"/>
-          <w:numId w:val="1039"/>
+          <w:numId w:val="1037"/>
         </w:numPr>
       </w:pPr>
       <m:oMath>
@@ -17060,7 +17641,7 @@
         <w:pStyle w:val="Compact"/>
         <w:numPr>
           <w:ilvl w:val="0"/>
-          <w:numId w:val="1039"/>
+          <w:numId w:val="1037"/>
         </w:numPr>
       </w:pPr>
       <m:oMath>
@@ -17376,8 +17957,8 @@
         <w:t xml:space="preserve">a droga kontrola go wydłuża.</w:t>
       </w:r>
     </w:p>
-    <w:bookmarkEnd w:id="127"/>
-    <w:bookmarkStart w:id="128" w:name="modele-pracy"/>
+    <w:bookmarkEnd w:id="129"/>
+    <w:bookmarkStart w:id="130" w:name="modele-pracy"/>
     <w:p>
       <w:pPr>
         <w:pStyle w:val="Heading2"/>
@@ -17886,8 +18467,8 @@
         <w:t xml:space="preserve">akceptacji.</w:t>
       </w:r>
     </w:p>
-    <w:bookmarkEnd w:id="128"/>
-    <w:bookmarkStart w:id="129" w:name="dopasowanie-actora-zadania-i-protokołu"/>
+    <w:bookmarkEnd w:id="130"/>
+    <w:bookmarkStart w:id="131" w:name="dopasowanie-actora-zadania-i-protokołu"/>
     <w:p>
       <w:pPr>
         <w:pStyle w:val="Heading2"/>
@@ -19622,8 +20203,8 @@
         <w:t xml:space="preserve">drogi, pozbawiony authority albo źle dopasowany do protokołu.</w:t>
       </w:r>
     </w:p>
-    <w:bookmarkEnd w:id="129"/>
-    <w:bookmarkStart w:id="130" w:name="interakcja-actormodel"/>
+    <w:bookmarkEnd w:id="131"/>
+    <w:bookmarkStart w:id="132" w:name="interakcja-actormodel"/>
     <w:p>
       <w:pPr>
         <w:pStyle w:val="Heading2"/>
@@ -20368,8 +20949,8 @@
         <w:t xml:space="preserve">zmiennych zakłócających.</w:t>
       </w:r>
     </w:p>
-    <w:bookmarkEnd w:id="130"/>
-    <w:bookmarkStart w:id="131" w:name="cybernetyka-w-subactorze"/>
+    <w:bookmarkEnd w:id="132"/>
+    <w:bookmarkStart w:id="133" w:name="cybernetyka-w-subactorze"/>
     <w:p>
       <w:pPr>
         <w:pStyle w:val="Heading2"/>
@@ -21145,8 +21726,8 @@
         <w:t xml:space="preserve">konsekwencję i skuteczność zabezpieczeń.</w:t>
       </w:r>
     </w:p>
-    <w:bookmarkEnd w:id="131"/>
-    <w:bookmarkStart w:id="132" w:name="wzorzec-dsl"/>
+    <w:bookmarkEnd w:id="133"/>
+    <w:bookmarkStart w:id="134" w:name="wzorzec-dsl"/>
     <w:p>
       <w:pPr>
         <w:pStyle w:val="Heading2"/>
@@ -21507,8 +22088,8 @@
         <w:t xml:space="preserve">interfejsem dla walidatora i eksperymentu.</w:t>
       </w:r>
     </w:p>
-    <w:bookmarkEnd w:id="132"/>
-    <w:bookmarkStart w:id="133" w:name="eksperyment-8"/>
+    <w:bookmarkEnd w:id="134"/>
+    <w:bookmarkStart w:id="135" w:name="eksperyment-8"/>
     <w:p>
       <w:pPr>
         <w:pStyle w:val="Heading2"/>
@@ -21522,7 +22103,7 @@
         <w:pStyle w:val="Compact"/>
         <w:numPr>
           <w:ilvl w:val="0"/>
-          <w:numId w:val="1040"/>
+          <w:numId w:val="1038"/>
         </w:numPr>
       </w:pPr>
       <w:r>
@@ -21545,7 +22126,7 @@
         <w:pStyle w:val="Compact"/>
         <w:numPr>
           <w:ilvl w:val="0"/>
-          <w:numId w:val="1040"/>
+          <w:numId w:val="1038"/>
         </w:numPr>
       </w:pPr>
       <w:r>
@@ -21625,7 +22206,7 @@
         <w:pStyle w:val="Compact"/>
         <w:numPr>
           <w:ilvl w:val="0"/>
-          <w:numId w:val="1040"/>
+          <w:numId w:val="1038"/>
         </w:numPr>
       </w:pPr>
       <w:r>
@@ -21637,7 +22218,7 @@
         <w:pStyle w:val="Compact"/>
         <w:numPr>
           <w:ilvl w:val="0"/>
-          <w:numId w:val="1040"/>
+          <w:numId w:val="1038"/>
         </w:numPr>
       </w:pPr>
       <w:r>
@@ -21687,7 +22268,7 @@
         <w:pStyle w:val="Compact"/>
         <w:numPr>
           <w:ilvl w:val="0"/>
-          <w:numId w:val="1040"/>
+          <w:numId w:val="1038"/>
         </w:numPr>
       </w:pPr>
       <w:r>
@@ -21699,7 +22280,7 @@
         <w:pStyle w:val="Compact"/>
         <w:numPr>
           <w:ilvl w:val="0"/>
-          <w:numId w:val="1040"/>
+          <w:numId w:val="1038"/>
         </w:numPr>
       </w:pPr>
       <w:r>
@@ -21723,7 +22304,7 @@
         <w:pStyle w:val="Compact"/>
         <w:numPr>
           <w:ilvl w:val="0"/>
-          <w:numId w:val="1040"/>
+          <w:numId w:val="1038"/>
         </w:numPr>
       </w:pPr>
       <w:r>
@@ -21828,9 +22409,9 @@
         <w:t xml:space="preserve">rzadko naprawia cały układ.</w:t>
       </w:r>
     </w:p>
-    <w:bookmarkEnd w:id="133"/>
-    <w:bookmarkEnd w:id="134"/>
-    <w:bookmarkStart w:id="136" w:name="mapa-badań-i-siła-dowodu"/>
+    <w:bookmarkEnd w:id="135"/>
+    <w:bookmarkEnd w:id="136"/>
+    <w:bookmarkStart w:id="138" w:name="mapa-badań-i-siła-dowodu"/>
     <w:p>
       <w:pPr>
         <w:pStyle w:val="Heading1"/>
@@ -22547,7 +23128,7 @@
         </w:tc>
       </w:tr>
     </w:tbl>
-    <w:bookmarkStart w:id="135" w:name="jak-interpretować-wyniki"/>
+    <w:bookmarkStart w:id="137" w:name="jak-interpretować-wyniki"/>
     <w:p>
       <w:pPr>
         <w:pStyle w:val="Heading2"/>
@@ -22602,9 +23183,9 @@
         <w:t xml:space="preserve">Potwierdza hipotezę, którą należy ponownie przetestować w swojej klasie zadań.</w:t>
       </w:r>
     </w:p>
-    <w:bookmarkEnd w:id="135"/>
-    <w:bookmarkEnd w:id="136"/>
-    <w:bookmarkStart w:id="185" w:name="process-pack-do-pobrania"/>
+    <w:bookmarkEnd w:id="137"/>
+    <w:bookmarkEnd w:id="138"/>
+    <w:bookmarkStart w:id="188" w:name="process-pack-do-pobrania"/>
     <w:p>
       <w:pPr>
         <w:pStyle w:val="Heading1"/>
@@ -22626,7 +23207,7 @@
         <w:pStyle w:val="Compact"/>
         <w:numPr>
           <w:ilvl w:val="0"/>
-          <w:numId w:val="1041"/>
+          <w:numId w:val="1039"/>
         </w:numPr>
       </w:pPr>
       <w:r>
@@ -22647,7 +23228,7 @@
         <w:pStyle w:val="Compact"/>
         <w:numPr>
           <w:ilvl w:val="0"/>
-          <w:numId w:val="1041"/>
+          <w:numId w:val="1039"/>
         </w:numPr>
       </w:pPr>
       <w:r>
@@ -22668,7 +23249,7 @@
         <w:pStyle w:val="Compact"/>
         <w:numPr>
           <w:ilvl w:val="0"/>
-          <w:numId w:val="1041"/>
+          <w:numId w:val="1039"/>
         </w:numPr>
       </w:pPr>
       <w:r>
@@ -22689,7 +23270,7 @@
         <w:pStyle w:val="Compact"/>
         <w:numPr>
           <w:ilvl w:val="0"/>
-          <w:numId w:val="1041"/>
+          <w:numId w:val="1039"/>
         </w:numPr>
       </w:pPr>
       <w:r>
@@ -22722,10 +23303,16 @@
         <w:t xml:space="preserve"> </w:t>
       </w:r>
       <w:r>
-        <w:t xml:space="preserve">JSON i README, ale nie zawiera sekretów ani produkcyjnych grantów.</w:t>
-      </w:r>
-    </w:p>
-    <w:bookmarkStart w:id="184" w:name="jak-pracować-z-przykładem"/>
+        <w:t xml:space="preserve">JSON, kontrakt redakcyjny, receipt akapitów i README, ale nie zawiera sekretów</w:t>
+      </w:r>
+      <w:r>
+        <w:t xml:space="preserve"> </w:t>
+      </w:r>
+      <w:r>
+        <w:t xml:space="preserve">ani produkcyjnych grantów.</w:t>
+      </w:r>
+    </w:p>
+    <w:bookmarkStart w:id="139" w:name="jak-pracować-z-przykładem"/>
     <w:p>
       <w:pPr>
         <w:pStyle w:val="Heading2"/>
@@ -22822,8 +23409,121 @@
         <w:t xml:space="preserve">runtime’u, a authority rozwiązać z aktywnego kontraktu organizacji.</w:t>
       </w:r>
     </w:p>
-    <w:bookmarkStart w:id="183" w:name="refs"/>
-    <w:bookmarkStart w:id="138" w:name="ref-vanderAalst2003workflow"/>
+    <w:bookmarkEnd w:id="139"/>
+    <w:bookmarkStart w:id="187" w:name="walidacja-publikacji"/>
+    <w:p>
+      <w:pPr>
+        <w:pStyle w:val="Heading2"/>
+      </w:pPr>
+      <w:r>
+        <w:t xml:space="preserve">17.2 Walidacja publikacji</w:t>
+      </w:r>
+    </w:p>
+    <w:p>
+      <w:pPr>
+        <w:pStyle w:val="SourceCode"/>
+      </w:pPr>
+      <w:r>
+        <w:rPr>
+          <w:rStyle w:val="ExtensionTok"/>
+        </w:rPr>
+        <w:t xml:space="preserve">npm</w:t>
+      </w:r>
+      <w:r>
+        <w:rPr>
+          <w:rStyle w:val="NormalTok"/>
+        </w:rPr>
+        <w:t xml:space="preserve"> run content:validate</w:t>
+      </w:r>
+      <w:r>
+        <w:br/>
+      </w:r>
+      <w:r>
+        <w:rPr>
+          <w:rStyle w:val="ExtensionTok"/>
+        </w:rPr>
+        <w:t xml:space="preserve">npm</w:t>
+      </w:r>
+      <w:r>
+        <w:rPr>
+          <w:rStyle w:val="NormalTok"/>
+        </w:rPr>
+        <w:t xml:space="preserve"> run dsl:validate</w:t>
+      </w:r>
+      <w:r>
+        <w:br/>
+      </w:r>
+      <w:r>
+        <w:rPr>
+          <w:rStyle w:val="ExtensionTok"/>
+        </w:rPr>
+        <w:t xml:space="preserve">npm</w:t>
+      </w:r>
+      <w:r>
+        <w:rPr>
+          <w:rStyle w:val="NormalTok"/>
+        </w:rPr>
+        <w:t xml:space="preserve"> run release:validate</w:t>
+      </w:r>
+      <w:r>
+        <w:br/>
+      </w:r>
+      <w:r>
+        <w:rPr>
+          <w:rStyle w:val="ExtensionTok"/>
+        </w:rPr>
+        <w:t xml:space="preserve">npm</w:t>
+      </w:r>
+      <w:r>
+        <w:rPr>
+          <w:rStyle w:val="NormalTok"/>
+        </w:rPr>
+        <w:t xml:space="preserve"> run test:e2e:docker</w:t>
+      </w:r>
+      <w:r>
+        <w:br/>
+      </w:r>
+      <w:r>
+        <w:rPr>
+          <w:rStyle w:val="ExtensionTok"/>
+        </w:rPr>
+        <w:t xml:space="preserve">npm</w:t>
+      </w:r>
+      <w:r>
+        <w:rPr>
+          <w:rStyle w:val="NormalTok"/>
+        </w:rPr>
+        <w:t xml:space="preserve"> run publication:check</w:t>
+      </w:r>
+    </w:p>
+    <w:p>
+      <w:pPr>
+        <w:pStyle w:val="FirstParagraph"/>
+      </w:pPr>
+      <w:r>
+        <w:t xml:space="preserve">Pierwsza komenda sprawdza receipt każdego akapitu i rejestr pojęć. Druga</w:t>
+      </w:r>
+      <w:r>
+        <w:t xml:space="preserve"> </w:t>
+      </w:r>
+      <w:r>
+        <w:t xml:space="preserve">sprawdza schematy oraz zgodność Intent, Strategy, URI Process, AQL, EQL,</w:t>
+      </w:r>
+      <w:r>
+        <w:t xml:space="preserve"> </w:t>
+      </w:r>
+      <w:r>
+        <w:t xml:space="preserve">TestQL i SODL. Pozostałe komendy weryfikują pliki wydania, zachowanie aplikacji</w:t>
+      </w:r>
+      <w:r>
+        <w:t xml:space="preserve"> </w:t>
+      </w:r>
+      <w:r>
+        <w:t xml:space="preserve">w kontenerach i publiczny read-back.</w:t>
+      </w:r>
+    </w:p>
+    <w:bookmarkStart w:id="186" w:name="refs"/>
+    <w:bookmarkStart w:id="141" w:name="ref-vanderAalst2003workflow"/>
     <w:p>
       <w:pPr>
         <w:pStyle w:val="Bibliography"/>
@@ -22859,7 +23559,7 @@
       <w:r>
         <w:t xml:space="preserve"> </w:t>
       </w:r>
-      <w:hyperlink r:id="rId137">
+      <w:hyperlink r:id="rId140">
         <w:r>
           <w:rPr>
             <w:rStyle w:val="Hyperlink"/>
@@ -22871,8 +23571,8 @@
         <w:t xml:space="preserve">.</w:t>
       </w:r>
     </w:p>
-    <w:bookmarkEnd w:id="138"/>
-    <w:bookmarkStart w:id="140" w:name="ref-nistaria2025"/>
+    <w:bookmarkEnd w:id="141"/>
+    <w:bookmarkStart w:id="143" w:name="ref-nistaria2025"/>
     <w:p>
       <w:pPr>
         <w:pStyle w:val="Bibliography"/>
@@ -22938,7 +23638,7 @@
       <w:r>
         <w:t xml:space="preserve"> </w:t>
       </w:r>
-      <w:hyperlink r:id="rId139">
+      <w:hyperlink r:id="rId142">
         <w:r>
           <w:rPr>
             <w:rStyle w:val="Hyperlink"/>
@@ -22950,8 +23650,8 @@
         <w:t xml:space="preserve">.</w:t>
       </w:r>
     </w:p>
-    <w:bookmarkEnd w:id="140"/>
-    <w:bookmarkStart w:id="142" w:name="ref-ashby1956"/>
+    <w:bookmarkEnd w:id="143"/>
+    <w:bookmarkStart w:id="145" w:name="ref-ashby1956"/>
     <w:p>
       <w:pPr>
         <w:pStyle w:val="Bibliography"/>
@@ -22975,7 +23675,7 @@
       <w:r>
         <w:t xml:space="preserve"> </w:t>
       </w:r>
-      <w:hyperlink r:id="rId141">
+      <w:hyperlink r:id="rId144">
         <w:r>
           <w:rPr>
             <w:rStyle w:val="Hyperlink"/>
@@ -22987,8 +23687,8 @@
         <w:t xml:space="preserve">.</w:t>
       </w:r>
     </w:p>
-    <w:bookmarkEnd w:id="142"/>
-    <w:bookmarkStart w:id="144" w:name="ref-barke2023grounded"/>
+    <w:bookmarkEnd w:id="145"/>
+    <w:bookmarkStart w:id="147" w:name="ref-barke2023grounded"/>
     <w:p>
       <w:pPr>
         <w:pStyle w:val="Bibliography"/>
@@ -23024,7 +23724,7 @@
       <w:r>
         <w:t xml:space="preserve"> </w:t>
       </w:r>
-      <w:hyperlink r:id="rId143">
+      <w:hyperlink r:id="rId146">
         <w:r>
           <w:rPr>
             <w:rStyle w:val="Hyperlink"/>
@@ -23036,8 +23736,8 @@
         <w:t xml:space="preserve">.</w:t>
       </w:r>
     </w:p>
-    <w:bookmarkEnd w:id="144"/>
-    <w:bookmarkStart w:id="146" w:name="ref-rfc3986"/>
+    <w:bookmarkEnd w:id="147"/>
+    <w:bookmarkStart w:id="149" w:name="ref-rfc3986"/>
     <w:p>
       <w:pPr>
         <w:pStyle w:val="Bibliography"/>
@@ -23075,7 +23775,7 @@
       <w:r>
         <w:t xml:space="preserve"> </w:t>
       </w:r>
-      <w:hyperlink r:id="rId145">
+      <w:hyperlink r:id="rId148">
         <w:r>
           <w:rPr>
             <w:rStyle w:val="Hyperlink"/>
@@ -23087,8 +23787,8 @@
         <w:t xml:space="preserve">.</w:t>
       </w:r>
     </w:p>
-    <w:bookmarkEnd w:id="146"/>
-    <w:bookmarkStart w:id="148" w:name="ref-conant1970"/>
+    <w:bookmarkEnd w:id="149"/>
+    <w:bookmarkStart w:id="151" w:name="ref-conant1970"/>
     <w:p>
       <w:pPr>
         <w:pStyle w:val="Bibliography"/>
@@ -23124,7 +23824,7 @@
       <w:r>
         <w:t xml:space="preserve"> </w:t>
       </w:r>
-      <w:hyperlink r:id="rId147">
+      <w:hyperlink r:id="rId150">
         <w:r>
           <w:rPr>
             <w:rStyle w:val="Hyperlink"/>
@@ -23136,8 +23836,8 @@
         <w:t xml:space="preserve">.</w:t>
       </w:r>
     </w:p>
-    <w:bookmarkEnd w:id="148"/>
-    <w:bookmarkStart w:id="150" w:name="ref-dellacqua2026jagged"/>
+    <w:bookmarkEnd w:id="151"/>
+    <w:bookmarkStart w:id="153" w:name="ref-dellacqua2026jagged"/>
     <w:p>
       <w:pPr>
         <w:pStyle w:val="Bibliography"/>
@@ -23173,7 +23873,7 @@
       <w:r>
         <w:t xml:space="preserve"> </w:t>
       </w:r>
-      <w:hyperlink r:id="rId149">
+      <w:hyperlink r:id="rId152">
         <w:r>
           <w:rPr>
             <w:rStyle w:val="Hyperlink"/>
@@ -23185,8 +23885,8 @@
         <w:t xml:space="preserve">.</w:t>
       </w:r>
     </w:p>
-    <w:bookmarkEnd w:id="150"/>
-    <w:bookmarkStart w:id="152" w:name="ref-fielding2000rest"/>
+    <w:bookmarkEnd w:id="153"/>
+    <w:bookmarkStart w:id="155" w:name="ref-fielding2000rest"/>
     <w:p>
       <w:pPr>
         <w:pStyle w:val="Bibliography"/>
@@ -23206,7 +23906,7 @@
       <w:r>
         <w:t xml:space="preserve"> </w:t>
       </w:r>
-      <w:hyperlink r:id="rId151">
+      <w:hyperlink r:id="rId154">
         <w:r>
           <w:rPr>
             <w:rStyle w:val="Hyperlink"/>
@@ -23218,8 +23918,8 @@
         <w:t xml:space="preserve">.</w:t>
       </w:r>
     </w:p>
-    <w:bookmarkEnd w:id="152"/>
-    <w:bookmarkStart w:id="154" w:name="ref-hart1988"/>
+    <w:bookmarkEnd w:id="155"/>
+    <w:bookmarkStart w:id="157" w:name="ref-hart1988"/>
     <w:p>
       <w:pPr>
         <w:pStyle w:val="Bibliography"/>
@@ -23264,7 +23964,7 @@
       <w:r>
         <w:t xml:space="preserve"> </w:t>
       </w:r>
-      <w:hyperlink r:id="rId153">
+      <w:hyperlink r:id="rId156">
         <w:r>
           <w:rPr>
             <w:rStyle w:val="Hyperlink"/>
@@ -23276,8 +23976,8 @@
         <w:t xml:space="preserve">.</w:t>
       </w:r>
     </w:p>
-    <w:bookmarkEnd w:id="154"/>
-    <w:bookmarkStart w:id="156" w:name="ref-jimenez2024swebench"/>
+    <w:bookmarkEnd w:id="157"/>
+    <w:bookmarkStart w:id="159" w:name="ref-jimenez2024swebench"/>
     <w:p>
       <w:pPr>
         <w:pStyle w:val="Bibliography"/>
@@ -23325,7 +24025,7 @@
       <w:r>
         <w:t xml:space="preserve"> </w:t>
       </w:r>
-      <w:hyperlink r:id="rId155">
+      <w:hyperlink r:id="rId158">
         <w:r>
           <w:rPr>
             <w:rStyle w:val="Hyperlink"/>
@@ -23337,8 +24037,8 @@
         <w:t xml:space="preserve">.</w:t>
       </w:r>
     </w:p>
-    <w:bookmarkEnd w:id="156"/>
-    <w:bookmarkStart w:id="158" w:name="ref-pracatymczasowa2023"/>
+    <w:bookmarkEnd w:id="159"/>
+    <w:bookmarkStart w:id="161" w:name="ref-pracatymczasowa2023"/>
     <w:p>
       <w:pPr>
         <w:pStyle w:val="Bibliography"/>
@@ -23358,7 +24058,7 @@
       <w:r>
         <w:t xml:space="preserve"> </w:t>
       </w:r>
-      <w:hyperlink r:id="rId157">
+      <w:hyperlink r:id="rId160">
         <w:r>
           <w:rPr>
             <w:rStyle w:val="Hyperlink"/>
@@ -23370,8 +24070,8 @@
         <w:t xml:space="preserve">.</w:t>
       </w:r>
     </w:p>
-    <w:bookmarkEnd w:id="158"/>
-    <w:bookmarkStart w:id="160" w:name="ref-kodekscywilny2026"/>
+    <w:bookmarkEnd w:id="161"/>
+    <w:bookmarkStart w:id="163" w:name="ref-kodekscywilny2026"/>
     <w:p>
       <w:pPr>
         <w:pStyle w:val="Bibliography"/>
@@ -23391,7 +24091,7 @@
       <w:r>
         <w:t xml:space="preserve"> </w:t>
       </w:r>
-      <w:hyperlink r:id="rId159">
+      <w:hyperlink r:id="rId162">
         <w:r>
           <w:rPr>
             <w:rStyle w:val="Hyperlink"/>
@@ -23403,8 +24103,8 @@
         <w:t xml:space="preserve">.</w:t>
       </w:r>
     </w:p>
-    <w:bookmarkEnd w:id="160"/>
-    <w:bookmarkStart w:id="162" w:name="ref-kodekspracy"/>
+    <w:bookmarkEnd w:id="163"/>
+    <w:bookmarkStart w:id="165" w:name="ref-kodekspracy"/>
     <w:p>
       <w:pPr>
         <w:pStyle w:val="Bibliography"/>
@@ -23424,7 +24124,7 @@
       <w:r>
         <w:t xml:space="preserve"> </w:t>
       </w:r>
-      <w:hyperlink r:id="rId161">
+      <w:hyperlink r:id="rId164">
         <w:r>
           <w:rPr>
             <w:rStyle w:val="Hyperlink"/>
@@ -23436,8 +24136,8 @@
         <w:t xml:space="preserve">.</w:t>
       </w:r>
     </w:p>
-    <w:bookmarkEnd w:id="162"/>
-    <w:bookmarkStart w:id="164" w:name="ref-little1961"/>
+    <w:bookmarkEnd w:id="165"/>
+    <w:bookmarkStart w:id="167" w:name="ref-little1961"/>
     <w:p>
       <w:pPr>
         <w:pStyle w:val="Bibliography"/>
@@ -23496,7 +24196,7 @@
       <w:r>
         <w:t xml:space="preserve"> </w:t>
       </w:r>
-      <w:hyperlink r:id="rId163">
+      <w:hyperlink r:id="rId166">
         <w:r>
           <w:rPr>
             <w:rStyle w:val="Hyperlink"/>
@@ -23508,8 +24208,8 @@
         <w:t xml:space="preserve">.</w:t>
       </w:r>
     </w:p>
-    <w:bookmarkEnd w:id="164"/>
-    <w:bookmarkStart w:id="166" w:name="ref-meyer2014productivity"/>
+    <w:bookmarkEnd w:id="167"/>
+    <w:bookmarkStart w:id="169" w:name="ref-meyer2014productivity"/>
     <w:p>
       <w:pPr>
         <w:pStyle w:val="Bibliography"/>
@@ -23542,7 +24242,7 @@
       <w:r>
         <w:t xml:space="preserve"> </w:t>
       </w:r>
-      <w:hyperlink r:id="rId165">
+      <w:hyperlink r:id="rId168">
         <w:r>
           <w:rPr>
             <w:rStyle w:val="Hyperlink"/>
@@ -23554,8 +24254,8 @@
         <w:t xml:space="preserve">.</w:t>
       </w:r>
     </w:p>
-    <w:bookmarkEnd w:id="166"/>
-    <w:bookmarkStart w:id="168" w:name="ref-pipformy"/>
+    <w:bookmarkEnd w:id="169"/>
+    <w:bookmarkStart w:id="171" w:name="ref-pipformy"/>
     <w:p>
       <w:pPr>
         <w:pStyle w:val="Bibliography"/>
@@ -23575,7 +24275,7 @@
       <w:r>
         <w:t xml:space="preserve"> </w:t>
       </w:r>
-      <w:hyperlink r:id="rId167">
+      <w:hyperlink r:id="rId170">
         <w:r>
           <w:rPr>
             <w:rStyle w:val="Hyperlink"/>
@@ -23587,8 +24287,8 @@
         <w:t xml:space="preserve">.</w:t>
       </w:r>
     </w:p>
-    <w:bookmarkEnd w:id="168"/>
-    <w:bookmarkStart w:id="170" w:name="ref-pipb2b"/>
+    <w:bookmarkEnd w:id="171"/>
+    <w:bookmarkStart w:id="173" w:name="ref-pipb2b"/>
     <w:p>
       <w:pPr>
         <w:pStyle w:val="Bibliography"/>
@@ -23608,7 +24308,7 @@
       <w:r>
         <w:t xml:space="preserve"> </w:t>
       </w:r>
-      <w:hyperlink r:id="rId169">
+      <w:hyperlink r:id="rId172">
         <w:r>
           <w:rPr>
             <w:rStyle w:val="Hyperlink"/>
@@ -23620,8 +24320,8 @@
         <w:t xml:space="preserve">.</w:t>
       </w:r>
     </w:p>
-    <w:bookmarkEnd w:id="170"/>
-    <w:bookmarkStart w:id="172" w:name="ref-parnin2011resumption"/>
+    <w:bookmarkEnd w:id="173"/>
+    <w:bookmarkStart w:id="175" w:name="ref-parnin2011resumption"/>
     <w:p>
       <w:pPr>
         <w:pStyle w:val="Bibliography"/>
@@ -23657,7 +24357,7 @@
       <w:r>
         <w:t xml:space="preserve"> </w:t>
       </w:r>
-      <w:hyperlink r:id="rId171">
+      <w:hyperlink r:id="rId174">
         <w:r>
           <w:rPr>
             <w:rStyle w:val="Hyperlink"/>
@@ -23669,8 +24369,8 @@
         <w:t xml:space="preserve">.</w:t>
       </w:r>
     </w:p>
-    <w:bookmarkEnd w:id="172"/>
-    <w:bookmarkStart w:id="174" w:name="ref-peng2023copilot"/>
+    <w:bookmarkEnd w:id="175"/>
+    <w:bookmarkStart w:id="177" w:name="ref-peng2023copilot"/>
     <w:p>
       <w:pPr>
         <w:pStyle w:val="Bibliography"/>
@@ -23694,7 +24394,7 @@
       <w:r>
         <w:t xml:space="preserve"> </w:t>
       </w:r>
-      <w:hyperlink r:id="rId173">
+      <w:hyperlink r:id="rId176">
         <w:r>
           <w:rPr>
             <w:rStyle w:val="Hyperlink"/>
@@ -23706,8 +24406,8 @@
         <w:t xml:space="preserve">.</w:t>
       </w:r>
     </w:p>
-    <w:bookmarkEnd w:id="174"/>
-    <w:bookmarkStart w:id="176" w:name="ref-sweller1988"/>
+    <w:bookmarkEnd w:id="177"/>
+    <w:bookmarkStart w:id="179" w:name="ref-sweller1988"/>
     <w:p>
       <w:pPr>
         <w:pStyle w:val="Bibliography"/>
@@ -23743,7 +24443,7 @@
       <w:r>
         <w:t xml:space="preserve"> </w:t>
       </w:r>
-      <w:hyperlink r:id="rId175">
+      <w:hyperlink r:id="rId178">
         <w:r>
           <w:rPr>
             <w:rStyle w:val="Hyperlink"/>
@@ -23755,8 +24455,8 @@
         <w:t xml:space="preserve">.</w:t>
       </w:r>
     </w:p>
-    <w:bookmarkEnd w:id="176"/>
-    <w:bookmarkStart w:id="178" w:name="ref-uodomonitoring"/>
+    <w:bookmarkEnd w:id="179"/>
+    <w:bookmarkStart w:id="181" w:name="ref-uodomonitoring"/>
     <w:p>
       <w:pPr>
         <w:pStyle w:val="Bibliography"/>
@@ -23776,7 +24476,7 @@
       <w:r>
         <w:t xml:space="preserve"> </w:t>
       </w:r>
-      <w:hyperlink r:id="rId177">
+      <w:hyperlink r:id="rId180">
         <w:r>
           <w:rPr>
             <w:rStyle w:val="Hyperlink"/>
@@ -23788,8 +24488,8 @@
         <w:t xml:space="preserve">.</w:t>
       </w:r>
     </w:p>
-    <w:bookmarkEnd w:id="178"/>
-    <w:bookmarkStart w:id="180" w:name="ref-yang2024sweagent"/>
+    <w:bookmarkEnd w:id="181"/>
+    <w:bookmarkStart w:id="183" w:name="ref-yang2024sweagent"/>
     <w:p>
       <w:pPr>
         <w:pStyle w:val="Bibliography"/>
@@ -23831,7 +24531,7 @@
       <w:r>
         <w:t xml:space="preserve"> </w:t>
       </w:r>
-      <w:hyperlink r:id="rId179">
+      <w:hyperlink r:id="rId182">
         <w:r>
           <w:rPr>
             <w:rStyle w:val="Hyperlink"/>
@@ -23843,8 +24543,8 @@
         <w:t xml:space="preserve">.</w:t>
       </w:r>
     </w:p>
-    <w:bookmarkEnd w:id="180"/>
-    <w:bookmarkStart w:id="182" w:name="ref-yao2023react"/>
+    <w:bookmarkEnd w:id="183"/>
+    <w:bookmarkStart w:id="185" w:name="ref-yao2023react"/>
     <w:p>
       <w:pPr>
         <w:pStyle w:val="Bibliography"/>
@@ -23883,7 +24583,7 @@
       <w:r>
         <w:t xml:space="preserve"> </w:t>
       </w:r>
-      <w:hyperlink r:id="rId181">
+      <w:hyperlink r:id="rId184">
         <w:r>
           <w:rPr>
             <w:rStyle w:val="Hyperlink"/>
@@ -23895,10 +24595,10 @@
         <w:t xml:space="preserve">.</w:t>
       </w:r>
     </w:p>
-    <w:bookmarkEnd w:id="182"/>
-    <w:bookmarkEnd w:id="183"/>
-    <w:bookmarkEnd w:id="184"/>
     <w:bookmarkEnd w:id="185"/>
+    <w:bookmarkEnd w:id="186"/>
+    <w:bookmarkEnd w:id="187"/>
+    <w:bookmarkEnd w:id="188"/>
     <w:sectPr>
       <w:footnotePr>
         <w:numRestart w:val="eachSect"/>
@@ -24447,9 +25147,6 @@
     <w:abstractNumId w:val="991"/>
   </w:num>
   <w:num w:numId="1029">
-    <w:abstractNumId w:val="991"/>
-  </w:num>
-  <w:num w:numId="1030">
     <w:abstractNumId w:val="99411"/>
     <w:lvlOverride w:ilvl="0">
       <w:startOverride w:val="1"/>
@@ -24479,10 +25176,10 @@
       <w:startOverride w:val="1"/>
     </w:lvlOverride>
   </w:num>
-  <w:num w:numId="1031">
+  <w:num w:numId="1030">
     <w:abstractNumId w:val="991"/>
   </w:num>
-  <w:num w:numId="1032">
+  <w:num w:numId="1031">
     <w:abstractNumId w:val="99411"/>
     <w:lvlOverride w:ilvl="0">
       <w:startOverride w:val="1"/>
@@ -24512,11 +25209,41 @@
       <w:startOverride w:val="1"/>
     </w:lvlOverride>
   </w:num>
+  <w:num w:numId="1032">
+    <w:abstractNumId w:val="991"/>
+  </w:num>
   <w:num w:numId="1033">
     <w:abstractNumId w:val="991"/>
   </w:num>
   <w:num w:numId="1034">
-    <w:abstractNumId w:val="991"/>
+    <w:abstractNumId w:val="99411"/>
+    <w:lvlOverride w:ilvl="0">
+      <w:startOverride w:val="1"/>
+    </w:lvlOverride>
+    <w:lvlOverride w:ilvl="1">
+      <w:startOverride w:val="1"/>
+    </w:lvlOverride>
+    <w:lvlOverride w:ilvl="2">
+      <w:startOverride w:val="1"/>
+    </w:lvlOverride>
+    <w:lvlOverride w:ilvl="3">
+      <w:startOverride w:val="1"/>
+    </w:lvlOverride>
+    <w:lvlOverride w:ilvl="4">
+      <w:startOverride w:val="1"/>
+    </w:lvlOverride>
+    <w:lvlOverride w:ilvl="5">
+      <w:startOverride w:val="1"/>
+    </w:lvlOverride>
+    <w:lvlOverride w:ilvl="6">
+      <w:startOverride w:val="1"/>
+    </w:lvlOverride>
+    <w:lvlOverride w:ilvl="7">
+      <w:startOverride w:val="1"/>
+    </w:lvlOverride>
+    <w:lvlOverride w:ilvl="8">
+      <w:startOverride w:val="1"/>
+    </w:lvlOverride>
   </w:num>
   <w:num w:numId="1035">
     <w:abstractNumId w:val="99411"/>
@@ -24549,34 +25276,7 @@
     </w:lvlOverride>
   </w:num>
   <w:num w:numId="1036">
-    <w:abstractNumId w:val="99411"/>
-    <w:lvlOverride w:ilvl="0">
-      <w:startOverride w:val="1"/>
-    </w:lvlOverride>
-    <w:lvlOverride w:ilvl="1">
-      <w:startOverride w:val="1"/>
-    </w:lvlOverride>
-    <w:lvlOverride w:ilvl="2">
-      <w:startOverride w:val="1"/>
-    </w:lvlOverride>
-    <w:lvlOverride w:ilvl="3">
-      <w:startOverride w:val="1"/>
-    </w:lvlOverride>
-    <w:lvlOverride w:ilvl="4">
-      <w:startOverride w:val="1"/>
-    </w:lvlOverride>
-    <w:lvlOverride w:ilvl="5">
-      <w:startOverride w:val="1"/>
-    </w:lvlOverride>
-    <w:lvlOverride w:ilvl="6">
-      <w:startOverride w:val="1"/>
-    </w:lvlOverride>
-    <w:lvlOverride w:ilvl="7">
-      <w:startOverride w:val="1"/>
-    </w:lvlOverride>
-    <w:lvlOverride w:ilvl="8">
-      <w:startOverride w:val="1"/>
-    </w:lvlOverride>
+    <w:abstractNumId w:val="991"/>
   </w:num>
   <w:num w:numId="1037">
     <w:abstractNumId w:val="991"/>
@@ -24612,39 +25312,6 @@
     </w:lvlOverride>
   </w:num>
   <w:num w:numId="1039">
-    <w:abstractNumId w:val="991"/>
-  </w:num>
-  <w:num w:numId="1040">
-    <w:abstractNumId w:val="99411"/>
-    <w:lvlOverride w:ilvl="0">
-      <w:startOverride w:val="1"/>
-    </w:lvlOverride>
-    <w:lvlOverride w:ilvl="1">
-      <w:startOverride w:val="1"/>
-    </w:lvlOverride>
-    <w:lvlOverride w:ilvl="2">
-      <w:startOverride w:val="1"/>
-    </w:lvlOverride>
-    <w:lvlOverride w:ilvl="3">
-      <w:startOverride w:val="1"/>
-    </w:lvlOverride>
-    <w:lvlOverride w:ilvl="4">
-      <w:startOverride w:val="1"/>
-    </w:lvlOverride>
-    <w:lvlOverride w:ilvl="5">
-      <w:startOverride w:val="1"/>
-    </w:lvlOverride>
-    <w:lvlOverride w:ilvl="6">
-      <w:startOverride w:val="1"/>
-    </w:lvlOverride>
-    <w:lvlOverride w:ilvl="7">
-      <w:startOverride w:val="1"/>
-    </w:lvlOverride>
-    <w:lvlOverride w:ilvl="8">
-      <w:startOverride w:val="1"/>
-    </w:lvlOverride>
-  </w:num>
-  <w:num w:numId="1041">
     <w:abstractNumId w:val="99411"/>
     <w:lvlOverride w:ilvl="0">
       <w:startOverride w:val="1"/>
